--- a/modul_praktikum/Pertemuan_10_Payment_Gateway_Contract_dan_QRIS_Dinamis_Sandbox.docx
+++ b/modul_praktikum/Pertemuan_10_Payment_Gateway_Contract_dan_QRIS_Dinamis_Sandbox.docx
@@ -87,7 +87,7 @@
           <w:color w:val="0B2545"/>
           <w:sz w:val="21"/>
         </w:rPr>
-        <w:t>14 pertemuan × 6 jam = 84 jam untuk menghasilkan MVP yang dapat didemokan, diuji, dan disiapkan menuju deployment.</w:t>
+        <w:t>14 pertemuan × 3,5 jam efektif di kelas = 49 jam (ditambah tugas mandiri di luar kelas) untuk menghasilkan MVP yang dapat didemokan, diuji, dan disiapkan menuju deployment.</w:t>
       </w:r>
     </w:p>
     <w:tbl>
@@ -554,7 +554,7 @@
                 <w:color w:val="1F2937"/>
                 <w:sz w:val="16"/>
               </w:rPr>
-              <w:t>360 menit (6 jam)</w:t>
+              <w:t>210 menit efektif di kelas (3 jam 30 menit); tugas mandiri di luar kelas hingga 120 menit (2 jam)</w:t>
             </w:r>
           </w:p>
         </w:tc>
@@ -818,7 +818,7 @@
         <w:pStyle w:val="Heading3"/>
       </w:pPr>
       <w:r>
-        <w:t>Pengetahuan Teknis Laravel 13 yang Wajib Dikuasai</w:t>
+        <w:t>Pengetahuan Teknis dan Penjelasan Mandiri (Laravel 13)</w:t>
       </w:r>
     </w:p>
     <w:p>
@@ -945,14 +945,6 @@
       </w:r>
       <w:r>
         <w:t>QRIS mengikuti standar Bank Indonesia [STD-QRIS]. Provider belum dipilih; pertahankan fake lalu pilih tepat satu kontrak resmi: Midtrans sandbox/webhook [API-MIDTRANS-SANDBOX] [API-MIDTRANS-WEBHOOK], Xendit payment request/webhook [API-XENDIT-PAYMENT] [API-XENDIT-WEBHOOK], atau DOKU QRIS/SDK [API-DOKU-QRIS] [API-DOKU-SDK]. Jangan mencampur field, signature, maupun status antarprovider. SDK PHP Midtrans [SDK-MIDTRANS-PHP] atau Xendit [SDK-XENDIT-PHP] bersifat opsional dan harus tetap dibungkus adapter aplikasi.</w:t>
-      </w:r>
-    </w:p>
-    <w:p>
-      <w:pPr>
-        <w:pStyle w:val="Heading3"/>
-      </w:pPr>
-      <w:r>
-        <w:t>Penjelasan Mandiri: Konsep, Cara Kerja, dan Aturan Implementasi</w:t>
       </w:r>
     </w:p>
     <w:p>
@@ -2396,7 +2388,7 @@
           <w:rFonts w:ascii="Aptos Display" w:hAnsi="Aptos Display"/>
           <w:color w:val="1F2937"/>
         </w:rPr>
-        <w:t>Rencana Waktu 6 Jam</w:t>
+        <w:t>Rencana Waktu — 3 Jam 30 Menit Efektif di Kelas</w:t>
       </w:r>
     </w:p>
     <w:tbl>
@@ -2699,7 +2691,7 @@
                 <w:color w:val="1F2937"/>
                 <w:sz w:val="16"/>
               </w:rPr>
-              <w:t>45</w:t>
+              <w:t>30</w:t>
             </w:r>
           </w:p>
         </w:tc>
@@ -2809,7 +2801,7 @@
                 <w:color w:val="1F2937"/>
                 <w:sz w:val="16"/>
               </w:rPr>
-              <w:t>60</w:t>
+              <w:t>30</w:t>
             </w:r>
           </w:p>
         </w:tc>
@@ -2919,7 +2911,7 @@
                 <w:color w:val="1F2937"/>
                 <w:sz w:val="16"/>
               </w:rPr>
-              <w:t>75</w:t>
+              <w:t>30</w:t>
             </w:r>
           </w:p>
         </w:tc>
@@ -3029,7 +3021,7 @@
                 <w:color w:val="1F2937"/>
                 <w:sz w:val="16"/>
               </w:rPr>
-              <w:t>60</w:t>
+              <w:t>30</w:t>
             </w:r>
           </w:p>
         </w:tc>
@@ -3139,7 +3131,7 @@
                 <w:color w:val="1F2937"/>
                 <w:sz w:val="16"/>
               </w:rPr>
-              <w:t>60</w:t>
+              <w:t>30</w:t>
             </w:r>
           </w:p>
         </w:tc>
@@ -3317,7 +3309,7 @@
         <w:rPr>
           <w:rFonts w:ascii="Aptos" w:hAnsi="Aptos"/>
         </w:rPr>
-        <w:t>Total alokasi: 360 menit.</w:t>
+        <w:t>Total efektif di kelas: 210 menit (7 tahap × 30 menit). Tugas mandiri di luar kelas: hingga 120 menit (2 jam) untuk pekerjaan sejenis yang bersifat mengulang — misalnya bila di kelas membuat CRUD untuk 2 tabel, di luar kelas kerjakan CRUD untuk 3 tabel lainnya.</w:t>
       </w:r>
     </w:p>
     <w:p>
@@ -3513,7 +3505,7 @@
           <w:rFonts w:ascii="Aptos Display" w:hAnsi="Aptos Display"/>
           <w:color w:val="FF2D20"/>
         </w:rPr>
-        <w:t>Tahap 2 — Implementasikan interface dan binding (45 menit)</w:t>
+        <w:t>Tahap 2 — Implementasikan interface dan binding (30 menit)</w:t>
       </w:r>
     </w:p>
     <w:p>
@@ -3746,7 +3738,7 @@
           <w:rFonts w:ascii="Aptos Display" w:hAnsi="Aptos Display"/>
           <w:color w:val="FF2D20"/>
         </w:rPr>
-        <w:t>Tahap 3 — Create payment dan attempt (60 menit)</w:t>
+        <w:t>Tahap 3 — Create payment dan attempt (30 menit)</w:t>
       </w:r>
     </w:p>
     <w:p>
@@ -3935,7 +3927,7 @@
           <w:rFonts w:ascii="Aptos Display" w:hAnsi="Aptos Display"/>
           <w:color w:val="FF2D20"/>
         </w:rPr>
-        <w:t>Tahap 4 — Fake dan sandbox adapter (75 menit)</w:t>
+        <w:t>Tahap 4 — Fake dan sandbox adapter (30 menit)</w:t>
       </w:r>
     </w:p>
     <w:p>
@@ -4141,7 +4133,7 @@
           <w:rFonts w:ascii="Aptos Display" w:hAnsi="Aptos Display"/>
           <w:color w:val="FF2D20"/>
         </w:rPr>
-        <w:t>Tahap 5 — Halaman QRIS dinamis (60 menit)</w:t>
+        <w:t>Tahap 5 — Halaman QRIS dinamis (30 menit)</w:t>
       </w:r>
     </w:p>
     <w:p>
@@ -4330,7 +4322,7 @@
           <w:rFonts w:ascii="Aptos Display" w:hAnsi="Aptos Display"/>
           <w:color w:val="FF2D20"/>
         </w:rPr>
-        <w:t>Tahap 6 — Test failure modes (60 menit)</w:t>
+        <w:t>Tahap 6 — Test failure modes (30 menit)</w:t>
       </w:r>
     </w:p>
     <w:p>

--- a/modul_praktikum/Pertemuan_10_Payment_Gateway_Contract_dan_QRIS_Dinamis_Sandbox.docx
+++ b/modul_praktikum/Pertemuan_10_Payment_Gateway_Contract_dan_QRIS_Dinamis_Sandbox.docx
@@ -1012,862 +1012,1239 @@
     <w:p>
       <w:pPr>
         <w:pStyle w:val="CodeHeader"/>
+        <w:shd w:fill="2D2D30"/>
         <w:keepNext/>
         <w:pBdr>
-          <w:left w:val="single" w:sz="12" w:space="8" w:color="B8DDE0"/>
+          <w:left w:val="single" w:sz="4" w:space="8" w:color="2D2D30"/>
         </w:pBdr>
-        <w:shd w:val="clear" w:color="auto" w:fill="E4EAED"/>
-      </w:pPr>
-      <w:r>
-        <w:rPr>
-          <w:rFonts w:ascii="Consolas" w:hAnsi="Consolas"/>
-          <w:b/>
-          <w:color w:val="262626"/>
-          <w:sz w:val="16"/>
-        </w:rPr>
-        <w:t xml:space="preserve">LANDASAN TEKNIS — app/Payments/SandboxQrisGateway.php   •   PHP</w:t>
+      </w:pPr>
+      <w:r>
+        <w:t>LANDASAN TEKNIS — app/Modules/Payments/Gateways/SandboxQrisGateway.php (contoh adapter; repo memakai FakeQrisGateway)   •   PHP</w:t>
       </w:r>
     </w:p>
     <w:p>
       <w:pPr>
         <w:pStyle w:val="CodeBlock"/>
+        <w:shd w:fill="1E1E1E"/>
         <w:keepLines/>
         <w:pBdr>
-          <w:left w:val="single" w:sz="12" w:space="8" w:color="B8DDE0"/>
+          <w:left w:val="single" w:sz="4" w:space="8" w:color="1E1E1E"/>
         </w:pBdr>
-        <w:shd w:val="clear" w:color="auto" w:fill="F2F3F7"/>
-      </w:pPr>
-      <w:r>
-        <w:rPr>
-          <w:rFonts w:ascii="Consolas" w:hAnsi="Consolas"/>
-          <w:b/>
-          <w:color w:val="000080"/>
+      </w:pPr>
+      <w:r>
+        <w:rPr>
+          <w:rFonts w:ascii="Consolas" w:hAnsi="Consolas" w:eastAsia="Consolas"/>
+          <w:color w:val="569CD6"/>
           <w:sz w:val="16"/>
         </w:rPr>
-        <w:t xml:space="preserve">public</w:t>
-      </w:r>
-      <w:r>
-        <w:rPr>
-          <w:rFonts w:ascii="Consolas" w:hAnsi="Consolas"/>
-          <w:color w:val="262626"/>
+        <w:t>public</w:t>
+      </w:r>
+      <w:r>
+        <w:rPr>
+          <w:rFonts w:ascii="Consolas" w:hAnsi="Consolas" w:eastAsia="Consolas"/>
+          <w:color w:val="D4D4D4"/>
           <w:sz w:val="16"/>
         </w:rPr>
         <w:t xml:space="preserve"> </w:t>
       </w:r>
       <w:r>
         <w:rPr>
-          <w:rFonts w:ascii="Consolas" w:hAnsi="Consolas"/>
-          <w:b/>
-          <w:color w:val="000080"/>
+          <w:rFonts w:ascii="Consolas" w:hAnsi="Consolas" w:eastAsia="Consolas"/>
+          <w:color w:val="569CD6"/>
           <w:sz w:val="16"/>
         </w:rPr>
-        <w:t xml:space="preserve">function</w:t>
-      </w:r>
-      <w:r>
-        <w:rPr>
-          <w:rFonts w:ascii="Consolas" w:hAnsi="Consolas"/>
-          <w:color w:val="262626"/>
+        <w:t>function</w:t>
+      </w:r>
+      <w:r>
+        <w:rPr>
+          <w:rFonts w:ascii="Consolas" w:hAnsi="Consolas" w:eastAsia="Consolas"/>
+          <w:color w:val="D4D4D4"/>
           <w:sz w:val="16"/>
         </w:rPr>
         <w:t xml:space="preserve"> </w:t>
       </w:r>
       <w:r>
         <w:rPr>
-          <w:rFonts w:ascii="Consolas" w:hAnsi="Consolas"/>
-          <w:color w:val="795E26"/>
+          <w:rFonts w:ascii="Consolas" w:hAnsi="Consolas" w:eastAsia="Consolas"/>
+          <w:color w:val="DCDCAA"/>
           <w:sz w:val="16"/>
         </w:rPr>
-        <w:t xml:space="preserve">create</w:t>
-      </w:r>
-      <w:r>
-        <w:rPr>
-          <w:rFonts w:ascii="Consolas" w:hAnsi="Consolas"/>
-          <w:color w:val="262626"/>
+        <w:t>create</w:t>
+      </w:r>
+      <w:r>
+        <w:rPr>
+          <w:rFonts w:ascii="Consolas" w:hAnsi="Consolas" w:eastAsia="Consolas"/>
+          <w:color w:val="D4D4D4"/>
           <w:sz w:val="16"/>
         </w:rPr>
-        <w:t xml:space="preserve">(</w:t>
-      </w:r>
-      <w:r>
-        <w:rPr>
-          <w:rFonts w:ascii="Consolas" w:hAnsi="Consolas"/>
-          <w:color w:val="267F99"/>
+        <w:t>(</w:t>
+      </w:r>
+      <w:r>
+        <w:rPr>
+          <w:rFonts w:ascii="Consolas" w:hAnsi="Consolas" w:eastAsia="Consolas"/>
+          <w:color w:val="4EC9B0"/>
           <w:sz w:val="16"/>
         </w:rPr>
-        <w:t xml:space="preserve">CreatePayment</w:t>
-      </w:r>
-      <w:r>
-        <w:rPr>
-          <w:rFonts w:ascii="Consolas" w:hAnsi="Consolas"/>
-          <w:color w:val="262626"/>
+        <w:t>CreatePayment</w:t>
+      </w:r>
+      <w:r>
+        <w:rPr>
+          <w:rFonts w:ascii="Consolas" w:hAnsi="Consolas" w:eastAsia="Consolas"/>
+          <w:color w:val="D4D4D4"/>
           <w:sz w:val="16"/>
         </w:rPr>
         <w:t xml:space="preserve"> </w:t>
       </w:r>
       <w:r>
         <w:rPr>
-          <w:rFonts w:ascii="Consolas" w:hAnsi="Consolas"/>
-          <w:color w:val="660E7A"/>
+          <w:rFonts w:ascii="Consolas" w:hAnsi="Consolas" w:eastAsia="Consolas"/>
+          <w:color w:val="9CDCFE"/>
           <w:sz w:val="16"/>
         </w:rPr>
-        <w:t xml:space="preserve">$request</w:t>
-      </w:r>
-      <w:r>
-        <w:rPr>
-          <w:rFonts w:ascii="Consolas" w:hAnsi="Consolas"/>
-          <w:color w:val="262626"/>
+        <w:t>$request</w:t>
+      </w:r>
+      <w:r>
+        <w:rPr>
+          <w:rFonts w:ascii="Consolas" w:hAnsi="Consolas" w:eastAsia="Consolas"/>
+          <w:color w:val="D4D4D4"/>
           <w:sz w:val="16"/>
         </w:rPr>
-        <w:t xml:space="preserve">): </w:t>
-      </w:r>
-      <w:r>
-        <w:rPr>
-          <w:rFonts w:ascii="Consolas" w:hAnsi="Consolas"/>
-          <w:color w:val="267F99"/>
+        <w:t>)</w:t>
+      </w:r>
+      <w:r>
+        <w:rPr>
+          <w:rFonts w:ascii="Consolas" w:hAnsi="Consolas" w:eastAsia="Consolas"/>
+          <w:color w:val="D4D4D4"/>
           <w:sz w:val="16"/>
         </w:rPr>
-        <w:t xml:space="preserve">PaymentIntent</w:t>
-      </w:r>
-      <w:r>
+        <w:t>:</w:t>
+      </w:r>
+      <w:r>
+        <w:rPr>
+          <w:rFonts w:ascii="Consolas" w:hAnsi="Consolas" w:eastAsia="Consolas"/>
+          <w:color w:val="D4D4D4"/>
+          <w:sz w:val="16"/>
+        </w:rPr>
+        <w:t xml:space="preserve"> </w:t>
+      </w:r>
+      <w:r>
+        <w:rPr>
+          <w:rFonts w:ascii="Consolas" w:hAnsi="Consolas" w:eastAsia="Consolas"/>
+          <w:color w:val="4EC9B0"/>
+          <w:sz w:val="16"/>
+        </w:rPr>
+        <w:t>PaymentIntent</w:t>
+      </w:r>
+      <w:r>
+        <w:rPr>
+          <w:rFonts w:ascii="Consolas" w:hAnsi="Consolas" w:eastAsia="Consolas"/>
+          <w:color w:val="D4D4D4"/>
+          <w:sz w:val="16"/>
+        </w:rPr>
         <w:br/>
       </w:r>
       <w:r>
         <w:rPr>
-          <w:rFonts w:ascii="Consolas" w:hAnsi="Consolas"/>
-          <w:color w:val="262626"/>
+          <w:rFonts w:ascii="Consolas" w:hAnsi="Consolas" w:eastAsia="Consolas"/>
+          <w:color w:val="D4D4D4"/>
           <w:sz w:val="16"/>
         </w:rPr>
-        <w:t xml:space="preserve">{</w:t>
-      </w:r>
-      <w:r>
+        <w:t>{</w:t>
+      </w:r>
+      <w:r>
+        <w:rPr>
+          <w:rFonts w:ascii="Consolas" w:hAnsi="Consolas" w:eastAsia="Consolas"/>
+          <w:color w:val="D4D4D4"/>
+          <w:sz w:val="16"/>
+        </w:rPr>
         <w:br/>
-      </w:r>
-      <w:r>
-        <w:rPr>
-          <w:rFonts w:ascii="Consolas" w:hAnsi="Consolas"/>
-          <w:color w:val="262626"/>
+        <w:t xml:space="preserve">    </w:t>
+      </w:r>
+      <w:r>
+        <w:rPr>
+          <w:rFonts w:ascii="Consolas" w:hAnsi="Consolas" w:eastAsia="Consolas"/>
+          <w:color w:val="9CDCFE"/>
           <w:sz w:val="16"/>
         </w:rPr>
+        <w:t>$response</w:t>
+      </w:r>
+      <w:r>
+        <w:rPr>
+          <w:rFonts w:ascii="Consolas" w:hAnsi="Consolas" w:eastAsia="Consolas"/>
+          <w:color w:val="D4D4D4"/>
+          <w:sz w:val="16"/>
+        </w:rPr>
+        <w:t xml:space="preserve"> </w:t>
+      </w:r>
+      <w:r>
+        <w:rPr>
+          <w:rFonts w:ascii="Consolas" w:hAnsi="Consolas" w:eastAsia="Consolas"/>
+          <w:color w:val="D4D4D4"/>
+          <w:sz w:val="16"/>
+        </w:rPr>
+        <w:t>=</w:t>
+      </w:r>
+      <w:r>
+        <w:rPr>
+          <w:rFonts w:ascii="Consolas" w:hAnsi="Consolas" w:eastAsia="Consolas"/>
+          <w:color w:val="D4D4D4"/>
+          <w:sz w:val="16"/>
+        </w:rPr>
+        <w:t xml:space="preserve"> </w:t>
+      </w:r>
+      <w:r>
+        <w:rPr>
+          <w:rFonts w:ascii="Consolas" w:hAnsi="Consolas" w:eastAsia="Consolas"/>
+          <w:color w:val="4EC9B0"/>
+          <w:sz w:val="16"/>
+        </w:rPr>
+        <w:t>Http</w:t>
+      </w:r>
+      <w:r>
+        <w:rPr>
+          <w:rFonts w:ascii="Consolas" w:hAnsi="Consolas" w:eastAsia="Consolas"/>
+          <w:color w:val="D4D4D4"/>
+          <w:sz w:val="16"/>
+        </w:rPr>
+        <w:t>:</w:t>
+      </w:r>
+      <w:r>
+        <w:rPr>
+          <w:rFonts w:ascii="Consolas" w:hAnsi="Consolas" w:eastAsia="Consolas"/>
+          <w:color w:val="D4D4D4"/>
+          <w:sz w:val="16"/>
+        </w:rPr>
+        <w:t>:</w:t>
+      </w:r>
+      <w:r>
+        <w:rPr>
+          <w:rFonts w:ascii="Consolas" w:hAnsi="Consolas" w:eastAsia="Consolas"/>
+          <w:color w:val="DCDCAA"/>
+          <w:sz w:val="16"/>
+        </w:rPr>
+        <w:t>acceptJson</w:t>
+      </w:r>
+      <w:r>
+        <w:rPr>
+          <w:rFonts w:ascii="Consolas" w:hAnsi="Consolas" w:eastAsia="Consolas"/>
+          <w:color w:val="D4D4D4"/>
+          <w:sz w:val="16"/>
+        </w:rPr>
+        <w:t>(</w:t>
+      </w:r>
+      <w:r>
+        <w:rPr>
+          <w:rFonts w:ascii="Consolas" w:hAnsi="Consolas" w:eastAsia="Consolas"/>
+          <w:color w:val="D4D4D4"/>
+          <w:sz w:val="16"/>
+        </w:rPr>
+        <w:t>)</w:t>
+      </w:r>
+      <w:r>
+        <w:rPr>
+          <w:rFonts w:ascii="Consolas" w:hAnsi="Consolas" w:eastAsia="Consolas"/>
+          <w:color w:val="D4D4D4"/>
+          <w:sz w:val="16"/>
+        </w:rPr>
+        <w:br/>
+        <w:t xml:space="preserve">        </w:t>
+      </w:r>
+      <w:r>
+        <w:rPr>
+          <w:rFonts w:ascii="Consolas" w:hAnsi="Consolas" w:eastAsia="Consolas"/>
+          <w:color w:val="D4D4D4"/>
+          <w:sz w:val="16"/>
+        </w:rPr>
+        <w:t>-</w:t>
+      </w:r>
+      <w:r>
+        <w:rPr>
+          <w:rFonts w:ascii="Consolas" w:hAnsi="Consolas" w:eastAsia="Consolas"/>
+          <w:color w:val="D4D4D4"/>
+          <w:sz w:val="16"/>
+        </w:rPr>
+        <w:t>&gt;</w:t>
+      </w:r>
+      <w:r>
+        <w:rPr>
+          <w:rFonts w:ascii="Consolas" w:hAnsi="Consolas" w:eastAsia="Consolas"/>
+          <w:color w:val="DCDCAA"/>
+          <w:sz w:val="16"/>
+        </w:rPr>
+        <w:t>withToken</w:t>
+      </w:r>
+      <w:r>
+        <w:rPr>
+          <w:rFonts w:ascii="Consolas" w:hAnsi="Consolas" w:eastAsia="Consolas"/>
+          <w:color w:val="D4D4D4"/>
+          <w:sz w:val="16"/>
+        </w:rPr>
+        <w:t>(</w:t>
+      </w:r>
+      <w:r>
+        <w:rPr>
+          <w:rFonts w:ascii="Consolas" w:hAnsi="Consolas" w:eastAsia="Consolas"/>
+          <w:color w:val="DCDCAA"/>
+          <w:sz w:val="16"/>
+        </w:rPr>
+        <w:t>config</w:t>
+      </w:r>
+      <w:r>
+        <w:rPr>
+          <w:rFonts w:ascii="Consolas" w:hAnsi="Consolas" w:eastAsia="Consolas"/>
+          <w:color w:val="D4D4D4"/>
+          <w:sz w:val="16"/>
+        </w:rPr>
+        <w:t>(</w:t>
+      </w:r>
+      <w:r>
+        <w:rPr>
+          <w:rFonts w:ascii="Consolas" w:hAnsi="Consolas" w:eastAsia="Consolas"/>
+          <w:color w:val="CE9178"/>
+          <w:sz w:val="16"/>
+        </w:rPr>
+        <w:t>'services.qris.token'</w:t>
+      </w:r>
+      <w:r>
+        <w:rPr>
+          <w:rFonts w:ascii="Consolas" w:hAnsi="Consolas" w:eastAsia="Consolas"/>
+          <w:color w:val="D4D4D4"/>
+          <w:sz w:val="16"/>
+        </w:rPr>
+        <w:t>)</w:t>
+      </w:r>
+      <w:r>
+        <w:rPr>
+          <w:rFonts w:ascii="Consolas" w:hAnsi="Consolas" w:eastAsia="Consolas"/>
+          <w:color w:val="D4D4D4"/>
+          <w:sz w:val="16"/>
+        </w:rPr>
+        <w:t>)</w:t>
+      </w:r>
+      <w:r>
+        <w:rPr>
+          <w:rFonts w:ascii="Consolas" w:hAnsi="Consolas" w:eastAsia="Consolas"/>
+          <w:color w:val="D4D4D4"/>
+          <w:sz w:val="16"/>
+        </w:rPr>
+        <w:br/>
+        <w:t xml:space="preserve">        </w:t>
+      </w:r>
+      <w:r>
+        <w:rPr>
+          <w:rFonts w:ascii="Consolas" w:hAnsi="Consolas" w:eastAsia="Consolas"/>
+          <w:color w:val="D4D4D4"/>
+          <w:sz w:val="16"/>
+        </w:rPr>
+        <w:t>-</w:t>
+      </w:r>
+      <w:r>
+        <w:rPr>
+          <w:rFonts w:ascii="Consolas" w:hAnsi="Consolas" w:eastAsia="Consolas"/>
+          <w:color w:val="D4D4D4"/>
+          <w:sz w:val="16"/>
+        </w:rPr>
+        <w:t>&gt;</w:t>
+      </w:r>
+      <w:r>
+        <w:rPr>
+          <w:rFonts w:ascii="Consolas" w:hAnsi="Consolas" w:eastAsia="Consolas"/>
+          <w:color w:val="DCDCAA"/>
+          <w:sz w:val="16"/>
+        </w:rPr>
+        <w:t>withHeaders</w:t>
+      </w:r>
+      <w:r>
+        <w:rPr>
+          <w:rFonts w:ascii="Consolas" w:hAnsi="Consolas" w:eastAsia="Consolas"/>
+          <w:color w:val="D4D4D4"/>
+          <w:sz w:val="16"/>
+        </w:rPr>
+        <w:t>(</w:t>
+      </w:r>
+      <w:r>
+        <w:rPr>
+          <w:rFonts w:ascii="Consolas" w:hAnsi="Consolas" w:eastAsia="Consolas"/>
+          <w:color w:val="D4D4D4"/>
+          <w:sz w:val="16"/>
+        </w:rPr>
+        <w:t>[</w:t>
+      </w:r>
+      <w:r>
+        <w:rPr>
+          <w:rFonts w:ascii="Consolas" w:hAnsi="Consolas" w:eastAsia="Consolas"/>
+          <w:color w:val="D4D4D4"/>
+          <w:sz w:val="16"/>
+        </w:rPr>
+        <w:br/>
+        <w:t xml:space="preserve">            </w:t>
+      </w:r>
+      <w:r>
+        <w:rPr>
+          <w:rFonts w:ascii="Consolas" w:hAnsi="Consolas" w:eastAsia="Consolas"/>
+          <w:color w:val="CE9178"/>
+          <w:sz w:val="16"/>
+        </w:rPr>
+        <w:t>'Idempotency-Key'</w:t>
+      </w:r>
+      <w:r>
+        <w:rPr>
+          <w:rFonts w:ascii="Consolas" w:hAnsi="Consolas" w:eastAsia="Consolas"/>
+          <w:color w:val="D4D4D4"/>
+          <w:sz w:val="16"/>
+        </w:rPr>
+        <w:t xml:space="preserve"> </w:t>
+      </w:r>
+      <w:r>
+        <w:rPr>
+          <w:rFonts w:ascii="Consolas" w:hAnsi="Consolas" w:eastAsia="Consolas"/>
+          <w:color w:val="D4D4D4"/>
+          <w:sz w:val="16"/>
+        </w:rPr>
+        <w:t>=</w:t>
+      </w:r>
+      <w:r>
+        <w:rPr>
+          <w:rFonts w:ascii="Consolas" w:hAnsi="Consolas" w:eastAsia="Consolas"/>
+          <w:color w:val="D4D4D4"/>
+          <w:sz w:val="16"/>
+        </w:rPr>
+        <w:t>&gt;</w:t>
+      </w:r>
+      <w:r>
+        <w:rPr>
+          <w:rFonts w:ascii="Consolas" w:hAnsi="Consolas" w:eastAsia="Consolas"/>
+          <w:color w:val="D4D4D4"/>
+          <w:sz w:val="16"/>
+        </w:rPr>
+        <w:t xml:space="preserve"> </w:t>
+      </w:r>
+      <w:r>
+        <w:rPr>
+          <w:rFonts w:ascii="Consolas" w:hAnsi="Consolas" w:eastAsia="Consolas"/>
+          <w:color w:val="9CDCFE"/>
+          <w:sz w:val="16"/>
+        </w:rPr>
+        <w:t>$request</w:t>
+      </w:r>
+      <w:r>
+        <w:rPr>
+          <w:rFonts w:ascii="Consolas" w:hAnsi="Consolas" w:eastAsia="Consolas"/>
+          <w:color w:val="D4D4D4"/>
+          <w:sz w:val="16"/>
+        </w:rPr>
+        <w:t>-</w:t>
+      </w:r>
+      <w:r>
+        <w:rPr>
+          <w:rFonts w:ascii="Consolas" w:hAnsi="Consolas" w:eastAsia="Consolas"/>
+          <w:color w:val="D4D4D4"/>
+          <w:sz w:val="16"/>
+        </w:rPr>
+        <w:t>&gt;</w:t>
+      </w:r>
+      <w:r>
+        <w:rPr>
+          <w:rFonts w:ascii="Consolas" w:hAnsi="Consolas" w:eastAsia="Consolas"/>
+          <w:color w:val="D4D4D4"/>
+          <w:sz w:val="16"/>
+        </w:rPr>
+        <w:t>idempotencyKey</w:t>
+      </w:r>
+      <w:r>
+        <w:rPr>
+          <w:rFonts w:ascii="Consolas" w:hAnsi="Consolas" w:eastAsia="Consolas"/>
+          <w:color w:val="D4D4D4"/>
+          <w:sz w:val="16"/>
+        </w:rPr>
+        <w:t>,</w:t>
+      </w:r>
+      <w:r>
+        <w:rPr>
+          <w:rFonts w:ascii="Consolas" w:hAnsi="Consolas" w:eastAsia="Consolas"/>
+          <w:color w:val="D4D4D4"/>
+          <w:sz w:val="16"/>
+        </w:rPr>
+        <w:br/>
+        <w:t xml:space="preserve">        </w:t>
+      </w:r>
+      <w:r>
+        <w:rPr>
+          <w:rFonts w:ascii="Consolas" w:hAnsi="Consolas" w:eastAsia="Consolas"/>
+          <w:color w:val="D4D4D4"/>
+          <w:sz w:val="16"/>
+        </w:rPr>
+        <w:t>]</w:t>
+      </w:r>
+      <w:r>
+        <w:rPr>
+          <w:rFonts w:ascii="Consolas" w:hAnsi="Consolas" w:eastAsia="Consolas"/>
+          <w:color w:val="D4D4D4"/>
+          <w:sz w:val="16"/>
+        </w:rPr>
+        <w:t>)</w:t>
+      </w:r>
+      <w:r>
+        <w:rPr>
+          <w:rFonts w:ascii="Consolas" w:hAnsi="Consolas" w:eastAsia="Consolas"/>
+          <w:color w:val="D4D4D4"/>
+          <w:sz w:val="16"/>
+        </w:rPr>
+        <w:br/>
+        <w:t xml:space="preserve">        </w:t>
+      </w:r>
+      <w:r>
+        <w:rPr>
+          <w:rFonts w:ascii="Consolas" w:hAnsi="Consolas" w:eastAsia="Consolas"/>
+          <w:color w:val="D4D4D4"/>
+          <w:sz w:val="16"/>
+        </w:rPr>
+        <w:t>-</w:t>
+      </w:r>
+      <w:r>
+        <w:rPr>
+          <w:rFonts w:ascii="Consolas" w:hAnsi="Consolas" w:eastAsia="Consolas"/>
+          <w:color w:val="D4D4D4"/>
+          <w:sz w:val="16"/>
+        </w:rPr>
+        <w:t>&gt;</w:t>
+      </w:r>
+      <w:r>
+        <w:rPr>
+          <w:rFonts w:ascii="Consolas" w:hAnsi="Consolas" w:eastAsia="Consolas"/>
+          <w:color w:val="DCDCAA"/>
+          <w:sz w:val="16"/>
+        </w:rPr>
+        <w:t>connectTimeout</w:t>
+      </w:r>
+      <w:r>
+        <w:rPr>
+          <w:rFonts w:ascii="Consolas" w:hAnsi="Consolas" w:eastAsia="Consolas"/>
+          <w:color w:val="D4D4D4"/>
+          <w:sz w:val="16"/>
+        </w:rPr>
+        <w:t>(</w:t>
+      </w:r>
+      <w:r>
+        <w:rPr>
+          <w:rFonts w:ascii="Consolas" w:hAnsi="Consolas" w:eastAsia="Consolas"/>
+          <w:color w:val="D4D4D4"/>
+          <w:sz w:val="16"/>
+        </w:rPr>
+        <w:t>3</w:t>
+      </w:r>
+      <w:r>
+        <w:rPr>
+          <w:rFonts w:ascii="Consolas" w:hAnsi="Consolas" w:eastAsia="Consolas"/>
+          <w:color w:val="D4D4D4"/>
+          <w:sz w:val="16"/>
+        </w:rPr>
+        <w:t>)</w:t>
+      </w:r>
+      <w:r>
+        <w:rPr>
+          <w:rFonts w:ascii="Consolas" w:hAnsi="Consolas" w:eastAsia="Consolas"/>
+          <w:color w:val="D4D4D4"/>
+          <w:sz w:val="16"/>
+        </w:rPr>
+        <w:br/>
+        <w:t xml:space="preserve">        </w:t>
+      </w:r>
+      <w:r>
+        <w:rPr>
+          <w:rFonts w:ascii="Consolas" w:hAnsi="Consolas" w:eastAsia="Consolas"/>
+          <w:color w:val="D4D4D4"/>
+          <w:sz w:val="16"/>
+        </w:rPr>
+        <w:t>-</w:t>
+      </w:r>
+      <w:r>
+        <w:rPr>
+          <w:rFonts w:ascii="Consolas" w:hAnsi="Consolas" w:eastAsia="Consolas"/>
+          <w:color w:val="D4D4D4"/>
+          <w:sz w:val="16"/>
+        </w:rPr>
+        <w:t>&gt;</w:t>
+      </w:r>
+      <w:r>
+        <w:rPr>
+          <w:rFonts w:ascii="Consolas" w:hAnsi="Consolas" w:eastAsia="Consolas"/>
+          <w:color w:val="DCDCAA"/>
+          <w:sz w:val="16"/>
+        </w:rPr>
+        <w:t>timeout</w:t>
+      </w:r>
+      <w:r>
+        <w:rPr>
+          <w:rFonts w:ascii="Consolas" w:hAnsi="Consolas" w:eastAsia="Consolas"/>
+          <w:color w:val="D4D4D4"/>
+          <w:sz w:val="16"/>
+        </w:rPr>
+        <w:t>(</w:t>
+      </w:r>
+      <w:r>
+        <w:rPr>
+          <w:rFonts w:ascii="Consolas" w:hAnsi="Consolas" w:eastAsia="Consolas"/>
+          <w:color w:val="D4D4D4"/>
+          <w:sz w:val="16"/>
+        </w:rPr>
+        <w:t>10</w:t>
+      </w:r>
+      <w:r>
+        <w:rPr>
+          <w:rFonts w:ascii="Consolas" w:hAnsi="Consolas" w:eastAsia="Consolas"/>
+          <w:color w:val="D4D4D4"/>
+          <w:sz w:val="16"/>
+        </w:rPr>
+        <w:t>)</w:t>
+      </w:r>
+      <w:r>
+        <w:rPr>
+          <w:rFonts w:ascii="Consolas" w:hAnsi="Consolas" w:eastAsia="Consolas"/>
+          <w:color w:val="D4D4D4"/>
+          <w:sz w:val="16"/>
+        </w:rPr>
+        <w:br/>
+        <w:t xml:space="preserve">        </w:t>
+      </w:r>
+      <w:r>
+        <w:rPr>
+          <w:rFonts w:ascii="Consolas" w:hAnsi="Consolas" w:eastAsia="Consolas"/>
+          <w:color w:val="D4D4D4"/>
+          <w:sz w:val="16"/>
+        </w:rPr>
+        <w:t>-</w:t>
+      </w:r>
+      <w:r>
+        <w:rPr>
+          <w:rFonts w:ascii="Consolas" w:hAnsi="Consolas" w:eastAsia="Consolas"/>
+          <w:color w:val="D4D4D4"/>
+          <w:sz w:val="16"/>
+        </w:rPr>
+        <w:t>&gt;</w:t>
+      </w:r>
+      <w:r>
+        <w:rPr>
+          <w:rFonts w:ascii="Consolas" w:hAnsi="Consolas" w:eastAsia="Consolas"/>
+          <w:color w:val="DCDCAA"/>
+          <w:sz w:val="16"/>
+        </w:rPr>
+        <w:t>retry</w:t>
+      </w:r>
+      <w:r>
+        <w:rPr>
+          <w:rFonts w:ascii="Consolas" w:hAnsi="Consolas" w:eastAsia="Consolas"/>
+          <w:color w:val="D4D4D4"/>
+          <w:sz w:val="16"/>
+        </w:rPr>
+        <w:t>(</w:t>
+      </w:r>
+      <w:r>
+        <w:rPr>
+          <w:rFonts w:ascii="Consolas" w:hAnsi="Consolas" w:eastAsia="Consolas"/>
+          <w:color w:val="D4D4D4"/>
+          <w:sz w:val="16"/>
+        </w:rPr>
+        <w:t>3</w:t>
+      </w:r>
+      <w:r>
+        <w:rPr>
+          <w:rFonts w:ascii="Consolas" w:hAnsi="Consolas" w:eastAsia="Consolas"/>
+          <w:color w:val="D4D4D4"/>
+          <w:sz w:val="16"/>
+        </w:rPr>
+        <w:t>,</w:t>
+      </w:r>
+      <w:r>
+        <w:rPr>
+          <w:rFonts w:ascii="Consolas" w:hAnsi="Consolas" w:eastAsia="Consolas"/>
+          <w:color w:val="D4D4D4"/>
+          <w:sz w:val="16"/>
+        </w:rPr>
+        <w:t xml:space="preserve"> </w:t>
+      </w:r>
+      <w:r>
+        <w:rPr>
+          <w:rFonts w:ascii="Consolas" w:hAnsi="Consolas" w:eastAsia="Consolas"/>
+          <w:color w:val="D4D4D4"/>
+          <w:sz w:val="16"/>
+        </w:rPr>
+        <w:t>200</w:t>
+      </w:r>
+      <w:r>
+        <w:rPr>
+          <w:rFonts w:ascii="Consolas" w:hAnsi="Consolas" w:eastAsia="Consolas"/>
+          <w:color w:val="D4D4D4"/>
+          <w:sz w:val="16"/>
+        </w:rPr>
+        <w:t>,</w:t>
+      </w:r>
+      <w:r>
+        <w:rPr>
+          <w:rFonts w:ascii="Consolas" w:hAnsi="Consolas" w:eastAsia="Consolas"/>
+          <w:color w:val="D4D4D4"/>
+          <w:sz w:val="16"/>
+        </w:rPr>
+        <w:t xml:space="preserve"> </w:t>
+      </w:r>
+      <w:r>
+        <w:rPr>
+          <w:rFonts w:ascii="Consolas" w:hAnsi="Consolas" w:eastAsia="Consolas"/>
+          <w:color w:val="569CD6"/>
+          <w:sz w:val="16"/>
+        </w:rPr>
+        <w:t>throw</w:t>
+      </w:r>
+      <w:r>
+        <w:rPr>
+          <w:rFonts w:ascii="Consolas" w:hAnsi="Consolas" w:eastAsia="Consolas"/>
+          <w:color w:val="D4D4D4"/>
+          <w:sz w:val="16"/>
+        </w:rPr>
+        <w:t>:</w:t>
+      </w:r>
+      <w:r>
+        <w:rPr>
+          <w:rFonts w:ascii="Consolas" w:hAnsi="Consolas" w:eastAsia="Consolas"/>
+          <w:color w:val="D4D4D4"/>
+          <w:sz w:val="16"/>
+        </w:rPr>
+        <w:t xml:space="preserve"> </w:t>
+      </w:r>
+      <w:r>
+        <w:rPr>
+          <w:rFonts w:ascii="Consolas" w:hAnsi="Consolas" w:eastAsia="Consolas"/>
+          <w:color w:val="569CD6"/>
+          <w:sz w:val="16"/>
+        </w:rPr>
+        <w:t>false</w:t>
+      </w:r>
+      <w:r>
+        <w:rPr>
+          <w:rFonts w:ascii="Consolas" w:hAnsi="Consolas" w:eastAsia="Consolas"/>
+          <w:color w:val="D4D4D4"/>
+          <w:sz w:val="16"/>
+        </w:rPr>
+        <w:t>)</w:t>
+      </w:r>
+      <w:r>
+        <w:rPr>
+          <w:rFonts w:ascii="Consolas" w:hAnsi="Consolas" w:eastAsia="Consolas"/>
+          <w:color w:val="D4D4D4"/>
+          <w:sz w:val="16"/>
+        </w:rPr>
+        <w:br/>
+        <w:t xml:space="preserve">        </w:t>
+      </w:r>
+      <w:r>
+        <w:rPr>
+          <w:rFonts w:ascii="Consolas" w:hAnsi="Consolas" w:eastAsia="Consolas"/>
+          <w:color w:val="D4D4D4"/>
+          <w:sz w:val="16"/>
+        </w:rPr>
+        <w:t>-</w:t>
+      </w:r>
+      <w:r>
+        <w:rPr>
+          <w:rFonts w:ascii="Consolas" w:hAnsi="Consolas" w:eastAsia="Consolas"/>
+          <w:color w:val="D4D4D4"/>
+          <w:sz w:val="16"/>
+        </w:rPr>
+        <w:t>&gt;</w:t>
+      </w:r>
+      <w:r>
+        <w:rPr>
+          <w:rFonts w:ascii="Consolas" w:hAnsi="Consolas" w:eastAsia="Consolas"/>
+          <w:color w:val="DCDCAA"/>
+          <w:sz w:val="16"/>
+        </w:rPr>
+        <w:t>post</w:t>
+      </w:r>
+      <w:r>
+        <w:rPr>
+          <w:rFonts w:ascii="Consolas" w:hAnsi="Consolas" w:eastAsia="Consolas"/>
+          <w:color w:val="D4D4D4"/>
+          <w:sz w:val="16"/>
+        </w:rPr>
+        <w:t>(</w:t>
+      </w:r>
+      <w:r>
+        <w:rPr>
+          <w:rFonts w:ascii="Consolas" w:hAnsi="Consolas" w:eastAsia="Consolas"/>
+          <w:color w:val="DCDCAA"/>
+          <w:sz w:val="16"/>
+        </w:rPr>
+        <w:t>config</w:t>
+      </w:r>
+      <w:r>
+        <w:rPr>
+          <w:rFonts w:ascii="Consolas" w:hAnsi="Consolas" w:eastAsia="Consolas"/>
+          <w:color w:val="D4D4D4"/>
+          <w:sz w:val="16"/>
+        </w:rPr>
+        <w:t>(</w:t>
+      </w:r>
+      <w:r>
+        <w:rPr>
+          <w:rFonts w:ascii="Consolas" w:hAnsi="Consolas" w:eastAsia="Consolas"/>
+          <w:color w:val="CE9178"/>
+          <w:sz w:val="16"/>
+        </w:rPr>
+        <w:t>'services.qris.url'</w:t>
+      </w:r>
+      <w:r>
+        <w:rPr>
+          <w:rFonts w:ascii="Consolas" w:hAnsi="Consolas" w:eastAsia="Consolas"/>
+          <w:color w:val="D4D4D4"/>
+          <w:sz w:val="16"/>
+        </w:rPr>
+        <w:t>)</w:t>
+      </w:r>
+      <w:r>
+        <w:rPr>
+          <w:rFonts w:ascii="Consolas" w:hAnsi="Consolas" w:eastAsia="Consolas"/>
+          <w:color w:val="D4D4D4"/>
+          <w:sz w:val="16"/>
+        </w:rPr>
+        <w:t>.</w:t>
+      </w:r>
+      <w:r>
+        <w:rPr>
+          <w:rFonts w:ascii="Consolas" w:hAnsi="Consolas" w:eastAsia="Consolas"/>
+          <w:color w:val="CE9178"/>
+          <w:sz w:val="16"/>
+        </w:rPr>
+        <w:t>'/payments'</w:t>
+      </w:r>
+      <w:r>
+        <w:rPr>
+          <w:rFonts w:ascii="Consolas" w:hAnsi="Consolas" w:eastAsia="Consolas"/>
+          <w:color w:val="D4D4D4"/>
+          <w:sz w:val="16"/>
+        </w:rPr>
+        <w:t>,</w:t>
+      </w:r>
+      <w:r>
+        <w:rPr>
+          <w:rFonts w:ascii="Consolas" w:hAnsi="Consolas" w:eastAsia="Consolas"/>
+          <w:color w:val="D4D4D4"/>
+          <w:sz w:val="16"/>
+        </w:rPr>
+        <w:t xml:space="preserve"> </w:t>
+      </w:r>
+      <w:r>
+        <w:rPr>
+          <w:rFonts w:ascii="Consolas" w:hAnsi="Consolas" w:eastAsia="Consolas"/>
+          <w:color w:val="D4D4D4"/>
+          <w:sz w:val="16"/>
+        </w:rPr>
+        <w:t>[</w:t>
+      </w:r>
+      <w:r>
+        <w:rPr>
+          <w:rFonts w:ascii="Consolas" w:hAnsi="Consolas" w:eastAsia="Consolas"/>
+          <w:color w:val="D4D4D4"/>
+          <w:sz w:val="16"/>
+        </w:rPr>
+        <w:br/>
+        <w:t xml:space="preserve">            </w:t>
+      </w:r>
+      <w:r>
+        <w:rPr>
+          <w:rFonts w:ascii="Consolas" w:hAnsi="Consolas" w:eastAsia="Consolas"/>
+          <w:color w:val="CE9178"/>
+          <w:sz w:val="16"/>
+        </w:rPr>
+        <w:t>'external_id'</w:t>
+      </w:r>
+      <w:r>
+        <w:rPr>
+          <w:rFonts w:ascii="Consolas" w:hAnsi="Consolas" w:eastAsia="Consolas"/>
+          <w:color w:val="D4D4D4"/>
+          <w:sz w:val="16"/>
+        </w:rPr>
+        <w:t xml:space="preserve"> </w:t>
+      </w:r>
+      <w:r>
+        <w:rPr>
+          <w:rFonts w:ascii="Consolas" w:hAnsi="Consolas" w:eastAsia="Consolas"/>
+          <w:color w:val="D4D4D4"/>
+          <w:sz w:val="16"/>
+        </w:rPr>
+        <w:t>=</w:t>
+      </w:r>
+      <w:r>
+        <w:rPr>
+          <w:rFonts w:ascii="Consolas" w:hAnsi="Consolas" w:eastAsia="Consolas"/>
+          <w:color w:val="D4D4D4"/>
+          <w:sz w:val="16"/>
+        </w:rPr>
+        <w:t>&gt;</w:t>
+      </w:r>
+      <w:r>
+        <w:rPr>
+          <w:rFonts w:ascii="Consolas" w:hAnsi="Consolas" w:eastAsia="Consolas"/>
+          <w:color w:val="D4D4D4"/>
+          <w:sz w:val="16"/>
+        </w:rPr>
+        <w:t xml:space="preserve"> </w:t>
+      </w:r>
+      <w:r>
+        <w:rPr>
+          <w:rFonts w:ascii="Consolas" w:hAnsi="Consolas" w:eastAsia="Consolas"/>
+          <w:color w:val="9CDCFE"/>
+          <w:sz w:val="16"/>
+        </w:rPr>
+        <w:t>$request</w:t>
+      </w:r>
+      <w:r>
+        <w:rPr>
+          <w:rFonts w:ascii="Consolas" w:hAnsi="Consolas" w:eastAsia="Consolas"/>
+          <w:color w:val="D4D4D4"/>
+          <w:sz w:val="16"/>
+        </w:rPr>
+        <w:t>-</w:t>
+      </w:r>
+      <w:r>
+        <w:rPr>
+          <w:rFonts w:ascii="Consolas" w:hAnsi="Consolas" w:eastAsia="Consolas"/>
+          <w:color w:val="D4D4D4"/>
+          <w:sz w:val="16"/>
+        </w:rPr>
+        <w:t>&gt;</w:t>
+      </w:r>
+      <w:r>
+        <w:rPr>
+          <w:rFonts w:ascii="Consolas" w:hAnsi="Consolas" w:eastAsia="Consolas"/>
+          <w:color w:val="D4D4D4"/>
+          <w:sz w:val="16"/>
+        </w:rPr>
+        <w:t>externalId</w:t>
+      </w:r>
+      <w:r>
+        <w:rPr>
+          <w:rFonts w:ascii="Consolas" w:hAnsi="Consolas" w:eastAsia="Consolas"/>
+          <w:color w:val="D4D4D4"/>
+          <w:sz w:val="16"/>
+        </w:rPr>
+        <w:t>,</w:t>
+      </w:r>
+      <w:r>
+        <w:rPr>
+          <w:rFonts w:ascii="Consolas" w:hAnsi="Consolas" w:eastAsia="Consolas"/>
+          <w:color w:val="D4D4D4"/>
+          <w:sz w:val="16"/>
+        </w:rPr>
+        <w:br/>
+        <w:t xml:space="preserve">            </w:t>
+      </w:r>
+      <w:r>
+        <w:rPr>
+          <w:rFonts w:ascii="Consolas" w:hAnsi="Consolas" w:eastAsia="Consolas"/>
+          <w:color w:val="CE9178"/>
+          <w:sz w:val="16"/>
+        </w:rPr>
+        <w:t>'amount'</w:t>
+      </w:r>
+      <w:r>
+        <w:rPr>
+          <w:rFonts w:ascii="Consolas" w:hAnsi="Consolas" w:eastAsia="Consolas"/>
+          <w:color w:val="D4D4D4"/>
+          <w:sz w:val="16"/>
+        </w:rPr>
+        <w:t xml:space="preserve"> </w:t>
+      </w:r>
+      <w:r>
+        <w:rPr>
+          <w:rFonts w:ascii="Consolas" w:hAnsi="Consolas" w:eastAsia="Consolas"/>
+          <w:color w:val="D4D4D4"/>
+          <w:sz w:val="16"/>
+        </w:rPr>
+        <w:t>=</w:t>
+      </w:r>
+      <w:r>
+        <w:rPr>
+          <w:rFonts w:ascii="Consolas" w:hAnsi="Consolas" w:eastAsia="Consolas"/>
+          <w:color w:val="D4D4D4"/>
+          <w:sz w:val="16"/>
+        </w:rPr>
+        <w:t>&gt;</w:t>
+      </w:r>
+      <w:r>
+        <w:rPr>
+          <w:rFonts w:ascii="Consolas" w:hAnsi="Consolas" w:eastAsia="Consolas"/>
+          <w:color w:val="D4D4D4"/>
+          <w:sz w:val="16"/>
+        </w:rPr>
+        <w:t xml:space="preserve"> </w:t>
+      </w:r>
+      <w:r>
+        <w:rPr>
+          <w:rFonts w:ascii="Consolas" w:hAnsi="Consolas" w:eastAsia="Consolas"/>
+          <w:color w:val="9CDCFE"/>
+          <w:sz w:val="16"/>
+        </w:rPr>
+        <w:t>$request</w:t>
+      </w:r>
+      <w:r>
+        <w:rPr>
+          <w:rFonts w:ascii="Consolas" w:hAnsi="Consolas" w:eastAsia="Consolas"/>
+          <w:color w:val="D4D4D4"/>
+          <w:sz w:val="16"/>
+        </w:rPr>
+        <w:t>-</w:t>
+      </w:r>
+      <w:r>
+        <w:rPr>
+          <w:rFonts w:ascii="Consolas" w:hAnsi="Consolas" w:eastAsia="Consolas"/>
+          <w:color w:val="D4D4D4"/>
+          <w:sz w:val="16"/>
+        </w:rPr>
+        <w:t>&gt;</w:t>
+      </w:r>
+      <w:r>
+        <w:rPr>
+          <w:rFonts w:ascii="Consolas" w:hAnsi="Consolas" w:eastAsia="Consolas"/>
+          <w:color w:val="D4D4D4"/>
+          <w:sz w:val="16"/>
+        </w:rPr>
+        <w:t>amount</w:t>
+      </w:r>
+      <w:r>
+        <w:rPr>
+          <w:rFonts w:ascii="Consolas" w:hAnsi="Consolas" w:eastAsia="Consolas"/>
+          <w:color w:val="D4D4D4"/>
+          <w:sz w:val="16"/>
+        </w:rPr>
+        <w:t>,</w:t>
+      </w:r>
+      <w:r>
+        <w:rPr>
+          <w:rFonts w:ascii="Consolas" w:hAnsi="Consolas" w:eastAsia="Consolas"/>
+          <w:color w:val="D4D4D4"/>
+          <w:sz w:val="16"/>
+        </w:rPr>
+        <w:br/>
+        <w:t xml:space="preserve">        </w:t>
+      </w:r>
+      <w:r>
+        <w:rPr>
+          <w:rFonts w:ascii="Consolas" w:hAnsi="Consolas" w:eastAsia="Consolas"/>
+          <w:color w:val="D4D4D4"/>
+          <w:sz w:val="16"/>
+        </w:rPr>
+        <w:t>]</w:t>
+      </w:r>
+      <w:r>
+        <w:rPr>
+          <w:rFonts w:ascii="Consolas" w:hAnsi="Consolas" w:eastAsia="Consolas"/>
+          <w:color w:val="D4D4D4"/>
+          <w:sz w:val="16"/>
+        </w:rPr>
+        <w:t>)</w:t>
+      </w:r>
+      <w:r>
+        <w:rPr>
+          <w:rFonts w:ascii="Consolas" w:hAnsi="Consolas" w:eastAsia="Consolas"/>
+          <w:color w:val="D4D4D4"/>
+          <w:sz w:val="16"/>
+        </w:rPr>
+        <w:br/>
+        <w:t xml:space="preserve">        </w:t>
+      </w:r>
+      <w:r>
+        <w:rPr>
+          <w:rFonts w:ascii="Consolas" w:hAnsi="Consolas" w:eastAsia="Consolas"/>
+          <w:color w:val="D4D4D4"/>
+          <w:sz w:val="16"/>
+        </w:rPr>
+        <w:t>-</w:t>
+      </w:r>
+      <w:r>
+        <w:rPr>
+          <w:rFonts w:ascii="Consolas" w:hAnsi="Consolas" w:eastAsia="Consolas"/>
+          <w:color w:val="D4D4D4"/>
+          <w:sz w:val="16"/>
+        </w:rPr>
+        <w:t>&gt;</w:t>
+      </w:r>
+      <w:r>
+        <w:rPr>
+          <w:rFonts w:ascii="Consolas" w:hAnsi="Consolas" w:eastAsia="Consolas"/>
+          <w:color w:val="569CD6"/>
+          <w:sz w:val="16"/>
+        </w:rPr>
+        <w:t>throw</w:t>
+      </w:r>
+      <w:r>
+        <w:rPr>
+          <w:rFonts w:ascii="Consolas" w:hAnsi="Consolas" w:eastAsia="Consolas"/>
+          <w:color w:val="D4D4D4"/>
+          <w:sz w:val="16"/>
+        </w:rPr>
+        <w:t>(</w:t>
+      </w:r>
+      <w:r>
+        <w:rPr>
+          <w:rFonts w:ascii="Consolas" w:hAnsi="Consolas" w:eastAsia="Consolas"/>
+          <w:color w:val="D4D4D4"/>
+          <w:sz w:val="16"/>
+        </w:rPr>
+        <w:t>)</w:t>
+      </w:r>
+      <w:r>
+        <w:rPr>
+          <w:rFonts w:ascii="Consolas" w:hAnsi="Consolas" w:eastAsia="Consolas"/>
+          <w:color w:val="D4D4D4"/>
+          <w:sz w:val="16"/>
+        </w:rPr>
+        <w:t>;</w:t>
+      </w:r>
+      <w:r>
+        <w:rPr>
+          <w:rFonts w:ascii="Consolas" w:hAnsi="Consolas" w:eastAsia="Consolas"/>
+          <w:color w:val="D4D4D4"/>
+          <w:sz w:val="16"/>
+        </w:rPr>
+        <w:br/>
+        <w:br/>
         <w:t xml:space="preserve">    </w:t>
       </w:r>
       <w:r>
         <w:rPr>
-          <w:rFonts w:ascii="Consolas" w:hAnsi="Consolas"/>
-          <w:color w:val="660E7A"/>
+          <w:rFonts w:ascii="Consolas" w:hAnsi="Consolas" w:eastAsia="Consolas"/>
+          <w:color w:val="569CD6"/>
           <w:sz w:val="16"/>
         </w:rPr>
-        <w:t xml:space="preserve">$response</w:t>
-      </w:r>
-      <w:r>
-        <w:rPr>
-          <w:rFonts w:ascii="Consolas" w:hAnsi="Consolas"/>
-          <w:color w:val="262626"/>
+        <w:t>return</w:t>
+      </w:r>
+      <w:r>
+        <w:rPr>
+          <w:rFonts w:ascii="Consolas" w:hAnsi="Consolas" w:eastAsia="Consolas"/>
+          <w:color w:val="D4D4D4"/>
           <w:sz w:val="16"/>
         </w:rPr>
-        <w:t xml:space="preserve"> = </w:t>
-      </w:r>
-      <w:r>
-        <w:rPr>
-          <w:rFonts w:ascii="Consolas" w:hAnsi="Consolas"/>
-          <w:color w:val="267F99"/>
+        <w:t xml:space="preserve"> </w:t>
+      </w:r>
+      <w:r>
+        <w:rPr>
+          <w:rFonts w:ascii="Consolas" w:hAnsi="Consolas" w:eastAsia="Consolas"/>
+          <w:color w:val="4EC9B0"/>
           <w:sz w:val="16"/>
         </w:rPr>
-        <w:t xml:space="preserve">Http</w:t>
-      </w:r>
-      <w:r>
-        <w:rPr>
-          <w:rFonts w:ascii="Consolas" w:hAnsi="Consolas"/>
-          <w:color w:val="262626"/>
+        <w:t>PaymentIntent</w:t>
+      </w:r>
+      <w:r>
+        <w:rPr>
+          <w:rFonts w:ascii="Consolas" w:hAnsi="Consolas" w:eastAsia="Consolas"/>
+          <w:color w:val="D4D4D4"/>
           <w:sz w:val="16"/>
         </w:rPr>
-        <w:t xml:space="preserve">::</w:t>
-      </w:r>
-      <w:r>
-        <w:rPr>
-          <w:rFonts w:ascii="Consolas" w:hAnsi="Consolas"/>
-          <w:color w:val="795E26"/>
+        <w:t>:</w:t>
+      </w:r>
+      <w:r>
+        <w:rPr>
+          <w:rFonts w:ascii="Consolas" w:hAnsi="Consolas" w:eastAsia="Consolas"/>
+          <w:color w:val="D4D4D4"/>
           <w:sz w:val="16"/>
         </w:rPr>
-        <w:t xml:space="preserve">acceptJson</w:t>
-      </w:r>
-      <w:r>
-        <w:rPr>
-          <w:rFonts w:ascii="Consolas" w:hAnsi="Consolas"/>
-          <w:color w:val="262626"/>
+        <w:t>:</w:t>
+      </w:r>
+      <w:r>
+        <w:rPr>
+          <w:rFonts w:ascii="Consolas" w:hAnsi="Consolas" w:eastAsia="Consolas"/>
+          <w:color w:val="DCDCAA"/>
           <w:sz w:val="16"/>
         </w:rPr>
-        <w:t xml:space="preserve">()</w:t>
-      </w:r>
-      <w:r>
+        <w:t>fromArray</w:t>
+      </w:r>
+      <w:r>
+        <w:rPr>
+          <w:rFonts w:ascii="Consolas" w:hAnsi="Consolas" w:eastAsia="Consolas"/>
+          <w:color w:val="D4D4D4"/>
+          <w:sz w:val="16"/>
+        </w:rPr>
+        <w:t>(</w:t>
+      </w:r>
+      <w:r>
+        <w:rPr>
+          <w:rFonts w:ascii="Consolas" w:hAnsi="Consolas" w:eastAsia="Consolas"/>
+          <w:color w:val="9CDCFE"/>
+          <w:sz w:val="16"/>
+        </w:rPr>
+        <w:t>$response</w:t>
+      </w:r>
+      <w:r>
+        <w:rPr>
+          <w:rFonts w:ascii="Consolas" w:hAnsi="Consolas" w:eastAsia="Consolas"/>
+          <w:color w:val="D4D4D4"/>
+          <w:sz w:val="16"/>
+        </w:rPr>
+        <w:t>-</w:t>
+      </w:r>
+      <w:r>
+        <w:rPr>
+          <w:rFonts w:ascii="Consolas" w:hAnsi="Consolas" w:eastAsia="Consolas"/>
+          <w:color w:val="D4D4D4"/>
+          <w:sz w:val="16"/>
+        </w:rPr>
+        <w:t>&gt;</w:t>
+      </w:r>
+      <w:r>
+        <w:rPr>
+          <w:rFonts w:ascii="Consolas" w:hAnsi="Consolas" w:eastAsia="Consolas"/>
+          <w:color w:val="DCDCAA"/>
+          <w:sz w:val="16"/>
+        </w:rPr>
+        <w:t>json</w:t>
+      </w:r>
+      <w:r>
+        <w:rPr>
+          <w:rFonts w:ascii="Consolas" w:hAnsi="Consolas" w:eastAsia="Consolas"/>
+          <w:color w:val="D4D4D4"/>
+          <w:sz w:val="16"/>
+        </w:rPr>
+        <w:t>(</w:t>
+      </w:r>
+      <w:r>
+        <w:rPr>
+          <w:rFonts w:ascii="Consolas" w:hAnsi="Consolas" w:eastAsia="Consolas"/>
+          <w:color w:val="D4D4D4"/>
+          <w:sz w:val="16"/>
+        </w:rPr>
+        <w:t>)</w:t>
+      </w:r>
+      <w:r>
+        <w:rPr>
+          <w:rFonts w:ascii="Consolas" w:hAnsi="Consolas" w:eastAsia="Consolas"/>
+          <w:color w:val="D4D4D4"/>
+          <w:sz w:val="16"/>
+        </w:rPr>
+        <w:t>)</w:t>
+      </w:r>
+      <w:r>
+        <w:rPr>
+          <w:rFonts w:ascii="Consolas" w:hAnsi="Consolas" w:eastAsia="Consolas"/>
+          <w:color w:val="D4D4D4"/>
+          <w:sz w:val="16"/>
+        </w:rPr>
+        <w:t>;</w:t>
+      </w:r>
+      <w:r>
+        <w:rPr>
+          <w:rFonts w:ascii="Consolas" w:hAnsi="Consolas" w:eastAsia="Consolas"/>
+          <w:color w:val="D4D4D4"/>
+          <w:sz w:val="16"/>
+        </w:rPr>
         <w:br/>
       </w:r>
       <w:r>
         <w:rPr>
-          <w:rFonts w:ascii="Consolas" w:hAnsi="Consolas"/>
-          <w:color w:val="262626"/>
+          <w:rFonts w:ascii="Consolas" w:hAnsi="Consolas" w:eastAsia="Consolas"/>
+          <w:color w:val="D4D4D4"/>
           <w:sz w:val="16"/>
         </w:rPr>
-        <w:t xml:space="preserve">        -&gt;</w:t>
-      </w:r>
-      <w:r>
-        <w:rPr>
-          <w:rFonts w:ascii="Consolas" w:hAnsi="Consolas"/>
-          <w:color w:val="795E26"/>
-          <w:sz w:val="16"/>
-        </w:rPr>
-        <w:t xml:space="preserve">withToken</w:t>
-      </w:r>
-      <w:r>
-        <w:rPr>
-          <w:rFonts w:ascii="Consolas" w:hAnsi="Consolas"/>
-          <w:color w:val="262626"/>
-          <w:sz w:val="16"/>
-        </w:rPr>
-        <w:t xml:space="preserve">(</w:t>
-      </w:r>
-      <w:r>
-        <w:rPr>
-          <w:rFonts w:ascii="Consolas" w:hAnsi="Consolas"/>
-          <w:color w:val="795E26"/>
-          <w:sz w:val="16"/>
-        </w:rPr>
-        <w:t xml:space="preserve">config</w:t>
-      </w:r>
-      <w:r>
-        <w:rPr>
-          <w:rFonts w:ascii="Consolas" w:hAnsi="Consolas"/>
-          <w:color w:val="262626"/>
-          <w:sz w:val="16"/>
-        </w:rPr>
-        <w:t xml:space="preserve">(</w:t>
-      </w:r>
-      <w:r>
-        <w:rPr>
-          <w:rFonts w:ascii="Consolas" w:hAnsi="Consolas"/>
-          <w:color w:val="00733B"/>
-          <w:sz w:val="16"/>
-        </w:rPr>
-        <w:t xml:space="preserve">'services.qris.token'</w:t>
-      </w:r>
-      <w:r>
-        <w:rPr>
-          <w:rFonts w:ascii="Consolas" w:hAnsi="Consolas"/>
-          <w:color w:val="262626"/>
-          <w:sz w:val="16"/>
-        </w:rPr>
-        <w:t xml:space="preserve">))</w:t>
-      </w:r>
-      <w:r>
-        <w:br/>
-      </w:r>
-      <w:r>
-        <w:rPr>
-          <w:rFonts w:ascii="Consolas" w:hAnsi="Consolas"/>
-          <w:color w:val="262626"/>
-          <w:sz w:val="16"/>
-        </w:rPr>
-        <w:t xml:space="preserve">        -&gt;</w:t>
-      </w:r>
-      <w:r>
-        <w:rPr>
-          <w:rFonts w:ascii="Consolas" w:hAnsi="Consolas"/>
-          <w:color w:val="795E26"/>
-          <w:sz w:val="16"/>
-        </w:rPr>
-        <w:t xml:space="preserve">withHeaders</w:t>
-      </w:r>
-      <w:r>
-        <w:rPr>
-          <w:rFonts w:ascii="Consolas" w:hAnsi="Consolas"/>
-          <w:color w:val="262626"/>
-          <w:sz w:val="16"/>
-        </w:rPr>
-        <w:t xml:space="preserve">([</w:t>
-      </w:r>
-      <w:r>
-        <w:br/>
-      </w:r>
-      <w:r>
-        <w:rPr>
-          <w:rFonts w:ascii="Consolas" w:hAnsi="Consolas"/>
-          <w:color w:val="262626"/>
-          <w:sz w:val="16"/>
-        </w:rPr>
-        <w:t xml:space="preserve">            </w:t>
-      </w:r>
-      <w:r>
-        <w:rPr>
-          <w:rFonts w:ascii="Consolas" w:hAnsi="Consolas"/>
-          <w:color w:val="00733B"/>
-          <w:sz w:val="16"/>
-        </w:rPr>
-        <w:t xml:space="preserve">'Idempotency-Key'</w:t>
-      </w:r>
-      <w:r>
-        <w:rPr>
-          <w:rFonts w:ascii="Consolas" w:hAnsi="Consolas"/>
-          <w:color w:val="262626"/>
-          <w:sz w:val="16"/>
-        </w:rPr>
-        <w:t xml:space="preserve"> =&gt; </w:t>
-      </w:r>
-      <w:r>
-        <w:rPr>
-          <w:rFonts w:ascii="Consolas" w:hAnsi="Consolas"/>
-          <w:color w:val="660E7A"/>
-          <w:sz w:val="16"/>
-        </w:rPr>
-        <w:t xml:space="preserve">$request</w:t>
-      </w:r>
-      <w:r>
-        <w:rPr>
-          <w:rFonts w:ascii="Consolas" w:hAnsi="Consolas"/>
-          <w:color w:val="262626"/>
-          <w:sz w:val="16"/>
-        </w:rPr>
-        <w:t xml:space="preserve">-&gt;</w:t>
-      </w:r>
-      <w:r>
-        <w:rPr>
-          <w:rFonts w:ascii="Consolas" w:hAnsi="Consolas"/>
-          <w:color w:val="660E7A"/>
-          <w:sz w:val="16"/>
-        </w:rPr>
-        <w:t xml:space="preserve">idempotencyKey</w:t>
-      </w:r>
-      <w:r>
-        <w:rPr>
-          <w:rFonts w:ascii="Consolas" w:hAnsi="Consolas"/>
-          <w:color w:val="262626"/>
-          <w:sz w:val="16"/>
-        </w:rPr>
-        <w:t xml:space="preserve">,</w:t>
-      </w:r>
-      <w:r>
-        <w:br/>
-      </w:r>
-      <w:r>
-        <w:rPr>
-          <w:rFonts w:ascii="Consolas" w:hAnsi="Consolas"/>
-          <w:color w:val="262626"/>
-          <w:sz w:val="16"/>
-        </w:rPr>
-        <w:t xml:space="preserve">        ])</w:t>
-      </w:r>
-      <w:r>
-        <w:br/>
-      </w:r>
-      <w:r>
-        <w:rPr>
-          <w:rFonts w:ascii="Consolas" w:hAnsi="Consolas"/>
-          <w:color w:val="262626"/>
-          <w:sz w:val="16"/>
-        </w:rPr>
-        <w:t xml:space="preserve">        -&gt;</w:t>
-      </w:r>
-      <w:r>
-        <w:rPr>
-          <w:rFonts w:ascii="Consolas" w:hAnsi="Consolas"/>
-          <w:color w:val="795E26"/>
-          <w:sz w:val="16"/>
-        </w:rPr>
-        <w:t xml:space="preserve">connectTimeout</w:t>
-      </w:r>
-      <w:r>
-        <w:rPr>
-          <w:rFonts w:ascii="Consolas" w:hAnsi="Consolas"/>
-          <w:color w:val="262626"/>
-          <w:sz w:val="16"/>
-        </w:rPr>
-        <w:t xml:space="preserve">(</w:t>
-      </w:r>
-      <w:r>
-        <w:rPr>
-          <w:rFonts w:ascii="Consolas" w:hAnsi="Consolas"/>
-          <w:color w:val="0073E6"/>
-          <w:sz w:val="16"/>
-        </w:rPr>
-        <w:t xml:space="preserve">3</w:t>
-      </w:r>
-      <w:r>
-        <w:rPr>
-          <w:rFonts w:ascii="Consolas" w:hAnsi="Consolas"/>
-          <w:color w:val="262626"/>
-          <w:sz w:val="16"/>
-        </w:rPr>
-        <w:t xml:space="preserve">)</w:t>
-      </w:r>
-      <w:r>
-        <w:br/>
-      </w:r>
-      <w:r>
-        <w:rPr>
-          <w:rFonts w:ascii="Consolas" w:hAnsi="Consolas"/>
-          <w:color w:val="262626"/>
-          <w:sz w:val="16"/>
-        </w:rPr>
-        <w:t xml:space="preserve">        -&gt;</w:t>
-      </w:r>
-      <w:r>
-        <w:rPr>
-          <w:rFonts w:ascii="Consolas" w:hAnsi="Consolas"/>
-          <w:color w:val="795E26"/>
-          <w:sz w:val="16"/>
-        </w:rPr>
-        <w:t xml:space="preserve">timeout</w:t>
-      </w:r>
-      <w:r>
-        <w:rPr>
-          <w:rFonts w:ascii="Consolas" w:hAnsi="Consolas"/>
-          <w:color w:val="262626"/>
-          <w:sz w:val="16"/>
-        </w:rPr>
-        <w:t xml:space="preserve">(</w:t>
-      </w:r>
-      <w:r>
-        <w:rPr>
-          <w:rFonts w:ascii="Consolas" w:hAnsi="Consolas"/>
-          <w:color w:val="0073E6"/>
-          <w:sz w:val="16"/>
-        </w:rPr>
-        <w:t xml:space="preserve">10</w:t>
-      </w:r>
-      <w:r>
-        <w:rPr>
-          <w:rFonts w:ascii="Consolas" w:hAnsi="Consolas"/>
-          <w:color w:val="262626"/>
-          <w:sz w:val="16"/>
-        </w:rPr>
-        <w:t xml:space="preserve">)</w:t>
-      </w:r>
-      <w:r>
-        <w:br/>
-      </w:r>
-      <w:r>
-        <w:rPr>
-          <w:rFonts w:ascii="Consolas" w:hAnsi="Consolas"/>
-          <w:color w:val="262626"/>
-          <w:sz w:val="16"/>
-        </w:rPr>
-        <w:t xml:space="preserve">        -&gt;</w:t>
-      </w:r>
-      <w:r>
-        <w:rPr>
-          <w:rFonts w:ascii="Consolas" w:hAnsi="Consolas"/>
-          <w:color w:val="795E26"/>
-          <w:sz w:val="16"/>
-        </w:rPr>
-        <w:t xml:space="preserve">retry</w:t>
-      </w:r>
-      <w:r>
-        <w:rPr>
-          <w:rFonts w:ascii="Consolas" w:hAnsi="Consolas"/>
-          <w:color w:val="262626"/>
-          <w:sz w:val="16"/>
-        </w:rPr>
-        <w:t xml:space="preserve">(</w:t>
-      </w:r>
-      <w:r>
-        <w:rPr>
-          <w:rFonts w:ascii="Consolas" w:hAnsi="Consolas"/>
-          <w:color w:val="0073E6"/>
-          <w:sz w:val="16"/>
-        </w:rPr>
-        <w:t xml:space="preserve">3</w:t>
-      </w:r>
-      <w:r>
-        <w:rPr>
-          <w:rFonts w:ascii="Consolas" w:hAnsi="Consolas"/>
-          <w:color w:val="262626"/>
-          <w:sz w:val="16"/>
-        </w:rPr>
-        <w:t xml:space="preserve">, </w:t>
-      </w:r>
-      <w:r>
-        <w:rPr>
-          <w:rFonts w:ascii="Consolas" w:hAnsi="Consolas"/>
-          <w:color w:val="0073E6"/>
-          <w:sz w:val="16"/>
-        </w:rPr>
-        <w:t xml:space="preserve">200</w:t>
-      </w:r>
-      <w:r>
-        <w:rPr>
-          <w:rFonts w:ascii="Consolas" w:hAnsi="Consolas"/>
-          <w:color w:val="262626"/>
-          <w:sz w:val="16"/>
-        </w:rPr>
-        <w:t xml:space="preserve">, </w:t>
-      </w:r>
-      <w:r>
-        <w:rPr>
-          <w:rFonts w:ascii="Consolas" w:hAnsi="Consolas"/>
-          <w:b/>
-          <w:color w:val="000080"/>
-          <w:sz w:val="16"/>
-        </w:rPr>
-        <w:t xml:space="preserve">throw</w:t>
-      </w:r>
-      <w:r>
-        <w:rPr>
-          <w:rFonts w:ascii="Consolas" w:hAnsi="Consolas"/>
-          <w:color w:val="262626"/>
-          <w:sz w:val="16"/>
-        </w:rPr>
-        <w:t xml:space="preserve">: </w:t>
-      </w:r>
-      <w:r>
-        <w:rPr>
-          <w:rFonts w:ascii="Consolas" w:hAnsi="Consolas"/>
-          <w:b/>
-          <w:color w:val="000080"/>
-          <w:sz w:val="16"/>
-        </w:rPr>
-        <w:t xml:space="preserve">false</w:t>
-      </w:r>
-      <w:r>
-        <w:rPr>
-          <w:rFonts w:ascii="Consolas" w:hAnsi="Consolas"/>
-          <w:color w:val="262626"/>
-          <w:sz w:val="16"/>
-        </w:rPr>
-        <w:t xml:space="preserve">)</w:t>
-      </w:r>
-      <w:r>
-        <w:br/>
-      </w:r>
-      <w:r>
-        <w:rPr>
-          <w:rFonts w:ascii="Consolas" w:hAnsi="Consolas"/>
-          <w:color w:val="262626"/>
-          <w:sz w:val="16"/>
-        </w:rPr>
-        <w:t xml:space="preserve">        -&gt;</w:t>
-      </w:r>
-      <w:r>
-        <w:rPr>
-          <w:rFonts w:ascii="Consolas" w:hAnsi="Consolas"/>
-          <w:color w:val="795E26"/>
-          <w:sz w:val="16"/>
-        </w:rPr>
-        <w:t xml:space="preserve">post</w:t>
-      </w:r>
-      <w:r>
-        <w:rPr>
-          <w:rFonts w:ascii="Consolas" w:hAnsi="Consolas"/>
-          <w:color w:val="262626"/>
-          <w:sz w:val="16"/>
-        </w:rPr>
-        <w:t xml:space="preserve">(</w:t>
-      </w:r>
-      <w:r>
-        <w:rPr>
-          <w:rFonts w:ascii="Consolas" w:hAnsi="Consolas"/>
-          <w:color w:val="795E26"/>
-          <w:sz w:val="16"/>
-        </w:rPr>
-        <w:t xml:space="preserve">config</w:t>
-      </w:r>
-      <w:r>
-        <w:rPr>
-          <w:rFonts w:ascii="Consolas" w:hAnsi="Consolas"/>
-          <w:color w:val="262626"/>
-          <w:sz w:val="16"/>
-        </w:rPr>
-        <w:t xml:space="preserve">(</w:t>
-      </w:r>
-      <w:r>
-        <w:rPr>
-          <w:rFonts w:ascii="Consolas" w:hAnsi="Consolas"/>
-          <w:color w:val="00733B"/>
-          <w:sz w:val="16"/>
-        </w:rPr>
-        <w:t xml:space="preserve">'services.qris.url'</w:t>
-      </w:r>
-      <w:r>
-        <w:rPr>
-          <w:rFonts w:ascii="Consolas" w:hAnsi="Consolas"/>
-          <w:color w:val="262626"/>
-          <w:sz w:val="16"/>
-        </w:rPr>
-        <w:t xml:space="preserve">).</w:t>
-      </w:r>
-      <w:r>
-        <w:rPr>
-          <w:rFonts w:ascii="Consolas" w:hAnsi="Consolas"/>
-          <w:color w:val="00733B"/>
-          <w:sz w:val="16"/>
-        </w:rPr>
-        <w:t xml:space="preserve">'/payments'</w:t>
-      </w:r>
-      <w:r>
-        <w:rPr>
-          <w:rFonts w:ascii="Consolas" w:hAnsi="Consolas"/>
-          <w:color w:val="262626"/>
-          <w:sz w:val="16"/>
-        </w:rPr>
-        <w:t xml:space="preserve">, [</w:t>
-      </w:r>
-      <w:r>
-        <w:br/>
-      </w:r>
-      <w:r>
-        <w:rPr>
-          <w:rFonts w:ascii="Consolas" w:hAnsi="Consolas"/>
-          <w:color w:val="262626"/>
-          <w:sz w:val="16"/>
-        </w:rPr>
-        <w:t xml:space="preserve">            </w:t>
-      </w:r>
-      <w:r>
-        <w:rPr>
-          <w:rFonts w:ascii="Consolas" w:hAnsi="Consolas"/>
-          <w:color w:val="00733B"/>
-          <w:sz w:val="16"/>
-        </w:rPr>
-        <w:t xml:space="preserve">'external_id'</w:t>
-      </w:r>
-      <w:r>
-        <w:rPr>
-          <w:rFonts w:ascii="Consolas" w:hAnsi="Consolas"/>
-          <w:color w:val="262626"/>
-          <w:sz w:val="16"/>
-        </w:rPr>
-        <w:t xml:space="preserve"> =&gt; </w:t>
-      </w:r>
-      <w:r>
-        <w:rPr>
-          <w:rFonts w:ascii="Consolas" w:hAnsi="Consolas"/>
-          <w:color w:val="660E7A"/>
-          <w:sz w:val="16"/>
-        </w:rPr>
-        <w:t xml:space="preserve">$request</w:t>
-      </w:r>
-      <w:r>
-        <w:rPr>
-          <w:rFonts w:ascii="Consolas" w:hAnsi="Consolas"/>
-          <w:color w:val="262626"/>
-          <w:sz w:val="16"/>
-        </w:rPr>
-        <w:t xml:space="preserve">-&gt;</w:t>
-      </w:r>
-      <w:r>
-        <w:rPr>
-          <w:rFonts w:ascii="Consolas" w:hAnsi="Consolas"/>
-          <w:color w:val="660E7A"/>
-          <w:sz w:val="16"/>
-        </w:rPr>
-        <w:t xml:space="preserve">externalId</w:t>
-      </w:r>
-      <w:r>
-        <w:rPr>
-          <w:rFonts w:ascii="Consolas" w:hAnsi="Consolas"/>
-          <w:color w:val="262626"/>
-          <w:sz w:val="16"/>
-        </w:rPr>
-        <w:t xml:space="preserve">,</w:t>
-      </w:r>
-      <w:r>
-        <w:br/>
-      </w:r>
-      <w:r>
-        <w:rPr>
-          <w:rFonts w:ascii="Consolas" w:hAnsi="Consolas"/>
-          <w:color w:val="262626"/>
-          <w:sz w:val="16"/>
-        </w:rPr>
-        <w:t xml:space="preserve">            </w:t>
-      </w:r>
-      <w:r>
-        <w:rPr>
-          <w:rFonts w:ascii="Consolas" w:hAnsi="Consolas"/>
-          <w:color w:val="00733B"/>
-          <w:sz w:val="16"/>
-        </w:rPr>
-        <w:t xml:space="preserve">'amount'</w:t>
-      </w:r>
-      <w:r>
-        <w:rPr>
-          <w:rFonts w:ascii="Consolas" w:hAnsi="Consolas"/>
-          <w:color w:val="262626"/>
-          <w:sz w:val="16"/>
-        </w:rPr>
-        <w:t xml:space="preserve"> =&gt; </w:t>
-      </w:r>
-      <w:r>
-        <w:rPr>
-          <w:rFonts w:ascii="Consolas" w:hAnsi="Consolas"/>
-          <w:color w:val="660E7A"/>
-          <w:sz w:val="16"/>
-        </w:rPr>
-        <w:t xml:space="preserve">$request</w:t>
-      </w:r>
-      <w:r>
-        <w:rPr>
-          <w:rFonts w:ascii="Consolas" w:hAnsi="Consolas"/>
-          <w:color w:val="262626"/>
-          <w:sz w:val="16"/>
-        </w:rPr>
-        <w:t xml:space="preserve">-&gt;</w:t>
-      </w:r>
-      <w:r>
-        <w:rPr>
-          <w:rFonts w:ascii="Consolas" w:hAnsi="Consolas"/>
-          <w:color w:val="660E7A"/>
-          <w:sz w:val="16"/>
-        </w:rPr>
-        <w:t xml:space="preserve">amount</w:t>
-      </w:r>
-      <w:r>
-        <w:rPr>
-          <w:rFonts w:ascii="Consolas" w:hAnsi="Consolas"/>
-          <w:color w:val="262626"/>
-          <w:sz w:val="16"/>
-        </w:rPr>
-        <w:t xml:space="preserve">,</w:t>
-      </w:r>
-      <w:r>
-        <w:br/>
-      </w:r>
-      <w:r>
-        <w:rPr>
-          <w:rFonts w:ascii="Consolas" w:hAnsi="Consolas"/>
-          <w:color w:val="262626"/>
-          <w:sz w:val="16"/>
-        </w:rPr>
-        <w:t xml:space="preserve">        ])</w:t>
-      </w:r>
-      <w:r>
-        <w:br/>
-      </w:r>
-      <w:r>
-        <w:rPr>
-          <w:rFonts w:ascii="Consolas" w:hAnsi="Consolas"/>
-          <w:color w:val="262626"/>
-          <w:sz w:val="16"/>
-        </w:rPr>
-        <w:t xml:space="preserve">        -&gt;</w:t>
-      </w:r>
-      <w:r>
-        <w:rPr>
-          <w:rFonts w:ascii="Consolas" w:hAnsi="Consolas"/>
-          <w:color w:val="795E26"/>
-          <w:sz w:val="16"/>
-        </w:rPr>
-        <w:t xml:space="preserve">throw</w:t>
-      </w:r>
-      <w:r>
-        <w:rPr>
-          <w:rFonts w:ascii="Consolas" w:hAnsi="Consolas"/>
-          <w:color w:val="262626"/>
-          <w:sz w:val="16"/>
-        </w:rPr>
-        <w:t xml:space="preserve">();</w:t>
-      </w:r>
-      <w:r>
-        <w:br/>
-      </w:r>
-      <w:r>
-        <w:br/>
-      </w:r>
-      <w:r>
-        <w:rPr>
-          <w:rFonts w:ascii="Consolas" w:hAnsi="Consolas"/>
-          <w:color w:val="262626"/>
-          <w:sz w:val="16"/>
-        </w:rPr>
-        <w:t xml:space="preserve">    </w:t>
-      </w:r>
-      <w:r>
-        <w:rPr>
-          <w:rFonts w:ascii="Consolas" w:hAnsi="Consolas"/>
-          <w:b/>
-          <w:color w:val="000080"/>
-          <w:sz w:val="16"/>
-        </w:rPr>
-        <w:t xml:space="preserve">return</w:t>
-      </w:r>
-      <w:r>
-        <w:rPr>
-          <w:rFonts w:ascii="Consolas" w:hAnsi="Consolas"/>
-          <w:color w:val="262626"/>
-          <w:sz w:val="16"/>
-        </w:rPr>
-        <w:t xml:space="preserve"> </w:t>
-      </w:r>
-      <w:r>
-        <w:rPr>
-          <w:rFonts w:ascii="Consolas" w:hAnsi="Consolas"/>
-          <w:color w:val="267F99"/>
-          <w:sz w:val="16"/>
-        </w:rPr>
-        <w:t xml:space="preserve">PaymentIntent</w:t>
-      </w:r>
-      <w:r>
-        <w:rPr>
-          <w:rFonts w:ascii="Consolas" w:hAnsi="Consolas"/>
-          <w:color w:val="262626"/>
-          <w:sz w:val="16"/>
-        </w:rPr>
-        <w:t xml:space="preserve">::</w:t>
-      </w:r>
-      <w:r>
-        <w:rPr>
-          <w:rFonts w:ascii="Consolas" w:hAnsi="Consolas"/>
-          <w:color w:val="795E26"/>
-          <w:sz w:val="16"/>
-        </w:rPr>
-        <w:t xml:space="preserve">fromArray</w:t>
-      </w:r>
-      <w:r>
-        <w:rPr>
-          <w:rFonts w:ascii="Consolas" w:hAnsi="Consolas"/>
-          <w:color w:val="262626"/>
-          <w:sz w:val="16"/>
-        </w:rPr>
-        <w:t xml:space="preserve">(</w:t>
-      </w:r>
-      <w:r>
-        <w:rPr>
-          <w:rFonts w:ascii="Consolas" w:hAnsi="Consolas"/>
-          <w:color w:val="660E7A"/>
-          <w:sz w:val="16"/>
-        </w:rPr>
-        <w:t xml:space="preserve">$response</w:t>
-      </w:r>
-      <w:r>
-        <w:rPr>
-          <w:rFonts w:ascii="Consolas" w:hAnsi="Consolas"/>
-          <w:color w:val="262626"/>
-          <w:sz w:val="16"/>
-        </w:rPr>
-        <w:t xml:space="preserve">-&gt;</w:t>
-      </w:r>
-      <w:r>
-        <w:rPr>
-          <w:rFonts w:ascii="Consolas" w:hAnsi="Consolas"/>
-          <w:color w:val="795E26"/>
-          <w:sz w:val="16"/>
-        </w:rPr>
-        <w:t xml:space="preserve">json</w:t>
-      </w:r>
-      <w:r>
-        <w:rPr>
-          <w:rFonts w:ascii="Consolas" w:hAnsi="Consolas"/>
-          <w:color w:val="262626"/>
-          <w:sz w:val="16"/>
-        </w:rPr>
-        <w:t xml:space="preserve">());</w:t>
-      </w:r>
-      <w:r>
-        <w:br/>
-      </w:r>
-      <w:r>
-        <w:rPr>
-          <w:rFonts w:ascii="Consolas" w:hAnsi="Consolas"/>
-          <w:color w:val="262626"/>
-          <w:sz w:val="16"/>
-        </w:rPr>
-        <w:t xml:space="preserve">}</w:t>
+        <w:t>}</w:t>
       </w:r>
     </w:p>
     <w:p>
@@ -3067,6 +3444,289 @@
     </w:p>
     <w:p>
       <w:pPr>
+        <w:pStyle w:val="ListBody"/>
+      </w:pPr>
+      <w:r>
+        <w:rPr>
+          <w:rFonts w:ascii="Aptos" w:hAnsi="Aptos"/>
+          <w:color w:val="1F2937"/>
+          <w:sz w:val="19"/>
+        </w:rPr>
+        <w:t xml:space="preserve">Perintah pembuatan berkas tahap ini (diverifikasi pada Laravel 13.25; baris # INFO adalah output nyata). Jalankan dari root repository, lalu isi berkas sesuai langkah di atas.</w:t>
+      </w:r>
+    </w:p>
+    <w:p>
+      <w:pPr>
+        <w:pStyle w:val="CodeHeader"/>
+        <w:shd w:fill="2D2D30"/>
+        <w:pBdr>
+          <w:left w:val="single" w:sz="4" w:space="8" w:color="2D2D30"/>
+        </w:pBdr>
+      </w:pPr>
+      <w:r>
+        <w:rPr>
+          <w:rFonts w:ascii="Consolas" w:hAnsi="Consolas"/>
+          <w:b/>
+          <w:color w:val="FFFFFF"/>
+          <w:sz w:val="16"/>
+        </w:rPr>
+        <w:t xml:space="preserve">BUAT FILE — MODUL 10 TAHAP 1   •   terminal pada root repository   •   BASH</w:t>
+      </w:r>
+    </w:p>
+    <w:p>
+      <w:pPr>
+        <w:pStyle w:val="CodeBlock"/>
+        <w:shd w:fill="1E1E1E"/>
+        <w:pBdr>
+          <w:left w:val="single" w:sz="4" w:space="8" w:color="1E1E1E"/>
+        </w:pBdr>
+      </w:pPr>
+      <w:r>
+        <w:rPr>
+          <w:rFonts w:ascii="Consolas" w:hAnsi="Consolas"/>
+          <w:color w:val="D4D4D4"/>
+          <w:sz w:val="16"/>
+        </w:rPr>
+        <w:t xml:space="preserve">php artisan make:interface 'App\Modules\Payments\Contracts\PaymentGateway'</w:t>
+        <w:br/>
+      </w:r>
+      <w:r>
+        <w:rPr>
+          <w:rFonts w:ascii="Consolas" w:hAnsi="Consolas"/>
+          <w:color w:val="6A9955"/>
+          <w:sz w:val="16"/>
+        </w:rPr>
+        <w:t xml:space="preserve">#   INFO Interface [app/Modules/Payments/Contracts/PaymentGateway.php] created successfully.</w:t>
+        <w:br/>
+      </w:r>
+      <w:r>
+        <w:rPr>
+          <w:rFonts w:ascii="Consolas" w:hAnsi="Consolas"/>
+          <w:color w:val="D4D4D4"/>
+          <w:sz w:val="16"/>
+        </w:rPr>
+        <w:t xml:space="preserve">php artisan make:model Payment</w:t>
+        <w:br/>
+      </w:r>
+      <w:r>
+        <w:rPr>
+          <w:rFonts w:ascii="Consolas" w:hAnsi="Consolas"/>
+          <w:color w:val="6A9955"/>
+          <w:sz w:val="16"/>
+        </w:rPr>
+        <w:t xml:space="preserve">#   INFO Model [app/Models/Payment.php] created successfully.</w:t>
+        <w:br/>
+      </w:r>
+      <w:r>
+        <w:rPr>
+          <w:rFonts w:ascii="Consolas" w:hAnsi="Consolas"/>
+          <w:color w:val="D4D4D4"/>
+          <w:sz w:val="16"/>
+        </w:rPr>
+        <w:t xml:space="preserve">php artisan make:model PaymentAttempt</w:t>
+        <w:br/>
+      </w:r>
+      <w:r>
+        <w:rPr>
+          <w:rFonts w:ascii="Consolas" w:hAnsi="Consolas"/>
+          <w:color w:val="6A9955"/>
+          <w:sz w:val="16"/>
+        </w:rPr>
+        <w:t xml:space="preserve">#   INFO Model [app/Models/PaymentAttempt.php] created successfully.</w:t>
+        <w:br/>
+      </w:r>
+      <w:r>
+        <w:rPr>
+          <w:rFonts w:ascii="Consolas" w:hAnsi="Consolas"/>
+          <w:color w:val="D4D4D4"/>
+          <w:sz w:val="16"/>
+        </w:rPr>
+        <w:t xml:space="preserve">php artisan make:model PaymentEvent</w:t>
+        <w:br/>
+      </w:r>
+      <w:r>
+        <w:rPr>
+          <w:rFonts w:ascii="Consolas" w:hAnsi="Consolas"/>
+          <w:color w:val="6A9955"/>
+          <w:sz w:val="16"/>
+        </w:rPr>
+        <w:t xml:space="preserve">#   INFO Model [app/Models/PaymentEvent.php] created successfully.</w:t>
+      </w:r>
+    </w:p>
+    <w:p>
+      <w:pPr>
+        <w:pStyle w:val="ListBody"/>
+        <w:numPr>
+          <w:ilvl w:val="0"/>
+          <w:numId w:val="10"/>
+        </w:numPr>
+      </w:pPr>
+      <w:r>
+        <w:rPr>
+          <w:rFonts w:ascii="Consolas" w:hAnsi="Consolas"/>
+          <w:color w:val="C11B12"/>
+          <w:sz w:val="17"/>
+          <w:shd w:fill="ECEFF3"/>
+        </w:rPr>
+        <w:t xml:space="preserve">php artisan make:interface 'App\Modules\Payments\Contracts\PaymentGateway'</w:t>
+      </w:r>
+      <w:r>
+        <w:rPr>
+          <w:rFonts w:ascii="Aptos" w:hAnsi="Aptos"/>
+          <w:color w:val="1F2937"/>
+          <w:sz w:val="19"/>
+        </w:rPr>
+        <w:t xml:space="preserve"> — make:interface membuat interface kosong; dengan nama lengkap ditulis ke app/Modules/Payments/Contracts. Kontrak tunggal yang dipakai aplikasi — adapter provider (fake/sandbox/nyata) mengimplementasikannya. Hasil: </w:t>
+      </w:r>
+      <w:r>
+        <w:rPr>
+          <w:rFonts w:ascii="Consolas" w:hAnsi="Consolas"/>
+          <w:color w:val="C11B12"/>
+          <w:sz w:val="17"/>
+          <w:shd w:fill="ECEFF3"/>
+        </w:rPr>
+        <w:t xml:space="preserve">app/Modules/Payments/Contracts/PaymentGateway.php</w:t>
+      </w:r>
+      <w:r>
+        <w:rPr>
+          <w:rFonts w:ascii="Aptos" w:hAnsi="Aptos"/>
+          <w:color w:val="1F2937"/>
+          <w:sz w:val="19"/>
+        </w:rPr>
+        <w:t xml:space="preserve">.</w:t>
+      </w:r>
+    </w:p>
+    <w:p>
+      <w:pPr>
+        <w:pStyle w:val="ListBody"/>
+        <w:numPr>
+          <w:ilvl w:val="0"/>
+          <w:numId w:val="10"/>
+        </w:numPr>
+      </w:pPr>
+      <w:r>
+        <w:rPr>
+          <w:rFonts w:ascii="Consolas" w:hAnsi="Consolas"/>
+          <w:color w:val="C11B12"/>
+          <w:sz w:val="17"/>
+          <w:shd w:fill="ECEFF3"/>
+        </w:rPr>
+        <w:t xml:space="preserve">php artisan make:model Payment</w:t>
+      </w:r>
+      <w:r>
+        <w:rPr>
+          <w:rFonts w:ascii="Aptos" w:hAnsi="Aptos"/>
+          <w:color w:val="1F2937"/>
+          <w:sz w:val="19"/>
+        </w:rPr>
+        <w:t xml:space="preserve"> — Model pembayaran per order (status pending/paid/…); shared kernel app/Models. Hasil: </w:t>
+      </w:r>
+      <w:r>
+        <w:rPr>
+          <w:rFonts w:ascii="Consolas" w:hAnsi="Consolas"/>
+          <w:color w:val="C11B12"/>
+          <w:sz w:val="17"/>
+          <w:shd w:fill="ECEFF3"/>
+        </w:rPr>
+        <w:t xml:space="preserve">app/Models/Payment.php</w:t>
+      </w:r>
+      <w:r>
+        <w:rPr>
+          <w:rFonts w:ascii="Aptos" w:hAnsi="Aptos"/>
+          <w:color w:val="1F2937"/>
+          <w:sz w:val="19"/>
+        </w:rPr>
+        <w:t xml:space="preserve">.</w:t>
+      </w:r>
+    </w:p>
+    <w:p>
+      <w:pPr>
+        <w:pStyle w:val="ListBody"/>
+        <w:numPr>
+          <w:ilvl w:val="0"/>
+          <w:numId w:val="10"/>
+        </w:numPr>
+      </w:pPr>
+      <w:r>
+        <w:rPr>
+          <w:rFonts w:ascii="Consolas" w:hAnsi="Consolas"/>
+          <w:color w:val="C11B12"/>
+          <w:sz w:val="17"/>
+          <w:shd w:fill="ECEFF3"/>
+        </w:rPr>
+        <w:t xml:space="preserve">php artisan make:model PaymentAttempt</w:t>
+      </w:r>
+      <w:r>
+        <w:rPr>
+          <w:rFonts w:ascii="Aptos" w:hAnsi="Aptos"/>
+          <w:color w:val="1F2937"/>
+          <w:sz w:val="19"/>
+        </w:rPr>
+        <w:t xml:space="preserve"> — Model percobaan bayar (QRIS dinamis: payload, reference, kedaluwarsa). Hasil: </w:t>
+      </w:r>
+      <w:r>
+        <w:rPr>
+          <w:rFonts w:ascii="Consolas" w:hAnsi="Consolas"/>
+          <w:color w:val="C11B12"/>
+          <w:sz w:val="17"/>
+          <w:shd w:fill="ECEFF3"/>
+        </w:rPr>
+        <w:t xml:space="preserve">app/Models/PaymentAttempt.php</w:t>
+      </w:r>
+      <w:r>
+        <w:rPr>
+          <w:rFonts w:ascii="Aptos" w:hAnsi="Aptos"/>
+          <w:color w:val="1F2937"/>
+          <w:sz w:val="19"/>
+        </w:rPr>
+        <w:t xml:space="preserve">.</w:t>
+      </w:r>
+    </w:p>
+    <w:p>
+      <w:pPr>
+        <w:pStyle w:val="ListBody"/>
+        <w:numPr>
+          <w:ilvl w:val="0"/>
+          <w:numId w:val="10"/>
+        </w:numPr>
+      </w:pPr>
+      <w:r>
+        <w:rPr>
+          <w:rFonts w:ascii="Consolas" w:hAnsi="Consolas"/>
+          <w:color w:val="C11B12"/>
+          <w:sz w:val="17"/>
+          <w:shd w:fill="ECEFF3"/>
+        </w:rPr>
+        <w:t xml:space="preserve">php artisan make:model PaymentEvent</w:t>
+      </w:r>
+      <w:r>
+        <w:rPr>
+          <w:rFonts w:ascii="Aptos" w:hAnsi="Aptos"/>
+          <w:color w:val="1F2937"/>
+          <w:sz w:val="19"/>
+        </w:rPr>
+        <w:t xml:space="preserve"> — Model event pembayaran append-only (dedup provider_event_id). Hasil: </w:t>
+      </w:r>
+      <w:r>
+        <w:rPr>
+          <w:rFonts w:ascii="Consolas" w:hAnsi="Consolas"/>
+          <w:color w:val="C11B12"/>
+          <w:sz w:val="17"/>
+          <w:shd w:fill="ECEFF3"/>
+        </w:rPr>
+        <w:t xml:space="preserve">app/Models/PaymentEvent.php</w:t>
+      </w:r>
+      <w:r>
+        <w:rPr>
+          <w:rFonts w:ascii="Aptos" w:hAnsi="Aptos"/>
+          <w:color w:val="1F2937"/>
+          <w:sz w:val="19"/>
+        </w:rPr>
+        <w:t xml:space="preserve">.</w:t>
+      </w:r>
+    </w:p>
+    <w:p>
+      <w:pPr>
         <w:pStyle w:val="TutorialObserve"/>
         <w:shd w:fill="FFF4D6" w:val="clear"/>
         <w:pBdr>
@@ -3273,6 +3933,202 @@
     </w:p>
     <w:p>
       <w:pPr>
+        <w:pStyle w:val="ListBody"/>
+      </w:pPr>
+      <w:r>
+        <w:rPr>
+          <w:rFonts w:ascii="Aptos" w:hAnsi="Aptos"/>
+          <w:color w:val="1F2937"/>
+          <w:sz w:val="19"/>
+        </w:rPr>
+        <w:t xml:space="preserve">Perintah pembuatan berkas tahap ini (diverifikasi pada Laravel 13.25; baris # INFO adalah output nyata). Jalankan dari root repository, lalu isi berkas sesuai langkah di atas.</w:t>
+      </w:r>
+    </w:p>
+    <w:p>
+      <w:pPr>
+        <w:pStyle w:val="CodeHeader"/>
+        <w:shd w:fill="2D2D30"/>
+        <w:pBdr>
+          <w:left w:val="single" w:sz="4" w:space="8" w:color="2D2D30"/>
+        </w:pBdr>
+      </w:pPr>
+      <w:r>
+        <w:rPr>
+          <w:rFonts w:ascii="Consolas" w:hAnsi="Consolas"/>
+          <w:b/>
+          <w:color w:val="FFFFFF"/>
+          <w:sz w:val="16"/>
+        </w:rPr>
+        <w:t xml:space="preserve">BUAT FILE — MODUL 10 TAHAP 2   •   terminal pada root repository   •   BASH</w:t>
+      </w:r>
+    </w:p>
+    <w:p>
+      <w:pPr>
+        <w:pStyle w:val="CodeBlock"/>
+        <w:shd w:fill="1E1E1E"/>
+        <w:pBdr>
+          <w:left w:val="single" w:sz="4" w:space="8" w:color="1E1E1E"/>
+        </w:pBdr>
+      </w:pPr>
+      <w:r>
+        <w:rPr>
+          <w:rFonts w:ascii="Consolas" w:hAnsi="Consolas"/>
+          <w:color w:val="D4D4D4"/>
+          <w:sz w:val="16"/>
+        </w:rPr>
+        <w:t xml:space="preserve">php artisan make:class Modules/Payments/Data/PaymentChargeRequest</w:t>
+        <w:br/>
+      </w:r>
+      <w:r>
+        <w:rPr>
+          <w:rFonts w:ascii="Consolas" w:hAnsi="Consolas"/>
+          <w:color w:val="6A9955"/>
+          <w:sz w:val="16"/>
+        </w:rPr>
+        <w:t xml:space="preserve">#   INFO Class [app/Modules/Payments/Data/PaymentChargeRequest.php] created successfully.</w:t>
+        <w:br/>
+      </w:r>
+      <w:r>
+        <w:rPr>
+          <w:rFonts w:ascii="Consolas" w:hAnsi="Consolas"/>
+          <w:color w:val="D4D4D4"/>
+          <w:sz w:val="16"/>
+        </w:rPr>
+        <w:t xml:space="preserve">php artisan make:class Modules/Payments/Data/QrisCharge</w:t>
+        <w:br/>
+      </w:r>
+      <w:r>
+        <w:rPr>
+          <w:rFonts w:ascii="Consolas" w:hAnsi="Consolas"/>
+          <w:color w:val="6A9955"/>
+          <w:sz w:val="16"/>
+        </w:rPr>
+        <w:t xml:space="preserve">#   INFO Class [app/Modules/Payments/Data/QrisCharge.php] created successfully.</w:t>
+        <w:br/>
+      </w:r>
+      <w:r>
+        <w:rPr>
+          <w:rFonts w:ascii="Consolas" w:hAnsi="Consolas"/>
+          <w:color w:val="D4D4D4"/>
+          <w:sz w:val="16"/>
+        </w:rPr>
+        <w:t xml:space="preserve">php artisan make:exception 'App\Modules\Payments\Exceptions\PaymentException'</w:t>
+        <w:br/>
+      </w:r>
+      <w:r>
+        <w:rPr>
+          <w:rFonts w:ascii="Consolas" w:hAnsi="Consolas"/>
+          <w:color w:val="6A9955"/>
+          <w:sz w:val="16"/>
+        </w:rPr>
+        <w:t xml:space="preserve">#   INFO Exception [app/Modules/Payments/Exceptions/PaymentException.php] created successfully.</w:t>
+      </w:r>
+    </w:p>
+    <w:p>
+      <w:pPr>
+        <w:pStyle w:val="ListBody"/>
+        <w:numPr>
+          <w:ilvl w:val="0"/>
+          <w:numId w:val="10"/>
+        </w:numPr>
+      </w:pPr>
+      <w:r>
+        <w:rPr>
+          <w:rFonts w:ascii="Consolas" w:hAnsi="Consolas"/>
+          <w:color w:val="C11B12"/>
+          <w:sz w:val="17"/>
+          <w:shd w:fill="ECEFF3"/>
+        </w:rPr>
+        <w:t xml:space="preserve">php artisan make:class Modules/Payments/Data/PaymentChargeRequest</w:t>
+      </w:r>
+      <w:r>
+        <w:rPr>
+          <w:rFonts w:ascii="Aptos" w:hAnsi="Aptos"/>
+          <w:color w:val="1F2937"/>
+          <w:sz w:val="19"/>
+        </w:rPr>
+        <w:t xml:space="preserve"> (dan 1 perintah serupa di atas) — make:class membuat kelas polos; dipakai sebagai DTO read-only (final readonly class) milik modul Payments, bukan model Eloquent. Hasil: </w:t>
+      </w:r>
+      <w:r>
+        <w:rPr>
+          <w:rFonts w:ascii="Consolas" w:hAnsi="Consolas"/>
+          <w:color w:val="C11B12"/>
+          <w:sz w:val="17"/>
+          <w:shd w:fill="ECEFF3"/>
+        </w:rPr>
+        <w:t xml:space="preserve">app/Modules/Payments/Data/PaymentChargeRequest.php</w:t>
+      </w:r>
+      <w:r>
+        <w:rPr>
+          <w:rFonts w:ascii="Aptos" w:hAnsi="Aptos"/>
+          <w:color w:val="1F2937"/>
+          <w:sz w:val="19"/>
+        </w:rPr>
+        <w:t xml:space="preserve">, </w:t>
+      </w:r>
+      <w:r>
+        <w:rPr>
+          <w:rFonts w:ascii="Consolas" w:hAnsi="Consolas"/>
+          <w:color w:val="C11B12"/>
+          <w:sz w:val="17"/>
+          <w:shd w:fill="ECEFF3"/>
+        </w:rPr>
+        <w:t xml:space="preserve">app/Modules/Payments/Data/QrisCharge.php</w:t>
+      </w:r>
+      <w:r>
+        <w:rPr>
+          <w:rFonts w:ascii="Aptos" w:hAnsi="Aptos"/>
+          <w:color w:val="1F2937"/>
+          <w:sz w:val="19"/>
+        </w:rPr>
+        <w:t xml:space="preserve">.</w:t>
+      </w:r>
+    </w:p>
+    <w:p>
+      <w:pPr>
+        <w:pStyle w:val="ListBody"/>
+        <w:numPr>
+          <w:ilvl w:val="0"/>
+          <w:numId w:val="10"/>
+        </w:numPr>
+      </w:pPr>
+      <w:r>
+        <w:rPr>
+          <w:rFonts w:ascii="Consolas" w:hAnsi="Consolas"/>
+          <w:color w:val="C11B12"/>
+          <w:sz w:val="17"/>
+          <w:shd w:fill="ECEFF3"/>
+        </w:rPr>
+        <w:t xml:space="preserve">php artisan make:exception 'App\Modules\Payments\Exceptions\PaymentException'</w:t>
+      </w:r>
+      <w:r>
+        <w:rPr>
+          <w:rFonts w:ascii="Aptos" w:hAnsi="Aptos"/>
+          <w:color w:val="1F2937"/>
+          <w:sz w:val="19"/>
+        </w:rPr>
+        <w:t xml:space="preserve"> — Exception domain pembayaran (order tidak menunggu pembayaran, attempt kedaluwarsa); nama lengkap → folder modul Payments. Binding PaymentGateway → FakeQrisGateway ditulis di PaymentsServiceProvider::register() (berkas yang sudah ada). Hasil: </w:t>
+      </w:r>
+      <w:r>
+        <w:rPr>
+          <w:rFonts w:ascii="Consolas" w:hAnsi="Consolas"/>
+          <w:color w:val="C11B12"/>
+          <w:sz w:val="17"/>
+          <w:shd w:fill="ECEFF3"/>
+        </w:rPr>
+        <w:t xml:space="preserve">app/Modules/Payments/Exceptions/PaymentException.php</w:t>
+      </w:r>
+      <w:r>
+        <w:rPr>
+          <w:rFonts w:ascii="Aptos" w:hAnsi="Aptos"/>
+          <w:color w:val="1F2937"/>
+          <w:sz w:val="19"/>
+        </w:rPr>
+        <w:t xml:space="preserve">.</w:t>
+      </w:r>
+    </w:p>
+    <w:p>
+      <w:pPr>
         <w:pStyle w:val="TutorialObserve"/>
         <w:shd w:fill="FFF4D6" w:val="clear"/>
         <w:pBdr>
@@ -3489,6 +4345,106 @@
     </w:p>
     <w:p>
       <w:pPr>
+        <w:pStyle w:val="ListBody"/>
+      </w:pPr>
+      <w:r>
+        <w:rPr>
+          <w:rFonts w:ascii="Aptos" w:hAnsi="Aptos"/>
+          <w:color w:val="1F2937"/>
+          <w:sz w:val="19"/>
+        </w:rPr>
+        <w:t xml:space="preserve">Perintah pembuatan berkas tahap ini (diverifikasi pada Laravel 13.25; baris # INFO adalah output nyata). Jalankan dari root repository, lalu isi berkas sesuai langkah di atas.</w:t>
+      </w:r>
+    </w:p>
+    <w:p>
+      <w:pPr>
+        <w:pStyle w:val="CodeHeader"/>
+        <w:shd w:fill="2D2D30"/>
+        <w:pBdr>
+          <w:left w:val="single" w:sz="4" w:space="8" w:color="2D2D30"/>
+        </w:pBdr>
+      </w:pPr>
+      <w:r>
+        <w:rPr>
+          <w:rFonts w:ascii="Consolas" w:hAnsi="Consolas"/>
+          <w:b/>
+          <w:color w:val="FFFFFF"/>
+          <w:sz w:val="16"/>
+        </w:rPr>
+        <w:t xml:space="preserve">BUAT FILE — MODUL 10 TAHAP 3   •   terminal pada root repository   •   BASH</w:t>
+      </w:r>
+    </w:p>
+    <w:p>
+      <w:pPr>
+        <w:pStyle w:val="CodeBlock"/>
+        <w:shd w:fill="1E1E1E"/>
+        <w:pBdr>
+          <w:left w:val="single" w:sz="4" w:space="8" w:color="1E1E1E"/>
+        </w:pBdr>
+      </w:pPr>
+      <w:r>
+        <w:rPr>
+          <w:rFonts w:ascii="Consolas" w:hAnsi="Consolas"/>
+          <w:color w:val="D4D4D4"/>
+          <w:sz w:val="16"/>
+        </w:rPr>
+        <w:t xml:space="preserve">php artisan make:class Modules/Payments/Services/PaymentService</w:t>
+        <w:br/>
+      </w:r>
+      <w:r>
+        <w:rPr>
+          <w:rFonts w:ascii="Consolas" w:hAnsi="Consolas"/>
+          <w:color w:val="6A9955"/>
+          <w:sz w:val="16"/>
+        </w:rPr>
+        <w:t xml:space="preserve">#   INFO Class [app/Modules/Payments/Services/PaymentService.php] created successfully.</w:t>
+      </w:r>
+    </w:p>
+    <w:p>
+      <w:pPr>
+        <w:pStyle w:val="ListBody"/>
+        <w:numPr>
+          <w:ilvl w:val="0"/>
+          <w:numId w:val="10"/>
+        </w:numPr>
+      </w:pPr>
+      <w:r>
+        <w:rPr>
+          <w:rFonts w:ascii="Consolas" w:hAnsi="Consolas"/>
+          <w:color w:val="C11B12"/>
+          <w:sz w:val="17"/>
+          <w:shd w:fill="ECEFF3"/>
+        </w:rPr>
+        <w:t xml:space="preserve">php artisan make:class Modules/Payments/Services/PaymentService</w:t>
+      </w:r>
+      <w:r>
+        <w:rPr>
+          <w:rFonts w:ascii="Aptos" w:hAnsi="Aptos"/>
+          <w:color w:val="1F2937"/>
+          <w:sz w:val="19"/>
+        </w:rPr>
+        <w:t xml:space="preserve"> — Service pembayaran: initiate idempoten (payment + attempt QRIS) dan konfirmasi sandbox; bergantung pada kontrak, bukan adapter. Hasil: </w:t>
+      </w:r>
+      <w:r>
+        <w:rPr>
+          <w:rFonts w:ascii="Consolas" w:hAnsi="Consolas"/>
+          <w:color w:val="C11B12"/>
+          <w:sz w:val="17"/>
+          <w:shd w:fill="ECEFF3"/>
+        </w:rPr>
+        <w:t xml:space="preserve">app/Modules/Payments/Services/PaymentService.php</w:t>
+      </w:r>
+      <w:r>
+        <w:rPr>
+          <w:rFonts w:ascii="Aptos" w:hAnsi="Aptos"/>
+          <w:color w:val="1F2937"/>
+          <w:sz w:val="19"/>
+        </w:rPr>
+        <w:t xml:space="preserve">.</w:t>
+      </w:r>
+    </w:p>
+    <w:p>
+      <w:pPr>
         <w:pStyle w:val="TutorialObserve"/>
         <w:shd w:fill="FFF4D6" w:val="clear"/>
         <w:pBdr>
@@ -3695,6 +4651,106 @@
     </w:p>
     <w:p>
       <w:pPr>
+        <w:pStyle w:val="ListBody"/>
+      </w:pPr>
+      <w:r>
+        <w:rPr>
+          <w:rFonts w:ascii="Aptos" w:hAnsi="Aptos"/>
+          <w:color w:val="1F2937"/>
+          <w:sz w:val="19"/>
+        </w:rPr>
+        <w:t xml:space="preserve">Perintah pembuatan berkas tahap ini (diverifikasi pada Laravel 13.25; baris # INFO adalah output nyata). Jalankan dari root repository, lalu isi berkas sesuai langkah di atas.</w:t>
+      </w:r>
+    </w:p>
+    <w:p>
+      <w:pPr>
+        <w:pStyle w:val="CodeHeader"/>
+        <w:shd w:fill="2D2D30"/>
+        <w:pBdr>
+          <w:left w:val="single" w:sz="4" w:space="8" w:color="2D2D30"/>
+        </w:pBdr>
+      </w:pPr>
+      <w:r>
+        <w:rPr>
+          <w:rFonts w:ascii="Consolas" w:hAnsi="Consolas"/>
+          <w:b/>
+          <w:color w:val="FFFFFF"/>
+          <w:sz w:val="16"/>
+        </w:rPr>
+        <w:t xml:space="preserve">BUAT FILE — MODUL 10 TAHAP 4   •   terminal pada root repository   •   BASH</w:t>
+      </w:r>
+    </w:p>
+    <w:p>
+      <w:pPr>
+        <w:pStyle w:val="CodeBlock"/>
+        <w:shd w:fill="1E1E1E"/>
+        <w:pBdr>
+          <w:left w:val="single" w:sz="4" w:space="8" w:color="1E1E1E"/>
+        </w:pBdr>
+      </w:pPr>
+      <w:r>
+        <w:rPr>
+          <w:rFonts w:ascii="Consolas" w:hAnsi="Consolas"/>
+          <w:color w:val="D4D4D4"/>
+          <w:sz w:val="16"/>
+        </w:rPr>
+        <w:t xml:space="preserve">php artisan make:class Modules/Payments/Gateways/FakeQrisGateway</w:t>
+        <w:br/>
+      </w:r>
+      <w:r>
+        <w:rPr>
+          <w:rFonts w:ascii="Consolas" w:hAnsi="Consolas"/>
+          <w:color w:val="6A9955"/>
+          <w:sz w:val="16"/>
+        </w:rPr>
+        <w:t xml:space="preserve">#   INFO Class [app/Modules/Payments/Gateways/FakeQrisGateway.php] created successfully.</w:t>
+      </w:r>
+    </w:p>
+    <w:p>
+      <w:pPr>
+        <w:pStyle w:val="ListBody"/>
+        <w:numPr>
+          <w:ilvl w:val="0"/>
+          <w:numId w:val="10"/>
+        </w:numPr>
+      </w:pPr>
+      <w:r>
+        <w:rPr>
+          <w:rFonts w:ascii="Consolas" w:hAnsi="Consolas"/>
+          <w:color w:val="C11B12"/>
+          <w:sz w:val="17"/>
+          <w:shd w:fill="ECEFF3"/>
+        </w:rPr>
+        <w:t xml:space="preserve">php artisan make:class Modules/Payments/Gateways/FakeQrisGateway</w:t>
+      </w:r>
+      <w:r>
+        <w:rPr>
+          <w:rFonts w:ascii="Aptos" w:hAnsi="Aptos"/>
+          <w:color w:val="1F2937"/>
+          <w:sz w:val="19"/>
+        </w:rPr>
+        <w:t xml:space="preserve"> — Adapter sandbox yang mengimplementasikan PaymentGateway (payload EMVCo + CRC16); satu-satunya provider yang di-bind. Hasil: </w:t>
+      </w:r>
+      <w:r>
+        <w:rPr>
+          <w:rFonts w:ascii="Consolas" w:hAnsi="Consolas"/>
+          <w:color w:val="C11B12"/>
+          <w:sz w:val="17"/>
+          <w:shd w:fill="ECEFF3"/>
+        </w:rPr>
+        <w:t xml:space="preserve">app/Modules/Payments/Gateways/FakeQrisGateway.php</w:t>
+      </w:r>
+      <w:r>
+        <w:rPr>
+          <w:rFonts w:ascii="Aptos" w:hAnsi="Aptos"/>
+          <w:color w:val="1F2937"/>
+          <w:sz w:val="19"/>
+        </w:rPr>
+        <w:t xml:space="preserve">.</w:t>
+      </w:r>
+    </w:p>
+    <w:p>
+      <w:pPr>
         <w:pStyle w:val="TutorialObserve"/>
         <w:shd w:fill="FFF4D6" w:val="clear"/>
         <w:pBdr>
@@ -3884,6 +4940,236 @@
     </w:p>
     <w:p>
       <w:pPr>
+        <w:pStyle w:val="ListBody"/>
+      </w:pPr>
+      <w:r>
+        <w:rPr>
+          <w:rFonts w:ascii="Aptos" w:hAnsi="Aptos"/>
+          <w:color w:val="1F2937"/>
+          <w:sz w:val="19"/>
+        </w:rPr>
+        <w:t xml:space="preserve">Perintah pembuatan berkas tahap ini (diverifikasi pada Laravel 13.25; baris # INFO adalah output nyata). Jalankan dari root repository, lalu isi berkas sesuai langkah di atas.</w:t>
+      </w:r>
+    </w:p>
+    <w:p>
+      <w:pPr>
+        <w:pStyle w:val="CodeHeader"/>
+        <w:shd w:fill="2D2D30"/>
+        <w:pBdr>
+          <w:left w:val="single" w:sz="4" w:space="8" w:color="2D2D30"/>
+        </w:pBdr>
+      </w:pPr>
+      <w:r>
+        <w:rPr>
+          <w:rFonts w:ascii="Consolas" w:hAnsi="Consolas"/>
+          <w:b/>
+          <w:color w:val="FFFFFF"/>
+          <w:sz w:val="16"/>
+        </w:rPr>
+        <w:t xml:space="preserve">BUAT FILE — MODUL 10 TAHAP 5   •   terminal pada root repository   •   BASH</w:t>
+      </w:r>
+    </w:p>
+    <w:p>
+      <w:pPr>
+        <w:pStyle w:val="CodeBlock"/>
+        <w:shd w:fill="1E1E1E"/>
+        <w:pBdr>
+          <w:left w:val="single" w:sz="4" w:space="8" w:color="1E1E1E"/>
+        </w:pBdr>
+      </w:pPr>
+      <w:r>
+        <w:rPr>
+          <w:rFonts w:ascii="Consolas" w:hAnsi="Consolas"/>
+          <w:color w:val="D4D4D4"/>
+          <w:sz w:val="16"/>
+        </w:rPr>
+        <w:t xml:space="preserve">php artisan make:livewire payments::order-payment</w:t>
+        <w:br/>
+      </w:r>
+      <w:r>
+        <w:rPr>
+          <w:rFonts w:ascii="Consolas" w:hAnsi="Consolas"/>
+          <w:color w:val="6A9955"/>
+          <w:sz w:val="16"/>
+        </w:rPr>
+        <w:t xml:space="preserve">#   INFO Livewire component [app/Modules/Payments/resources/views/livewire/⚡order-payment.blade.php] created successfully.</w:t>
+        <w:br/>
+      </w:r>
+      <w:r>
+        <w:rPr>
+          <w:rFonts w:ascii="Consolas" w:hAnsi="Consolas"/>
+          <w:color w:val="D4D4D4"/>
+          <w:sz w:val="16"/>
+        </w:rPr>
+        <w:t xml:space="preserve">php artisan make:class Modules/Ordering/Services/ResolveTrackedOrder</w:t>
+        <w:br/>
+      </w:r>
+      <w:r>
+        <w:rPr>
+          <w:rFonts w:ascii="Consolas" w:hAnsi="Consolas"/>
+          <w:color w:val="6A9955"/>
+          <w:sz w:val="16"/>
+        </w:rPr>
+        <w:t xml:space="preserve">#   INFO Class [app/Modules/Ordering/Services/ResolveTrackedOrder.php] created successfully.</w:t>
+        <w:br/>
+      </w:r>
+      <w:r>
+        <w:rPr>
+          <w:rFonts w:ascii="Consolas" w:hAnsi="Consolas"/>
+          <w:color w:val="6A9955"/>
+          <w:sz w:val="16"/>
+        </w:rPr>
+        <w:t xml:space="preserve"># manual (shell)</w:t>
+        <w:br/>
+      </w:r>
+      <w:r>
+        <w:rPr>
+          <w:rFonts w:ascii="Consolas" w:hAnsi="Consolas"/>
+          <w:color w:val="D4D4D4"/>
+          <w:sz w:val="16"/>
+        </w:rPr>
+        <w:t xml:space="preserve">rm app/Modules/Payments/resources/views/livewire/.gitkeep</w:t>
+      </w:r>
+    </w:p>
+    <w:p>
+      <w:pPr>
+        <w:pStyle w:val="ListBody"/>
+        <w:numPr>
+          <w:ilvl w:val="0"/>
+          <w:numId w:val="10"/>
+        </w:numPr>
+      </w:pPr>
+      <w:r>
+        <w:rPr>
+          <w:rFonts w:ascii="Consolas" w:hAnsi="Consolas"/>
+          <w:color w:val="C11B12"/>
+          <w:sz w:val="17"/>
+          <w:shd w:fill="ECEFF3"/>
+        </w:rPr>
+        <w:t xml:space="preserve">php artisan make:livewire payments::order-payment</w:t>
+      </w:r>
+      <w:r>
+        <w:rPr>
+          <w:rFonts w:ascii="Aptos" w:hAnsi="Aptos"/>
+          <w:color w:val="1F2937"/>
+          <w:sz w:val="19"/>
+        </w:rPr>
+        <w:t xml:space="preserve"> — make:livewire dengan awalan namespace modul (payments::) menulis komponen single-file Livewire 4 (awalan ⚡) LANGSUNG ke folder modul, karena PaymentsServiceProvider mendaftarkan Livewire::addNamespace('payments', app/Modules/Payments/resources/views/livewire). Dipanggil &lt;livewire:payments::nama&gt; atau Livewire::test('payments::nama'). Hasil: </w:t>
+      </w:r>
+      <w:r>
+        <w:rPr>
+          <w:rFonts w:ascii="Consolas" w:hAnsi="Consolas"/>
+          <w:color w:val="C11B12"/>
+          <w:sz w:val="17"/>
+          <w:shd w:fill="ECEFF3"/>
+        </w:rPr>
+        <w:t xml:space="preserve">app/Modules/Payments/resources/views/livewire/⚡order-payment.blade.php</w:t>
+      </w:r>
+      <w:r>
+        <w:rPr>
+          <w:rFonts w:ascii="Aptos" w:hAnsi="Aptos"/>
+          <w:color w:val="1F2937"/>
+          <w:sz w:val="19"/>
+        </w:rPr>
+        <w:t xml:space="preserve">.</w:t>
+      </w:r>
+    </w:p>
+    <w:p>
+      <w:pPr>
+        <w:pStyle w:val="ListBody"/>
+        <w:numPr>
+          <w:ilvl w:val="0"/>
+          <w:numId w:val="10"/>
+        </w:numPr>
+      </w:pPr>
+      <w:r>
+        <w:rPr>
+          <w:rFonts w:ascii="Consolas" w:hAnsi="Consolas"/>
+          <w:color w:val="C11B12"/>
+          <w:sz w:val="17"/>
+          <w:shd w:fill="ECEFF3"/>
+        </w:rPr>
+        <w:t xml:space="preserve">php artisan make:class Modules/Ordering/Services/ResolveTrackedOrder</w:t>
+      </w:r>
+      <w:r>
+        <w:rPr>
+          <w:rFonts w:ascii="Aptos" w:hAnsi="Aptos"/>
+          <w:color w:val="1F2937"/>
+          <w:sz w:val="19"/>
+        </w:rPr>
+        <w:t xml:space="preserve"> — Resolver order dari cookie order_tracking (hash) milik modul Ordering; dipakai halaman status dan komponen pembayaran. Hasil: </w:t>
+      </w:r>
+      <w:r>
+        <w:rPr>
+          <w:rFonts w:ascii="Consolas" w:hAnsi="Consolas"/>
+          <w:color w:val="C11B12"/>
+          <w:sz w:val="17"/>
+          <w:shd w:fill="ECEFF3"/>
+        </w:rPr>
+        <w:t xml:space="preserve">app/Modules/Ordering/Services/ResolveTrackedOrder.php</w:t>
+      </w:r>
+      <w:r>
+        <w:rPr>
+          <w:rFonts w:ascii="Aptos" w:hAnsi="Aptos"/>
+          <w:color w:val="1F2937"/>
+          <w:sz w:val="19"/>
+        </w:rPr>
+        <w:t xml:space="preserve">.</w:t>
+      </w:r>
+    </w:p>
+    <w:p>
+      <w:pPr>
+        <w:pStyle w:val="ListBody"/>
+        <w:numPr>
+          <w:ilvl w:val="0"/>
+          <w:numId w:val="10"/>
+        </w:numPr>
+      </w:pPr>
+      <w:r>
+        <w:rPr>
+          <w:rFonts w:ascii="Aptos" w:hAnsi="Aptos"/>
+          <w:color w:val="1F2937"/>
+          <w:sz w:val="19"/>
+        </w:rPr>
+        <w:t xml:space="preserve">Manual: </w:t>
+      </w:r>
+      <w:r>
+        <w:rPr>
+          <w:rFonts w:ascii="Consolas" w:hAnsi="Consolas"/>
+          <w:color w:val="C11B12"/>
+          <w:sz w:val="17"/>
+          <w:shd w:fill="ECEFF3"/>
+        </w:rPr>
+        <w:t xml:space="preserve">rm app/Modules/Payments/resources/views/livewire/.gitkeep</w:t>
+      </w:r>
+      <w:r>
+        <w:rPr>
+          <w:rFonts w:ascii="Aptos" w:hAnsi="Aptos"/>
+          <w:color w:val="1F2937"/>
+          <w:sz w:val="19"/>
+        </w:rPr>
+        <w:t xml:space="preserve"> — .gitkeep dihapus; komponen disematkan di halaman status pesanan (ordering::order) sebagai &lt;livewire:payments::order-payment&gt;. Hasil: </w:t>
+      </w:r>
+      <w:r>
+        <w:rPr>
+          <w:rFonts w:ascii="Consolas" w:hAnsi="Consolas"/>
+          <w:color w:val="C11B12"/>
+          <w:sz w:val="17"/>
+          <w:shd w:fill="ECEFF3"/>
+        </w:rPr>
+        <w:t xml:space="preserve">app/Modules/Ordering/resources/views/order.blade.php (diubah)</w:t>
+      </w:r>
+      <w:r>
+        <w:rPr>
+          <w:rFonts w:ascii="Aptos" w:hAnsi="Aptos"/>
+          <w:color w:val="1F2937"/>
+          <w:sz w:val="19"/>
+        </w:rPr>
+        <w:t xml:space="preserve">.</w:t>
+      </w:r>
+    </w:p>
+    <w:p>
+      <w:pPr>
         <w:pStyle w:val="TutorialObserve"/>
         <w:shd w:fill="FFF4D6" w:val="clear"/>
         <w:pBdr>
@@ -4090,6 +5376,228 @@
     </w:p>
     <w:p>
       <w:pPr>
+        <w:pStyle w:val="ListBody"/>
+      </w:pPr>
+      <w:r>
+        <w:rPr>
+          <w:rFonts w:ascii="Aptos" w:hAnsi="Aptos"/>
+          <w:color w:val="1F2937"/>
+          <w:sz w:val="19"/>
+        </w:rPr>
+        <w:t xml:space="preserve">Perintah pembuatan berkas tahap ini (diverifikasi pada Laravel 13.25; baris # INFO adalah output nyata). Jalankan dari root repository, lalu isi berkas sesuai langkah di atas.</w:t>
+      </w:r>
+    </w:p>
+    <w:p>
+      <w:pPr>
+        <w:pStyle w:val="CodeHeader"/>
+        <w:shd w:fill="2D2D30"/>
+        <w:pBdr>
+          <w:left w:val="single" w:sz="4" w:space="8" w:color="2D2D30"/>
+        </w:pBdr>
+      </w:pPr>
+      <w:r>
+        <w:rPr>
+          <w:rFonts w:ascii="Consolas" w:hAnsi="Consolas"/>
+          <w:b/>
+          <w:color w:val="FFFFFF"/>
+          <w:sz w:val="16"/>
+        </w:rPr>
+        <w:t xml:space="preserve">BUAT FILE — MODUL 10 TAHAP 6   •   terminal pada root repository   •   BASH</w:t>
+      </w:r>
+    </w:p>
+    <w:p>
+      <w:pPr>
+        <w:pStyle w:val="CodeBlock"/>
+        <w:shd w:fill="1E1E1E"/>
+        <w:pBdr>
+          <w:left w:val="single" w:sz="4" w:space="8" w:color="1E1E1E"/>
+        </w:pBdr>
+      </w:pPr>
+      <w:r>
+        <w:rPr>
+          <w:rFonts w:ascii="Consolas" w:hAnsi="Consolas"/>
+          <w:color w:val="D4D4D4"/>
+          <w:sz w:val="16"/>
+        </w:rPr>
+        <w:t xml:space="preserve">php artisan make:test PaymentServiceTest --phpunit</w:t>
+        <w:br/>
+      </w:r>
+      <w:r>
+        <w:rPr>
+          <w:rFonts w:ascii="Consolas" w:hAnsi="Consolas"/>
+          <w:color w:val="6A9955"/>
+          <w:sz w:val="16"/>
+        </w:rPr>
+        <w:t xml:space="preserve">#   INFO Test [tests/Feature/PaymentServiceTest.php] created successfully.</w:t>
+        <w:br/>
+      </w:r>
+      <w:r>
+        <w:rPr>
+          <w:rFonts w:ascii="Consolas" w:hAnsi="Consolas"/>
+          <w:color w:val="D4D4D4"/>
+          <w:sz w:val="16"/>
+        </w:rPr>
+        <w:t xml:space="preserve">php artisan make:test PaymentLivewireTest --phpunit</w:t>
+        <w:br/>
+      </w:r>
+      <w:r>
+        <w:rPr>
+          <w:rFonts w:ascii="Consolas" w:hAnsi="Consolas"/>
+          <w:color w:val="6A9955"/>
+          <w:sz w:val="16"/>
+        </w:rPr>
+        <w:t xml:space="preserve">#   INFO Test [tests/Feature/PaymentLivewireTest.php] created successfully.</w:t>
+        <w:br/>
+      </w:r>
+      <w:r>
+        <w:rPr>
+          <w:rFonts w:ascii="Consolas" w:hAnsi="Consolas"/>
+          <w:color w:val="D4D4D4"/>
+          <w:sz w:val="16"/>
+        </w:rPr>
+        <w:t xml:space="preserve">php artisan make:test FakeQrisGatewayTest --unit --phpunit</w:t>
+        <w:br/>
+      </w:r>
+      <w:r>
+        <w:rPr>
+          <w:rFonts w:ascii="Consolas" w:hAnsi="Consolas"/>
+          <w:color w:val="6A9955"/>
+          <w:sz w:val="16"/>
+        </w:rPr>
+        <w:t xml:space="preserve">#   INFO Test [tests/Unit/FakeQrisGatewayTest.php] created successfully.</w:t>
+      </w:r>
+    </w:p>
+    <w:p>
+      <w:pPr>
+        <w:pStyle w:val="ListBody"/>
+        <w:numPr>
+          <w:ilvl w:val="0"/>
+          <w:numId w:val="10"/>
+        </w:numPr>
+      </w:pPr>
+      <w:r>
+        <w:rPr>
+          <w:rFonts w:ascii="Consolas" w:hAnsi="Consolas"/>
+          <w:color w:val="C11B12"/>
+          <w:sz w:val="17"/>
+          <w:shd w:fill="ECEFF3"/>
+        </w:rPr>
+        <w:t xml:space="preserve">php artisan make:test PaymentServiceTest --phpunit</w:t>
+      </w:r>
+      <w:r>
+        <w:rPr>
+          <w:rFonts w:ascii="Aptos" w:hAnsi="Aptos"/>
+          <w:color w:val="1F2937"/>
+          <w:sz w:val="19"/>
+        </w:rPr>
+        <w:t xml:space="preserve"> — Feature test initiate/idempotensi/penolakan/konfirmasi sandbox. Hasil: </w:t>
+      </w:r>
+      <w:r>
+        <w:rPr>
+          <w:rFonts w:ascii="Consolas" w:hAnsi="Consolas"/>
+          <w:color w:val="C11B12"/>
+          <w:sz w:val="17"/>
+          <w:shd w:fill="ECEFF3"/>
+        </w:rPr>
+        <w:t xml:space="preserve">tests/Feature/PaymentServiceTest.php</w:t>
+      </w:r>
+      <w:r>
+        <w:rPr>
+          <w:rFonts w:ascii="Aptos" w:hAnsi="Aptos"/>
+          <w:color w:val="1F2937"/>
+          <w:sz w:val="19"/>
+        </w:rPr>
+        <w:t xml:space="preserve">.</w:t>
+      </w:r>
+    </w:p>
+    <w:p>
+      <w:pPr>
+        <w:pStyle w:val="ListBody"/>
+        <w:numPr>
+          <w:ilvl w:val="0"/>
+          <w:numId w:val="10"/>
+        </w:numPr>
+      </w:pPr>
+      <w:r>
+        <w:rPr>
+          <w:rFonts w:ascii="Consolas" w:hAnsi="Consolas"/>
+          <w:color w:val="C11B12"/>
+          <w:sz w:val="17"/>
+          <w:shd w:fill="ECEFF3"/>
+        </w:rPr>
+        <w:t xml:space="preserve">php artisan make:test PaymentLivewireTest --phpunit</w:t>
+      </w:r>
+      <w:r>
+        <w:rPr>
+          <w:rFonts w:ascii="Aptos" w:hAnsi="Aptos"/>
+          <w:color w:val="1F2937"/>
+          <w:sz w:val="19"/>
+        </w:rPr>
+        <w:t xml:space="preserve"> — Feature test komponen payments::order-payment: initiate lalu simulasi bayar → order paid. Hasil: </w:t>
+      </w:r>
+      <w:r>
+        <w:rPr>
+          <w:rFonts w:ascii="Consolas" w:hAnsi="Consolas"/>
+          <w:color w:val="C11B12"/>
+          <w:sz w:val="17"/>
+          <w:shd w:fill="ECEFF3"/>
+        </w:rPr>
+        <w:t xml:space="preserve">tests/Feature/PaymentLivewireTest.php</w:t>
+      </w:r>
+      <w:r>
+        <w:rPr>
+          <w:rFonts w:ascii="Aptos" w:hAnsi="Aptos"/>
+          <w:color w:val="1F2937"/>
+          <w:sz w:val="19"/>
+        </w:rPr>
+        <w:t xml:space="preserve">.</w:t>
+      </w:r>
+    </w:p>
+    <w:p>
+      <w:pPr>
+        <w:pStyle w:val="ListBody"/>
+        <w:numPr>
+          <w:ilvl w:val="0"/>
+          <w:numId w:val="10"/>
+        </w:numPr>
+      </w:pPr>
+      <w:r>
+        <w:rPr>
+          <w:rFonts w:ascii="Consolas" w:hAnsi="Consolas"/>
+          <w:color w:val="C11B12"/>
+          <w:sz w:val="17"/>
+          <w:shd w:fill="ECEFF3"/>
+        </w:rPr>
+        <w:t xml:space="preserve">php artisan make:test FakeQrisGatewayTest --unit --phpunit</w:t>
+      </w:r>
+      <w:r>
+        <w:rPr>
+          <w:rFonts w:ascii="Aptos" w:hAnsi="Aptos"/>
+          <w:color w:val="1F2937"/>
+          <w:sz w:val="19"/>
+        </w:rPr>
+        <w:t xml:space="preserve"> — Unit test adapter: flag sandbox + reference, payload EMVCo dengan CRC16 benar. Hasil: </w:t>
+      </w:r>
+      <w:r>
+        <w:rPr>
+          <w:rFonts w:ascii="Consolas" w:hAnsi="Consolas"/>
+          <w:color w:val="C11B12"/>
+          <w:sz w:val="17"/>
+          <w:shd w:fill="ECEFF3"/>
+        </w:rPr>
+        <w:t xml:space="preserve">tests/Unit/FakeQrisGatewayTest.php</w:t>
+      </w:r>
+      <w:r>
+        <w:rPr>
+          <w:rFonts w:ascii="Aptos" w:hAnsi="Aptos"/>
+          <w:color w:val="1F2937"/>
+          <w:sz w:val="19"/>
+        </w:rPr>
+        <w:t xml:space="preserve">.</w:t>
+      </w:r>
+    </w:p>
+    <w:p>
+      <w:pPr>
         <w:pStyle w:val="TutorialObserve"/>
         <w:shd w:fill="FFF4D6" w:val="clear"/>
         <w:pBdr>
@@ -4279,6 +5787,200 @@
     </w:p>
     <w:p>
       <w:pPr>
+        <w:pStyle w:val="ListBody"/>
+      </w:pPr>
+      <w:r>
+        <w:rPr>
+          <w:rFonts w:ascii="Aptos" w:hAnsi="Aptos"/>
+          <w:color w:val="1F2937"/>
+          <w:sz w:val="19"/>
+        </w:rPr>
+        <w:t xml:space="preserve">Perintah pembuatan berkas tahap ini (diverifikasi pada Laravel 13.25; baris # INFO adalah output nyata). Jalankan dari root repository, lalu isi berkas sesuai langkah di atas.</w:t>
+      </w:r>
+    </w:p>
+    <w:p>
+      <w:pPr>
+        <w:pStyle w:val="CodeHeader"/>
+        <w:shd w:fill="2D2D30"/>
+        <w:pBdr>
+          <w:left w:val="single" w:sz="4" w:space="8" w:color="2D2D30"/>
+        </w:pBdr>
+      </w:pPr>
+      <w:r>
+        <w:rPr>
+          <w:rFonts w:ascii="Consolas" w:hAnsi="Consolas"/>
+          <w:b/>
+          <w:color w:val="FFFFFF"/>
+          <w:sz w:val="16"/>
+        </w:rPr>
+        <w:t xml:space="preserve">BUAT FILE — MODUL 10 TAHAP 7   •   terminal pada root repository   •   BASH</w:t>
+      </w:r>
+    </w:p>
+    <w:p>
+      <w:pPr>
+        <w:pStyle w:val="CodeBlock"/>
+        <w:shd w:fill="1E1E1E"/>
+        <w:pBdr>
+          <w:left w:val="single" w:sz="4" w:space="8" w:color="1E1E1E"/>
+        </w:pBdr>
+      </w:pPr>
+      <w:r>
+        <w:rPr>
+          <w:rFonts w:ascii="Consolas" w:hAnsi="Consolas"/>
+          <w:color w:val="6A9955"/>
+          <w:sz w:val="16"/>
+        </w:rPr>
+        <w:t xml:space="preserve"># manual (shell)</w:t>
+        <w:br/>
+      </w:r>
+      <w:r>
+        <w:rPr>
+          <w:rFonts w:ascii="Consolas" w:hAnsi="Consolas"/>
+          <w:color w:val="D4D4D4"/>
+          <w:sz w:val="16"/>
+        </w:rPr>
+        <w:t xml:space="preserve">mkdir -p evidence/pertemuan-10/screenshots</w:t>
+        <w:br/>
+      </w:r>
+      <w:r>
+        <w:rPr>
+          <w:rFonts w:ascii="Consolas" w:hAnsi="Consolas"/>
+          <w:color w:val="D4D4D4"/>
+          <w:sz w:val="16"/>
+        </w:rPr>
+        <w:t xml:space="preserve">touch evidence/pertemuan-10/{RINGKASAN.md,payment-proof.txt}</w:t>
+        <w:br/>
+      </w:r>
+      <w:r>
+        <w:rPr>
+          <w:rFonts w:ascii="Consolas" w:hAnsi="Consolas"/>
+          <w:color w:val="D4D4D4"/>
+          <w:sz w:val="16"/>
+        </w:rPr>
+        <w:t xml:space="preserve">php artisan test --compact --filter="PaymentServiceTest|PaymentLivewireTest|FakeQrisGatewayTest" &gt; evidence/pertemuan-10/test-payment.txt</w:t>
+      </w:r>
+    </w:p>
+    <w:p>
+      <w:pPr>
+        <w:pStyle w:val="ListBody"/>
+        <w:numPr>
+          <w:ilvl w:val="0"/>
+          <w:numId w:val="10"/>
+        </w:numPr>
+      </w:pPr>
+      <w:r>
+        <w:rPr>
+          <w:rFonts w:ascii="Aptos" w:hAnsi="Aptos"/>
+          <w:color w:val="1F2937"/>
+          <w:sz w:val="19"/>
+        </w:rPr>
+        <w:t xml:space="preserve">Manual: </w:t>
+      </w:r>
+      <w:r>
+        <w:rPr>
+          <w:rFonts w:ascii="Consolas" w:hAnsi="Consolas"/>
+          <w:color w:val="C11B12"/>
+          <w:sz w:val="17"/>
+          <w:shd w:fill="ECEFF3"/>
+        </w:rPr>
+        <w:t xml:space="preserve">mkdir -p evidence/pertemuan-10/screenshots</w:t>
+      </w:r>
+      <w:r>
+        <w:rPr>
+          <w:rFonts w:ascii="Aptos" w:hAnsi="Aptos"/>
+          <w:color w:val="1F2937"/>
+          <w:sz w:val="19"/>
+        </w:rPr>
+        <w:t xml:space="preserve"> — Ringkasan evidence, bukti pembayaran sandbox, hasil test, dan screenshot di evidence/pertemuan-10/screenshots/. Hasil: </w:t>
+      </w:r>
+      <w:r>
+        <w:rPr>
+          <w:rFonts w:ascii="Consolas" w:hAnsi="Consolas"/>
+          <w:color w:val="C11B12"/>
+          <w:sz w:val="17"/>
+          <w:shd w:fill="ECEFF3"/>
+        </w:rPr>
+        <w:t xml:space="preserve">evidence/pertemuan-10/RINGKASAN.md</w:t>
+      </w:r>
+      <w:r>
+        <w:rPr>
+          <w:rFonts w:ascii="Aptos" w:hAnsi="Aptos"/>
+          <w:color w:val="1F2937"/>
+          <w:sz w:val="19"/>
+        </w:rPr>
+        <w:t xml:space="preserve">, </w:t>
+      </w:r>
+      <w:r>
+        <w:rPr>
+          <w:rFonts w:ascii="Consolas" w:hAnsi="Consolas"/>
+          <w:color w:val="C11B12"/>
+          <w:sz w:val="17"/>
+          <w:shd w:fill="ECEFF3"/>
+        </w:rPr>
+        <w:t xml:space="preserve">evidence/pertemuan-10/payment-proof.txt</w:t>
+      </w:r>
+      <w:r>
+        <w:rPr>
+          <w:rFonts w:ascii="Aptos" w:hAnsi="Aptos"/>
+          <w:color w:val="1F2937"/>
+          <w:sz w:val="19"/>
+        </w:rPr>
+        <w:t xml:space="preserve">, </w:t>
+      </w:r>
+      <w:r>
+        <w:rPr>
+          <w:rFonts w:ascii="Consolas" w:hAnsi="Consolas"/>
+          <w:color w:val="C11B12"/>
+          <w:sz w:val="17"/>
+          <w:shd w:fill="ECEFF3"/>
+        </w:rPr>
+        <w:t xml:space="preserve">evidence/pertemuan-10/test-payment.txt</w:t>
+      </w:r>
+      <w:r>
+        <w:rPr>
+          <w:rFonts w:ascii="Aptos" w:hAnsi="Aptos"/>
+          <w:color w:val="1F2937"/>
+          <w:sz w:val="19"/>
+        </w:rPr>
+        <w:t xml:space="preserve">, </w:t>
+      </w:r>
+      <w:r>
+        <w:rPr>
+          <w:rFonts w:ascii="Consolas" w:hAnsi="Consolas"/>
+          <w:color w:val="C11B12"/>
+          <w:sz w:val="17"/>
+          <w:shd w:fill="ECEFF3"/>
+        </w:rPr>
+        <w:t xml:space="preserve">evidence/pertemuan-10/screenshots/m10-qris.png</w:t>
+      </w:r>
+      <w:r>
+        <w:rPr>
+          <w:rFonts w:ascii="Aptos" w:hAnsi="Aptos"/>
+          <w:color w:val="1F2937"/>
+          <w:sz w:val="19"/>
+        </w:rPr>
+        <w:t xml:space="preserve">, </w:t>
+      </w:r>
+      <w:r>
+        <w:rPr>
+          <w:rFonts w:ascii="Consolas" w:hAnsi="Consolas"/>
+          <w:color w:val="C11B12"/>
+          <w:sz w:val="17"/>
+          <w:shd w:fill="ECEFF3"/>
+        </w:rPr>
+        <w:t xml:space="preserve">evidence/pertemuan-10/screenshots/m10-payments-module.png</w:t>
+      </w:r>
+      <w:r>
+        <w:rPr>
+          <w:rFonts w:ascii="Aptos" w:hAnsi="Aptos"/>
+          <w:color w:val="1F2937"/>
+          <w:sz w:val="19"/>
+        </w:rPr>
+        <w:t xml:space="preserve">.</w:t>
+      </w:r>
+    </w:p>
+    <w:p>
+      <w:pPr>
         <w:pStyle w:val="TutorialObserve"/>
         <w:shd w:fill="FFF4D6" w:val="clear"/>
         <w:pBdr>
@@ -4361,85 +6063,285 @@
     <w:p>
       <w:pPr>
         <w:pStyle w:val="CodeHeader"/>
-        <w:keepNext/>
+        <w:shd w:fill="2D2D30"/>
         <w:pBdr>
-          <w:left w:val="single" w:sz="12" w:space="8" w:color="B8DDE0"/>
+          <w:left w:val="single" w:sz="4" w:space="8" w:color="2D2D30"/>
         </w:pBdr>
-        <w:shd w:val="clear" w:color="auto" w:fill="E4EAED"/>
       </w:pPr>
       <w:r>
         <w:rPr>
           <w:rFonts w:ascii="Consolas" w:hAnsi="Consolas"/>
           <w:b/>
-          <w:color w:val="262626"/>
+          <w:color w:val="FFFFFF"/>
           <w:sz w:val="16"/>
         </w:rPr>
-        <w:t xml:space="preserve">Lokasi: terminal pada root repository kantin-multi-tenant   •   MODUL 10 — TERMINAL   •   BASH</w:t>
+        <w:t>Lokasi: terminal pada root repository kantin-multi-tenant   •   MODUL 10 — TERMINAL   •   BASH</w:t>
       </w:r>
     </w:p>
     <w:p>
       <w:pPr>
         <w:pStyle w:val="CodeBlock"/>
+        <w:shd w:fill="1E1E1E"/>
         <w:pBdr>
-          <w:left w:val="single" w:sz="12" w:space="8" w:color="B8DDE0"/>
+          <w:left w:val="single" w:sz="4" w:space="8" w:color="1E1E1E"/>
         </w:pBdr>
-        <w:shd w:val="clear" w:color="auto" w:fill="F2F3F7"/>
       </w:pPr>
       <w:r>
         <w:rPr>
           <w:rFonts w:ascii="Consolas" w:hAnsi="Consolas"/>
-          <w:b/>
-          <w:color w:val="000080"/>
+          <w:color w:val="4EC9B0"/>
           <w:sz w:val="16"/>
         </w:rPr>
-        <w:t xml:space="preserve">php</w:t>
+        <w:t>php</w:t>
       </w:r>
       <w:r>
         <w:rPr>
           <w:rFonts w:ascii="Consolas" w:hAnsi="Consolas"/>
-          <w:color w:val="262626"/>
+          <w:color w:val="D4D4D4"/>
           <w:sz w:val="16"/>
         </w:rPr>
         <w:t xml:space="preserve"> artisan test</w:t>
-      </w:r>
-      <w:r>
         <w:br/>
+        <w:t xml:space="preserve">./vendor/bin/pint --test</w:t>
+        <w:br/>
       </w:r>
       <w:r>
         <w:rPr>
           <w:rFonts w:ascii="Consolas" w:hAnsi="Consolas"/>
-          <w:color w:val="262626"/>
+          <w:color w:val="4EC9B0"/>
           <w:sz w:val="16"/>
         </w:rPr>
-        <w:t xml:space="preserve">./vendor/bin/pint </w:t>
+        <w:t>npm</w:t>
       </w:r>
       <w:r>
         <w:rPr>
           <w:rFonts w:ascii="Consolas" w:hAnsi="Consolas"/>
-          <w:color w:val="0073E6"/>
+          <w:color w:val="D4D4D4"/>
           <w:sz w:val="16"/>
         </w:rPr>
-        <w:t xml:space="preserve">--test</w:t>
-      </w:r>
-      <w:r>
-        <w:br/>
+        <w:t xml:space="preserve"> run build</w:t>
+      </w:r>
+    </w:p>
+    <w:p>
+      <w:pPr>
+        <w:pStyle w:val="Heading3"/>
+      </w:pPr>
+      <w:r>
+        <w:t xml:space="preserve">Output Nyata Terverifikasi</w:t>
+      </w:r>
+    </w:p>
+    <w:p>
+      <w:pPr>
+        <w:pStyle w:val="ListBody"/>
+      </w:pPr>
+      <w:r>
+        <w:t xml:space="preserve">QRIS dinamis sandbox pada halaman status pesanan — diverifikasi live: order awaiting payment, tagihan QRIS (payload EMVCo dinamis dengan nominal Rp 17.920 dan referensi PAY-…, berlaku terbatas) beserta tombol Simulasi Bayar (sandbox).</w:t>
+      </w:r>
+    </w:p>
+    <w:p>
+      <w:pPr>
+        <w:jc w:val="center"/>
+        <w:spacing w:before="80" w:after="40"/>
+      </w:pPr>
+      <w:r>
+        <w:drawing>
+          <wp:inline distT="0" distB="0" distL="0" distR="0">
+            <wp:extent cx="4572000" cy="3873600"/>
+            <wp:effectExtent l="0" t="0" r="0" b="0"/>
+            <wp:docPr id="9101" name="M10 qris"/>
+            <wp:cNvGraphicFramePr>
+              <a:graphicFrameLocks xmlns:a="http://schemas.openxmlformats.org/drawingml/2006/main" noChangeAspect="1"/>
+            </wp:cNvGraphicFramePr>
+            <a:graphic xmlns:a="http://schemas.openxmlformats.org/drawingml/2006/main">
+              <a:graphicData uri="http://schemas.openxmlformats.org/drawingml/2006/picture">
+                <pic:pic xmlns:pic="http://schemas.openxmlformats.org/drawingml/2006/picture">
+                  <pic:nvPicPr>
+                    <pic:cNvPr id="9101" name="M10 qris"/>
+                    <pic:cNvPicPr/>
+                  </pic:nvPicPr>
+                  <pic:blipFill>
+                    <a:blip r:embed="rId910"/>
+                    <a:stretch>
+                      <a:fillRect/>
+                    </a:stretch>
+                  </pic:blipFill>
+                  <pic:spPr>
+                    <a:xfrm>
+                      <a:off x="0" y="0"/>
+                      <a:ext cx="4572000" cy="3873600"/>
+                    </a:xfrm>
+                    <a:prstGeom prst="rect">
+                      <a:avLst/>
+                    </a:prstGeom>
+                  </pic:spPr>
+                </pic:pic>
+              </a:graphicData>
+            </a:graphic>
+          </wp:inline>
+        </w:drawing>
+      </w:r>
+    </w:p>
+    <w:p>
+      <w:pPr>
+        <w:pStyle w:val="Heading3"/>
+      </w:pPr>
+      <w:r>
+        <w:t xml:space="preserve">Output Nyata Terverifikasi — Kontrak Gateway dan Komponen Pembayaran di Modul Payments</w:t>
+      </w:r>
+    </w:p>
+    <w:p>
+      <w:pPr>
+        <w:pStyle w:val="ListBody"/>
+      </w:pPr>
+      <w:r>
+        <w:rPr>
+          <w:rFonts w:ascii="Aptos" w:hAnsi="Aptos"/>
+          <w:color w:val="1F2937"/>
+          <w:sz w:val="19"/>
+        </w:rPr>
+        <w:t xml:space="preserve">Bukti eksekusi nyata pada branch </w:t>
       </w:r>
       <w:r>
         <w:rPr>
           <w:rFonts w:ascii="Consolas" w:hAnsi="Consolas"/>
-          <w:b/>
-          <w:color w:val="000080"/>
+          <w:color w:val="C11B12"/>
+          <w:sz w:val="17"/>
+          <w:shd w:fill="ECEFF3"/>
+        </w:rPr>
+        <w:t xml:space="preserve">feat/pertemuan-10-payments-v2</w:t>
+      </w:r>
+      <w:r>
+        <w:rPr>
+          <w:rFonts w:ascii="Aptos" w:hAnsi="Aptos"/>
+          <w:color w:val="1F2937"/>
+          <w:sz w:val="19"/>
+        </w:rPr>
+        <w:t xml:space="preserve">: berkas pembayaran berada di </w:t>
+      </w:r>
+      <w:r>
+        <w:rPr>
+          <w:rFonts w:ascii="Consolas" w:hAnsi="Consolas"/>
+          <w:color w:val="C11B12"/>
+          <w:sz w:val="17"/>
+          <w:shd w:fill="ECEFF3"/>
+        </w:rPr>
+        <w:t xml:space="preserve">app/Modules/Payments</w:t>
+      </w:r>
+      <w:r>
+        <w:rPr>
+          <w:rFonts w:ascii="Aptos" w:hAnsi="Aptos"/>
+          <w:color w:val="1F2937"/>
+          <w:sz w:val="19"/>
+        </w:rPr>
+        <w:t xml:space="preserve"> (kontrak, DTO, exception, adapter, service, komponen </w:t>
+      </w:r>
+      <w:r>
+        <w:rPr>
+          <w:rFonts w:ascii="Consolas" w:hAnsi="Consolas"/>
+          <w:color w:val="C11B12"/>
+          <w:sz w:val="17"/>
+          <w:shd w:fill="ECEFF3"/>
+        </w:rPr>
+        <w:t xml:space="preserve">payments::order-payment</w:t>
+      </w:r>
+      <w:r>
+        <w:rPr>
+          <w:rFonts w:ascii="Aptos" w:hAnsi="Aptos"/>
+          <w:color w:val="1F2937"/>
+          <w:sz w:val="19"/>
+        </w:rPr>
+        <w:t xml:space="preserve">); container me-resolve kontrak </w:t>
+      </w:r>
+      <w:r>
+        <w:rPr>
+          <w:rFonts w:ascii="Consolas" w:hAnsi="Consolas"/>
+          <w:color w:val="C11B12"/>
+          <w:sz w:val="17"/>
+          <w:shd w:fill="ECEFF3"/>
+        </w:rPr>
+        <w:t xml:space="preserve">PaymentGateway</w:t>
+      </w:r>
+      <w:r>
+        <w:rPr>
+          <w:rFonts w:ascii="Aptos" w:hAnsi="Aptos"/>
+          <w:color w:val="1F2937"/>
+          <w:sz w:val="19"/>
+        </w:rPr>
+        <w:t xml:space="preserve"> ke tepat satu adapter </w:t>
+      </w:r>
+      <w:r>
+        <w:rPr>
+          <w:rFonts w:ascii="Consolas" w:hAnsi="Consolas"/>
+          <w:color w:val="C11B12"/>
+          <w:sz w:val="17"/>
+          <w:shd w:fill="ECEFF3"/>
+        </w:rPr>
+        <w:t xml:space="preserve">FakeQrisGateway</w:t>
+      </w:r>
+      <w:r>
+        <w:rPr>
+          <w:rFonts w:ascii="Aptos" w:hAnsi="Aptos"/>
+          <w:color w:val="1F2937"/>
+          <w:sz w:val="19"/>
+        </w:rPr>
+        <w:t xml:space="preserve">; halaman status pesanan menyematkan komponen pembayaran; uji pembayaran dan suite penuh hijau.</w:t>
+      </w:r>
+    </w:p>
+    <w:p>
+      <w:pPr>
+        <w:jc w:val="center"/>
+        <w:spacing w:before="80" w:after="40"/>
+      </w:pPr>
+      <w:r>
+        <w:drawing>
+          <wp:inline distT="0" distB="0" distL="0" distR="0">
+            <wp:extent cx="5943600" cy="4616196"/>
+            <wp:effectExtent l="0" t="0" r="0" b="0"/>
+            <wp:docPr id="9581" name="M10 modul Payments"/>
+            <wp:cNvGraphicFramePr>
+              <a:graphicFrameLocks xmlns:a="http://schemas.openxmlformats.org/drawingml/2006/main" noChangeAspect="1"/>
+            </wp:cNvGraphicFramePr>
+            <a:graphic xmlns:a="http://schemas.openxmlformats.org/drawingml/2006/main">
+              <a:graphicData uri="http://schemas.openxmlformats.org/drawingml/2006/picture">
+                <pic:pic xmlns:pic="http://schemas.openxmlformats.org/drawingml/2006/picture">
+                  <pic:nvPicPr>
+                    <pic:cNvPr id="9581" name="M10 modul Payments"/>
+                    <pic:cNvPicPr/>
+                  </pic:nvPicPr>
+                  <pic:blipFill>
+                    <a:blip r:embed="rId958"/>
+                    <a:stretch>
+                      <a:fillRect/>
+                    </a:stretch>
+                  </pic:blipFill>
+                  <pic:spPr>
+                    <a:xfrm>
+                      <a:off x="0" y="0"/>
+                      <a:ext cx="5943600" cy="4616196"/>
+                    </a:xfrm>
+                    <a:prstGeom prst="rect">
+                      <a:avLst/>
+                    </a:prstGeom>
+                  </pic:spPr>
+                </pic:pic>
+              </a:graphicData>
+            </a:graphic>
+          </wp:inline>
+        </w:drawing>
+      </w:r>
+    </w:p>
+    <w:p>
+      <w:pPr>
+        <w:jc w:val="center"/>
+        <w:spacing w:after="160"/>
+      </w:pPr>
+      <w:r>
+        <w:rPr>
+          <w:i/>
+          <w:color w:val="6B7280"/>
           <w:sz w:val="16"/>
         </w:rPr>
-        <w:t xml:space="preserve">npm</w:t>
-      </w:r>
-      <w:r>
-        <w:rPr>
-          <w:rFonts w:ascii="Consolas" w:hAnsi="Consolas"/>
-          <w:color w:val="262626"/>
-          <w:sz w:val="16"/>
-        </w:rPr>
-        <w:t xml:space="preserve"> run build</w:t>
+        <w:t xml:space="preserve">Gambar M10b. Isi app/Modules/Payments, binding tunggal PaymentGateway → FakeQrisGateway, uji 10 passed, suite 127 passed.</w:t>
       </w:r>
     </w:p>
     <w:p>
@@ -4711,30 +6613,29 @@
         <w:rPr>
           <w:rFonts w:ascii="Aptos" w:hAnsi="Aptos"/>
         </w:rPr>
-        <w:t>File yang dibuat: 10_payment/PaymentGateway.php, PaymentData.php, dan FakeQrisGateway.php</w:t>
+        <w:t>File yang dibuat: app/Modules/Payments/Contracts/PaymentGateway.php, app/Modules/Payments/Data/PaymentChargeRequest.php, dan app/Modules/Payments/Gateways/FakeQrisGateway.php</w:t>
       </w:r>
     </w:p>
     <w:p>
       <w:pPr>
         <w:pStyle w:val="CodeBlock"/>
+        <w:shd w:fill="1E1E1E" w:val="clear"/>
         <w:pBdr>
-          <w:left w:val="single" w:sz="12" w:space="8" w:color="B8DDE0"/>
+          <w:left w:val="single" w:sz="4" w:space="8" w:color="1E1E1E"/>
         </w:pBdr>
-        <w:shd w:val="clear" w:color="auto" w:fill="F2F3F7"/>
       </w:pPr>
       <w:r>
         <w:rPr>
           <w:rFonts w:ascii="Consolas" w:hAnsi="Consolas"/>
-          <w:b/>
-          <w:color w:val="000080"/>
+          <w:color w:val="569CD6"/>
           <w:sz w:val="16"/>
         </w:rPr>
-        <w:t xml:space="preserve">interface</w:t>
+        <w:t>interface</w:t>
       </w:r>
       <w:r>
         <w:rPr>
           <w:rFonts w:ascii="Consolas" w:hAnsi="Consolas"/>
-          <w:color w:val="262626"/>
+          <w:color w:val="D4D4D4"/>
           <w:sz w:val="16"/>
         </w:rPr>
         <w:t xml:space="preserve"> </w:t>
@@ -4742,46 +6643,136 @@
       <w:r>
         <w:rPr>
           <w:rFonts w:ascii="Consolas" w:hAnsi="Consolas"/>
-          <w:color w:val="267F99"/>
+          <w:color w:val="4EC9B0"/>
           <w:sz w:val="16"/>
         </w:rPr>
-        <w:t xml:space="preserve">PaymentGateway</w:t>
-      </w:r>
-      <w:r>
+        <w:t>PaymentGateway</w:t>
+      </w:r>
+      <w:r>
+        <w:rPr>
+          <w:rFonts w:ascii="Consolas" w:hAnsi="Consolas"/>
+          <w:color w:val="D4D4D4"/>
+          <w:sz w:val="16"/>
+        </w:rPr>
         <w:br/>
+        <w:t>{</w:t>
+        <w:br/>
+        <w:t xml:space="preserve">    </w:t>
       </w:r>
       <w:r>
         <w:rPr>
           <w:rFonts w:ascii="Consolas" w:hAnsi="Consolas"/>
-          <w:color w:val="262626"/>
+          <w:color w:val="569CD6"/>
           <w:sz w:val="16"/>
         </w:rPr>
-        <w:t xml:space="preserve">{</w:t>
-      </w:r>
-      <w:r>
+        <w:t>public</w:t>
+      </w:r>
+      <w:r>
+        <w:rPr>
+          <w:rFonts w:ascii="Consolas" w:hAnsi="Consolas"/>
+          <w:color w:val="D4D4D4"/>
+          <w:sz w:val="16"/>
+        </w:rPr>
+        <w:t xml:space="preserve"> </w:t>
+      </w:r>
+      <w:r>
+        <w:rPr>
+          <w:rFonts w:ascii="Consolas" w:hAnsi="Consolas"/>
+          <w:color w:val="569CD6"/>
+          <w:sz w:val="16"/>
+        </w:rPr>
+        <w:t>function</w:t>
+      </w:r>
+      <w:r>
+        <w:rPr>
+          <w:rFonts w:ascii="Consolas" w:hAnsi="Consolas"/>
+          <w:color w:val="D4D4D4"/>
+          <w:sz w:val="16"/>
+        </w:rPr>
+        <w:t xml:space="preserve"> </w:t>
+      </w:r>
+      <w:r>
+        <w:rPr>
+          <w:rFonts w:ascii="Consolas" w:hAnsi="Consolas"/>
+          <w:color w:val="DCDCAA"/>
+          <w:sz w:val="16"/>
+        </w:rPr>
+        <w:t>createQris</w:t>
+      </w:r>
+      <w:r>
+        <w:rPr>
+          <w:rFonts w:ascii="Consolas" w:hAnsi="Consolas"/>
+          <w:color w:val="D4D4D4"/>
+          <w:sz w:val="16"/>
+        </w:rPr>
+        <w:t>(</w:t>
         <w:br/>
+        <w:t xml:space="preserve">        </w:t>
       </w:r>
       <w:r>
         <w:rPr>
           <w:rFonts w:ascii="Consolas" w:hAnsi="Consolas"/>
-          <w:color w:val="262626"/>
+          <w:color w:val="4EC9B0"/>
           <w:sz w:val="16"/>
         </w:rPr>
+        <w:t>CreateQrisRequest</w:t>
+      </w:r>
+      <w:r>
+        <w:rPr>
+          <w:rFonts w:ascii="Consolas" w:hAnsi="Consolas"/>
+          <w:color w:val="D4D4D4"/>
+          <w:sz w:val="16"/>
+        </w:rPr>
+        <w:t xml:space="preserve"> </w:t>
+      </w:r>
+      <w:r>
+        <w:rPr>
+          <w:rFonts w:ascii="Consolas" w:hAnsi="Consolas"/>
+          <w:color w:val="9CDCFE"/>
+          <w:sz w:val="16"/>
+        </w:rPr>
+        <w:t>$request</w:t>
+      </w:r>
+      <w:r>
+        <w:rPr>
+          <w:rFonts w:ascii="Consolas" w:hAnsi="Consolas"/>
+          <w:color w:val="D4D4D4"/>
+          <w:sz w:val="16"/>
+        </w:rPr>
+        <w:br/>
+        <w:t xml:space="preserve">    ): </w:t>
+      </w:r>
+      <w:r>
+        <w:rPr>
+          <w:rFonts w:ascii="Consolas" w:hAnsi="Consolas"/>
+          <w:color w:val="4EC9B0"/>
+          <w:sz w:val="16"/>
+        </w:rPr>
+        <w:t>QrisTransaction</w:t>
+      </w:r>
+      <w:r>
+        <w:rPr>
+          <w:rFonts w:ascii="Consolas" w:hAnsi="Consolas"/>
+          <w:color w:val="D4D4D4"/>
+          <w:sz w:val="16"/>
+        </w:rPr>
+        <w:t>;</w:t>
+        <w:br/>
+        <w:br/>
         <w:t xml:space="preserve">    </w:t>
       </w:r>
       <w:r>
         <w:rPr>
           <w:rFonts w:ascii="Consolas" w:hAnsi="Consolas"/>
-          <w:b/>
-          <w:color w:val="000080"/>
+          <w:color w:val="569CD6"/>
           <w:sz w:val="16"/>
         </w:rPr>
-        <w:t xml:space="preserve">public</w:t>
+        <w:t>public</w:t>
       </w:r>
       <w:r>
         <w:rPr>
           <w:rFonts w:ascii="Consolas" w:hAnsi="Consolas"/>
-          <w:color w:val="262626"/>
+          <w:color w:val="D4D4D4"/>
           <w:sz w:val="16"/>
         </w:rPr>
         <w:t xml:space="preserve"> </w:t>
@@ -4789,16 +6780,15 @@
       <w:r>
         <w:rPr>
           <w:rFonts w:ascii="Consolas" w:hAnsi="Consolas"/>
-          <w:b/>
-          <w:color w:val="000080"/>
+          <w:color w:val="569CD6"/>
           <w:sz w:val="16"/>
         </w:rPr>
-        <w:t xml:space="preserve">function</w:t>
+        <w:t>function</w:t>
       </w:r>
       <w:r>
         <w:rPr>
           <w:rFonts w:ascii="Consolas" w:hAnsi="Consolas"/>
-          <w:color w:val="262626"/>
+          <w:color w:val="D4D4D4"/>
           <w:sz w:val="16"/>
         </w:rPr>
         <w:t xml:space="preserve"> </w:t>
@@ -4806,42 +6796,203 @@
       <w:r>
         <w:rPr>
           <w:rFonts w:ascii="Consolas" w:hAnsi="Consolas"/>
-          <w:color w:val="795E26"/>
+          <w:color w:val="DCDCAA"/>
           <w:sz w:val="16"/>
         </w:rPr>
-        <w:t xml:space="preserve">createQris</w:t>
+        <w:t>verifyWebhook</w:t>
       </w:r>
       <w:r>
         <w:rPr>
           <w:rFonts w:ascii="Consolas" w:hAnsi="Consolas"/>
-          <w:color w:val="262626"/>
+          <w:color w:val="D4D4D4"/>
           <w:sz w:val="16"/>
         </w:rPr>
-        <w:t xml:space="preserve">(</w:t>
-      </w:r>
-      <w:r>
+        <w:t>(</w:t>
         <w:br/>
+        <w:t xml:space="preserve">        </w:t>
       </w:r>
       <w:r>
         <w:rPr>
           <w:rFonts w:ascii="Consolas" w:hAnsi="Consolas"/>
-          <w:color w:val="262626"/>
+          <w:color w:val="4EC9B0"/>
           <w:sz w:val="16"/>
         </w:rPr>
+        <w:t>Request</w:t>
+      </w:r>
+      <w:r>
+        <w:rPr>
+          <w:rFonts w:ascii="Consolas" w:hAnsi="Consolas"/>
+          <w:color w:val="D4D4D4"/>
+          <w:sz w:val="16"/>
+        </w:rPr>
+        <w:t xml:space="preserve"> </w:t>
+      </w:r>
+      <w:r>
+        <w:rPr>
+          <w:rFonts w:ascii="Consolas" w:hAnsi="Consolas"/>
+          <w:color w:val="9CDCFE"/>
+          <w:sz w:val="16"/>
+        </w:rPr>
+        <w:t>$request</w:t>
+      </w:r>
+      <w:r>
+        <w:rPr>
+          <w:rFonts w:ascii="Consolas" w:hAnsi="Consolas"/>
+          <w:color w:val="D4D4D4"/>
+          <w:sz w:val="16"/>
+        </w:rPr>
+        <w:br/>
+        <w:t xml:space="preserve">    ): </w:t>
+      </w:r>
+      <w:r>
+        <w:rPr>
+          <w:rFonts w:ascii="Consolas" w:hAnsi="Consolas"/>
+          <w:color w:val="4EC9B0"/>
+          <w:sz w:val="16"/>
+        </w:rPr>
+        <w:t>VerifiedWebhook</w:t>
+      </w:r>
+      <w:r>
+        <w:rPr>
+          <w:rFonts w:ascii="Consolas" w:hAnsi="Consolas"/>
+          <w:color w:val="D4D4D4"/>
+          <w:sz w:val="16"/>
+        </w:rPr>
+        <w:t>;</w:t>
+        <w:br/>
+        <w:t>}</w:t>
+        <w:br/>
+        <w:br/>
+      </w:r>
+      <w:r>
+        <w:rPr>
+          <w:rFonts w:ascii="Consolas" w:hAnsi="Consolas"/>
+          <w:color w:val="569CD6"/>
+          <w:sz w:val="16"/>
+        </w:rPr>
+        <w:t>final</w:t>
+      </w:r>
+      <w:r>
+        <w:rPr>
+          <w:rFonts w:ascii="Consolas" w:hAnsi="Consolas"/>
+          <w:color w:val="D4D4D4"/>
+          <w:sz w:val="16"/>
+        </w:rPr>
+        <w:t xml:space="preserve"> </w:t>
+      </w:r>
+      <w:r>
+        <w:rPr>
+          <w:rFonts w:ascii="Consolas" w:hAnsi="Consolas"/>
+          <w:color w:val="569CD6"/>
+          <w:sz w:val="16"/>
+        </w:rPr>
+        <w:t>readonly</w:t>
+      </w:r>
+      <w:r>
+        <w:rPr>
+          <w:rFonts w:ascii="Consolas" w:hAnsi="Consolas"/>
+          <w:color w:val="D4D4D4"/>
+          <w:sz w:val="16"/>
+        </w:rPr>
+        <w:t xml:space="preserve"> </w:t>
+      </w:r>
+      <w:r>
+        <w:rPr>
+          <w:rFonts w:ascii="Consolas" w:hAnsi="Consolas"/>
+          <w:color w:val="569CD6"/>
+          <w:sz w:val="16"/>
+        </w:rPr>
+        <w:t>class</w:t>
+      </w:r>
+      <w:r>
+        <w:rPr>
+          <w:rFonts w:ascii="Consolas" w:hAnsi="Consolas"/>
+          <w:color w:val="D4D4D4"/>
+          <w:sz w:val="16"/>
+        </w:rPr>
+        <w:t xml:space="preserve"> </w:t>
+      </w:r>
+      <w:r>
+        <w:rPr>
+          <w:rFonts w:ascii="Consolas" w:hAnsi="Consolas"/>
+          <w:color w:val="4EC9B0"/>
+          <w:sz w:val="16"/>
+        </w:rPr>
+        <w:t>CreateQrisRequest</w:t>
+      </w:r>
+      <w:r>
+        <w:rPr>
+          <w:rFonts w:ascii="Consolas" w:hAnsi="Consolas"/>
+          <w:color w:val="D4D4D4"/>
+          <w:sz w:val="16"/>
+        </w:rPr>
+        <w:br/>
+        <w:t>{</w:t>
+        <w:br/>
+        <w:t xml:space="preserve">    </w:t>
+      </w:r>
+      <w:r>
+        <w:rPr>
+          <w:rFonts w:ascii="Consolas" w:hAnsi="Consolas"/>
+          <w:color w:val="569CD6"/>
+          <w:sz w:val="16"/>
+        </w:rPr>
+        <w:t>public</w:t>
+      </w:r>
+      <w:r>
+        <w:rPr>
+          <w:rFonts w:ascii="Consolas" w:hAnsi="Consolas"/>
+          <w:color w:val="D4D4D4"/>
+          <w:sz w:val="16"/>
+        </w:rPr>
+        <w:t xml:space="preserve"> </w:t>
+      </w:r>
+      <w:r>
+        <w:rPr>
+          <w:rFonts w:ascii="Consolas" w:hAnsi="Consolas"/>
+          <w:color w:val="569CD6"/>
+          <w:sz w:val="16"/>
+        </w:rPr>
+        <w:t>function</w:t>
+      </w:r>
+      <w:r>
+        <w:rPr>
+          <w:rFonts w:ascii="Consolas" w:hAnsi="Consolas"/>
+          <w:color w:val="D4D4D4"/>
+          <w:sz w:val="16"/>
+        </w:rPr>
+        <w:t xml:space="preserve"> </w:t>
+      </w:r>
+      <w:r>
+        <w:rPr>
+          <w:rFonts w:ascii="Consolas" w:hAnsi="Consolas"/>
+          <w:color w:val="DCDCAA"/>
+          <w:sz w:val="16"/>
+        </w:rPr>
+        <w:t>__construct</w:t>
+      </w:r>
+      <w:r>
+        <w:rPr>
+          <w:rFonts w:ascii="Consolas" w:hAnsi="Consolas"/>
+          <w:color w:val="D4D4D4"/>
+          <w:sz w:val="16"/>
+        </w:rPr>
+        <w:t>(</w:t>
+        <w:br/>
         <w:t xml:space="preserve">        </w:t>
       </w:r>
       <w:r>
         <w:rPr>
           <w:rFonts w:ascii="Consolas" w:hAnsi="Consolas"/>
-          <w:color w:val="267F99"/>
+          <w:color w:val="569CD6"/>
           <w:sz w:val="16"/>
         </w:rPr>
-        <w:t xml:space="preserve">CreateQrisRequest</w:t>
+        <w:t>public</w:t>
       </w:r>
       <w:r>
         <w:rPr>
           <w:rFonts w:ascii="Consolas" w:hAnsi="Consolas"/>
-          <w:color w:val="262626"/>
+          <w:color w:val="D4D4D4"/>
           <w:sz w:val="16"/>
         </w:rPr>
         <w:t xml:space="preserve"> </w:t>
@@ -4849,576 +7000,188 @@
       <w:r>
         <w:rPr>
           <w:rFonts w:ascii="Consolas" w:hAnsi="Consolas"/>
-          <w:color w:val="660E7A"/>
+          <w:color w:val="569CD6"/>
           <w:sz w:val="16"/>
         </w:rPr>
-        <w:t xml:space="preserve">$request</w:t>
-      </w:r>
-      <w:r>
+        <w:t>string</w:t>
+      </w:r>
+      <w:r>
+        <w:rPr>
+          <w:rFonts w:ascii="Consolas" w:hAnsi="Consolas"/>
+          <w:color w:val="D4D4D4"/>
+          <w:sz w:val="16"/>
+        </w:rPr>
+        <w:t xml:space="preserve"> </w:t>
+      </w:r>
+      <w:r>
+        <w:rPr>
+          <w:rFonts w:ascii="Consolas" w:hAnsi="Consolas"/>
+          <w:color w:val="9CDCFE"/>
+          <w:sz w:val="16"/>
+        </w:rPr>
+        <w:t>$paymentReference</w:t>
+      </w:r>
+      <w:r>
+        <w:rPr>
+          <w:rFonts w:ascii="Consolas" w:hAnsi="Consolas"/>
+          <w:color w:val="D4D4D4"/>
+          <w:sz w:val="16"/>
+        </w:rPr>
+        <w:t>,</w:t>
         <w:br/>
+        <w:t xml:space="preserve">        </w:t>
       </w:r>
       <w:r>
         <w:rPr>
           <w:rFonts w:ascii="Consolas" w:hAnsi="Consolas"/>
-          <w:color w:val="262626"/>
+          <w:color w:val="569CD6"/>
           <w:sz w:val="16"/>
         </w:rPr>
-        <w:t xml:space="preserve">    ): </w:t>
+        <w:t>public</w:t>
       </w:r>
       <w:r>
         <w:rPr>
           <w:rFonts w:ascii="Consolas" w:hAnsi="Consolas"/>
-          <w:color w:val="267F99"/>
+          <w:color w:val="D4D4D4"/>
           <w:sz w:val="16"/>
         </w:rPr>
-        <w:t xml:space="preserve">QrisTransaction</w:t>
+        <w:t xml:space="preserve"> </w:t>
       </w:r>
       <w:r>
         <w:rPr>
           <w:rFonts w:ascii="Consolas" w:hAnsi="Consolas"/>
-          <w:color w:val="262626"/>
+          <w:color w:val="569CD6"/>
           <w:sz w:val="16"/>
         </w:rPr>
-        <w:t xml:space="preserve">;</w:t>
-      </w:r>
-      <w:r>
+        <w:t>int</w:t>
+      </w:r>
+      <w:r>
+        <w:rPr>
+          <w:rFonts w:ascii="Consolas" w:hAnsi="Consolas"/>
+          <w:color w:val="D4D4D4"/>
+          <w:sz w:val="16"/>
+        </w:rPr>
+        <w:t xml:space="preserve"> </w:t>
+      </w:r>
+      <w:r>
+        <w:rPr>
+          <w:rFonts w:ascii="Consolas" w:hAnsi="Consolas"/>
+          <w:color w:val="9CDCFE"/>
+          <w:sz w:val="16"/>
+        </w:rPr>
+        <w:t>$amount</w:t>
+      </w:r>
+      <w:r>
+        <w:rPr>
+          <w:rFonts w:ascii="Consolas" w:hAnsi="Consolas"/>
+          <w:color w:val="D4D4D4"/>
+          <w:sz w:val="16"/>
+        </w:rPr>
+        <w:t>,</w:t>
         <w:br/>
-      </w:r>
-      <w:r>
+        <w:t xml:space="preserve">        </w:t>
+      </w:r>
+      <w:r>
+        <w:rPr>
+          <w:rFonts w:ascii="Consolas" w:hAnsi="Consolas"/>
+          <w:color w:val="569CD6"/>
+          <w:sz w:val="16"/>
+        </w:rPr>
+        <w:t>public</w:t>
+      </w:r>
+      <w:r>
+        <w:rPr>
+          <w:rFonts w:ascii="Consolas" w:hAnsi="Consolas"/>
+          <w:color w:val="D4D4D4"/>
+          <w:sz w:val="16"/>
+        </w:rPr>
+        <w:t xml:space="preserve"> </w:t>
+      </w:r>
+      <w:r>
+        <w:rPr>
+          <w:rFonts w:ascii="Consolas" w:hAnsi="Consolas"/>
+          <w:color w:val="569CD6"/>
+          <w:sz w:val="16"/>
+        </w:rPr>
+        <w:t>string</w:t>
+      </w:r>
+      <w:r>
+        <w:rPr>
+          <w:rFonts w:ascii="Consolas" w:hAnsi="Consolas"/>
+          <w:color w:val="D4D4D4"/>
+          <w:sz w:val="16"/>
+        </w:rPr>
+        <w:t xml:space="preserve"> </w:t>
+      </w:r>
+      <w:r>
+        <w:rPr>
+          <w:rFonts w:ascii="Consolas" w:hAnsi="Consolas"/>
+          <w:color w:val="9CDCFE"/>
+          <w:sz w:val="16"/>
+        </w:rPr>
+        <w:t>$idempotencyKey</w:t>
+      </w:r>
+      <w:r>
+        <w:rPr>
+          <w:rFonts w:ascii="Consolas" w:hAnsi="Consolas"/>
+          <w:color w:val="D4D4D4"/>
+          <w:sz w:val="16"/>
+        </w:rPr>
+        <w:t>,</w:t>
         <w:br/>
+        <w:t xml:space="preserve">        </w:t>
       </w:r>
       <w:r>
         <w:rPr>
           <w:rFonts w:ascii="Consolas" w:hAnsi="Consolas"/>
-          <w:color w:val="262626"/>
+          <w:color w:val="569CD6"/>
           <w:sz w:val="16"/>
         </w:rPr>
-        <w:t xml:space="preserve">    </w:t>
+        <w:t>public</w:t>
       </w:r>
       <w:r>
         <w:rPr>
           <w:rFonts w:ascii="Consolas" w:hAnsi="Consolas"/>
-          <w:b/>
-          <w:color w:val="000080"/>
+          <w:color w:val="D4D4D4"/>
           <w:sz w:val="16"/>
         </w:rPr>
-        <w:t xml:space="preserve">public</w:t>
+        <w:t xml:space="preserve"> </w:t>
       </w:r>
       <w:r>
         <w:rPr>
           <w:rFonts w:ascii="Consolas" w:hAnsi="Consolas"/>
-          <w:color w:val="262626"/>
+          <w:color w:val="4EC9B0"/>
           <w:sz w:val="16"/>
         </w:rPr>
+        <w:t>Carbon</w:t>
+      </w:r>
+      <w:r>
+        <w:rPr>
+          <w:rFonts w:ascii="Consolas" w:hAnsi="Consolas"/>
+          <w:color w:val="D4D4D4"/>
+          <w:sz w:val="16"/>
+        </w:rPr>
         <w:t xml:space="preserve"> </w:t>
       </w:r>
       <w:r>
         <w:rPr>
           <w:rFonts w:ascii="Consolas" w:hAnsi="Consolas"/>
-          <w:b/>
-          <w:color w:val="000080"/>
+          <w:color w:val="9CDCFE"/>
           <w:sz w:val="16"/>
         </w:rPr>
-        <w:t xml:space="preserve">function</w:t>
+        <w:t>$expiresAt</w:t>
       </w:r>
       <w:r>
         <w:rPr>
           <w:rFonts w:ascii="Consolas" w:hAnsi="Consolas"/>
-          <w:color w:val="262626"/>
+          <w:color w:val="D4D4D4"/>
           <w:sz w:val="16"/>
         </w:rPr>
-        <w:t xml:space="preserve"> </w:t>
-      </w:r>
-      <w:r>
-        <w:rPr>
-          <w:rFonts w:ascii="Consolas" w:hAnsi="Consolas"/>
-          <w:color w:val="795E26"/>
-          <w:sz w:val="16"/>
-        </w:rPr>
-        <w:t xml:space="preserve">verifyWebhook</w:t>
-      </w:r>
-      <w:r>
-        <w:rPr>
-          <w:rFonts w:ascii="Consolas" w:hAnsi="Consolas"/>
-          <w:color w:val="262626"/>
-          <w:sz w:val="16"/>
-        </w:rPr>
-        <w:t xml:space="preserve">(</w:t>
-      </w:r>
-      <w:r>
+        <w:t>,</w:t>
         <w:br/>
-      </w:r>
-      <w:r>
-        <w:rPr>
-          <w:rFonts w:ascii="Consolas" w:hAnsi="Consolas"/>
-          <w:color w:val="262626"/>
-          <w:sz w:val="16"/>
-        </w:rPr>
-        <w:t xml:space="preserve">        </w:t>
-      </w:r>
-      <w:r>
-        <w:rPr>
-          <w:rFonts w:ascii="Consolas" w:hAnsi="Consolas"/>
-          <w:color w:val="267F99"/>
-          <w:sz w:val="16"/>
-        </w:rPr>
-        <w:t xml:space="preserve">Request</w:t>
-      </w:r>
-      <w:r>
-        <w:rPr>
-          <w:rFonts w:ascii="Consolas" w:hAnsi="Consolas"/>
-          <w:color w:val="262626"/>
-          <w:sz w:val="16"/>
-        </w:rPr>
-        <w:t xml:space="preserve"> </w:t>
-      </w:r>
-      <w:r>
-        <w:rPr>
-          <w:rFonts w:ascii="Consolas" w:hAnsi="Consolas"/>
-          <w:color w:val="660E7A"/>
-          <w:sz w:val="16"/>
-        </w:rPr>
-        <w:t xml:space="preserve">$request</w:t>
-      </w:r>
-      <w:r>
+        <w:t xml:space="preserve">    ) {}</w:t>
         <w:br/>
-      </w:r>
-      <w:r>
-        <w:rPr>
-          <w:rFonts w:ascii="Consolas" w:hAnsi="Consolas"/>
-          <w:color w:val="262626"/>
-          <w:sz w:val="16"/>
-        </w:rPr>
-        <w:t xml:space="preserve">    ): </w:t>
-      </w:r>
-      <w:r>
-        <w:rPr>
-          <w:rFonts w:ascii="Consolas" w:hAnsi="Consolas"/>
-          <w:color w:val="267F99"/>
-          <w:sz w:val="16"/>
-        </w:rPr>
-        <w:t xml:space="preserve">VerifiedWebhook</w:t>
-      </w:r>
-      <w:r>
-        <w:rPr>
-          <w:rFonts w:ascii="Consolas" w:hAnsi="Consolas"/>
-          <w:color w:val="262626"/>
-          <w:sz w:val="16"/>
-        </w:rPr>
-        <w:t xml:space="preserve">;</w:t>
-      </w:r>
-      <w:r>
-        <w:br/>
-      </w:r>
-      <w:r>
-        <w:rPr>
-          <w:rFonts w:ascii="Consolas" w:hAnsi="Consolas"/>
-          <w:color w:val="262626"/>
-          <w:sz w:val="16"/>
-        </w:rPr>
-        <w:t xml:space="preserve">}</w:t>
-      </w:r>
-      <w:r>
-        <w:br/>
-      </w:r>
-      <w:r>
-        <w:br/>
-      </w:r>
-      <w:r>
-        <w:rPr>
-          <w:rFonts w:ascii="Consolas" w:hAnsi="Consolas"/>
-          <w:b/>
-          <w:color w:val="000080"/>
-          <w:sz w:val="16"/>
-        </w:rPr>
-        <w:t xml:space="preserve">final</w:t>
-      </w:r>
-      <w:r>
-        <w:rPr>
-          <w:rFonts w:ascii="Consolas" w:hAnsi="Consolas"/>
-          <w:color w:val="262626"/>
-          <w:sz w:val="16"/>
-        </w:rPr>
-        <w:t xml:space="preserve"> </w:t>
-      </w:r>
-      <w:r>
-        <w:rPr>
-          <w:rFonts w:ascii="Consolas" w:hAnsi="Consolas"/>
-          <w:b/>
-          <w:color w:val="000080"/>
-          <w:sz w:val="16"/>
-        </w:rPr>
-        <w:t xml:space="preserve">readonly</w:t>
-      </w:r>
-      <w:r>
-        <w:rPr>
-          <w:rFonts w:ascii="Consolas" w:hAnsi="Consolas"/>
-          <w:color w:val="262626"/>
-          <w:sz w:val="16"/>
-        </w:rPr>
-        <w:t xml:space="preserve"> </w:t>
-      </w:r>
-      <w:r>
-        <w:rPr>
-          <w:rFonts w:ascii="Consolas" w:hAnsi="Consolas"/>
-          <w:b/>
-          <w:color w:val="000080"/>
-          <w:sz w:val="16"/>
-        </w:rPr>
-        <w:t xml:space="preserve">class</w:t>
-      </w:r>
-      <w:r>
-        <w:rPr>
-          <w:rFonts w:ascii="Consolas" w:hAnsi="Consolas"/>
-          <w:color w:val="262626"/>
-          <w:sz w:val="16"/>
-        </w:rPr>
-        <w:t xml:space="preserve"> </w:t>
-      </w:r>
-      <w:r>
-        <w:rPr>
-          <w:rFonts w:ascii="Consolas" w:hAnsi="Consolas"/>
-          <w:color w:val="267F99"/>
-          <w:sz w:val="16"/>
-        </w:rPr>
-        <w:t xml:space="preserve">CreateQrisRequest</w:t>
-      </w:r>
-      <w:r>
-        <w:br/>
-      </w:r>
-      <w:r>
-        <w:rPr>
-          <w:rFonts w:ascii="Consolas" w:hAnsi="Consolas"/>
-          <w:color w:val="262626"/>
-          <w:sz w:val="16"/>
-        </w:rPr>
-        <w:t xml:space="preserve">{</w:t>
-      </w:r>
-      <w:r>
-        <w:br/>
-      </w:r>
-      <w:r>
-        <w:rPr>
-          <w:rFonts w:ascii="Consolas" w:hAnsi="Consolas"/>
-          <w:color w:val="262626"/>
-          <w:sz w:val="16"/>
-        </w:rPr>
-        <w:t xml:space="preserve">    </w:t>
-      </w:r>
-      <w:r>
-        <w:rPr>
-          <w:rFonts w:ascii="Consolas" w:hAnsi="Consolas"/>
-          <w:b/>
-          <w:color w:val="000080"/>
-          <w:sz w:val="16"/>
-        </w:rPr>
-        <w:t xml:space="preserve">public</w:t>
-      </w:r>
-      <w:r>
-        <w:rPr>
-          <w:rFonts w:ascii="Consolas" w:hAnsi="Consolas"/>
-          <w:color w:val="262626"/>
-          <w:sz w:val="16"/>
-        </w:rPr>
-        <w:t xml:space="preserve"> </w:t>
-      </w:r>
-      <w:r>
-        <w:rPr>
-          <w:rFonts w:ascii="Consolas" w:hAnsi="Consolas"/>
-          <w:b/>
-          <w:color w:val="000080"/>
-          <w:sz w:val="16"/>
-        </w:rPr>
-        <w:t xml:space="preserve">function</w:t>
-      </w:r>
-      <w:r>
-        <w:rPr>
-          <w:rFonts w:ascii="Consolas" w:hAnsi="Consolas"/>
-          <w:color w:val="262626"/>
-          <w:sz w:val="16"/>
-        </w:rPr>
-        <w:t xml:space="preserve"> </w:t>
-      </w:r>
-      <w:r>
-        <w:rPr>
-          <w:rFonts w:ascii="Consolas" w:hAnsi="Consolas"/>
-          <w:color w:val="795E26"/>
-          <w:sz w:val="16"/>
-        </w:rPr>
-        <w:t xml:space="preserve">__construct</w:t>
-      </w:r>
-      <w:r>
-        <w:rPr>
-          <w:rFonts w:ascii="Consolas" w:hAnsi="Consolas"/>
-          <w:color w:val="262626"/>
-          <w:sz w:val="16"/>
-        </w:rPr>
-        <w:t xml:space="preserve">(</w:t>
-      </w:r>
-      <w:r>
-        <w:br/>
-      </w:r>
-      <w:r>
-        <w:rPr>
-          <w:rFonts w:ascii="Consolas" w:hAnsi="Consolas"/>
-          <w:color w:val="262626"/>
-          <w:sz w:val="16"/>
-        </w:rPr>
-        <w:t xml:space="preserve">        </w:t>
-      </w:r>
-      <w:r>
-        <w:rPr>
-          <w:rFonts w:ascii="Consolas" w:hAnsi="Consolas"/>
-          <w:b/>
-          <w:color w:val="000080"/>
-          <w:sz w:val="16"/>
-        </w:rPr>
-        <w:t xml:space="preserve">public</w:t>
-      </w:r>
-      <w:r>
-        <w:rPr>
-          <w:rFonts w:ascii="Consolas" w:hAnsi="Consolas"/>
-          <w:color w:val="262626"/>
-          <w:sz w:val="16"/>
-        </w:rPr>
-        <w:t xml:space="preserve"> </w:t>
-      </w:r>
-      <w:r>
-        <w:rPr>
-          <w:rFonts w:ascii="Consolas" w:hAnsi="Consolas"/>
-          <w:b/>
-          <w:color w:val="000080"/>
-          <w:sz w:val="16"/>
-        </w:rPr>
-        <w:t xml:space="preserve">string</w:t>
-      </w:r>
-      <w:r>
-        <w:rPr>
-          <w:rFonts w:ascii="Consolas" w:hAnsi="Consolas"/>
-          <w:color w:val="262626"/>
-          <w:sz w:val="16"/>
-        </w:rPr>
-        <w:t xml:space="preserve"> </w:t>
-      </w:r>
-      <w:r>
-        <w:rPr>
-          <w:rFonts w:ascii="Consolas" w:hAnsi="Consolas"/>
-          <w:color w:val="660E7A"/>
-          <w:sz w:val="16"/>
-        </w:rPr>
-        <w:t xml:space="preserve">$paymentReference</w:t>
-      </w:r>
-      <w:r>
-        <w:rPr>
-          <w:rFonts w:ascii="Consolas" w:hAnsi="Consolas"/>
-          <w:color w:val="262626"/>
-          <w:sz w:val="16"/>
-        </w:rPr>
-        <w:t xml:space="preserve">,</w:t>
-      </w:r>
-      <w:r>
-        <w:br/>
-      </w:r>
-      <w:r>
-        <w:rPr>
-          <w:rFonts w:ascii="Consolas" w:hAnsi="Consolas"/>
-          <w:color w:val="262626"/>
-          <w:sz w:val="16"/>
-        </w:rPr>
-        <w:t xml:space="preserve">        </w:t>
-      </w:r>
-      <w:r>
-        <w:rPr>
-          <w:rFonts w:ascii="Consolas" w:hAnsi="Consolas"/>
-          <w:b/>
-          <w:color w:val="000080"/>
-          <w:sz w:val="16"/>
-        </w:rPr>
-        <w:t xml:space="preserve">public</w:t>
-      </w:r>
-      <w:r>
-        <w:rPr>
-          <w:rFonts w:ascii="Consolas" w:hAnsi="Consolas"/>
-          <w:color w:val="262626"/>
-          <w:sz w:val="16"/>
-        </w:rPr>
-        <w:t xml:space="preserve"> </w:t>
-      </w:r>
-      <w:r>
-        <w:rPr>
-          <w:rFonts w:ascii="Consolas" w:hAnsi="Consolas"/>
-          <w:b/>
-          <w:color w:val="000080"/>
-          <w:sz w:val="16"/>
-        </w:rPr>
-        <w:t xml:space="preserve">int</w:t>
-      </w:r>
-      <w:r>
-        <w:rPr>
-          <w:rFonts w:ascii="Consolas" w:hAnsi="Consolas"/>
-          <w:color w:val="262626"/>
-          <w:sz w:val="16"/>
-        </w:rPr>
-        <w:t xml:space="preserve"> </w:t>
-      </w:r>
-      <w:r>
-        <w:rPr>
-          <w:rFonts w:ascii="Consolas" w:hAnsi="Consolas"/>
-          <w:color w:val="660E7A"/>
-          <w:sz w:val="16"/>
-        </w:rPr>
-        <w:t xml:space="preserve">$amount</w:t>
-      </w:r>
-      <w:r>
-        <w:rPr>
-          <w:rFonts w:ascii="Consolas" w:hAnsi="Consolas"/>
-          <w:color w:val="262626"/>
-          <w:sz w:val="16"/>
-        </w:rPr>
-        <w:t xml:space="preserve">,</w:t>
-      </w:r>
-      <w:r>
-        <w:br/>
-      </w:r>
-      <w:r>
-        <w:rPr>
-          <w:rFonts w:ascii="Consolas" w:hAnsi="Consolas"/>
-          <w:color w:val="262626"/>
-          <w:sz w:val="16"/>
-        </w:rPr>
-        <w:t xml:space="preserve">        </w:t>
-      </w:r>
-      <w:r>
-        <w:rPr>
-          <w:rFonts w:ascii="Consolas" w:hAnsi="Consolas"/>
-          <w:b/>
-          <w:color w:val="000080"/>
-          <w:sz w:val="16"/>
-        </w:rPr>
-        <w:t xml:space="preserve">public</w:t>
-      </w:r>
-      <w:r>
-        <w:rPr>
-          <w:rFonts w:ascii="Consolas" w:hAnsi="Consolas"/>
-          <w:color w:val="262626"/>
-          <w:sz w:val="16"/>
-        </w:rPr>
-        <w:t xml:space="preserve"> </w:t>
-      </w:r>
-      <w:r>
-        <w:rPr>
-          <w:rFonts w:ascii="Consolas" w:hAnsi="Consolas"/>
-          <w:b/>
-          <w:color w:val="000080"/>
-          <w:sz w:val="16"/>
-        </w:rPr>
-        <w:t xml:space="preserve">string</w:t>
-      </w:r>
-      <w:r>
-        <w:rPr>
-          <w:rFonts w:ascii="Consolas" w:hAnsi="Consolas"/>
-          <w:color w:val="262626"/>
-          <w:sz w:val="16"/>
-        </w:rPr>
-        <w:t xml:space="preserve"> </w:t>
-      </w:r>
-      <w:r>
-        <w:rPr>
-          <w:rFonts w:ascii="Consolas" w:hAnsi="Consolas"/>
-          <w:color w:val="660E7A"/>
-          <w:sz w:val="16"/>
-        </w:rPr>
-        <w:t xml:space="preserve">$idempotencyKey</w:t>
-      </w:r>
-      <w:r>
-        <w:rPr>
-          <w:rFonts w:ascii="Consolas" w:hAnsi="Consolas"/>
-          <w:color w:val="262626"/>
-          <w:sz w:val="16"/>
-        </w:rPr>
-        <w:t xml:space="preserve">,</w:t>
-      </w:r>
-      <w:r>
-        <w:br/>
-      </w:r>
-      <w:r>
-        <w:rPr>
-          <w:rFonts w:ascii="Consolas" w:hAnsi="Consolas"/>
-          <w:color w:val="262626"/>
-          <w:sz w:val="16"/>
-        </w:rPr>
-        <w:t xml:space="preserve">        </w:t>
-      </w:r>
-      <w:r>
-        <w:rPr>
-          <w:rFonts w:ascii="Consolas" w:hAnsi="Consolas"/>
-          <w:b/>
-          <w:color w:val="000080"/>
-          <w:sz w:val="16"/>
-        </w:rPr>
-        <w:t xml:space="preserve">public</w:t>
-      </w:r>
-      <w:r>
-        <w:rPr>
-          <w:rFonts w:ascii="Consolas" w:hAnsi="Consolas"/>
-          <w:color w:val="262626"/>
-          <w:sz w:val="16"/>
-        </w:rPr>
-        <w:t xml:space="preserve"> </w:t>
-      </w:r>
-      <w:r>
-        <w:rPr>
-          <w:rFonts w:ascii="Consolas" w:hAnsi="Consolas"/>
-          <w:color w:val="267F99"/>
-          <w:sz w:val="16"/>
-        </w:rPr>
-        <w:t xml:space="preserve">Carbon</w:t>
-      </w:r>
-      <w:r>
-        <w:rPr>
-          <w:rFonts w:ascii="Consolas" w:hAnsi="Consolas"/>
-          <w:color w:val="262626"/>
-          <w:sz w:val="16"/>
-        </w:rPr>
-        <w:t xml:space="preserve"> </w:t>
-      </w:r>
-      <w:r>
-        <w:rPr>
-          <w:rFonts w:ascii="Consolas" w:hAnsi="Consolas"/>
-          <w:color w:val="660E7A"/>
-          <w:sz w:val="16"/>
-        </w:rPr>
-        <w:t xml:space="preserve">$expiresAt</w:t>
-      </w:r>
-      <w:r>
-        <w:rPr>
-          <w:rFonts w:ascii="Consolas" w:hAnsi="Consolas"/>
-          <w:color w:val="262626"/>
-          <w:sz w:val="16"/>
-        </w:rPr>
-        <w:t xml:space="preserve">,</w:t>
-      </w:r>
-      <w:r>
-        <w:br/>
-      </w:r>
-      <w:r>
-        <w:rPr>
-          <w:rFonts w:ascii="Consolas" w:hAnsi="Consolas"/>
-          <w:color w:val="262626"/>
-          <w:sz w:val="16"/>
-        </w:rPr>
-        <w:t xml:space="preserve">    ) {}</w:t>
-      </w:r>
-      <w:r>
-        <w:br/>
-      </w:r>
-      <w:r>
-        <w:rPr>
-          <w:rFonts w:ascii="Consolas" w:hAnsi="Consolas"/>
-          <w:color w:val="262626"/>
-          <w:sz w:val="16"/>
-        </w:rPr>
-        <w:t xml:space="preserve">}</w:t>
+        <w:t>}</w:t>
       </w:r>
     </w:p>
     <w:p>
@@ -18448,7 +20211,7 @@
     </w:pPr>
     <w:rPr>
       <w:rFonts w:ascii="Consolas" w:hAnsi="Consolas"/>
-      <w:color w:val="262626"/>
+      <w:color w:val="D4D4D4"/>
       <w:sz w:val="16"/>
     </w:rPr>
   </w:style>
@@ -18560,7 +20323,7 @@
     <w:rPr>
       <w:rFonts w:ascii="Consolas" w:hAnsi="Consolas"/>
       <w:b/>
-      <w:color w:val="262626"/>
+      <w:color w:val="FFFFFF"/>
       <w:sz w:val="16"/>
     </w:rPr>
   </w:style>

--- a/modul_praktikum/Pertemuan_10_Payment_Gateway_Contract_dan_QRIS_Dinamis_Sandbox.docx
+++ b/modul_praktikum/Pertemuan_10_Payment_Gateway_Contract_dan_QRIS_Dinamis_Sandbox.docx
@@ -1019,7 +1019,7 @@
         </w:pBdr>
       </w:pPr>
       <w:r>
-        <w:t>LANDASAN TEKNIS — app/Payments/SandboxQrisGateway.php   •   PHP</w:t>
+        <w:t>LANDASAN TEKNIS — app/Modules/Payments/Gateways/SandboxQrisGateway.php (contoh adapter; repo memakai FakeQrisGateway)   •   PHP</w:t>
       </w:r>
     </w:p>
     <w:p>
@@ -3444,6 +3444,289 @@
     </w:p>
     <w:p>
       <w:pPr>
+        <w:pStyle w:val="ListBody"/>
+      </w:pPr>
+      <w:r>
+        <w:rPr>
+          <w:rFonts w:ascii="Aptos" w:hAnsi="Aptos"/>
+          <w:color w:val="1F2937"/>
+          <w:sz w:val="19"/>
+        </w:rPr>
+        <w:t xml:space="preserve">Perintah pembuatan berkas tahap ini (diverifikasi pada Laravel 13.25; baris # INFO adalah output nyata). Jalankan dari root repository, lalu isi berkas sesuai langkah di atas.</w:t>
+      </w:r>
+    </w:p>
+    <w:p>
+      <w:pPr>
+        <w:pStyle w:val="CodeHeader"/>
+        <w:shd w:fill="2D2D30"/>
+        <w:pBdr>
+          <w:left w:val="single" w:sz="4" w:space="8" w:color="2D2D30"/>
+        </w:pBdr>
+      </w:pPr>
+      <w:r>
+        <w:rPr>
+          <w:rFonts w:ascii="Consolas" w:hAnsi="Consolas"/>
+          <w:b/>
+          <w:color w:val="FFFFFF"/>
+          <w:sz w:val="16"/>
+        </w:rPr>
+        <w:t xml:space="preserve">BUAT FILE — MODUL 10 TAHAP 1   •   terminal pada root repository   •   BASH</w:t>
+      </w:r>
+    </w:p>
+    <w:p>
+      <w:pPr>
+        <w:pStyle w:val="CodeBlock"/>
+        <w:shd w:fill="1E1E1E"/>
+        <w:pBdr>
+          <w:left w:val="single" w:sz="4" w:space="8" w:color="1E1E1E"/>
+        </w:pBdr>
+      </w:pPr>
+      <w:r>
+        <w:rPr>
+          <w:rFonts w:ascii="Consolas" w:hAnsi="Consolas"/>
+          <w:color w:val="D4D4D4"/>
+          <w:sz w:val="16"/>
+        </w:rPr>
+        <w:t xml:space="preserve">php artisan make:interface 'App\Modules\Payments\Contracts\PaymentGateway'</w:t>
+        <w:br/>
+      </w:r>
+      <w:r>
+        <w:rPr>
+          <w:rFonts w:ascii="Consolas" w:hAnsi="Consolas"/>
+          <w:color w:val="6A9955"/>
+          <w:sz w:val="16"/>
+        </w:rPr>
+        <w:t xml:space="preserve">#   INFO Interface [app/Modules/Payments/Contracts/PaymentGateway.php] created successfully.</w:t>
+        <w:br/>
+      </w:r>
+      <w:r>
+        <w:rPr>
+          <w:rFonts w:ascii="Consolas" w:hAnsi="Consolas"/>
+          <w:color w:val="D4D4D4"/>
+          <w:sz w:val="16"/>
+        </w:rPr>
+        <w:t xml:space="preserve">php artisan make:model Payment</w:t>
+        <w:br/>
+      </w:r>
+      <w:r>
+        <w:rPr>
+          <w:rFonts w:ascii="Consolas" w:hAnsi="Consolas"/>
+          <w:color w:val="6A9955"/>
+          <w:sz w:val="16"/>
+        </w:rPr>
+        <w:t xml:space="preserve">#   INFO Model [app/Models/Payment.php] created successfully.</w:t>
+        <w:br/>
+      </w:r>
+      <w:r>
+        <w:rPr>
+          <w:rFonts w:ascii="Consolas" w:hAnsi="Consolas"/>
+          <w:color w:val="D4D4D4"/>
+          <w:sz w:val="16"/>
+        </w:rPr>
+        <w:t xml:space="preserve">php artisan make:model PaymentAttempt</w:t>
+        <w:br/>
+      </w:r>
+      <w:r>
+        <w:rPr>
+          <w:rFonts w:ascii="Consolas" w:hAnsi="Consolas"/>
+          <w:color w:val="6A9955"/>
+          <w:sz w:val="16"/>
+        </w:rPr>
+        <w:t xml:space="preserve">#   INFO Model [app/Models/PaymentAttempt.php] created successfully.</w:t>
+        <w:br/>
+      </w:r>
+      <w:r>
+        <w:rPr>
+          <w:rFonts w:ascii="Consolas" w:hAnsi="Consolas"/>
+          <w:color w:val="D4D4D4"/>
+          <w:sz w:val="16"/>
+        </w:rPr>
+        <w:t xml:space="preserve">php artisan make:model PaymentEvent</w:t>
+        <w:br/>
+      </w:r>
+      <w:r>
+        <w:rPr>
+          <w:rFonts w:ascii="Consolas" w:hAnsi="Consolas"/>
+          <w:color w:val="6A9955"/>
+          <w:sz w:val="16"/>
+        </w:rPr>
+        <w:t xml:space="preserve">#   INFO Model [app/Models/PaymentEvent.php] created successfully.</w:t>
+      </w:r>
+    </w:p>
+    <w:p>
+      <w:pPr>
+        <w:pStyle w:val="ListBody"/>
+        <w:numPr>
+          <w:ilvl w:val="0"/>
+          <w:numId w:val="10"/>
+        </w:numPr>
+      </w:pPr>
+      <w:r>
+        <w:rPr>
+          <w:rFonts w:ascii="Consolas" w:hAnsi="Consolas"/>
+          <w:color w:val="C11B12"/>
+          <w:sz w:val="17"/>
+          <w:shd w:fill="ECEFF3"/>
+        </w:rPr>
+        <w:t xml:space="preserve">php artisan make:interface 'App\Modules\Payments\Contracts\PaymentGateway'</w:t>
+      </w:r>
+      <w:r>
+        <w:rPr>
+          <w:rFonts w:ascii="Aptos" w:hAnsi="Aptos"/>
+          <w:color w:val="1F2937"/>
+          <w:sz w:val="19"/>
+        </w:rPr>
+        <w:t xml:space="preserve"> — make:interface membuat interface kosong; dengan nama lengkap ditulis ke app/Modules/Payments/Contracts. Kontrak tunggal yang dipakai aplikasi — adapter provider (fake/sandbox/nyata) mengimplementasikannya. Hasil: </w:t>
+      </w:r>
+      <w:r>
+        <w:rPr>
+          <w:rFonts w:ascii="Consolas" w:hAnsi="Consolas"/>
+          <w:color w:val="C11B12"/>
+          <w:sz w:val="17"/>
+          <w:shd w:fill="ECEFF3"/>
+        </w:rPr>
+        <w:t xml:space="preserve">app/Modules/Payments/Contracts/PaymentGateway.php</w:t>
+      </w:r>
+      <w:r>
+        <w:rPr>
+          <w:rFonts w:ascii="Aptos" w:hAnsi="Aptos"/>
+          <w:color w:val="1F2937"/>
+          <w:sz w:val="19"/>
+        </w:rPr>
+        <w:t xml:space="preserve">.</w:t>
+      </w:r>
+    </w:p>
+    <w:p>
+      <w:pPr>
+        <w:pStyle w:val="ListBody"/>
+        <w:numPr>
+          <w:ilvl w:val="0"/>
+          <w:numId w:val="10"/>
+        </w:numPr>
+      </w:pPr>
+      <w:r>
+        <w:rPr>
+          <w:rFonts w:ascii="Consolas" w:hAnsi="Consolas"/>
+          <w:color w:val="C11B12"/>
+          <w:sz w:val="17"/>
+          <w:shd w:fill="ECEFF3"/>
+        </w:rPr>
+        <w:t xml:space="preserve">php artisan make:model Payment</w:t>
+      </w:r>
+      <w:r>
+        <w:rPr>
+          <w:rFonts w:ascii="Aptos" w:hAnsi="Aptos"/>
+          <w:color w:val="1F2937"/>
+          <w:sz w:val="19"/>
+        </w:rPr>
+        <w:t xml:space="preserve"> — Model pembayaran per order (status pending/paid/…); shared kernel app/Models. Hasil: </w:t>
+      </w:r>
+      <w:r>
+        <w:rPr>
+          <w:rFonts w:ascii="Consolas" w:hAnsi="Consolas"/>
+          <w:color w:val="C11B12"/>
+          <w:sz w:val="17"/>
+          <w:shd w:fill="ECEFF3"/>
+        </w:rPr>
+        <w:t xml:space="preserve">app/Models/Payment.php</w:t>
+      </w:r>
+      <w:r>
+        <w:rPr>
+          <w:rFonts w:ascii="Aptos" w:hAnsi="Aptos"/>
+          <w:color w:val="1F2937"/>
+          <w:sz w:val="19"/>
+        </w:rPr>
+        <w:t xml:space="preserve">.</w:t>
+      </w:r>
+    </w:p>
+    <w:p>
+      <w:pPr>
+        <w:pStyle w:val="ListBody"/>
+        <w:numPr>
+          <w:ilvl w:val="0"/>
+          <w:numId w:val="10"/>
+        </w:numPr>
+      </w:pPr>
+      <w:r>
+        <w:rPr>
+          <w:rFonts w:ascii="Consolas" w:hAnsi="Consolas"/>
+          <w:color w:val="C11B12"/>
+          <w:sz w:val="17"/>
+          <w:shd w:fill="ECEFF3"/>
+        </w:rPr>
+        <w:t xml:space="preserve">php artisan make:model PaymentAttempt</w:t>
+      </w:r>
+      <w:r>
+        <w:rPr>
+          <w:rFonts w:ascii="Aptos" w:hAnsi="Aptos"/>
+          <w:color w:val="1F2937"/>
+          <w:sz w:val="19"/>
+        </w:rPr>
+        <w:t xml:space="preserve"> — Model percobaan bayar (QRIS dinamis: payload, reference, kedaluwarsa). Hasil: </w:t>
+      </w:r>
+      <w:r>
+        <w:rPr>
+          <w:rFonts w:ascii="Consolas" w:hAnsi="Consolas"/>
+          <w:color w:val="C11B12"/>
+          <w:sz w:val="17"/>
+          <w:shd w:fill="ECEFF3"/>
+        </w:rPr>
+        <w:t xml:space="preserve">app/Models/PaymentAttempt.php</w:t>
+      </w:r>
+      <w:r>
+        <w:rPr>
+          <w:rFonts w:ascii="Aptos" w:hAnsi="Aptos"/>
+          <w:color w:val="1F2937"/>
+          <w:sz w:val="19"/>
+        </w:rPr>
+        <w:t xml:space="preserve">.</w:t>
+      </w:r>
+    </w:p>
+    <w:p>
+      <w:pPr>
+        <w:pStyle w:val="ListBody"/>
+        <w:numPr>
+          <w:ilvl w:val="0"/>
+          <w:numId w:val="10"/>
+        </w:numPr>
+      </w:pPr>
+      <w:r>
+        <w:rPr>
+          <w:rFonts w:ascii="Consolas" w:hAnsi="Consolas"/>
+          <w:color w:val="C11B12"/>
+          <w:sz w:val="17"/>
+          <w:shd w:fill="ECEFF3"/>
+        </w:rPr>
+        <w:t xml:space="preserve">php artisan make:model PaymentEvent</w:t>
+      </w:r>
+      <w:r>
+        <w:rPr>
+          <w:rFonts w:ascii="Aptos" w:hAnsi="Aptos"/>
+          <w:color w:val="1F2937"/>
+          <w:sz w:val="19"/>
+        </w:rPr>
+        <w:t xml:space="preserve"> — Model event pembayaran append-only (dedup provider_event_id). Hasil: </w:t>
+      </w:r>
+      <w:r>
+        <w:rPr>
+          <w:rFonts w:ascii="Consolas" w:hAnsi="Consolas"/>
+          <w:color w:val="C11B12"/>
+          <w:sz w:val="17"/>
+          <w:shd w:fill="ECEFF3"/>
+        </w:rPr>
+        <w:t xml:space="preserve">app/Models/PaymentEvent.php</w:t>
+      </w:r>
+      <w:r>
+        <w:rPr>
+          <w:rFonts w:ascii="Aptos" w:hAnsi="Aptos"/>
+          <w:color w:val="1F2937"/>
+          <w:sz w:val="19"/>
+        </w:rPr>
+        <w:t xml:space="preserve">.</w:t>
+      </w:r>
+    </w:p>
+    <w:p>
+      <w:pPr>
         <w:pStyle w:val="TutorialObserve"/>
         <w:shd w:fill="FFF4D6" w:val="clear"/>
         <w:pBdr>
@@ -3650,6 +3933,202 @@
     </w:p>
     <w:p>
       <w:pPr>
+        <w:pStyle w:val="ListBody"/>
+      </w:pPr>
+      <w:r>
+        <w:rPr>
+          <w:rFonts w:ascii="Aptos" w:hAnsi="Aptos"/>
+          <w:color w:val="1F2937"/>
+          <w:sz w:val="19"/>
+        </w:rPr>
+        <w:t xml:space="preserve">Perintah pembuatan berkas tahap ini (diverifikasi pada Laravel 13.25; baris # INFO adalah output nyata). Jalankan dari root repository, lalu isi berkas sesuai langkah di atas.</w:t>
+      </w:r>
+    </w:p>
+    <w:p>
+      <w:pPr>
+        <w:pStyle w:val="CodeHeader"/>
+        <w:shd w:fill="2D2D30"/>
+        <w:pBdr>
+          <w:left w:val="single" w:sz="4" w:space="8" w:color="2D2D30"/>
+        </w:pBdr>
+      </w:pPr>
+      <w:r>
+        <w:rPr>
+          <w:rFonts w:ascii="Consolas" w:hAnsi="Consolas"/>
+          <w:b/>
+          <w:color w:val="FFFFFF"/>
+          <w:sz w:val="16"/>
+        </w:rPr>
+        <w:t xml:space="preserve">BUAT FILE — MODUL 10 TAHAP 2   •   terminal pada root repository   •   BASH</w:t>
+      </w:r>
+    </w:p>
+    <w:p>
+      <w:pPr>
+        <w:pStyle w:val="CodeBlock"/>
+        <w:shd w:fill="1E1E1E"/>
+        <w:pBdr>
+          <w:left w:val="single" w:sz="4" w:space="8" w:color="1E1E1E"/>
+        </w:pBdr>
+      </w:pPr>
+      <w:r>
+        <w:rPr>
+          <w:rFonts w:ascii="Consolas" w:hAnsi="Consolas"/>
+          <w:color w:val="D4D4D4"/>
+          <w:sz w:val="16"/>
+        </w:rPr>
+        <w:t xml:space="preserve">php artisan make:class Modules/Payments/Data/PaymentChargeRequest</w:t>
+        <w:br/>
+      </w:r>
+      <w:r>
+        <w:rPr>
+          <w:rFonts w:ascii="Consolas" w:hAnsi="Consolas"/>
+          <w:color w:val="6A9955"/>
+          <w:sz w:val="16"/>
+        </w:rPr>
+        <w:t xml:space="preserve">#   INFO Class [app/Modules/Payments/Data/PaymentChargeRequest.php] created successfully.</w:t>
+        <w:br/>
+      </w:r>
+      <w:r>
+        <w:rPr>
+          <w:rFonts w:ascii="Consolas" w:hAnsi="Consolas"/>
+          <w:color w:val="D4D4D4"/>
+          <w:sz w:val="16"/>
+        </w:rPr>
+        <w:t xml:space="preserve">php artisan make:class Modules/Payments/Data/QrisCharge</w:t>
+        <w:br/>
+      </w:r>
+      <w:r>
+        <w:rPr>
+          <w:rFonts w:ascii="Consolas" w:hAnsi="Consolas"/>
+          <w:color w:val="6A9955"/>
+          <w:sz w:val="16"/>
+        </w:rPr>
+        <w:t xml:space="preserve">#   INFO Class [app/Modules/Payments/Data/QrisCharge.php] created successfully.</w:t>
+        <w:br/>
+      </w:r>
+      <w:r>
+        <w:rPr>
+          <w:rFonts w:ascii="Consolas" w:hAnsi="Consolas"/>
+          <w:color w:val="D4D4D4"/>
+          <w:sz w:val="16"/>
+        </w:rPr>
+        <w:t xml:space="preserve">php artisan make:exception 'App\Modules\Payments\Exceptions\PaymentException'</w:t>
+        <w:br/>
+      </w:r>
+      <w:r>
+        <w:rPr>
+          <w:rFonts w:ascii="Consolas" w:hAnsi="Consolas"/>
+          <w:color w:val="6A9955"/>
+          <w:sz w:val="16"/>
+        </w:rPr>
+        <w:t xml:space="preserve">#   INFO Exception [app/Modules/Payments/Exceptions/PaymentException.php] created successfully.</w:t>
+      </w:r>
+    </w:p>
+    <w:p>
+      <w:pPr>
+        <w:pStyle w:val="ListBody"/>
+        <w:numPr>
+          <w:ilvl w:val="0"/>
+          <w:numId w:val="10"/>
+        </w:numPr>
+      </w:pPr>
+      <w:r>
+        <w:rPr>
+          <w:rFonts w:ascii="Consolas" w:hAnsi="Consolas"/>
+          <w:color w:val="C11B12"/>
+          <w:sz w:val="17"/>
+          <w:shd w:fill="ECEFF3"/>
+        </w:rPr>
+        <w:t xml:space="preserve">php artisan make:class Modules/Payments/Data/PaymentChargeRequest</w:t>
+      </w:r>
+      <w:r>
+        <w:rPr>
+          <w:rFonts w:ascii="Aptos" w:hAnsi="Aptos"/>
+          <w:color w:val="1F2937"/>
+          <w:sz w:val="19"/>
+        </w:rPr>
+        <w:t xml:space="preserve"> (dan 1 perintah serupa di atas) — make:class membuat kelas polos; dipakai sebagai DTO read-only (final readonly class) milik modul Payments, bukan model Eloquent. Hasil: </w:t>
+      </w:r>
+      <w:r>
+        <w:rPr>
+          <w:rFonts w:ascii="Consolas" w:hAnsi="Consolas"/>
+          <w:color w:val="C11B12"/>
+          <w:sz w:val="17"/>
+          <w:shd w:fill="ECEFF3"/>
+        </w:rPr>
+        <w:t xml:space="preserve">app/Modules/Payments/Data/PaymentChargeRequest.php</w:t>
+      </w:r>
+      <w:r>
+        <w:rPr>
+          <w:rFonts w:ascii="Aptos" w:hAnsi="Aptos"/>
+          <w:color w:val="1F2937"/>
+          <w:sz w:val="19"/>
+        </w:rPr>
+        <w:t xml:space="preserve">, </w:t>
+      </w:r>
+      <w:r>
+        <w:rPr>
+          <w:rFonts w:ascii="Consolas" w:hAnsi="Consolas"/>
+          <w:color w:val="C11B12"/>
+          <w:sz w:val="17"/>
+          <w:shd w:fill="ECEFF3"/>
+        </w:rPr>
+        <w:t xml:space="preserve">app/Modules/Payments/Data/QrisCharge.php</w:t>
+      </w:r>
+      <w:r>
+        <w:rPr>
+          <w:rFonts w:ascii="Aptos" w:hAnsi="Aptos"/>
+          <w:color w:val="1F2937"/>
+          <w:sz w:val="19"/>
+        </w:rPr>
+        <w:t xml:space="preserve">.</w:t>
+      </w:r>
+    </w:p>
+    <w:p>
+      <w:pPr>
+        <w:pStyle w:val="ListBody"/>
+        <w:numPr>
+          <w:ilvl w:val="0"/>
+          <w:numId w:val="10"/>
+        </w:numPr>
+      </w:pPr>
+      <w:r>
+        <w:rPr>
+          <w:rFonts w:ascii="Consolas" w:hAnsi="Consolas"/>
+          <w:color w:val="C11B12"/>
+          <w:sz w:val="17"/>
+          <w:shd w:fill="ECEFF3"/>
+        </w:rPr>
+        <w:t xml:space="preserve">php artisan make:exception 'App\Modules\Payments\Exceptions\PaymentException'</w:t>
+      </w:r>
+      <w:r>
+        <w:rPr>
+          <w:rFonts w:ascii="Aptos" w:hAnsi="Aptos"/>
+          <w:color w:val="1F2937"/>
+          <w:sz w:val="19"/>
+        </w:rPr>
+        <w:t xml:space="preserve"> — Exception domain pembayaran (order tidak menunggu pembayaran, attempt kedaluwarsa); nama lengkap → folder modul Payments. Binding PaymentGateway → FakeQrisGateway ditulis di PaymentsServiceProvider::register() (berkas yang sudah ada). Hasil: </w:t>
+      </w:r>
+      <w:r>
+        <w:rPr>
+          <w:rFonts w:ascii="Consolas" w:hAnsi="Consolas"/>
+          <w:color w:val="C11B12"/>
+          <w:sz w:val="17"/>
+          <w:shd w:fill="ECEFF3"/>
+        </w:rPr>
+        <w:t xml:space="preserve">app/Modules/Payments/Exceptions/PaymentException.php</w:t>
+      </w:r>
+      <w:r>
+        <w:rPr>
+          <w:rFonts w:ascii="Aptos" w:hAnsi="Aptos"/>
+          <w:color w:val="1F2937"/>
+          <w:sz w:val="19"/>
+        </w:rPr>
+        <w:t xml:space="preserve">.</w:t>
+      </w:r>
+    </w:p>
+    <w:p>
+      <w:pPr>
         <w:pStyle w:val="TutorialObserve"/>
         <w:shd w:fill="FFF4D6" w:val="clear"/>
         <w:pBdr>
@@ -3866,6 +4345,106 @@
     </w:p>
     <w:p>
       <w:pPr>
+        <w:pStyle w:val="ListBody"/>
+      </w:pPr>
+      <w:r>
+        <w:rPr>
+          <w:rFonts w:ascii="Aptos" w:hAnsi="Aptos"/>
+          <w:color w:val="1F2937"/>
+          <w:sz w:val="19"/>
+        </w:rPr>
+        <w:t xml:space="preserve">Perintah pembuatan berkas tahap ini (diverifikasi pada Laravel 13.25; baris # INFO adalah output nyata). Jalankan dari root repository, lalu isi berkas sesuai langkah di atas.</w:t>
+      </w:r>
+    </w:p>
+    <w:p>
+      <w:pPr>
+        <w:pStyle w:val="CodeHeader"/>
+        <w:shd w:fill="2D2D30"/>
+        <w:pBdr>
+          <w:left w:val="single" w:sz="4" w:space="8" w:color="2D2D30"/>
+        </w:pBdr>
+      </w:pPr>
+      <w:r>
+        <w:rPr>
+          <w:rFonts w:ascii="Consolas" w:hAnsi="Consolas"/>
+          <w:b/>
+          <w:color w:val="FFFFFF"/>
+          <w:sz w:val="16"/>
+        </w:rPr>
+        <w:t xml:space="preserve">BUAT FILE — MODUL 10 TAHAP 3   •   terminal pada root repository   •   BASH</w:t>
+      </w:r>
+    </w:p>
+    <w:p>
+      <w:pPr>
+        <w:pStyle w:val="CodeBlock"/>
+        <w:shd w:fill="1E1E1E"/>
+        <w:pBdr>
+          <w:left w:val="single" w:sz="4" w:space="8" w:color="1E1E1E"/>
+        </w:pBdr>
+      </w:pPr>
+      <w:r>
+        <w:rPr>
+          <w:rFonts w:ascii="Consolas" w:hAnsi="Consolas"/>
+          <w:color w:val="D4D4D4"/>
+          <w:sz w:val="16"/>
+        </w:rPr>
+        <w:t xml:space="preserve">php artisan make:class Modules/Payments/Services/PaymentService</w:t>
+        <w:br/>
+      </w:r>
+      <w:r>
+        <w:rPr>
+          <w:rFonts w:ascii="Consolas" w:hAnsi="Consolas"/>
+          <w:color w:val="6A9955"/>
+          <w:sz w:val="16"/>
+        </w:rPr>
+        <w:t xml:space="preserve">#   INFO Class [app/Modules/Payments/Services/PaymentService.php] created successfully.</w:t>
+      </w:r>
+    </w:p>
+    <w:p>
+      <w:pPr>
+        <w:pStyle w:val="ListBody"/>
+        <w:numPr>
+          <w:ilvl w:val="0"/>
+          <w:numId w:val="10"/>
+        </w:numPr>
+      </w:pPr>
+      <w:r>
+        <w:rPr>
+          <w:rFonts w:ascii="Consolas" w:hAnsi="Consolas"/>
+          <w:color w:val="C11B12"/>
+          <w:sz w:val="17"/>
+          <w:shd w:fill="ECEFF3"/>
+        </w:rPr>
+        <w:t xml:space="preserve">php artisan make:class Modules/Payments/Services/PaymentService</w:t>
+      </w:r>
+      <w:r>
+        <w:rPr>
+          <w:rFonts w:ascii="Aptos" w:hAnsi="Aptos"/>
+          <w:color w:val="1F2937"/>
+          <w:sz w:val="19"/>
+        </w:rPr>
+        <w:t xml:space="preserve"> — Service pembayaran: initiate idempoten (payment + attempt QRIS) dan konfirmasi sandbox; bergantung pada kontrak, bukan adapter. Hasil: </w:t>
+      </w:r>
+      <w:r>
+        <w:rPr>
+          <w:rFonts w:ascii="Consolas" w:hAnsi="Consolas"/>
+          <w:color w:val="C11B12"/>
+          <w:sz w:val="17"/>
+          <w:shd w:fill="ECEFF3"/>
+        </w:rPr>
+        <w:t xml:space="preserve">app/Modules/Payments/Services/PaymentService.php</w:t>
+      </w:r>
+      <w:r>
+        <w:rPr>
+          <w:rFonts w:ascii="Aptos" w:hAnsi="Aptos"/>
+          <w:color w:val="1F2937"/>
+          <w:sz w:val="19"/>
+        </w:rPr>
+        <w:t xml:space="preserve">.</w:t>
+      </w:r>
+    </w:p>
+    <w:p>
+      <w:pPr>
         <w:pStyle w:val="TutorialObserve"/>
         <w:shd w:fill="FFF4D6" w:val="clear"/>
         <w:pBdr>
@@ -4072,6 +4651,106 @@
     </w:p>
     <w:p>
       <w:pPr>
+        <w:pStyle w:val="ListBody"/>
+      </w:pPr>
+      <w:r>
+        <w:rPr>
+          <w:rFonts w:ascii="Aptos" w:hAnsi="Aptos"/>
+          <w:color w:val="1F2937"/>
+          <w:sz w:val="19"/>
+        </w:rPr>
+        <w:t xml:space="preserve">Perintah pembuatan berkas tahap ini (diverifikasi pada Laravel 13.25; baris # INFO adalah output nyata). Jalankan dari root repository, lalu isi berkas sesuai langkah di atas.</w:t>
+      </w:r>
+    </w:p>
+    <w:p>
+      <w:pPr>
+        <w:pStyle w:val="CodeHeader"/>
+        <w:shd w:fill="2D2D30"/>
+        <w:pBdr>
+          <w:left w:val="single" w:sz="4" w:space="8" w:color="2D2D30"/>
+        </w:pBdr>
+      </w:pPr>
+      <w:r>
+        <w:rPr>
+          <w:rFonts w:ascii="Consolas" w:hAnsi="Consolas"/>
+          <w:b/>
+          <w:color w:val="FFFFFF"/>
+          <w:sz w:val="16"/>
+        </w:rPr>
+        <w:t xml:space="preserve">BUAT FILE — MODUL 10 TAHAP 4   •   terminal pada root repository   •   BASH</w:t>
+      </w:r>
+    </w:p>
+    <w:p>
+      <w:pPr>
+        <w:pStyle w:val="CodeBlock"/>
+        <w:shd w:fill="1E1E1E"/>
+        <w:pBdr>
+          <w:left w:val="single" w:sz="4" w:space="8" w:color="1E1E1E"/>
+        </w:pBdr>
+      </w:pPr>
+      <w:r>
+        <w:rPr>
+          <w:rFonts w:ascii="Consolas" w:hAnsi="Consolas"/>
+          <w:color w:val="D4D4D4"/>
+          <w:sz w:val="16"/>
+        </w:rPr>
+        <w:t xml:space="preserve">php artisan make:class Modules/Payments/Gateways/FakeQrisGateway</w:t>
+        <w:br/>
+      </w:r>
+      <w:r>
+        <w:rPr>
+          <w:rFonts w:ascii="Consolas" w:hAnsi="Consolas"/>
+          <w:color w:val="6A9955"/>
+          <w:sz w:val="16"/>
+        </w:rPr>
+        <w:t xml:space="preserve">#   INFO Class [app/Modules/Payments/Gateways/FakeQrisGateway.php] created successfully.</w:t>
+      </w:r>
+    </w:p>
+    <w:p>
+      <w:pPr>
+        <w:pStyle w:val="ListBody"/>
+        <w:numPr>
+          <w:ilvl w:val="0"/>
+          <w:numId w:val="10"/>
+        </w:numPr>
+      </w:pPr>
+      <w:r>
+        <w:rPr>
+          <w:rFonts w:ascii="Consolas" w:hAnsi="Consolas"/>
+          <w:color w:val="C11B12"/>
+          <w:sz w:val="17"/>
+          <w:shd w:fill="ECEFF3"/>
+        </w:rPr>
+        <w:t xml:space="preserve">php artisan make:class Modules/Payments/Gateways/FakeQrisGateway</w:t>
+      </w:r>
+      <w:r>
+        <w:rPr>
+          <w:rFonts w:ascii="Aptos" w:hAnsi="Aptos"/>
+          <w:color w:val="1F2937"/>
+          <w:sz w:val="19"/>
+        </w:rPr>
+        <w:t xml:space="preserve"> — Adapter sandbox yang mengimplementasikan PaymentGateway (payload EMVCo + CRC16); satu-satunya provider yang di-bind. Hasil: </w:t>
+      </w:r>
+      <w:r>
+        <w:rPr>
+          <w:rFonts w:ascii="Consolas" w:hAnsi="Consolas"/>
+          <w:color w:val="C11B12"/>
+          <w:sz w:val="17"/>
+          <w:shd w:fill="ECEFF3"/>
+        </w:rPr>
+        <w:t xml:space="preserve">app/Modules/Payments/Gateways/FakeQrisGateway.php</w:t>
+      </w:r>
+      <w:r>
+        <w:rPr>
+          <w:rFonts w:ascii="Aptos" w:hAnsi="Aptos"/>
+          <w:color w:val="1F2937"/>
+          <w:sz w:val="19"/>
+        </w:rPr>
+        <w:t xml:space="preserve">.</w:t>
+      </w:r>
+    </w:p>
+    <w:p>
+      <w:pPr>
         <w:pStyle w:val="TutorialObserve"/>
         <w:shd w:fill="FFF4D6" w:val="clear"/>
         <w:pBdr>
@@ -4261,6 +4940,236 @@
     </w:p>
     <w:p>
       <w:pPr>
+        <w:pStyle w:val="ListBody"/>
+      </w:pPr>
+      <w:r>
+        <w:rPr>
+          <w:rFonts w:ascii="Aptos" w:hAnsi="Aptos"/>
+          <w:color w:val="1F2937"/>
+          <w:sz w:val="19"/>
+        </w:rPr>
+        <w:t xml:space="preserve">Perintah pembuatan berkas tahap ini (diverifikasi pada Laravel 13.25; baris # INFO adalah output nyata). Jalankan dari root repository, lalu isi berkas sesuai langkah di atas.</w:t>
+      </w:r>
+    </w:p>
+    <w:p>
+      <w:pPr>
+        <w:pStyle w:val="CodeHeader"/>
+        <w:shd w:fill="2D2D30"/>
+        <w:pBdr>
+          <w:left w:val="single" w:sz="4" w:space="8" w:color="2D2D30"/>
+        </w:pBdr>
+      </w:pPr>
+      <w:r>
+        <w:rPr>
+          <w:rFonts w:ascii="Consolas" w:hAnsi="Consolas"/>
+          <w:b/>
+          <w:color w:val="FFFFFF"/>
+          <w:sz w:val="16"/>
+        </w:rPr>
+        <w:t xml:space="preserve">BUAT FILE — MODUL 10 TAHAP 5   •   terminal pada root repository   •   BASH</w:t>
+      </w:r>
+    </w:p>
+    <w:p>
+      <w:pPr>
+        <w:pStyle w:val="CodeBlock"/>
+        <w:shd w:fill="1E1E1E"/>
+        <w:pBdr>
+          <w:left w:val="single" w:sz="4" w:space="8" w:color="1E1E1E"/>
+        </w:pBdr>
+      </w:pPr>
+      <w:r>
+        <w:rPr>
+          <w:rFonts w:ascii="Consolas" w:hAnsi="Consolas"/>
+          <w:color w:val="D4D4D4"/>
+          <w:sz w:val="16"/>
+        </w:rPr>
+        <w:t xml:space="preserve">php artisan make:livewire payments::order-payment</w:t>
+        <w:br/>
+      </w:r>
+      <w:r>
+        <w:rPr>
+          <w:rFonts w:ascii="Consolas" w:hAnsi="Consolas"/>
+          <w:color w:val="6A9955"/>
+          <w:sz w:val="16"/>
+        </w:rPr>
+        <w:t xml:space="preserve">#   INFO Livewire component [app/Modules/Payments/resources/views/livewire/⚡order-payment.blade.php] created successfully.</w:t>
+        <w:br/>
+      </w:r>
+      <w:r>
+        <w:rPr>
+          <w:rFonts w:ascii="Consolas" w:hAnsi="Consolas"/>
+          <w:color w:val="D4D4D4"/>
+          <w:sz w:val="16"/>
+        </w:rPr>
+        <w:t xml:space="preserve">php artisan make:class Modules/Ordering/Services/ResolveTrackedOrder</w:t>
+        <w:br/>
+      </w:r>
+      <w:r>
+        <w:rPr>
+          <w:rFonts w:ascii="Consolas" w:hAnsi="Consolas"/>
+          <w:color w:val="6A9955"/>
+          <w:sz w:val="16"/>
+        </w:rPr>
+        <w:t xml:space="preserve">#   INFO Class [app/Modules/Ordering/Services/ResolveTrackedOrder.php] created successfully.</w:t>
+        <w:br/>
+      </w:r>
+      <w:r>
+        <w:rPr>
+          <w:rFonts w:ascii="Consolas" w:hAnsi="Consolas"/>
+          <w:color w:val="6A9955"/>
+          <w:sz w:val="16"/>
+        </w:rPr>
+        <w:t xml:space="preserve"># manual (shell)</w:t>
+        <w:br/>
+      </w:r>
+      <w:r>
+        <w:rPr>
+          <w:rFonts w:ascii="Consolas" w:hAnsi="Consolas"/>
+          <w:color w:val="D4D4D4"/>
+          <w:sz w:val="16"/>
+        </w:rPr>
+        <w:t xml:space="preserve">rm app/Modules/Payments/resources/views/livewire/.gitkeep</w:t>
+      </w:r>
+    </w:p>
+    <w:p>
+      <w:pPr>
+        <w:pStyle w:val="ListBody"/>
+        <w:numPr>
+          <w:ilvl w:val="0"/>
+          <w:numId w:val="10"/>
+        </w:numPr>
+      </w:pPr>
+      <w:r>
+        <w:rPr>
+          <w:rFonts w:ascii="Consolas" w:hAnsi="Consolas"/>
+          <w:color w:val="C11B12"/>
+          <w:sz w:val="17"/>
+          <w:shd w:fill="ECEFF3"/>
+        </w:rPr>
+        <w:t xml:space="preserve">php artisan make:livewire payments::order-payment</w:t>
+      </w:r>
+      <w:r>
+        <w:rPr>
+          <w:rFonts w:ascii="Aptos" w:hAnsi="Aptos"/>
+          <w:color w:val="1F2937"/>
+          <w:sz w:val="19"/>
+        </w:rPr>
+        <w:t xml:space="preserve"> — make:livewire dengan awalan namespace modul (payments::) menulis komponen single-file Livewire 4 (awalan ⚡) LANGSUNG ke folder modul, karena PaymentsServiceProvider mendaftarkan Livewire::addNamespace('payments', app/Modules/Payments/resources/views/livewire). Dipanggil &lt;livewire:payments::nama&gt; atau Livewire::test('payments::nama'). Hasil: </w:t>
+      </w:r>
+      <w:r>
+        <w:rPr>
+          <w:rFonts w:ascii="Consolas" w:hAnsi="Consolas"/>
+          <w:color w:val="C11B12"/>
+          <w:sz w:val="17"/>
+          <w:shd w:fill="ECEFF3"/>
+        </w:rPr>
+        <w:t xml:space="preserve">app/Modules/Payments/resources/views/livewire/⚡order-payment.blade.php</w:t>
+      </w:r>
+      <w:r>
+        <w:rPr>
+          <w:rFonts w:ascii="Aptos" w:hAnsi="Aptos"/>
+          <w:color w:val="1F2937"/>
+          <w:sz w:val="19"/>
+        </w:rPr>
+        <w:t xml:space="preserve">.</w:t>
+      </w:r>
+    </w:p>
+    <w:p>
+      <w:pPr>
+        <w:pStyle w:val="ListBody"/>
+        <w:numPr>
+          <w:ilvl w:val="0"/>
+          <w:numId w:val="10"/>
+        </w:numPr>
+      </w:pPr>
+      <w:r>
+        <w:rPr>
+          <w:rFonts w:ascii="Consolas" w:hAnsi="Consolas"/>
+          <w:color w:val="C11B12"/>
+          <w:sz w:val="17"/>
+          <w:shd w:fill="ECEFF3"/>
+        </w:rPr>
+        <w:t xml:space="preserve">php artisan make:class Modules/Ordering/Services/ResolveTrackedOrder</w:t>
+      </w:r>
+      <w:r>
+        <w:rPr>
+          <w:rFonts w:ascii="Aptos" w:hAnsi="Aptos"/>
+          <w:color w:val="1F2937"/>
+          <w:sz w:val="19"/>
+        </w:rPr>
+        <w:t xml:space="preserve"> — Resolver order dari cookie order_tracking (hash) milik modul Ordering; dipakai halaman status dan komponen pembayaran. Hasil: </w:t>
+      </w:r>
+      <w:r>
+        <w:rPr>
+          <w:rFonts w:ascii="Consolas" w:hAnsi="Consolas"/>
+          <w:color w:val="C11B12"/>
+          <w:sz w:val="17"/>
+          <w:shd w:fill="ECEFF3"/>
+        </w:rPr>
+        <w:t xml:space="preserve">app/Modules/Ordering/Services/ResolveTrackedOrder.php</w:t>
+      </w:r>
+      <w:r>
+        <w:rPr>
+          <w:rFonts w:ascii="Aptos" w:hAnsi="Aptos"/>
+          <w:color w:val="1F2937"/>
+          <w:sz w:val="19"/>
+        </w:rPr>
+        <w:t xml:space="preserve">.</w:t>
+      </w:r>
+    </w:p>
+    <w:p>
+      <w:pPr>
+        <w:pStyle w:val="ListBody"/>
+        <w:numPr>
+          <w:ilvl w:val="0"/>
+          <w:numId w:val="10"/>
+        </w:numPr>
+      </w:pPr>
+      <w:r>
+        <w:rPr>
+          <w:rFonts w:ascii="Aptos" w:hAnsi="Aptos"/>
+          <w:color w:val="1F2937"/>
+          <w:sz w:val="19"/>
+        </w:rPr>
+        <w:t xml:space="preserve">Manual: </w:t>
+      </w:r>
+      <w:r>
+        <w:rPr>
+          <w:rFonts w:ascii="Consolas" w:hAnsi="Consolas"/>
+          <w:color w:val="C11B12"/>
+          <w:sz w:val="17"/>
+          <w:shd w:fill="ECEFF3"/>
+        </w:rPr>
+        <w:t xml:space="preserve">rm app/Modules/Payments/resources/views/livewire/.gitkeep</w:t>
+      </w:r>
+      <w:r>
+        <w:rPr>
+          <w:rFonts w:ascii="Aptos" w:hAnsi="Aptos"/>
+          <w:color w:val="1F2937"/>
+          <w:sz w:val="19"/>
+        </w:rPr>
+        <w:t xml:space="preserve"> — .gitkeep dihapus; komponen disematkan di halaman status pesanan (ordering::order) sebagai &lt;livewire:payments::order-payment&gt;. Hasil: </w:t>
+      </w:r>
+      <w:r>
+        <w:rPr>
+          <w:rFonts w:ascii="Consolas" w:hAnsi="Consolas"/>
+          <w:color w:val="C11B12"/>
+          <w:sz w:val="17"/>
+          <w:shd w:fill="ECEFF3"/>
+        </w:rPr>
+        <w:t xml:space="preserve">app/Modules/Ordering/resources/views/order.blade.php (diubah)</w:t>
+      </w:r>
+      <w:r>
+        <w:rPr>
+          <w:rFonts w:ascii="Aptos" w:hAnsi="Aptos"/>
+          <w:color w:val="1F2937"/>
+          <w:sz w:val="19"/>
+        </w:rPr>
+        <w:t xml:space="preserve">.</w:t>
+      </w:r>
+    </w:p>
+    <w:p>
+      <w:pPr>
         <w:pStyle w:val="TutorialObserve"/>
         <w:shd w:fill="FFF4D6" w:val="clear"/>
         <w:pBdr>
@@ -4467,6 +5376,228 @@
     </w:p>
     <w:p>
       <w:pPr>
+        <w:pStyle w:val="ListBody"/>
+      </w:pPr>
+      <w:r>
+        <w:rPr>
+          <w:rFonts w:ascii="Aptos" w:hAnsi="Aptos"/>
+          <w:color w:val="1F2937"/>
+          <w:sz w:val="19"/>
+        </w:rPr>
+        <w:t xml:space="preserve">Perintah pembuatan berkas tahap ini (diverifikasi pada Laravel 13.25; baris # INFO adalah output nyata). Jalankan dari root repository, lalu isi berkas sesuai langkah di atas.</w:t>
+      </w:r>
+    </w:p>
+    <w:p>
+      <w:pPr>
+        <w:pStyle w:val="CodeHeader"/>
+        <w:shd w:fill="2D2D30"/>
+        <w:pBdr>
+          <w:left w:val="single" w:sz="4" w:space="8" w:color="2D2D30"/>
+        </w:pBdr>
+      </w:pPr>
+      <w:r>
+        <w:rPr>
+          <w:rFonts w:ascii="Consolas" w:hAnsi="Consolas"/>
+          <w:b/>
+          <w:color w:val="FFFFFF"/>
+          <w:sz w:val="16"/>
+        </w:rPr>
+        <w:t xml:space="preserve">BUAT FILE — MODUL 10 TAHAP 6   •   terminal pada root repository   •   BASH</w:t>
+      </w:r>
+    </w:p>
+    <w:p>
+      <w:pPr>
+        <w:pStyle w:val="CodeBlock"/>
+        <w:shd w:fill="1E1E1E"/>
+        <w:pBdr>
+          <w:left w:val="single" w:sz="4" w:space="8" w:color="1E1E1E"/>
+        </w:pBdr>
+      </w:pPr>
+      <w:r>
+        <w:rPr>
+          <w:rFonts w:ascii="Consolas" w:hAnsi="Consolas"/>
+          <w:color w:val="D4D4D4"/>
+          <w:sz w:val="16"/>
+        </w:rPr>
+        <w:t xml:space="preserve">php artisan make:test PaymentServiceTest --phpunit</w:t>
+        <w:br/>
+      </w:r>
+      <w:r>
+        <w:rPr>
+          <w:rFonts w:ascii="Consolas" w:hAnsi="Consolas"/>
+          <w:color w:val="6A9955"/>
+          <w:sz w:val="16"/>
+        </w:rPr>
+        <w:t xml:space="preserve">#   INFO Test [tests/Feature/PaymentServiceTest.php] created successfully.</w:t>
+        <w:br/>
+      </w:r>
+      <w:r>
+        <w:rPr>
+          <w:rFonts w:ascii="Consolas" w:hAnsi="Consolas"/>
+          <w:color w:val="D4D4D4"/>
+          <w:sz w:val="16"/>
+        </w:rPr>
+        <w:t xml:space="preserve">php artisan make:test PaymentLivewireTest --phpunit</w:t>
+        <w:br/>
+      </w:r>
+      <w:r>
+        <w:rPr>
+          <w:rFonts w:ascii="Consolas" w:hAnsi="Consolas"/>
+          <w:color w:val="6A9955"/>
+          <w:sz w:val="16"/>
+        </w:rPr>
+        <w:t xml:space="preserve">#   INFO Test [tests/Feature/PaymentLivewireTest.php] created successfully.</w:t>
+        <w:br/>
+      </w:r>
+      <w:r>
+        <w:rPr>
+          <w:rFonts w:ascii="Consolas" w:hAnsi="Consolas"/>
+          <w:color w:val="D4D4D4"/>
+          <w:sz w:val="16"/>
+        </w:rPr>
+        <w:t xml:space="preserve">php artisan make:test FakeQrisGatewayTest --unit --phpunit</w:t>
+        <w:br/>
+      </w:r>
+      <w:r>
+        <w:rPr>
+          <w:rFonts w:ascii="Consolas" w:hAnsi="Consolas"/>
+          <w:color w:val="6A9955"/>
+          <w:sz w:val="16"/>
+        </w:rPr>
+        <w:t xml:space="preserve">#   INFO Test [tests/Unit/FakeQrisGatewayTest.php] created successfully.</w:t>
+      </w:r>
+    </w:p>
+    <w:p>
+      <w:pPr>
+        <w:pStyle w:val="ListBody"/>
+        <w:numPr>
+          <w:ilvl w:val="0"/>
+          <w:numId w:val="10"/>
+        </w:numPr>
+      </w:pPr>
+      <w:r>
+        <w:rPr>
+          <w:rFonts w:ascii="Consolas" w:hAnsi="Consolas"/>
+          <w:color w:val="C11B12"/>
+          <w:sz w:val="17"/>
+          <w:shd w:fill="ECEFF3"/>
+        </w:rPr>
+        <w:t xml:space="preserve">php artisan make:test PaymentServiceTest --phpunit</w:t>
+      </w:r>
+      <w:r>
+        <w:rPr>
+          <w:rFonts w:ascii="Aptos" w:hAnsi="Aptos"/>
+          <w:color w:val="1F2937"/>
+          <w:sz w:val="19"/>
+        </w:rPr>
+        <w:t xml:space="preserve"> — Feature test initiate/idempotensi/penolakan/konfirmasi sandbox. Hasil: </w:t>
+      </w:r>
+      <w:r>
+        <w:rPr>
+          <w:rFonts w:ascii="Consolas" w:hAnsi="Consolas"/>
+          <w:color w:val="C11B12"/>
+          <w:sz w:val="17"/>
+          <w:shd w:fill="ECEFF3"/>
+        </w:rPr>
+        <w:t xml:space="preserve">tests/Feature/PaymentServiceTest.php</w:t>
+      </w:r>
+      <w:r>
+        <w:rPr>
+          <w:rFonts w:ascii="Aptos" w:hAnsi="Aptos"/>
+          <w:color w:val="1F2937"/>
+          <w:sz w:val="19"/>
+        </w:rPr>
+        <w:t xml:space="preserve">.</w:t>
+      </w:r>
+    </w:p>
+    <w:p>
+      <w:pPr>
+        <w:pStyle w:val="ListBody"/>
+        <w:numPr>
+          <w:ilvl w:val="0"/>
+          <w:numId w:val="10"/>
+        </w:numPr>
+      </w:pPr>
+      <w:r>
+        <w:rPr>
+          <w:rFonts w:ascii="Consolas" w:hAnsi="Consolas"/>
+          <w:color w:val="C11B12"/>
+          <w:sz w:val="17"/>
+          <w:shd w:fill="ECEFF3"/>
+        </w:rPr>
+        <w:t xml:space="preserve">php artisan make:test PaymentLivewireTest --phpunit</w:t>
+      </w:r>
+      <w:r>
+        <w:rPr>
+          <w:rFonts w:ascii="Aptos" w:hAnsi="Aptos"/>
+          <w:color w:val="1F2937"/>
+          <w:sz w:val="19"/>
+        </w:rPr>
+        <w:t xml:space="preserve"> — Feature test komponen payments::order-payment: initiate lalu simulasi bayar → order paid. Hasil: </w:t>
+      </w:r>
+      <w:r>
+        <w:rPr>
+          <w:rFonts w:ascii="Consolas" w:hAnsi="Consolas"/>
+          <w:color w:val="C11B12"/>
+          <w:sz w:val="17"/>
+          <w:shd w:fill="ECEFF3"/>
+        </w:rPr>
+        <w:t xml:space="preserve">tests/Feature/PaymentLivewireTest.php</w:t>
+      </w:r>
+      <w:r>
+        <w:rPr>
+          <w:rFonts w:ascii="Aptos" w:hAnsi="Aptos"/>
+          <w:color w:val="1F2937"/>
+          <w:sz w:val="19"/>
+        </w:rPr>
+        <w:t xml:space="preserve">.</w:t>
+      </w:r>
+    </w:p>
+    <w:p>
+      <w:pPr>
+        <w:pStyle w:val="ListBody"/>
+        <w:numPr>
+          <w:ilvl w:val="0"/>
+          <w:numId w:val="10"/>
+        </w:numPr>
+      </w:pPr>
+      <w:r>
+        <w:rPr>
+          <w:rFonts w:ascii="Consolas" w:hAnsi="Consolas"/>
+          <w:color w:val="C11B12"/>
+          <w:sz w:val="17"/>
+          <w:shd w:fill="ECEFF3"/>
+        </w:rPr>
+        <w:t xml:space="preserve">php artisan make:test FakeQrisGatewayTest --unit --phpunit</w:t>
+      </w:r>
+      <w:r>
+        <w:rPr>
+          <w:rFonts w:ascii="Aptos" w:hAnsi="Aptos"/>
+          <w:color w:val="1F2937"/>
+          <w:sz w:val="19"/>
+        </w:rPr>
+        <w:t xml:space="preserve"> — Unit test adapter: flag sandbox + reference, payload EMVCo dengan CRC16 benar. Hasil: </w:t>
+      </w:r>
+      <w:r>
+        <w:rPr>
+          <w:rFonts w:ascii="Consolas" w:hAnsi="Consolas"/>
+          <w:color w:val="C11B12"/>
+          <w:sz w:val="17"/>
+          <w:shd w:fill="ECEFF3"/>
+        </w:rPr>
+        <w:t xml:space="preserve">tests/Unit/FakeQrisGatewayTest.php</w:t>
+      </w:r>
+      <w:r>
+        <w:rPr>
+          <w:rFonts w:ascii="Aptos" w:hAnsi="Aptos"/>
+          <w:color w:val="1F2937"/>
+          <w:sz w:val="19"/>
+        </w:rPr>
+        <w:t xml:space="preserve">.</w:t>
+      </w:r>
+    </w:p>
+    <w:p>
+      <w:pPr>
         <w:pStyle w:val="TutorialObserve"/>
         <w:shd w:fill="FFF4D6" w:val="clear"/>
         <w:pBdr>
@@ -4656,6 +5787,200 @@
     </w:p>
     <w:p>
       <w:pPr>
+        <w:pStyle w:val="ListBody"/>
+      </w:pPr>
+      <w:r>
+        <w:rPr>
+          <w:rFonts w:ascii="Aptos" w:hAnsi="Aptos"/>
+          <w:color w:val="1F2937"/>
+          <w:sz w:val="19"/>
+        </w:rPr>
+        <w:t xml:space="preserve">Perintah pembuatan berkas tahap ini (diverifikasi pada Laravel 13.25; baris # INFO adalah output nyata). Jalankan dari root repository, lalu isi berkas sesuai langkah di atas.</w:t>
+      </w:r>
+    </w:p>
+    <w:p>
+      <w:pPr>
+        <w:pStyle w:val="CodeHeader"/>
+        <w:shd w:fill="2D2D30"/>
+        <w:pBdr>
+          <w:left w:val="single" w:sz="4" w:space="8" w:color="2D2D30"/>
+        </w:pBdr>
+      </w:pPr>
+      <w:r>
+        <w:rPr>
+          <w:rFonts w:ascii="Consolas" w:hAnsi="Consolas"/>
+          <w:b/>
+          <w:color w:val="FFFFFF"/>
+          <w:sz w:val="16"/>
+        </w:rPr>
+        <w:t xml:space="preserve">BUAT FILE — MODUL 10 TAHAP 7   •   terminal pada root repository   •   BASH</w:t>
+      </w:r>
+    </w:p>
+    <w:p>
+      <w:pPr>
+        <w:pStyle w:val="CodeBlock"/>
+        <w:shd w:fill="1E1E1E"/>
+        <w:pBdr>
+          <w:left w:val="single" w:sz="4" w:space="8" w:color="1E1E1E"/>
+        </w:pBdr>
+      </w:pPr>
+      <w:r>
+        <w:rPr>
+          <w:rFonts w:ascii="Consolas" w:hAnsi="Consolas"/>
+          <w:color w:val="6A9955"/>
+          <w:sz w:val="16"/>
+        </w:rPr>
+        <w:t xml:space="preserve"># manual (shell)</w:t>
+        <w:br/>
+      </w:r>
+      <w:r>
+        <w:rPr>
+          <w:rFonts w:ascii="Consolas" w:hAnsi="Consolas"/>
+          <w:color w:val="D4D4D4"/>
+          <w:sz w:val="16"/>
+        </w:rPr>
+        <w:t xml:space="preserve">mkdir -p evidence/pertemuan-10/screenshots</w:t>
+        <w:br/>
+      </w:r>
+      <w:r>
+        <w:rPr>
+          <w:rFonts w:ascii="Consolas" w:hAnsi="Consolas"/>
+          <w:color w:val="D4D4D4"/>
+          <w:sz w:val="16"/>
+        </w:rPr>
+        <w:t xml:space="preserve">touch evidence/pertemuan-10/{RINGKASAN.md,payment-proof.txt}</w:t>
+        <w:br/>
+      </w:r>
+      <w:r>
+        <w:rPr>
+          <w:rFonts w:ascii="Consolas" w:hAnsi="Consolas"/>
+          <w:color w:val="D4D4D4"/>
+          <w:sz w:val="16"/>
+        </w:rPr>
+        <w:t xml:space="preserve">php artisan test --compact --filter="PaymentServiceTest|PaymentLivewireTest|FakeQrisGatewayTest" &gt; evidence/pertemuan-10/test-payment.txt</w:t>
+      </w:r>
+    </w:p>
+    <w:p>
+      <w:pPr>
+        <w:pStyle w:val="ListBody"/>
+        <w:numPr>
+          <w:ilvl w:val="0"/>
+          <w:numId w:val="10"/>
+        </w:numPr>
+      </w:pPr>
+      <w:r>
+        <w:rPr>
+          <w:rFonts w:ascii="Aptos" w:hAnsi="Aptos"/>
+          <w:color w:val="1F2937"/>
+          <w:sz w:val="19"/>
+        </w:rPr>
+        <w:t xml:space="preserve">Manual: </w:t>
+      </w:r>
+      <w:r>
+        <w:rPr>
+          <w:rFonts w:ascii="Consolas" w:hAnsi="Consolas"/>
+          <w:color w:val="C11B12"/>
+          <w:sz w:val="17"/>
+          <w:shd w:fill="ECEFF3"/>
+        </w:rPr>
+        <w:t xml:space="preserve">mkdir -p evidence/pertemuan-10/screenshots</w:t>
+      </w:r>
+      <w:r>
+        <w:rPr>
+          <w:rFonts w:ascii="Aptos" w:hAnsi="Aptos"/>
+          <w:color w:val="1F2937"/>
+          <w:sz w:val="19"/>
+        </w:rPr>
+        <w:t xml:space="preserve"> — Ringkasan evidence, bukti pembayaran sandbox, hasil test, dan screenshot di evidence/pertemuan-10/screenshots/. Hasil: </w:t>
+      </w:r>
+      <w:r>
+        <w:rPr>
+          <w:rFonts w:ascii="Consolas" w:hAnsi="Consolas"/>
+          <w:color w:val="C11B12"/>
+          <w:sz w:val="17"/>
+          <w:shd w:fill="ECEFF3"/>
+        </w:rPr>
+        <w:t xml:space="preserve">evidence/pertemuan-10/RINGKASAN.md</w:t>
+      </w:r>
+      <w:r>
+        <w:rPr>
+          <w:rFonts w:ascii="Aptos" w:hAnsi="Aptos"/>
+          <w:color w:val="1F2937"/>
+          <w:sz w:val="19"/>
+        </w:rPr>
+        <w:t xml:space="preserve">, </w:t>
+      </w:r>
+      <w:r>
+        <w:rPr>
+          <w:rFonts w:ascii="Consolas" w:hAnsi="Consolas"/>
+          <w:color w:val="C11B12"/>
+          <w:sz w:val="17"/>
+          <w:shd w:fill="ECEFF3"/>
+        </w:rPr>
+        <w:t xml:space="preserve">evidence/pertemuan-10/payment-proof.txt</w:t>
+      </w:r>
+      <w:r>
+        <w:rPr>
+          <w:rFonts w:ascii="Aptos" w:hAnsi="Aptos"/>
+          <w:color w:val="1F2937"/>
+          <w:sz w:val="19"/>
+        </w:rPr>
+        <w:t xml:space="preserve">, </w:t>
+      </w:r>
+      <w:r>
+        <w:rPr>
+          <w:rFonts w:ascii="Consolas" w:hAnsi="Consolas"/>
+          <w:color w:val="C11B12"/>
+          <w:sz w:val="17"/>
+          <w:shd w:fill="ECEFF3"/>
+        </w:rPr>
+        <w:t xml:space="preserve">evidence/pertemuan-10/test-payment.txt</w:t>
+      </w:r>
+      <w:r>
+        <w:rPr>
+          <w:rFonts w:ascii="Aptos" w:hAnsi="Aptos"/>
+          <w:color w:val="1F2937"/>
+          <w:sz w:val="19"/>
+        </w:rPr>
+        <w:t xml:space="preserve">, </w:t>
+      </w:r>
+      <w:r>
+        <w:rPr>
+          <w:rFonts w:ascii="Consolas" w:hAnsi="Consolas"/>
+          <w:color w:val="C11B12"/>
+          <w:sz w:val="17"/>
+          <w:shd w:fill="ECEFF3"/>
+        </w:rPr>
+        <w:t xml:space="preserve">evidence/pertemuan-10/screenshots/m10-qris.png</w:t>
+      </w:r>
+      <w:r>
+        <w:rPr>
+          <w:rFonts w:ascii="Aptos" w:hAnsi="Aptos"/>
+          <w:color w:val="1F2937"/>
+          <w:sz w:val="19"/>
+        </w:rPr>
+        <w:t xml:space="preserve">, </w:t>
+      </w:r>
+      <w:r>
+        <w:rPr>
+          <w:rFonts w:ascii="Consolas" w:hAnsi="Consolas"/>
+          <w:color w:val="C11B12"/>
+          <w:sz w:val="17"/>
+          <w:shd w:fill="ECEFF3"/>
+        </w:rPr>
+        <w:t xml:space="preserve">evidence/pertemuan-10/screenshots/m10-payments-module.png</w:t>
+      </w:r>
+      <w:r>
+        <w:rPr>
+          <w:rFonts w:ascii="Aptos" w:hAnsi="Aptos"/>
+          <w:color w:val="1F2937"/>
+          <w:sz w:val="19"/>
+        </w:rPr>
+        <w:t xml:space="preserve">.</w:t>
+      </w:r>
+    </w:p>
+    <w:p>
+      <w:pPr>
         <w:pStyle w:val="TutorialObserve"/>
         <w:shd w:fill="FFF4D6" w:val="clear"/>
         <w:pBdr>
@@ -4795,6 +6120,228 @@
           <w:sz w:val="16"/>
         </w:rPr>
         <w:t xml:space="preserve"> run build</w:t>
+      </w:r>
+    </w:p>
+    <w:p>
+      <w:pPr>
+        <w:pStyle w:val="Heading3"/>
+      </w:pPr>
+      <w:r>
+        <w:t xml:space="preserve">Output Nyata Terverifikasi</w:t>
+      </w:r>
+    </w:p>
+    <w:p>
+      <w:pPr>
+        <w:pStyle w:val="ListBody"/>
+      </w:pPr>
+      <w:r>
+        <w:t xml:space="preserve">QRIS dinamis sandbox pada halaman status pesanan — diverifikasi live: order awaiting payment, tagihan QRIS (payload EMVCo dinamis dengan nominal Rp 17.920 dan referensi PAY-…, berlaku terbatas) beserta tombol Simulasi Bayar (sandbox).</w:t>
+      </w:r>
+    </w:p>
+    <w:p>
+      <w:pPr>
+        <w:jc w:val="center"/>
+        <w:spacing w:before="80" w:after="40"/>
+      </w:pPr>
+      <w:r>
+        <w:drawing>
+          <wp:inline distT="0" distB="0" distL="0" distR="0">
+            <wp:extent cx="4572000" cy="3873600"/>
+            <wp:effectExtent l="0" t="0" r="0" b="0"/>
+            <wp:docPr id="9101" name="M10 qris"/>
+            <wp:cNvGraphicFramePr>
+              <a:graphicFrameLocks xmlns:a="http://schemas.openxmlformats.org/drawingml/2006/main" noChangeAspect="1"/>
+            </wp:cNvGraphicFramePr>
+            <a:graphic xmlns:a="http://schemas.openxmlformats.org/drawingml/2006/main">
+              <a:graphicData uri="http://schemas.openxmlformats.org/drawingml/2006/picture">
+                <pic:pic xmlns:pic="http://schemas.openxmlformats.org/drawingml/2006/picture">
+                  <pic:nvPicPr>
+                    <pic:cNvPr id="9101" name="M10 qris"/>
+                    <pic:cNvPicPr/>
+                  </pic:nvPicPr>
+                  <pic:blipFill>
+                    <a:blip r:embed="rId910"/>
+                    <a:stretch>
+                      <a:fillRect/>
+                    </a:stretch>
+                  </pic:blipFill>
+                  <pic:spPr>
+                    <a:xfrm>
+                      <a:off x="0" y="0"/>
+                      <a:ext cx="4572000" cy="3873600"/>
+                    </a:xfrm>
+                    <a:prstGeom prst="rect">
+                      <a:avLst/>
+                    </a:prstGeom>
+                  </pic:spPr>
+                </pic:pic>
+              </a:graphicData>
+            </a:graphic>
+          </wp:inline>
+        </w:drawing>
+      </w:r>
+    </w:p>
+    <w:p>
+      <w:pPr>
+        <w:pStyle w:val="Heading3"/>
+      </w:pPr>
+      <w:r>
+        <w:t xml:space="preserve">Output Nyata Terverifikasi — Kontrak Gateway dan Komponen Pembayaran di Modul Payments</w:t>
+      </w:r>
+    </w:p>
+    <w:p>
+      <w:pPr>
+        <w:pStyle w:val="ListBody"/>
+      </w:pPr>
+      <w:r>
+        <w:rPr>
+          <w:rFonts w:ascii="Aptos" w:hAnsi="Aptos"/>
+          <w:color w:val="1F2937"/>
+          <w:sz w:val="19"/>
+        </w:rPr>
+        <w:t xml:space="preserve">Bukti eksekusi nyata pada branch </w:t>
+      </w:r>
+      <w:r>
+        <w:rPr>
+          <w:rFonts w:ascii="Consolas" w:hAnsi="Consolas"/>
+          <w:color w:val="C11B12"/>
+          <w:sz w:val="17"/>
+          <w:shd w:fill="ECEFF3"/>
+        </w:rPr>
+        <w:t xml:space="preserve">feat/pertemuan-10-payments-v2</w:t>
+      </w:r>
+      <w:r>
+        <w:rPr>
+          <w:rFonts w:ascii="Aptos" w:hAnsi="Aptos"/>
+          <w:color w:val="1F2937"/>
+          <w:sz w:val="19"/>
+        </w:rPr>
+        <w:t xml:space="preserve">: berkas pembayaran berada di </w:t>
+      </w:r>
+      <w:r>
+        <w:rPr>
+          <w:rFonts w:ascii="Consolas" w:hAnsi="Consolas"/>
+          <w:color w:val="C11B12"/>
+          <w:sz w:val="17"/>
+          <w:shd w:fill="ECEFF3"/>
+        </w:rPr>
+        <w:t xml:space="preserve">app/Modules/Payments</w:t>
+      </w:r>
+      <w:r>
+        <w:rPr>
+          <w:rFonts w:ascii="Aptos" w:hAnsi="Aptos"/>
+          <w:color w:val="1F2937"/>
+          <w:sz w:val="19"/>
+        </w:rPr>
+        <w:t xml:space="preserve"> (kontrak, DTO, exception, adapter, service, komponen </w:t>
+      </w:r>
+      <w:r>
+        <w:rPr>
+          <w:rFonts w:ascii="Consolas" w:hAnsi="Consolas"/>
+          <w:color w:val="C11B12"/>
+          <w:sz w:val="17"/>
+          <w:shd w:fill="ECEFF3"/>
+        </w:rPr>
+        <w:t xml:space="preserve">payments::order-payment</w:t>
+      </w:r>
+      <w:r>
+        <w:rPr>
+          <w:rFonts w:ascii="Aptos" w:hAnsi="Aptos"/>
+          <w:color w:val="1F2937"/>
+          <w:sz w:val="19"/>
+        </w:rPr>
+        <w:t xml:space="preserve">); container me-resolve kontrak </w:t>
+      </w:r>
+      <w:r>
+        <w:rPr>
+          <w:rFonts w:ascii="Consolas" w:hAnsi="Consolas"/>
+          <w:color w:val="C11B12"/>
+          <w:sz w:val="17"/>
+          <w:shd w:fill="ECEFF3"/>
+        </w:rPr>
+        <w:t xml:space="preserve">PaymentGateway</w:t>
+      </w:r>
+      <w:r>
+        <w:rPr>
+          <w:rFonts w:ascii="Aptos" w:hAnsi="Aptos"/>
+          <w:color w:val="1F2937"/>
+          <w:sz w:val="19"/>
+        </w:rPr>
+        <w:t xml:space="preserve"> ke tepat satu adapter </w:t>
+      </w:r>
+      <w:r>
+        <w:rPr>
+          <w:rFonts w:ascii="Consolas" w:hAnsi="Consolas"/>
+          <w:color w:val="C11B12"/>
+          <w:sz w:val="17"/>
+          <w:shd w:fill="ECEFF3"/>
+        </w:rPr>
+        <w:t xml:space="preserve">FakeQrisGateway</w:t>
+      </w:r>
+      <w:r>
+        <w:rPr>
+          <w:rFonts w:ascii="Aptos" w:hAnsi="Aptos"/>
+          <w:color w:val="1F2937"/>
+          <w:sz w:val="19"/>
+        </w:rPr>
+        <w:t xml:space="preserve">; halaman status pesanan menyematkan komponen pembayaran; uji pembayaran dan suite penuh hijau.</w:t>
+      </w:r>
+    </w:p>
+    <w:p>
+      <w:pPr>
+        <w:jc w:val="center"/>
+        <w:spacing w:before="80" w:after="40"/>
+      </w:pPr>
+      <w:r>
+        <w:drawing>
+          <wp:inline distT="0" distB="0" distL="0" distR="0">
+            <wp:extent cx="5943600" cy="4616196"/>
+            <wp:effectExtent l="0" t="0" r="0" b="0"/>
+            <wp:docPr id="9581" name="M10 modul Payments"/>
+            <wp:cNvGraphicFramePr>
+              <a:graphicFrameLocks xmlns:a="http://schemas.openxmlformats.org/drawingml/2006/main" noChangeAspect="1"/>
+            </wp:cNvGraphicFramePr>
+            <a:graphic xmlns:a="http://schemas.openxmlformats.org/drawingml/2006/main">
+              <a:graphicData uri="http://schemas.openxmlformats.org/drawingml/2006/picture">
+                <pic:pic xmlns:pic="http://schemas.openxmlformats.org/drawingml/2006/picture">
+                  <pic:nvPicPr>
+                    <pic:cNvPr id="9581" name="M10 modul Payments"/>
+                    <pic:cNvPicPr/>
+                  </pic:nvPicPr>
+                  <pic:blipFill>
+                    <a:blip r:embed="rId958"/>
+                    <a:stretch>
+                      <a:fillRect/>
+                    </a:stretch>
+                  </pic:blipFill>
+                  <pic:spPr>
+                    <a:xfrm>
+                      <a:off x="0" y="0"/>
+                      <a:ext cx="5943600" cy="4616196"/>
+                    </a:xfrm>
+                    <a:prstGeom prst="rect">
+                      <a:avLst/>
+                    </a:prstGeom>
+                  </pic:spPr>
+                </pic:pic>
+              </a:graphicData>
+            </a:graphic>
+          </wp:inline>
+        </w:drawing>
+      </w:r>
+    </w:p>
+    <w:p>
+      <w:pPr>
+        <w:jc w:val="center"/>
+        <w:spacing w:after="160"/>
+      </w:pPr>
+      <w:r>
+        <w:rPr>
+          <w:i/>
+          <w:color w:val="6B7280"/>
+          <w:sz w:val="16"/>
+        </w:rPr>
+        <w:t xml:space="preserve">Gambar M10b. Isi app/Modules/Payments, binding tunggal PaymentGateway → FakeQrisGateway, uji 10 passed, suite 127 passed.</w:t>
       </w:r>
     </w:p>
     <w:p>
@@ -5066,7 +6613,7 @@
         <w:rPr>
           <w:rFonts w:ascii="Aptos" w:hAnsi="Aptos"/>
         </w:rPr>
-        <w:t>File yang dibuat: 10_payment/PaymentGateway.php, PaymentData.php, dan FakeQrisGateway.php</w:t>
+        <w:t>File yang dibuat: app/Modules/Payments/Contracts/PaymentGateway.php, app/Modules/Payments/Data/PaymentChargeRequest.php, dan app/Modules/Payments/Gateways/FakeQrisGateway.php</w:t>
       </w:r>
     </w:p>
     <w:p>

--- a/modul_praktikum/Pertemuan_10_Payment_Gateway_Contract_dan_QRIS_Dinamis_Sandbox.docx
+++ b/modul_praktikum/Pertemuan_10_Payment_Gateway_Contract_dan_QRIS_Dinamis_Sandbox.docx
@@ -1012,1239 +1012,862 @@
     <w:p>
       <w:pPr>
         <w:pStyle w:val="CodeHeader"/>
-        <w:shd w:fill="2D2D30"/>
         <w:keepNext/>
         <w:pBdr>
-          <w:left w:val="single" w:sz="4" w:space="8" w:color="2D2D30"/>
+          <w:left w:val="single" w:sz="12" w:space="8" w:color="B8DDE0"/>
         </w:pBdr>
+        <w:shd w:val="clear" w:color="auto" w:fill="E4EAED"/>
       </w:pPr>
       <w:r>
-        <w:t>LANDASAN TEKNIS — app/Payments/SandboxQrisGateway.php   •   PHP</w:t>
+        <w:rPr>
+          <w:rFonts w:ascii="Consolas" w:hAnsi="Consolas"/>
+          <w:b/>
+          <w:color w:val="262626"/>
+          <w:sz w:val="16"/>
+        </w:rPr>
+        <w:t xml:space="preserve">LANDASAN TEKNIS — app/Payments/SandboxQrisGateway.php   •   PHP</w:t>
       </w:r>
     </w:p>
     <w:p>
       <w:pPr>
         <w:pStyle w:val="CodeBlock"/>
-        <w:shd w:fill="1E1E1E"/>
         <w:keepLines/>
         <w:pBdr>
-          <w:left w:val="single" w:sz="4" w:space="8" w:color="1E1E1E"/>
+          <w:left w:val="single" w:sz="12" w:space="8" w:color="B8DDE0"/>
         </w:pBdr>
+        <w:shd w:val="clear" w:color="auto" w:fill="F2F3F7"/>
       </w:pPr>
       <w:r>
         <w:rPr>
-          <w:rFonts w:ascii="Consolas" w:hAnsi="Consolas" w:eastAsia="Consolas"/>
-          <w:color w:val="569CD6"/>
+          <w:rFonts w:ascii="Consolas" w:hAnsi="Consolas"/>
+          <w:b/>
+          <w:color w:val="000080"/>
           <w:sz w:val="16"/>
         </w:rPr>
-        <w:t>public</w:t>
-      </w:r>
-      <w:r>
-        <w:rPr>
-          <w:rFonts w:ascii="Consolas" w:hAnsi="Consolas" w:eastAsia="Consolas"/>
-          <w:color w:val="D4D4D4"/>
+        <w:t xml:space="preserve">public</w:t>
+      </w:r>
+      <w:r>
+        <w:rPr>
+          <w:rFonts w:ascii="Consolas" w:hAnsi="Consolas"/>
+          <w:color w:val="262626"/>
           <w:sz w:val="16"/>
         </w:rPr>
         <w:t xml:space="preserve"> </w:t>
       </w:r>
       <w:r>
         <w:rPr>
-          <w:rFonts w:ascii="Consolas" w:hAnsi="Consolas" w:eastAsia="Consolas"/>
-          <w:color w:val="569CD6"/>
+          <w:rFonts w:ascii="Consolas" w:hAnsi="Consolas"/>
+          <w:b/>
+          <w:color w:val="000080"/>
           <w:sz w:val="16"/>
         </w:rPr>
-        <w:t>function</w:t>
-      </w:r>
-      <w:r>
-        <w:rPr>
-          <w:rFonts w:ascii="Consolas" w:hAnsi="Consolas" w:eastAsia="Consolas"/>
-          <w:color w:val="D4D4D4"/>
+        <w:t xml:space="preserve">function</w:t>
+      </w:r>
+      <w:r>
+        <w:rPr>
+          <w:rFonts w:ascii="Consolas" w:hAnsi="Consolas"/>
+          <w:color w:val="262626"/>
           <w:sz w:val="16"/>
         </w:rPr>
         <w:t xml:space="preserve"> </w:t>
       </w:r>
       <w:r>
         <w:rPr>
-          <w:rFonts w:ascii="Consolas" w:hAnsi="Consolas" w:eastAsia="Consolas"/>
-          <w:color w:val="DCDCAA"/>
+          <w:rFonts w:ascii="Consolas" w:hAnsi="Consolas"/>
+          <w:color w:val="795E26"/>
           <w:sz w:val="16"/>
         </w:rPr>
-        <w:t>create</w:t>
-      </w:r>
-      <w:r>
-        <w:rPr>
-          <w:rFonts w:ascii="Consolas" w:hAnsi="Consolas" w:eastAsia="Consolas"/>
-          <w:color w:val="D4D4D4"/>
+        <w:t xml:space="preserve">create</w:t>
+      </w:r>
+      <w:r>
+        <w:rPr>
+          <w:rFonts w:ascii="Consolas" w:hAnsi="Consolas"/>
+          <w:color w:val="262626"/>
           <w:sz w:val="16"/>
         </w:rPr>
-        <w:t>(</w:t>
-      </w:r>
-      <w:r>
-        <w:rPr>
-          <w:rFonts w:ascii="Consolas" w:hAnsi="Consolas" w:eastAsia="Consolas"/>
-          <w:color w:val="4EC9B0"/>
+        <w:t xml:space="preserve">(</w:t>
+      </w:r>
+      <w:r>
+        <w:rPr>
+          <w:rFonts w:ascii="Consolas" w:hAnsi="Consolas"/>
+          <w:color w:val="267F99"/>
           <w:sz w:val="16"/>
         </w:rPr>
-        <w:t>CreatePayment</w:t>
-      </w:r>
-      <w:r>
-        <w:rPr>
-          <w:rFonts w:ascii="Consolas" w:hAnsi="Consolas" w:eastAsia="Consolas"/>
-          <w:color w:val="D4D4D4"/>
+        <w:t xml:space="preserve">CreatePayment</w:t>
+      </w:r>
+      <w:r>
+        <w:rPr>
+          <w:rFonts w:ascii="Consolas" w:hAnsi="Consolas"/>
+          <w:color w:val="262626"/>
           <w:sz w:val="16"/>
         </w:rPr>
         <w:t xml:space="preserve"> </w:t>
       </w:r>
       <w:r>
         <w:rPr>
-          <w:rFonts w:ascii="Consolas" w:hAnsi="Consolas" w:eastAsia="Consolas"/>
-          <w:color w:val="9CDCFE"/>
+          <w:rFonts w:ascii="Consolas" w:hAnsi="Consolas"/>
+          <w:color w:val="660E7A"/>
           <w:sz w:val="16"/>
         </w:rPr>
-        <w:t>$request</w:t>
-      </w:r>
-      <w:r>
-        <w:rPr>
-          <w:rFonts w:ascii="Consolas" w:hAnsi="Consolas" w:eastAsia="Consolas"/>
-          <w:color w:val="D4D4D4"/>
+        <w:t xml:space="preserve">$request</w:t>
+      </w:r>
+      <w:r>
+        <w:rPr>
+          <w:rFonts w:ascii="Consolas" w:hAnsi="Consolas"/>
+          <w:color w:val="262626"/>
           <w:sz w:val="16"/>
         </w:rPr>
-        <w:t>)</w:t>
-      </w:r>
-      <w:r>
-        <w:rPr>
-          <w:rFonts w:ascii="Consolas" w:hAnsi="Consolas" w:eastAsia="Consolas"/>
-          <w:color w:val="D4D4D4"/>
+        <w:t xml:space="preserve">): </w:t>
+      </w:r>
+      <w:r>
+        <w:rPr>
+          <w:rFonts w:ascii="Consolas" w:hAnsi="Consolas"/>
+          <w:color w:val="267F99"/>
           <w:sz w:val="16"/>
         </w:rPr>
-        <w:t>:</w:t>
-      </w:r>
-      <w:r>
-        <w:rPr>
-          <w:rFonts w:ascii="Consolas" w:hAnsi="Consolas" w:eastAsia="Consolas"/>
-          <w:color w:val="D4D4D4"/>
+        <w:t xml:space="preserve">PaymentIntent</w:t>
+      </w:r>
+      <w:r>
+        <w:br/>
+      </w:r>
+      <w:r>
+        <w:rPr>
+          <w:rFonts w:ascii="Consolas" w:hAnsi="Consolas"/>
+          <w:color w:val="262626"/>
           <w:sz w:val="16"/>
         </w:rPr>
+        <w:t xml:space="preserve">{</w:t>
+      </w:r>
+      <w:r>
+        <w:br/>
+      </w:r>
+      <w:r>
+        <w:rPr>
+          <w:rFonts w:ascii="Consolas" w:hAnsi="Consolas"/>
+          <w:color w:val="262626"/>
+          <w:sz w:val="16"/>
+        </w:rPr>
+        <w:t xml:space="preserve">    </w:t>
+      </w:r>
+      <w:r>
+        <w:rPr>
+          <w:rFonts w:ascii="Consolas" w:hAnsi="Consolas"/>
+          <w:color w:val="660E7A"/>
+          <w:sz w:val="16"/>
+        </w:rPr>
+        <w:t xml:space="preserve">$response</w:t>
+      </w:r>
+      <w:r>
+        <w:rPr>
+          <w:rFonts w:ascii="Consolas" w:hAnsi="Consolas"/>
+          <w:color w:val="262626"/>
+          <w:sz w:val="16"/>
+        </w:rPr>
+        <w:t xml:space="preserve"> = </w:t>
+      </w:r>
+      <w:r>
+        <w:rPr>
+          <w:rFonts w:ascii="Consolas" w:hAnsi="Consolas"/>
+          <w:color w:val="267F99"/>
+          <w:sz w:val="16"/>
+        </w:rPr>
+        <w:t xml:space="preserve">Http</w:t>
+      </w:r>
+      <w:r>
+        <w:rPr>
+          <w:rFonts w:ascii="Consolas" w:hAnsi="Consolas"/>
+          <w:color w:val="262626"/>
+          <w:sz w:val="16"/>
+        </w:rPr>
+        <w:t xml:space="preserve">::</w:t>
+      </w:r>
+      <w:r>
+        <w:rPr>
+          <w:rFonts w:ascii="Consolas" w:hAnsi="Consolas"/>
+          <w:color w:val="795E26"/>
+          <w:sz w:val="16"/>
+        </w:rPr>
+        <w:t xml:space="preserve">acceptJson</w:t>
+      </w:r>
+      <w:r>
+        <w:rPr>
+          <w:rFonts w:ascii="Consolas" w:hAnsi="Consolas"/>
+          <w:color w:val="262626"/>
+          <w:sz w:val="16"/>
+        </w:rPr>
+        <w:t xml:space="preserve">()</w:t>
+      </w:r>
+      <w:r>
+        <w:br/>
+      </w:r>
+      <w:r>
+        <w:rPr>
+          <w:rFonts w:ascii="Consolas" w:hAnsi="Consolas"/>
+          <w:color w:val="262626"/>
+          <w:sz w:val="16"/>
+        </w:rPr>
+        <w:t xml:space="preserve">        -&gt;</w:t>
+      </w:r>
+      <w:r>
+        <w:rPr>
+          <w:rFonts w:ascii="Consolas" w:hAnsi="Consolas"/>
+          <w:color w:val="795E26"/>
+          <w:sz w:val="16"/>
+        </w:rPr>
+        <w:t xml:space="preserve">withToken</w:t>
+      </w:r>
+      <w:r>
+        <w:rPr>
+          <w:rFonts w:ascii="Consolas" w:hAnsi="Consolas"/>
+          <w:color w:val="262626"/>
+          <w:sz w:val="16"/>
+        </w:rPr>
+        <w:t xml:space="preserve">(</w:t>
+      </w:r>
+      <w:r>
+        <w:rPr>
+          <w:rFonts w:ascii="Consolas" w:hAnsi="Consolas"/>
+          <w:color w:val="795E26"/>
+          <w:sz w:val="16"/>
+        </w:rPr>
+        <w:t xml:space="preserve">config</w:t>
+      </w:r>
+      <w:r>
+        <w:rPr>
+          <w:rFonts w:ascii="Consolas" w:hAnsi="Consolas"/>
+          <w:color w:val="262626"/>
+          <w:sz w:val="16"/>
+        </w:rPr>
+        <w:t xml:space="preserve">(</w:t>
+      </w:r>
+      <w:r>
+        <w:rPr>
+          <w:rFonts w:ascii="Consolas" w:hAnsi="Consolas"/>
+          <w:color w:val="00733B"/>
+          <w:sz w:val="16"/>
+        </w:rPr>
+        <w:t xml:space="preserve">'services.qris.token'</w:t>
+      </w:r>
+      <w:r>
+        <w:rPr>
+          <w:rFonts w:ascii="Consolas" w:hAnsi="Consolas"/>
+          <w:color w:val="262626"/>
+          <w:sz w:val="16"/>
+        </w:rPr>
+        <w:t xml:space="preserve">))</w:t>
+      </w:r>
+      <w:r>
+        <w:br/>
+      </w:r>
+      <w:r>
+        <w:rPr>
+          <w:rFonts w:ascii="Consolas" w:hAnsi="Consolas"/>
+          <w:color w:val="262626"/>
+          <w:sz w:val="16"/>
+        </w:rPr>
+        <w:t xml:space="preserve">        -&gt;</w:t>
+      </w:r>
+      <w:r>
+        <w:rPr>
+          <w:rFonts w:ascii="Consolas" w:hAnsi="Consolas"/>
+          <w:color w:val="795E26"/>
+          <w:sz w:val="16"/>
+        </w:rPr>
+        <w:t xml:space="preserve">withHeaders</w:t>
+      </w:r>
+      <w:r>
+        <w:rPr>
+          <w:rFonts w:ascii="Consolas" w:hAnsi="Consolas"/>
+          <w:color w:val="262626"/>
+          <w:sz w:val="16"/>
+        </w:rPr>
+        <w:t xml:space="preserve">([</w:t>
+      </w:r>
+      <w:r>
+        <w:br/>
+      </w:r>
+      <w:r>
+        <w:rPr>
+          <w:rFonts w:ascii="Consolas" w:hAnsi="Consolas"/>
+          <w:color w:val="262626"/>
+          <w:sz w:val="16"/>
+        </w:rPr>
+        <w:t xml:space="preserve">            </w:t>
+      </w:r>
+      <w:r>
+        <w:rPr>
+          <w:rFonts w:ascii="Consolas" w:hAnsi="Consolas"/>
+          <w:color w:val="00733B"/>
+          <w:sz w:val="16"/>
+        </w:rPr>
+        <w:t xml:space="preserve">'Idempotency-Key'</w:t>
+      </w:r>
+      <w:r>
+        <w:rPr>
+          <w:rFonts w:ascii="Consolas" w:hAnsi="Consolas"/>
+          <w:color w:val="262626"/>
+          <w:sz w:val="16"/>
+        </w:rPr>
+        <w:t xml:space="preserve"> =&gt; </w:t>
+      </w:r>
+      <w:r>
+        <w:rPr>
+          <w:rFonts w:ascii="Consolas" w:hAnsi="Consolas"/>
+          <w:color w:val="660E7A"/>
+          <w:sz w:val="16"/>
+        </w:rPr>
+        <w:t xml:space="preserve">$request</w:t>
+      </w:r>
+      <w:r>
+        <w:rPr>
+          <w:rFonts w:ascii="Consolas" w:hAnsi="Consolas"/>
+          <w:color w:val="262626"/>
+          <w:sz w:val="16"/>
+        </w:rPr>
+        <w:t xml:space="preserve">-&gt;</w:t>
+      </w:r>
+      <w:r>
+        <w:rPr>
+          <w:rFonts w:ascii="Consolas" w:hAnsi="Consolas"/>
+          <w:color w:val="660E7A"/>
+          <w:sz w:val="16"/>
+        </w:rPr>
+        <w:t xml:space="preserve">idempotencyKey</w:t>
+      </w:r>
+      <w:r>
+        <w:rPr>
+          <w:rFonts w:ascii="Consolas" w:hAnsi="Consolas"/>
+          <w:color w:val="262626"/>
+          <w:sz w:val="16"/>
+        </w:rPr>
+        <w:t xml:space="preserve">,</w:t>
+      </w:r>
+      <w:r>
+        <w:br/>
+      </w:r>
+      <w:r>
+        <w:rPr>
+          <w:rFonts w:ascii="Consolas" w:hAnsi="Consolas"/>
+          <w:color w:val="262626"/>
+          <w:sz w:val="16"/>
+        </w:rPr>
+        <w:t xml:space="preserve">        ])</w:t>
+      </w:r>
+      <w:r>
+        <w:br/>
+      </w:r>
+      <w:r>
+        <w:rPr>
+          <w:rFonts w:ascii="Consolas" w:hAnsi="Consolas"/>
+          <w:color w:val="262626"/>
+          <w:sz w:val="16"/>
+        </w:rPr>
+        <w:t xml:space="preserve">        -&gt;</w:t>
+      </w:r>
+      <w:r>
+        <w:rPr>
+          <w:rFonts w:ascii="Consolas" w:hAnsi="Consolas"/>
+          <w:color w:val="795E26"/>
+          <w:sz w:val="16"/>
+        </w:rPr>
+        <w:t xml:space="preserve">connectTimeout</w:t>
+      </w:r>
+      <w:r>
+        <w:rPr>
+          <w:rFonts w:ascii="Consolas" w:hAnsi="Consolas"/>
+          <w:color w:val="262626"/>
+          <w:sz w:val="16"/>
+        </w:rPr>
+        <w:t xml:space="preserve">(</w:t>
+      </w:r>
+      <w:r>
+        <w:rPr>
+          <w:rFonts w:ascii="Consolas" w:hAnsi="Consolas"/>
+          <w:color w:val="0073E6"/>
+          <w:sz w:val="16"/>
+        </w:rPr>
+        <w:t xml:space="preserve">3</w:t>
+      </w:r>
+      <w:r>
+        <w:rPr>
+          <w:rFonts w:ascii="Consolas" w:hAnsi="Consolas"/>
+          <w:color w:val="262626"/>
+          <w:sz w:val="16"/>
+        </w:rPr>
+        <w:t xml:space="preserve">)</w:t>
+      </w:r>
+      <w:r>
+        <w:br/>
+      </w:r>
+      <w:r>
+        <w:rPr>
+          <w:rFonts w:ascii="Consolas" w:hAnsi="Consolas"/>
+          <w:color w:val="262626"/>
+          <w:sz w:val="16"/>
+        </w:rPr>
+        <w:t xml:space="preserve">        -&gt;</w:t>
+      </w:r>
+      <w:r>
+        <w:rPr>
+          <w:rFonts w:ascii="Consolas" w:hAnsi="Consolas"/>
+          <w:color w:val="795E26"/>
+          <w:sz w:val="16"/>
+        </w:rPr>
+        <w:t xml:space="preserve">timeout</w:t>
+      </w:r>
+      <w:r>
+        <w:rPr>
+          <w:rFonts w:ascii="Consolas" w:hAnsi="Consolas"/>
+          <w:color w:val="262626"/>
+          <w:sz w:val="16"/>
+        </w:rPr>
+        <w:t xml:space="preserve">(</w:t>
+      </w:r>
+      <w:r>
+        <w:rPr>
+          <w:rFonts w:ascii="Consolas" w:hAnsi="Consolas"/>
+          <w:color w:val="0073E6"/>
+          <w:sz w:val="16"/>
+        </w:rPr>
+        <w:t xml:space="preserve">10</w:t>
+      </w:r>
+      <w:r>
+        <w:rPr>
+          <w:rFonts w:ascii="Consolas" w:hAnsi="Consolas"/>
+          <w:color w:val="262626"/>
+          <w:sz w:val="16"/>
+        </w:rPr>
+        <w:t xml:space="preserve">)</w:t>
+      </w:r>
+      <w:r>
+        <w:br/>
+      </w:r>
+      <w:r>
+        <w:rPr>
+          <w:rFonts w:ascii="Consolas" w:hAnsi="Consolas"/>
+          <w:color w:val="262626"/>
+          <w:sz w:val="16"/>
+        </w:rPr>
+        <w:t xml:space="preserve">        -&gt;</w:t>
+      </w:r>
+      <w:r>
+        <w:rPr>
+          <w:rFonts w:ascii="Consolas" w:hAnsi="Consolas"/>
+          <w:color w:val="795E26"/>
+          <w:sz w:val="16"/>
+        </w:rPr>
+        <w:t xml:space="preserve">retry</w:t>
+      </w:r>
+      <w:r>
+        <w:rPr>
+          <w:rFonts w:ascii="Consolas" w:hAnsi="Consolas"/>
+          <w:color w:val="262626"/>
+          <w:sz w:val="16"/>
+        </w:rPr>
+        <w:t xml:space="preserve">(</w:t>
+      </w:r>
+      <w:r>
+        <w:rPr>
+          <w:rFonts w:ascii="Consolas" w:hAnsi="Consolas"/>
+          <w:color w:val="0073E6"/>
+          <w:sz w:val="16"/>
+        </w:rPr>
+        <w:t xml:space="preserve">3</w:t>
+      </w:r>
+      <w:r>
+        <w:rPr>
+          <w:rFonts w:ascii="Consolas" w:hAnsi="Consolas"/>
+          <w:color w:val="262626"/>
+          <w:sz w:val="16"/>
+        </w:rPr>
+        <w:t xml:space="preserve">, </w:t>
+      </w:r>
+      <w:r>
+        <w:rPr>
+          <w:rFonts w:ascii="Consolas" w:hAnsi="Consolas"/>
+          <w:color w:val="0073E6"/>
+          <w:sz w:val="16"/>
+        </w:rPr>
+        <w:t xml:space="preserve">200</w:t>
+      </w:r>
+      <w:r>
+        <w:rPr>
+          <w:rFonts w:ascii="Consolas" w:hAnsi="Consolas"/>
+          <w:color w:val="262626"/>
+          <w:sz w:val="16"/>
+        </w:rPr>
+        <w:t xml:space="preserve">, </w:t>
+      </w:r>
+      <w:r>
+        <w:rPr>
+          <w:rFonts w:ascii="Consolas" w:hAnsi="Consolas"/>
+          <w:b/>
+          <w:color w:val="000080"/>
+          <w:sz w:val="16"/>
+        </w:rPr>
+        <w:t xml:space="preserve">throw</w:t>
+      </w:r>
+      <w:r>
+        <w:rPr>
+          <w:rFonts w:ascii="Consolas" w:hAnsi="Consolas"/>
+          <w:color w:val="262626"/>
+          <w:sz w:val="16"/>
+        </w:rPr>
+        <w:t xml:space="preserve">: </w:t>
+      </w:r>
+      <w:r>
+        <w:rPr>
+          <w:rFonts w:ascii="Consolas" w:hAnsi="Consolas"/>
+          <w:b/>
+          <w:color w:val="000080"/>
+          <w:sz w:val="16"/>
+        </w:rPr>
+        <w:t xml:space="preserve">false</w:t>
+      </w:r>
+      <w:r>
+        <w:rPr>
+          <w:rFonts w:ascii="Consolas" w:hAnsi="Consolas"/>
+          <w:color w:val="262626"/>
+          <w:sz w:val="16"/>
+        </w:rPr>
+        <w:t xml:space="preserve">)</w:t>
+      </w:r>
+      <w:r>
+        <w:br/>
+      </w:r>
+      <w:r>
+        <w:rPr>
+          <w:rFonts w:ascii="Consolas" w:hAnsi="Consolas"/>
+          <w:color w:val="262626"/>
+          <w:sz w:val="16"/>
+        </w:rPr>
+        <w:t xml:space="preserve">        -&gt;</w:t>
+      </w:r>
+      <w:r>
+        <w:rPr>
+          <w:rFonts w:ascii="Consolas" w:hAnsi="Consolas"/>
+          <w:color w:val="795E26"/>
+          <w:sz w:val="16"/>
+        </w:rPr>
+        <w:t xml:space="preserve">post</w:t>
+      </w:r>
+      <w:r>
+        <w:rPr>
+          <w:rFonts w:ascii="Consolas" w:hAnsi="Consolas"/>
+          <w:color w:val="262626"/>
+          <w:sz w:val="16"/>
+        </w:rPr>
+        <w:t xml:space="preserve">(</w:t>
+      </w:r>
+      <w:r>
+        <w:rPr>
+          <w:rFonts w:ascii="Consolas" w:hAnsi="Consolas"/>
+          <w:color w:val="795E26"/>
+          <w:sz w:val="16"/>
+        </w:rPr>
+        <w:t xml:space="preserve">config</w:t>
+      </w:r>
+      <w:r>
+        <w:rPr>
+          <w:rFonts w:ascii="Consolas" w:hAnsi="Consolas"/>
+          <w:color w:val="262626"/>
+          <w:sz w:val="16"/>
+        </w:rPr>
+        <w:t xml:space="preserve">(</w:t>
+      </w:r>
+      <w:r>
+        <w:rPr>
+          <w:rFonts w:ascii="Consolas" w:hAnsi="Consolas"/>
+          <w:color w:val="00733B"/>
+          <w:sz w:val="16"/>
+        </w:rPr>
+        <w:t xml:space="preserve">'services.qris.url'</w:t>
+      </w:r>
+      <w:r>
+        <w:rPr>
+          <w:rFonts w:ascii="Consolas" w:hAnsi="Consolas"/>
+          <w:color w:val="262626"/>
+          <w:sz w:val="16"/>
+        </w:rPr>
+        <w:t xml:space="preserve">).</w:t>
+      </w:r>
+      <w:r>
+        <w:rPr>
+          <w:rFonts w:ascii="Consolas" w:hAnsi="Consolas"/>
+          <w:color w:val="00733B"/>
+          <w:sz w:val="16"/>
+        </w:rPr>
+        <w:t xml:space="preserve">'/payments'</w:t>
+      </w:r>
+      <w:r>
+        <w:rPr>
+          <w:rFonts w:ascii="Consolas" w:hAnsi="Consolas"/>
+          <w:color w:val="262626"/>
+          <w:sz w:val="16"/>
+        </w:rPr>
+        <w:t xml:space="preserve">, [</w:t>
+      </w:r>
+      <w:r>
+        <w:br/>
+      </w:r>
+      <w:r>
+        <w:rPr>
+          <w:rFonts w:ascii="Consolas" w:hAnsi="Consolas"/>
+          <w:color w:val="262626"/>
+          <w:sz w:val="16"/>
+        </w:rPr>
+        <w:t xml:space="preserve">            </w:t>
+      </w:r>
+      <w:r>
+        <w:rPr>
+          <w:rFonts w:ascii="Consolas" w:hAnsi="Consolas"/>
+          <w:color w:val="00733B"/>
+          <w:sz w:val="16"/>
+        </w:rPr>
+        <w:t xml:space="preserve">'external_id'</w:t>
+      </w:r>
+      <w:r>
+        <w:rPr>
+          <w:rFonts w:ascii="Consolas" w:hAnsi="Consolas"/>
+          <w:color w:val="262626"/>
+          <w:sz w:val="16"/>
+        </w:rPr>
+        <w:t xml:space="preserve"> =&gt; </w:t>
+      </w:r>
+      <w:r>
+        <w:rPr>
+          <w:rFonts w:ascii="Consolas" w:hAnsi="Consolas"/>
+          <w:color w:val="660E7A"/>
+          <w:sz w:val="16"/>
+        </w:rPr>
+        <w:t xml:space="preserve">$request</w:t>
+      </w:r>
+      <w:r>
+        <w:rPr>
+          <w:rFonts w:ascii="Consolas" w:hAnsi="Consolas"/>
+          <w:color w:val="262626"/>
+          <w:sz w:val="16"/>
+        </w:rPr>
+        <w:t xml:space="preserve">-&gt;</w:t>
+      </w:r>
+      <w:r>
+        <w:rPr>
+          <w:rFonts w:ascii="Consolas" w:hAnsi="Consolas"/>
+          <w:color w:val="660E7A"/>
+          <w:sz w:val="16"/>
+        </w:rPr>
+        <w:t xml:space="preserve">externalId</w:t>
+      </w:r>
+      <w:r>
+        <w:rPr>
+          <w:rFonts w:ascii="Consolas" w:hAnsi="Consolas"/>
+          <w:color w:val="262626"/>
+          <w:sz w:val="16"/>
+        </w:rPr>
+        <w:t xml:space="preserve">,</w:t>
+      </w:r>
+      <w:r>
+        <w:br/>
+      </w:r>
+      <w:r>
+        <w:rPr>
+          <w:rFonts w:ascii="Consolas" w:hAnsi="Consolas"/>
+          <w:color w:val="262626"/>
+          <w:sz w:val="16"/>
+        </w:rPr>
+        <w:t xml:space="preserve">            </w:t>
+      </w:r>
+      <w:r>
+        <w:rPr>
+          <w:rFonts w:ascii="Consolas" w:hAnsi="Consolas"/>
+          <w:color w:val="00733B"/>
+          <w:sz w:val="16"/>
+        </w:rPr>
+        <w:t xml:space="preserve">'amount'</w:t>
+      </w:r>
+      <w:r>
+        <w:rPr>
+          <w:rFonts w:ascii="Consolas" w:hAnsi="Consolas"/>
+          <w:color w:val="262626"/>
+          <w:sz w:val="16"/>
+        </w:rPr>
+        <w:t xml:space="preserve"> =&gt; </w:t>
+      </w:r>
+      <w:r>
+        <w:rPr>
+          <w:rFonts w:ascii="Consolas" w:hAnsi="Consolas"/>
+          <w:color w:val="660E7A"/>
+          <w:sz w:val="16"/>
+        </w:rPr>
+        <w:t xml:space="preserve">$request</w:t>
+      </w:r>
+      <w:r>
+        <w:rPr>
+          <w:rFonts w:ascii="Consolas" w:hAnsi="Consolas"/>
+          <w:color w:val="262626"/>
+          <w:sz w:val="16"/>
+        </w:rPr>
+        <w:t xml:space="preserve">-&gt;</w:t>
+      </w:r>
+      <w:r>
+        <w:rPr>
+          <w:rFonts w:ascii="Consolas" w:hAnsi="Consolas"/>
+          <w:color w:val="660E7A"/>
+          <w:sz w:val="16"/>
+        </w:rPr>
+        <w:t xml:space="preserve">amount</w:t>
+      </w:r>
+      <w:r>
+        <w:rPr>
+          <w:rFonts w:ascii="Consolas" w:hAnsi="Consolas"/>
+          <w:color w:val="262626"/>
+          <w:sz w:val="16"/>
+        </w:rPr>
+        <w:t xml:space="preserve">,</w:t>
+      </w:r>
+      <w:r>
+        <w:br/>
+      </w:r>
+      <w:r>
+        <w:rPr>
+          <w:rFonts w:ascii="Consolas" w:hAnsi="Consolas"/>
+          <w:color w:val="262626"/>
+          <w:sz w:val="16"/>
+        </w:rPr>
+        <w:t xml:space="preserve">        ])</w:t>
+      </w:r>
+      <w:r>
+        <w:br/>
+      </w:r>
+      <w:r>
+        <w:rPr>
+          <w:rFonts w:ascii="Consolas" w:hAnsi="Consolas"/>
+          <w:color w:val="262626"/>
+          <w:sz w:val="16"/>
+        </w:rPr>
+        <w:t xml:space="preserve">        -&gt;</w:t>
+      </w:r>
+      <w:r>
+        <w:rPr>
+          <w:rFonts w:ascii="Consolas" w:hAnsi="Consolas"/>
+          <w:color w:val="795E26"/>
+          <w:sz w:val="16"/>
+        </w:rPr>
+        <w:t xml:space="preserve">throw</w:t>
+      </w:r>
+      <w:r>
+        <w:rPr>
+          <w:rFonts w:ascii="Consolas" w:hAnsi="Consolas"/>
+          <w:color w:val="262626"/>
+          <w:sz w:val="16"/>
+        </w:rPr>
+        <w:t xml:space="preserve">();</w:t>
+      </w:r>
+      <w:r>
+        <w:br/>
+      </w:r>
+      <w:r>
+        <w:br/>
+      </w:r>
+      <w:r>
+        <w:rPr>
+          <w:rFonts w:ascii="Consolas" w:hAnsi="Consolas"/>
+          <w:color w:val="262626"/>
+          <w:sz w:val="16"/>
+        </w:rPr>
+        <w:t xml:space="preserve">    </w:t>
+      </w:r>
+      <w:r>
+        <w:rPr>
+          <w:rFonts w:ascii="Consolas" w:hAnsi="Consolas"/>
+          <w:b/>
+          <w:color w:val="000080"/>
+          <w:sz w:val="16"/>
+        </w:rPr>
+        <w:t xml:space="preserve">return</w:t>
+      </w:r>
+      <w:r>
+        <w:rPr>
+          <w:rFonts w:ascii="Consolas" w:hAnsi="Consolas"/>
+          <w:color w:val="262626"/>
+          <w:sz w:val="16"/>
+        </w:rPr>
         <w:t xml:space="preserve"> </w:t>
       </w:r>
       <w:r>
         <w:rPr>
-          <w:rFonts w:ascii="Consolas" w:hAnsi="Consolas" w:eastAsia="Consolas"/>
-          <w:color w:val="4EC9B0"/>
+          <w:rFonts w:ascii="Consolas" w:hAnsi="Consolas"/>
+          <w:color w:val="267F99"/>
           <w:sz w:val="16"/>
         </w:rPr>
-        <w:t>PaymentIntent</w:t>
-      </w:r>
-      <w:r>
-        <w:rPr>
-          <w:rFonts w:ascii="Consolas" w:hAnsi="Consolas" w:eastAsia="Consolas"/>
-          <w:color w:val="D4D4D4"/>
+        <w:t xml:space="preserve">PaymentIntent</w:t>
+      </w:r>
+      <w:r>
+        <w:rPr>
+          <w:rFonts w:ascii="Consolas" w:hAnsi="Consolas"/>
+          <w:color w:val="262626"/>
           <w:sz w:val="16"/>
         </w:rPr>
+        <w:t xml:space="preserve">::</w:t>
+      </w:r>
+      <w:r>
+        <w:rPr>
+          <w:rFonts w:ascii="Consolas" w:hAnsi="Consolas"/>
+          <w:color w:val="795E26"/>
+          <w:sz w:val="16"/>
+        </w:rPr>
+        <w:t xml:space="preserve">fromArray</w:t>
+      </w:r>
+      <w:r>
+        <w:rPr>
+          <w:rFonts w:ascii="Consolas" w:hAnsi="Consolas"/>
+          <w:color w:val="262626"/>
+          <w:sz w:val="16"/>
+        </w:rPr>
+        <w:t xml:space="preserve">(</w:t>
+      </w:r>
+      <w:r>
+        <w:rPr>
+          <w:rFonts w:ascii="Consolas" w:hAnsi="Consolas"/>
+          <w:color w:val="660E7A"/>
+          <w:sz w:val="16"/>
+        </w:rPr>
+        <w:t xml:space="preserve">$response</w:t>
+      </w:r>
+      <w:r>
+        <w:rPr>
+          <w:rFonts w:ascii="Consolas" w:hAnsi="Consolas"/>
+          <w:color w:val="262626"/>
+          <w:sz w:val="16"/>
+        </w:rPr>
+        <w:t xml:space="preserve">-&gt;</w:t>
+      </w:r>
+      <w:r>
+        <w:rPr>
+          <w:rFonts w:ascii="Consolas" w:hAnsi="Consolas"/>
+          <w:color w:val="795E26"/>
+          <w:sz w:val="16"/>
+        </w:rPr>
+        <w:t xml:space="preserve">json</w:t>
+      </w:r>
+      <w:r>
+        <w:rPr>
+          <w:rFonts w:ascii="Consolas" w:hAnsi="Consolas"/>
+          <w:color w:val="262626"/>
+          <w:sz w:val="16"/>
+        </w:rPr>
+        <w:t xml:space="preserve">());</w:t>
+      </w:r>
+      <w:r>
         <w:br/>
       </w:r>
       <w:r>
         <w:rPr>
-          <w:rFonts w:ascii="Consolas" w:hAnsi="Consolas" w:eastAsia="Consolas"/>
-          <w:color w:val="D4D4D4"/>
+          <w:rFonts w:ascii="Consolas" w:hAnsi="Consolas"/>
+          <w:color w:val="262626"/>
           <w:sz w:val="16"/>
         </w:rPr>
-        <w:t>{</w:t>
-      </w:r>
-      <w:r>
-        <w:rPr>
-          <w:rFonts w:ascii="Consolas" w:hAnsi="Consolas" w:eastAsia="Consolas"/>
-          <w:color w:val="D4D4D4"/>
-          <w:sz w:val="16"/>
-        </w:rPr>
-        <w:br/>
-        <w:t xml:space="preserve">    </w:t>
-      </w:r>
-      <w:r>
-        <w:rPr>
-          <w:rFonts w:ascii="Consolas" w:hAnsi="Consolas" w:eastAsia="Consolas"/>
-          <w:color w:val="9CDCFE"/>
-          <w:sz w:val="16"/>
-        </w:rPr>
-        <w:t>$response</w:t>
-      </w:r>
-      <w:r>
-        <w:rPr>
-          <w:rFonts w:ascii="Consolas" w:hAnsi="Consolas" w:eastAsia="Consolas"/>
-          <w:color w:val="D4D4D4"/>
-          <w:sz w:val="16"/>
-        </w:rPr>
-        <w:t xml:space="preserve"> </w:t>
-      </w:r>
-      <w:r>
-        <w:rPr>
-          <w:rFonts w:ascii="Consolas" w:hAnsi="Consolas" w:eastAsia="Consolas"/>
-          <w:color w:val="D4D4D4"/>
-          <w:sz w:val="16"/>
-        </w:rPr>
-        <w:t>=</w:t>
-      </w:r>
-      <w:r>
-        <w:rPr>
-          <w:rFonts w:ascii="Consolas" w:hAnsi="Consolas" w:eastAsia="Consolas"/>
-          <w:color w:val="D4D4D4"/>
-          <w:sz w:val="16"/>
-        </w:rPr>
-        <w:t xml:space="preserve"> </w:t>
-      </w:r>
-      <w:r>
-        <w:rPr>
-          <w:rFonts w:ascii="Consolas" w:hAnsi="Consolas" w:eastAsia="Consolas"/>
-          <w:color w:val="4EC9B0"/>
-          <w:sz w:val="16"/>
-        </w:rPr>
-        <w:t>Http</w:t>
-      </w:r>
-      <w:r>
-        <w:rPr>
-          <w:rFonts w:ascii="Consolas" w:hAnsi="Consolas" w:eastAsia="Consolas"/>
-          <w:color w:val="D4D4D4"/>
-          <w:sz w:val="16"/>
-        </w:rPr>
-        <w:t>:</w:t>
-      </w:r>
-      <w:r>
-        <w:rPr>
-          <w:rFonts w:ascii="Consolas" w:hAnsi="Consolas" w:eastAsia="Consolas"/>
-          <w:color w:val="D4D4D4"/>
-          <w:sz w:val="16"/>
-        </w:rPr>
-        <w:t>:</w:t>
-      </w:r>
-      <w:r>
-        <w:rPr>
-          <w:rFonts w:ascii="Consolas" w:hAnsi="Consolas" w:eastAsia="Consolas"/>
-          <w:color w:val="DCDCAA"/>
-          <w:sz w:val="16"/>
-        </w:rPr>
-        <w:t>acceptJson</w:t>
-      </w:r>
-      <w:r>
-        <w:rPr>
-          <w:rFonts w:ascii="Consolas" w:hAnsi="Consolas" w:eastAsia="Consolas"/>
-          <w:color w:val="D4D4D4"/>
-          <w:sz w:val="16"/>
-        </w:rPr>
-        <w:t>(</w:t>
-      </w:r>
-      <w:r>
-        <w:rPr>
-          <w:rFonts w:ascii="Consolas" w:hAnsi="Consolas" w:eastAsia="Consolas"/>
-          <w:color w:val="D4D4D4"/>
-          <w:sz w:val="16"/>
-        </w:rPr>
-        <w:t>)</w:t>
-      </w:r>
-      <w:r>
-        <w:rPr>
-          <w:rFonts w:ascii="Consolas" w:hAnsi="Consolas" w:eastAsia="Consolas"/>
-          <w:color w:val="D4D4D4"/>
-          <w:sz w:val="16"/>
-        </w:rPr>
-        <w:br/>
-        <w:t xml:space="preserve">        </w:t>
-      </w:r>
-      <w:r>
-        <w:rPr>
-          <w:rFonts w:ascii="Consolas" w:hAnsi="Consolas" w:eastAsia="Consolas"/>
-          <w:color w:val="D4D4D4"/>
-          <w:sz w:val="16"/>
-        </w:rPr>
-        <w:t>-</w:t>
-      </w:r>
-      <w:r>
-        <w:rPr>
-          <w:rFonts w:ascii="Consolas" w:hAnsi="Consolas" w:eastAsia="Consolas"/>
-          <w:color w:val="D4D4D4"/>
-          <w:sz w:val="16"/>
-        </w:rPr>
-        <w:t>&gt;</w:t>
-      </w:r>
-      <w:r>
-        <w:rPr>
-          <w:rFonts w:ascii="Consolas" w:hAnsi="Consolas" w:eastAsia="Consolas"/>
-          <w:color w:val="DCDCAA"/>
-          <w:sz w:val="16"/>
-        </w:rPr>
-        <w:t>withToken</w:t>
-      </w:r>
-      <w:r>
-        <w:rPr>
-          <w:rFonts w:ascii="Consolas" w:hAnsi="Consolas" w:eastAsia="Consolas"/>
-          <w:color w:val="D4D4D4"/>
-          <w:sz w:val="16"/>
-        </w:rPr>
-        <w:t>(</w:t>
-      </w:r>
-      <w:r>
-        <w:rPr>
-          <w:rFonts w:ascii="Consolas" w:hAnsi="Consolas" w:eastAsia="Consolas"/>
-          <w:color w:val="DCDCAA"/>
-          <w:sz w:val="16"/>
-        </w:rPr>
-        <w:t>config</w:t>
-      </w:r>
-      <w:r>
-        <w:rPr>
-          <w:rFonts w:ascii="Consolas" w:hAnsi="Consolas" w:eastAsia="Consolas"/>
-          <w:color w:val="D4D4D4"/>
-          <w:sz w:val="16"/>
-        </w:rPr>
-        <w:t>(</w:t>
-      </w:r>
-      <w:r>
-        <w:rPr>
-          <w:rFonts w:ascii="Consolas" w:hAnsi="Consolas" w:eastAsia="Consolas"/>
-          <w:color w:val="CE9178"/>
-          <w:sz w:val="16"/>
-        </w:rPr>
-        <w:t>'services.qris.token'</w:t>
-      </w:r>
-      <w:r>
-        <w:rPr>
-          <w:rFonts w:ascii="Consolas" w:hAnsi="Consolas" w:eastAsia="Consolas"/>
-          <w:color w:val="D4D4D4"/>
-          <w:sz w:val="16"/>
-        </w:rPr>
-        <w:t>)</w:t>
-      </w:r>
-      <w:r>
-        <w:rPr>
-          <w:rFonts w:ascii="Consolas" w:hAnsi="Consolas" w:eastAsia="Consolas"/>
-          <w:color w:val="D4D4D4"/>
-          <w:sz w:val="16"/>
-        </w:rPr>
-        <w:t>)</w:t>
-      </w:r>
-      <w:r>
-        <w:rPr>
-          <w:rFonts w:ascii="Consolas" w:hAnsi="Consolas" w:eastAsia="Consolas"/>
-          <w:color w:val="D4D4D4"/>
-          <w:sz w:val="16"/>
-        </w:rPr>
-        <w:br/>
-        <w:t xml:space="preserve">        </w:t>
-      </w:r>
-      <w:r>
-        <w:rPr>
-          <w:rFonts w:ascii="Consolas" w:hAnsi="Consolas" w:eastAsia="Consolas"/>
-          <w:color w:val="D4D4D4"/>
-          <w:sz w:val="16"/>
-        </w:rPr>
-        <w:t>-</w:t>
-      </w:r>
-      <w:r>
-        <w:rPr>
-          <w:rFonts w:ascii="Consolas" w:hAnsi="Consolas" w:eastAsia="Consolas"/>
-          <w:color w:val="D4D4D4"/>
-          <w:sz w:val="16"/>
-        </w:rPr>
-        <w:t>&gt;</w:t>
-      </w:r>
-      <w:r>
-        <w:rPr>
-          <w:rFonts w:ascii="Consolas" w:hAnsi="Consolas" w:eastAsia="Consolas"/>
-          <w:color w:val="DCDCAA"/>
-          <w:sz w:val="16"/>
-        </w:rPr>
-        <w:t>withHeaders</w:t>
-      </w:r>
-      <w:r>
-        <w:rPr>
-          <w:rFonts w:ascii="Consolas" w:hAnsi="Consolas" w:eastAsia="Consolas"/>
-          <w:color w:val="D4D4D4"/>
-          <w:sz w:val="16"/>
-        </w:rPr>
-        <w:t>(</w:t>
-      </w:r>
-      <w:r>
-        <w:rPr>
-          <w:rFonts w:ascii="Consolas" w:hAnsi="Consolas" w:eastAsia="Consolas"/>
-          <w:color w:val="D4D4D4"/>
-          <w:sz w:val="16"/>
-        </w:rPr>
-        <w:t>[</w:t>
-      </w:r>
-      <w:r>
-        <w:rPr>
-          <w:rFonts w:ascii="Consolas" w:hAnsi="Consolas" w:eastAsia="Consolas"/>
-          <w:color w:val="D4D4D4"/>
-          <w:sz w:val="16"/>
-        </w:rPr>
-        <w:br/>
-        <w:t xml:space="preserve">            </w:t>
-      </w:r>
-      <w:r>
-        <w:rPr>
-          <w:rFonts w:ascii="Consolas" w:hAnsi="Consolas" w:eastAsia="Consolas"/>
-          <w:color w:val="CE9178"/>
-          <w:sz w:val="16"/>
-        </w:rPr>
-        <w:t>'Idempotency-Key'</w:t>
-      </w:r>
-      <w:r>
-        <w:rPr>
-          <w:rFonts w:ascii="Consolas" w:hAnsi="Consolas" w:eastAsia="Consolas"/>
-          <w:color w:val="D4D4D4"/>
-          <w:sz w:val="16"/>
-        </w:rPr>
-        <w:t xml:space="preserve"> </w:t>
-      </w:r>
-      <w:r>
-        <w:rPr>
-          <w:rFonts w:ascii="Consolas" w:hAnsi="Consolas" w:eastAsia="Consolas"/>
-          <w:color w:val="D4D4D4"/>
-          <w:sz w:val="16"/>
-        </w:rPr>
-        <w:t>=</w:t>
-      </w:r>
-      <w:r>
-        <w:rPr>
-          <w:rFonts w:ascii="Consolas" w:hAnsi="Consolas" w:eastAsia="Consolas"/>
-          <w:color w:val="D4D4D4"/>
-          <w:sz w:val="16"/>
-        </w:rPr>
-        <w:t>&gt;</w:t>
-      </w:r>
-      <w:r>
-        <w:rPr>
-          <w:rFonts w:ascii="Consolas" w:hAnsi="Consolas" w:eastAsia="Consolas"/>
-          <w:color w:val="D4D4D4"/>
-          <w:sz w:val="16"/>
-        </w:rPr>
-        <w:t xml:space="preserve"> </w:t>
-      </w:r>
-      <w:r>
-        <w:rPr>
-          <w:rFonts w:ascii="Consolas" w:hAnsi="Consolas" w:eastAsia="Consolas"/>
-          <w:color w:val="9CDCFE"/>
-          <w:sz w:val="16"/>
-        </w:rPr>
-        <w:t>$request</w:t>
-      </w:r>
-      <w:r>
-        <w:rPr>
-          <w:rFonts w:ascii="Consolas" w:hAnsi="Consolas" w:eastAsia="Consolas"/>
-          <w:color w:val="D4D4D4"/>
-          <w:sz w:val="16"/>
-        </w:rPr>
-        <w:t>-</w:t>
-      </w:r>
-      <w:r>
-        <w:rPr>
-          <w:rFonts w:ascii="Consolas" w:hAnsi="Consolas" w:eastAsia="Consolas"/>
-          <w:color w:val="D4D4D4"/>
-          <w:sz w:val="16"/>
-        </w:rPr>
-        <w:t>&gt;</w:t>
-      </w:r>
-      <w:r>
-        <w:rPr>
-          <w:rFonts w:ascii="Consolas" w:hAnsi="Consolas" w:eastAsia="Consolas"/>
-          <w:color w:val="D4D4D4"/>
-          <w:sz w:val="16"/>
-        </w:rPr>
-        <w:t>idempotencyKey</w:t>
-      </w:r>
-      <w:r>
-        <w:rPr>
-          <w:rFonts w:ascii="Consolas" w:hAnsi="Consolas" w:eastAsia="Consolas"/>
-          <w:color w:val="D4D4D4"/>
-          <w:sz w:val="16"/>
-        </w:rPr>
-        <w:t>,</w:t>
-      </w:r>
-      <w:r>
-        <w:rPr>
-          <w:rFonts w:ascii="Consolas" w:hAnsi="Consolas" w:eastAsia="Consolas"/>
-          <w:color w:val="D4D4D4"/>
-          <w:sz w:val="16"/>
-        </w:rPr>
-        <w:br/>
-        <w:t xml:space="preserve">        </w:t>
-      </w:r>
-      <w:r>
-        <w:rPr>
-          <w:rFonts w:ascii="Consolas" w:hAnsi="Consolas" w:eastAsia="Consolas"/>
-          <w:color w:val="D4D4D4"/>
-          <w:sz w:val="16"/>
-        </w:rPr>
-        <w:t>]</w:t>
-      </w:r>
-      <w:r>
-        <w:rPr>
-          <w:rFonts w:ascii="Consolas" w:hAnsi="Consolas" w:eastAsia="Consolas"/>
-          <w:color w:val="D4D4D4"/>
-          <w:sz w:val="16"/>
-        </w:rPr>
-        <w:t>)</w:t>
-      </w:r>
-      <w:r>
-        <w:rPr>
-          <w:rFonts w:ascii="Consolas" w:hAnsi="Consolas" w:eastAsia="Consolas"/>
-          <w:color w:val="D4D4D4"/>
-          <w:sz w:val="16"/>
-        </w:rPr>
-        <w:br/>
-        <w:t xml:space="preserve">        </w:t>
-      </w:r>
-      <w:r>
-        <w:rPr>
-          <w:rFonts w:ascii="Consolas" w:hAnsi="Consolas" w:eastAsia="Consolas"/>
-          <w:color w:val="D4D4D4"/>
-          <w:sz w:val="16"/>
-        </w:rPr>
-        <w:t>-</w:t>
-      </w:r>
-      <w:r>
-        <w:rPr>
-          <w:rFonts w:ascii="Consolas" w:hAnsi="Consolas" w:eastAsia="Consolas"/>
-          <w:color w:val="D4D4D4"/>
-          <w:sz w:val="16"/>
-        </w:rPr>
-        <w:t>&gt;</w:t>
-      </w:r>
-      <w:r>
-        <w:rPr>
-          <w:rFonts w:ascii="Consolas" w:hAnsi="Consolas" w:eastAsia="Consolas"/>
-          <w:color w:val="DCDCAA"/>
-          <w:sz w:val="16"/>
-        </w:rPr>
-        <w:t>connectTimeout</w:t>
-      </w:r>
-      <w:r>
-        <w:rPr>
-          <w:rFonts w:ascii="Consolas" w:hAnsi="Consolas" w:eastAsia="Consolas"/>
-          <w:color w:val="D4D4D4"/>
-          <w:sz w:val="16"/>
-        </w:rPr>
-        <w:t>(</w:t>
-      </w:r>
-      <w:r>
-        <w:rPr>
-          <w:rFonts w:ascii="Consolas" w:hAnsi="Consolas" w:eastAsia="Consolas"/>
-          <w:color w:val="D4D4D4"/>
-          <w:sz w:val="16"/>
-        </w:rPr>
-        <w:t>3</w:t>
-      </w:r>
-      <w:r>
-        <w:rPr>
-          <w:rFonts w:ascii="Consolas" w:hAnsi="Consolas" w:eastAsia="Consolas"/>
-          <w:color w:val="D4D4D4"/>
-          <w:sz w:val="16"/>
-        </w:rPr>
-        <w:t>)</w:t>
-      </w:r>
-      <w:r>
-        <w:rPr>
-          <w:rFonts w:ascii="Consolas" w:hAnsi="Consolas" w:eastAsia="Consolas"/>
-          <w:color w:val="D4D4D4"/>
-          <w:sz w:val="16"/>
-        </w:rPr>
-        <w:br/>
-        <w:t xml:space="preserve">        </w:t>
-      </w:r>
-      <w:r>
-        <w:rPr>
-          <w:rFonts w:ascii="Consolas" w:hAnsi="Consolas" w:eastAsia="Consolas"/>
-          <w:color w:val="D4D4D4"/>
-          <w:sz w:val="16"/>
-        </w:rPr>
-        <w:t>-</w:t>
-      </w:r>
-      <w:r>
-        <w:rPr>
-          <w:rFonts w:ascii="Consolas" w:hAnsi="Consolas" w:eastAsia="Consolas"/>
-          <w:color w:val="D4D4D4"/>
-          <w:sz w:val="16"/>
-        </w:rPr>
-        <w:t>&gt;</w:t>
-      </w:r>
-      <w:r>
-        <w:rPr>
-          <w:rFonts w:ascii="Consolas" w:hAnsi="Consolas" w:eastAsia="Consolas"/>
-          <w:color w:val="DCDCAA"/>
-          <w:sz w:val="16"/>
-        </w:rPr>
-        <w:t>timeout</w:t>
-      </w:r>
-      <w:r>
-        <w:rPr>
-          <w:rFonts w:ascii="Consolas" w:hAnsi="Consolas" w:eastAsia="Consolas"/>
-          <w:color w:val="D4D4D4"/>
-          <w:sz w:val="16"/>
-        </w:rPr>
-        <w:t>(</w:t>
-      </w:r>
-      <w:r>
-        <w:rPr>
-          <w:rFonts w:ascii="Consolas" w:hAnsi="Consolas" w:eastAsia="Consolas"/>
-          <w:color w:val="D4D4D4"/>
-          <w:sz w:val="16"/>
-        </w:rPr>
-        <w:t>10</w:t>
-      </w:r>
-      <w:r>
-        <w:rPr>
-          <w:rFonts w:ascii="Consolas" w:hAnsi="Consolas" w:eastAsia="Consolas"/>
-          <w:color w:val="D4D4D4"/>
-          <w:sz w:val="16"/>
-        </w:rPr>
-        <w:t>)</w:t>
-      </w:r>
-      <w:r>
-        <w:rPr>
-          <w:rFonts w:ascii="Consolas" w:hAnsi="Consolas" w:eastAsia="Consolas"/>
-          <w:color w:val="D4D4D4"/>
-          <w:sz w:val="16"/>
-        </w:rPr>
-        <w:br/>
-        <w:t xml:space="preserve">        </w:t>
-      </w:r>
-      <w:r>
-        <w:rPr>
-          <w:rFonts w:ascii="Consolas" w:hAnsi="Consolas" w:eastAsia="Consolas"/>
-          <w:color w:val="D4D4D4"/>
-          <w:sz w:val="16"/>
-        </w:rPr>
-        <w:t>-</w:t>
-      </w:r>
-      <w:r>
-        <w:rPr>
-          <w:rFonts w:ascii="Consolas" w:hAnsi="Consolas" w:eastAsia="Consolas"/>
-          <w:color w:val="D4D4D4"/>
-          <w:sz w:val="16"/>
-        </w:rPr>
-        <w:t>&gt;</w:t>
-      </w:r>
-      <w:r>
-        <w:rPr>
-          <w:rFonts w:ascii="Consolas" w:hAnsi="Consolas" w:eastAsia="Consolas"/>
-          <w:color w:val="DCDCAA"/>
-          <w:sz w:val="16"/>
-        </w:rPr>
-        <w:t>retry</w:t>
-      </w:r>
-      <w:r>
-        <w:rPr>
-          <w:rFonts w:ascii="Consolas" w:hAnsi="Consolas" w:eastAsia="Consolas"/>
-          <w:color w:val="D4D4D4"/>
-          <w:sz w:val="16"/>
-        </w:rPr>
-        <w:t>(</w:t>
-      </w:r>
-      <w:r>
-        <w:rPr>
-          <w:rFonts w:ascii="Consolas" w:hAnsi="Consolas" w:eastAsia="Consolas"/>
-          <w:color w:val="D4D4D4"/>
-          <w:sz w:val="16"/>
-        </w:rPr>
-        <w:t>3</w:t>
-      </w:r>
-      <w:r>
-        <w:rPr>
-          <w:rFonts w:ascii="Consolas" w:hAnsi="Consolas" w:eastAsia="Consolas"/>
-          <w:color w:val="D4D4D4"/>
-          <w:sz w:val="16"/>
-        </w:rPr>
-        <w:t>,</w:t>
-      </w:r>
-      <w:r>
-        <w:rPr>
-          <w:rFonts w:ascii="Consolas" w:hAnsi="Consolas" w:eastAsia="Consolas"/>
-          <w:color w:val="D4D4D4"/>
-          <w:sz w:val="16"/>
-        </w:rPr>
-        <w:t xml:space="preserve"> </w:t>
-      </w:r>
-      <w:r>
-        <w:rPr>
-          <w:rFonts w:ascii="Consolas" w:hAnsi="Consolas" w:eastAsia="Consolas"/>
-          <w:color w:val="D4D4D4"/>
-          <w:sz w:val="16"/>
-        </w:rPr>
-        <w:t>200</w:t>
-      </w:r>
-      <w:r>
-        <w:rPr>
-          <w:rFonts w:ascii="Consolas" w:hAnsi="Consolas" w:eastAsia="Consolas"/>
-          <w:color w:val="D4D4D4"/>
-          <w:sz w:val="16"/>
-        </w:rPr>
-        <w:t>,</w:t>
-      </w:r>
-      <w:r>
-        <w:rPr>
-          <w:rFonts w:ascii="Consolas" w:hAnsi="Consolas" w:eastAsia="Consolas"/>
-          <w:color w:val="D4D4D4"/>
-          <w:sz w:val="16"/>
-        </w:rPr>
-        <w:t xml:space="preserve"> </w:t>
-      </w:r>
-      <w:r>
-        <w:rPr>
-          <w:rFonts w:ascii="Consolas" w:hAnsi="Consolas" w:eastAsia="Consolas"/>
-          <w:color w:val="569CD6"/>
-          <w:sz w:val="16"/>
-        </w:rPr>
-        <w:t>throw</w:t>
-      </w:r>
-      <w:r>
-        <w:rPr>
-          <w:rFonts w:ascii="Consolas" w:hAnsi="Consolas" w:eastAsia="Consolas"/>
-          <w:color w:val="D4D4D4"/>
-          <w:sz w:val="16"/>
-        </w:rPr>
-        <w:t>:</w:t>
-      </w:r>
-      <w:r>
-        <w:rPr>
-          <w:rFonts w:ascii="Consolas" w:hAnsi="Consolas" w:eastAsia="Consolas"/>
-          <w:color w:val="D4D4D4"/>
-          <w:sz w:val="16"/>
-        </w:rPr>
-        <w:t xml:space="preserve"> </w:t>
-      </w:r>
-      <w:r>
-        <w:rPr>
-          <w:rFonts w:ascii="Consolas" w:hAnsi="Consolas" w:eastAsia="Consolas"/>
-          <w:color w:val="569CD6"/>
-          <w:sz w:val="16"/>
-        </w:rPr>
-        <w:t>false</w:t>
-      </w:r>
-      <w:r>
-        <w:rPr>
-          <w:rFonts w:ascii="Consolas" w:hAnsi="Consolas" w:eastAsia="Consolas"/>
-          <w:color w:val="D4D4D4"/>
-          <w:sz w:val="16"/>
-        </w:rPr>
-        <w:t>)</w:t>
-      </w:r>
-      <w:r>
-        <w:rPr>
-          <w:rFonts w:ascii="Consolas" w:hAnsi="Consolas" w:eastAsia="Consolas"/>
-          <w:color w:val="D4D4D4"/>
-          <w:sz w:val="16"/>
-        </w:rPr>
-        <w:br/>
-        <w:t xml:space="preserve">        </w:t>
-      </w:r>
-      <w:r>
-        <w:rPr>
-          <w:rFonts w:ascii="Consolas" w:hAnsi="Consolas" w:eastAsia="Consolas"/>
-          <w:color w:val="D4D4D4"/>
-          <w:sz w:val="16"/>
-        </w:rPr>
-        <w:t>-</w:t>
-      </w:r>
-      <w:r>
-        <w:rPr>
-          <w:rFonts w:ascii="Consolas" w:hAnsi="Consolas" w:eastAsia="Consolas"/>
-          <w:color w:val="D4D4D4"/>
-          <w:sz w:val="16"/>
-        </w:rPr>
-        <w:t>&gt;</w:t>
-      </w:r>
-      <w:r>
-        <w:rPr>
-          <w:rFonts w:ascii="Consolas" w:hAnsi="Consolas" w:eastAsia="Consolas"/>
-          <w:color w:val="DCDCAA"/>
-          <w:sz w:val="16"/>
-        </w:rPr>
-        <w:t>post</w:t>
-      </w:r>
-      <w:r>
-        <w:rPr>
-          <w:rFonts w:ascii="Consolas" w:hAnsi="Consolas" w:eastAsia="Consolas"/>
-          <w:color w:val="D4D4D4"/>
-          <w:sz w:val="16"/>
-        </w:rPr>
-        <w:t>(</w:t>
-      </w:r>
-      <w:r>
-        <w:rPr>
-          <w:rFonts w:ascii="Consolas" w:hAnsi="Consolas" w:eastAsia="Consolas"/>
-          <w:color w:val="DCDCAA"/>
-          <w:sz w:val="16"/>
-        </w:rPr>
-        <w:t>config</w:t>
-      </w:r>
-      <w:r>
-        <w:rPr>
-          <w:rFonts w:ascii="Consolas" w:hAnsi="Consolas" w:eastAsia="Consolas"/>
-          <w:color w:val="D4D4D4"/>
-          <w:sz w:val="16"/>
-        </w:rPr>
-        <w:t>(</w:t>
-      </w:r>
-      <w:r>
-        <w:rPr>
-          <w:rFonts w:ascii="Consolas" w:hAnsi="Consolas" w:eastAsia="Consolas"/>
-          <w:color w:val="CE9178"/>
-          <w:sz w:val="16"/>
-        </w:rPr>
-        <w:t>'services.qris.url'</w:t>
-      </w:r>
-      <w:r>
-        <w:rPr>
-          <w:rFonts w:ascii="Consolas" w:hAnsi="Consolas" w:eastAsia="Consolas"/>
-          <w:color w:val="D4D4D4"/>
-          <w:sz w:val="16"/>
-        </w:rPr>
-        <w:t>)</w:t>
-      </w:r>
-      <w:r>
-        <w:rPr>
-          <w:rFonts w:ascii="Consolas" w:hAnsi="Consolas" w:eastAsia="Consolas"/>
-          <w:color w:val="D4D4D4"/>
-          <w:sz w:val="16"/>
-        </w:rPr>
-        <w:t>.</w:t>
-      </w:r>
-      <w:r>
-        <w:rPr>
-          <w:rFonts w:ascii="Consolas" w:hAnsi="Consolas" w:eastAsia="Consolas"/>
-          <w:color w:val="CE9178"/>
-          <w:sz w:val="16"/>
-        </w:rPr>
-        <w:t>'/payments'</w:t>
-      </w:r>
-      <w:r>
-        <w:rPr>
-          <w:rFonts w:ascii="Consolas" w:hAnsi="Consolas" w:eastAsia="Consolas"/>
-          <w:color w:val="D4D4D4"/>
-          <w:sz w:val="16"/>
-        </w:rPr>
-        <w:t>,</w:t>
-      </w:r>
-      <w:r>
-        <w:rPr>
-          <w:rFonts w:ascii="Consolas" w:hAnsi="Consolas" w:eastAsia="Consolas"/>
-          <w:color w:val="D4D4D4"/>
-          <w:sz w:val="16"/>
-        </w:rPr>
-        <w:t xml:space="preserve"> </w:t>
-      </w:r>
-      <w:r>
-        <w:rPr>
-          <w:rFonts w:ascii="Consolas" w:hAnsi="Consolas" w:eastAsia="Consolas"/>
-          <w:color w:val="D4D4D4"/>
-          <w:sz w:val="16"/>
-        </w:rPr>
-        <w:t>[</w:t>
-      </w:r>
-      <w:r>
-        <w:rPr>
-          <w:rFonts w:ascii="Consolas" w:hAnsi="Consolas" w:eastAsia="Consolas"/>
-          <w:color w:val="D4D4D4"/>
-          <w:sz w:val="16"/>
-        </w:rPr>
-        <w:br/>
-        <w:t xml:space="preserve">            </w:t>
-      </w:r>
-      <w:r>
-        <w:rPr>
-          <w:rFonts w:ascii="Consolas" w:hAnsi="Consolas" w:eastAsia="Consolas"/>
-          <w:color w:val="CE9178"/>
-          <w:sz w:val="16"/>
-        </w:rPr>
-        <w:t>'external_id'</w:t>
-      </w:r>
-      <w:r>
-        <w:rPr>
-          <w:rFonts w:ascii="Consolas" w:hAnsi="Consolas" w:eastAsia="Consolas"/>
-          <w:color w:val="D4D4D4"/>
-          <w:sz w:val="16"/>
-        </w:rPr>
-        <w:t xml:space="preserve"> </w:t>
-      </w:r>
-      <w:r>
-        <w:rPr>
-          <w:rFonts w:ascii="Consolas" w:hAnsi="Consolas" w:eastAsia="Consolas"/>
-          <w:color w:val="D4D4D4"/>
-          <w:sz w:val="16"/>
-        </w:rPr>
-        <w:t>=</w:t>
-      </w:r>
-      <w:r>
-        <w:rPr>
-          <w:rFonts w:ascii="Consolas" w:hAnsi="Consolas" w:eastAsia="Consolas"/>
-          <w:color w:val="D4D4D4"/>
-          <w:sz w:val="16"/>
-        </w:rPr>
-        <w:t>&gt;</w:t>
-      </w:r>
-      <w:r>
-        <w:rPr>
-          <w:rFonts w:ascii="Consolas" w:hAnsi="Consolas" w:eastAsia="Consolas"/>
-          <w:color w:val="D4D4D4"/>
-          <w:sz w:val="16"/>
-        </w:rPr>
-        <w:t xml:space="preserve"> </w:t>
-      </w:r>
-      <w:r>
-        <w:rPr>
-          <w:rFonts w:ascii="Consolas" w:hAnsi="Consolas" w:eastAsia="Consolas"/>
-          <w:color w:val="9CDCFE"/>
-          <w:sz w:val="16"/>
-        </w:rPr>
-        <w:t>$request</w:t>
-      </w:r>
-      <w:r>
-        <w:rPr>
-          <w:rFonts w:ascii="Consolas" w:hAnsi="Consolas" w:eastAsia="Consolas"/>
-          <w:color w:val="D4D4D4"/>
-          <w:sz w:val="16"/>
-        </w:rPr>
-        <w:t>-</w:t>
-      </w:r>
-      <w:r>
-        <w:rPr>
-          <w:rFonts w:ascii="Consolas" w:hAnsi="Consolas" w:eastAsia="Consolas"/>
-          <w:color w:val="D4D4D4"/>
-          <w:sz w:val="16"/>
-        </w:rPr>
-        <w:t>&gt;</w:t>
-      </w:r>
-      <w:r>
-        <w:rPr>
-          <w:rFonts w:ascii="Consolas" w:hAnsi="Consolas" w:eastAsia="Consolas"/>
-          <w:color w:val="D4D4D4"/>
-          <w:sz w:val="16"/>
-        </w:rPr>
-        <w:t>externalId</w:t>
-      </w:r>
-      <w:r>
-        <w:rPr>
-          <w:rFonts w:ascii="Consolas" w:hAnsi="Consolas" w:eastAsia="Consolas"/>
-          <w:color w:val="D4D4D4"/>
-          <w:sz w:val="16"/>
-        </w:rPr>
-        <w:t>,</w:t>
-      </w:r>
-      <w:r>
-        <w:rPr>
-          <w:rFonts w:ascii="Consolas" w:hAnsi="Consolas" w:eastAsia="Consolas"/>
-          <w:color w:val="D4D4D4"/>
-          <w:sz w:val="16"/>
-        </w:rPr>
-        <w:br/>
-        <w:t xml:space="preserve">            </w:t>
-      </w:r>
-      <w:r>
-        <w:rPr>
-          <w:rFonts w:ascii="Consolas" w:hAnsi="Consolas" w:eastAsia="Consolas"/>
-          <w:color w:val="CE9178"/>
-          <w:sz w:val="16"/>
-        </w:rPr>
-        <w:t>'amount'</w:t>
-      </w:r>
-      <w:r>
-        <w:rPr>
-          <w:rFonts w:ascii="Consolas" w:hAnsi="Consolas" w:eastAsia="Consolas"/>
-          <w:color w:val="D4D4D4"/>
-          <w:sz w:val="16"/>
-        </w:rPr>
-        <w:t xml:space="preserve"> </w:t>
-      </w:r>
-      <w:r>
-        <w:rPr>
-          <w:rFonts w:ascii="Consolas" w:hAnsi="Consolas" w:eastAsia="Consolas"/>
-          <w:color w:val="D4D4D4"/>
-          <w:sz w:val="16"/>
-        </w:rPr>
-        <w:t>=</w:t>
-      </w:r>
-      <w:r>
-        <w:rPr>
-          <w:rFonts w:ascii="Consolas" w:hAnsi="Consolas" w:eastAsia="Consolas"/>
-          <w:color w:val="D4D4D4"/>
-          <w:sz w:val="16"/>
-        </w:rPr>
-        <w:t>&gt;</w:t>
-      </w:r>
-      <w:r>
-        <w:rPr>
-          <w:rFonts w:ascii="Consolas" w:hAnsi="Consolas" w:eastAsia="Consolas"/>
-          <w:color w:val="D4D4D4"/>
-          <w:sz w:val="16"/>
-        </w:rPr>
-        <w:t xml:space="preserve"> </w:t>
-      </w:r>
-      <w:r>
-        <w:rPr>
-          <w:rFonts w:ascii="Consolas" w:hAnsi="Consolas" w:eastAsia="Consolas"/>
-          <w:color w:val="9CDCFE"/>
-          <w:sz w:val="16"/>
-        </w:rPr>
-        <w:t>$request</w:t>
-      </w:r>
-      <w:r>
-        <w:rPr>
-          <w:rFonts w:ascii="Consolas" w:hAnsi="Consolas" w:eastAsia="Consolas"/>
-          <w:color w:val="D4D4D4"/>
-          <w:sz w:val="16"/>
-        </w:rPr>
-        <w:t>-</w:t>
-      </w:r>
-      <w:r>
-        <w:rPr>
-          <w:rFonts w:ascii="Consolas" w:hAnsi="Consolas" w:eastAsia="Consolas"/>
-          <w:color w:val="D4D4D4"/>
-          <w:sz w:val="16"/>
-        </w:rPr>
-        <w:t>&gt;</w:t>
-      </w:r>
-      <w:r>
-        <w:rPr>
-          <w:rFonts w:ascii="Consolas" w:hAnsi="Consolas" w:eastAsia="Consolas"/>
-          <w:color w:val="D4D4D4"/>
-          <w:sz w:val="16"/>
-        </w:rPr>
-        <w:t>amount</w:t>
-      </w:r>
-      <w:r>
-        <w:rPr>
-          <w:rFonts w:ascii="Consolas" w:hAnsi="Consolas" w:eastAsia="Consolas"/>
-          <w:color w:val="D4D4D4"/>
-          <w:sz w:val="16"/>
-        </w:rPr>
-        <w:t>,</w:t>
-      </w:r>
-      <w:r>
-        <w:rPr>
-          <w:rFonts w:ascii="Consolas" w:hAnsi="Consolas" w:eastAsia="Consolas"/>
-          <w:color w:val="D4D4D4"/>
-          <w:sz w:val="16"/>
-        </w:rPr>
-        <w:br/>
-        <w:t xml:space="preserve">        </w:t>
-      </w:r>
-      <w:r>
-        <w:rPr>
-          <w:rFonts w:ascii="Consolas" w:hAnsi="Consolas" w:eastAsia="Consolas"/>
-          <w:color w:val="D4D4D4"/>
-          <w:sz w:val="16"/>
-        </w:rPr>
-        <w:t>]</w:t>
-      </w:r>
-      <w:r>
-        <w:rPr>
-          <w:rFonts w:ascii="Consolas" w:hAnsi="Consolas" w:eastAsia="Consolas"/>
-          <w:color w:val="D4D4D4"/>
-          <w:sz w:val="16"/>
-        </w:rPr>
-        <w:t>)</w:t>
-      </w:r>
-      <w:r>
-        <w:rPr>
-          <w:rFonts w:ascii="Consolas" w:hAnsi="Consolas" w:eastAsia="Consolas"/>
-          <w:color w:val="D4D4D4"/>
-          <w:sz w:val="16"/>
-        </w:rPr>
-        <w:br/>
-        <w:t xml:space="preserve">        </w:t>
-      </w:r>
-      <w:r>
-        <w:rPr>
-          <w:rFonts w:ascii="Consolas" w:hAnsi="Consolas" w:eastAsia="Consolas"/>
-          <w:color w:val="D4D4D4"/>
-          <w:sz w:val="16"/>
-        </w:rPr>
-        <w:t>-</w:t>
-      </w:r>
-      <w:r>
-        <w:rPr>
-          <w:rFonts w:ascii="Consolas" w:hAnsi="Consolas" w:eastAsia="Consolas"/>
-          <w:color w:val="D4D4D4"/>
-          <w:sz w:val="16"/>
-        </w:rPr>
-        <w:t>&gt;</w:t>
-      </w:r>
-      <w:r>
-        <w:rPr>
-          <w:rFonts w:ascii="Consolas" w:hAnsi="Consolas" w:eastAsia="Consolas"/>
-          <w:color w:val="569CD6"/>
-          <w:sz w:val="16"/>
-        </w:rPr>
-        <w:t>throw</w:t>
-      </w:r>
-      <w:r>
-        <w:rPr>
-          <w:rFonts w:ascii="Consolas" w:hAnsi="Consolas" w:eastAsia="Consolas"/>
-          <w:color w:val="D4D4D4"/>
-          <w:sz w:val="16"/>
-        </w:rPr>
-        <w:t>(</w:t>
-      </w:r>
-      <w:r>
-        <w:rPr>
-          <w:rFonts w:ascii="Consolas" w:hAnsi="Consolas" w:eastAsia="Consolas"/>
-          <w:color w:val="D4D4D4"/>
-          <w:sz w:val="16"/>
-        </w:rPr>
-        <w:t>)</w:t>
-      </w:r>
-      <w:r>
-        <w:rPr>
-          <w:rFonts w:ascii="Consolas" w:hAnsi="Consolas" w:eastAsia="Consolas"/>
-          <w:color w:val="D4D4D4"/>
-          <w:sz w:val="16"/>
-        </w:rPr>
-        <w:t>;</w:t>
-      </w:r>
-      <w:r>
-        <w:rPr>
-          <w:rFonts w:ascii="Consolas" w:hAnsi="Consolas" w:eastAsia="Consolas"/>
-          <w:color w:val="D4D4D4"/>
-          <w:sz w:val="16"/>
-        </w:rPr>
-        <w:br/>
-        <w:br/>
-        <w:t xml:space="preserve">    </w:t>
-      </w:r>
-      <w:r>
-        <w:rPr>
-          <w:rFonts w:ascii="Consolas" w:hAnsi="Consolas" w:eastAsia="Consolas"/>
-          <w:color w:val="569CD6"/>
-          <w:sz w:val="16"/>
-        </w:rPr>
-        <w:t>return</w:t>
-      </w:r>
-      <w:r>
-        <w:rPr>
-          <w:rFonts w:ascii="Consolas" w:hAnsi="Consolas" w:eastAsia="Consolas"/>
-          <w:color w:val="D4D4D4"/>
-          <w:sz w:val="16"/>
-        </w:rPr>
-        <w:t xml:space="preserve"> </w:t>
-      </w:r>
-      <w:r>
-        <w:rPr>
-          <w:rFonts w:ascii="Consolas" w:hAnsi="Consolas" w:eastAsia="Consolas"/>
-          <w:color w:val="4EC9B0"/>
-          <w:sz w:val="16"/>
-        </w:rPr>
-        <w:t>PaymentIntent</w:t>
-      </w:r>
-      <w:r>
-        <w:rPr>
-          <w:rFonts w:ascii="Consolas" w:hAnsi="Consolas" w:eastAsia="Consolas"/>
-          <w:color w:val="D4D4D4"/>
-          <w:sz w:val="16"/>
-        </w:rPr>
-        <w:t>:</w:t>
-      </w:r>
-      <w:r>
-        <w:rPr>
-          <w:rFonts w:ascii="Consolas" w:hAnsi="Consolas" w:eastAsia="Consolas"/>
-          <w:color w:val="D4D4D4"/>
-          <w:sz w:val="16"/>
-        </w:rPr>
-        <w:t>:</w:t>
-      </w:r>
-      <w:r>
-        <w:rPr>
-          <w:rFonts w:ascii="Consolas" w:hAnsi="Consolas" w:eastAsia="Consolas"/>
-          <w:color w:val="DCDCAA"/>
-          <w:sz w:val="16"/>
-        </w:rPr>
-        <w:t>fromArray</w:t>
-      </w:r>
-      <w:r>
-        <w:rPr>
-          <w:rFonts w:ascii="Consolas" w:hAnsi="Consolas" w:eastAsia="Consolas"/>
-          <w:color w:val="D4D4D4"/>
-          <w:sz w:val="16"/>
-        </w:rPr>
-        <w:t>(</w:t>
-      </w:r>
-      <w:r>
-        <w:rPr>
-          <w:rFonts w:ascii="Consolas" w:hAnsi="Consolas" w:eastAsia="Consolas"/>
-          <w:color w:val="9CDCFE"/>
-          <w:sz w:val="16"/>
-        </w:rPr>
-        <w:t>$response</w:t>
-      </w:r>
-      <w:r>
-        <w:rPr>
-          <w:rFonts w:ascii="Consolas" w:hAnsi="Consolas" w:eastAsia="Consolas"/>
-          <w:color w:val="D4D4D4"/>
-          <w:sz w:val="16"/>
-        </w:rPr>
-        <w:t>-</w:t>
-      </w:r>
-      <w:r>
-        <w:rPr>
-          <w:rFonts w:ascii="Consolas" w:hAnsi="Consolas" w:eastAsia="Consolas"/>
-          <w:color w:val="D4D4D4"/>
-          <w:sz w:val="16"/>
-        </w:rPr>
-        <w:t>&gt;</w:t>
-      </w:r>
-      <w:r>
-        <w:rPr>
-          <w:rFonts w:ascii="Consolas" w:hAnsi="Consolas" w:eastAsia="Consolas"/>
-          <w:color w:val="DCDCAA"/>
-          <w:sz w:val="16"/>
-        </w:rPr>
-        <w:t>json</w:t>
-      </w:r>
-      <w:r>
-        <w:rPr>
-          <w:rFonts w:ascii="Consolas" w:hAnsi="Consolas" w:eastAsia="Consolas"/>
-          <w:color w:val="D4D4D4"/>
-          <w:sz w:val="16"/>
-        </w:rPr>
-        <w:t>(</w:t>
-      </w:r>
-      <w:r>
-        <w:rPr>
-          <w:rFonts w:ascii="Consolas" w:hAnsi="Consolas" w:eastAsia="Consolas"/>
-          <w:color w:val="D4D4D4"/>
-          <w:sz w:val="16"/>
-        </w:rPr>
-        <w:t>)</w:t>
-      </w:r>
-      <w:r>
-        <w:rPr>
-          <w:rFonts w:ascii="Consolas" w:hAnsi="Consolas" w:eastAsia="Consolas"/>
-          <w:color w:val="D4D4D4"/>
-          <w:sz w:val="16"/>
-        </w:rPr>
-        <w:t>)</w:t>
-      </w:r>
-      <w:r>
-        <w:rPr>
-          <w:rFonts w:ascii="Consolas" w:hAnsi="Consolas" w:eastAsia="Consolas"/>
-          <w:color w:val="D4D4D4"/>
-          <w:sz w:val="16"/>
-        </w:rPr>
-        <w:t>;</w:t>
-      </w:r>
-      <w:r>
-        <w:rPr>
-          <w:rFonts w:ascii="Consolas" w:hAnsi="Consolas" w:eastAsia="Consolas"/>
-          <w:color w:val="D4D4D4"/>
-          <w:sz w:val="16"/>
-        </w:rPr>
-        <w:br/>
-      </w:r>
-      <w:r>
-        <w:rPr>
-          <w:rFonts w:ascii="Consolas" w:hAnsi="Consolas" w:eastAsia="Consolas"/>
-          <w:color w:val="D4D4D4"/>
-          <w:sz w:val="16"/>
-        </w:rPr>
-        <w:t>}</w:t>
+        <w:t xml:space="preserve">}</w:t>
       </w:r>
     </w:p>
     <w:p>
@@ -4738,60 +4361,82 @@
     <w:p>
       <w:pPr>
         <w:pStyle w:val="CodeHeader"/>
-        <w:shd w:fill="2D2D30"/>
+        <w:keepNext/>
         <w:pBdr>
-          <w:left w:val="single" w:sz="4" w:space="8" w:color="2D2D30"/>
+          <w:left w:val="single" w:sz="12" w:space="8" w:color="B8DDE0"/>
         </w:pBdr>
+        <w:shd w:val="clear" w:color="auto" w:fill="E4EAED"/>
       </w:pPr>
       <w:r>
         <w:rPr>
           <w:rFonts w:ascii="Consolas" w:hAnsi="Consolas"/>
           <w:b/>
-          <w:color w:val="FFFFFF"/>
+          <w:color w:val="262626"/>
           <w:sz w:val="16"/>
         </w:rPr>
-        <w:t>Lokasi: terminal pada root repository kantin-multi-tenant   •   MODUL 10 — TERMINAL   •   BASH</w:t>
+        <w:t xml:space="preserve">Lokasi: terminal pada root repository kantin-multi-tenant   •   MODUL 10 — TERMINAL   •   BASH</w:t>
       </w:r>
     </w:p>
     <w:p>
       <w:pPr>
         <w:pStyle w:val="CodeBlock"/>
-        <w:shd w:fill="1E1E1E"/>
         <w:pBdr>
-          <w:left w:val="single" w:sz="4" w:space="8" w:color="1E1E1E"/>
+          <w:left w:val="single" w:sz="12" w:space="8" w:color="B8DDE0"/>
         </w:pBdr>
+        <w:shd w:val="clear" w:color="auto" w:fill="F2F3F7"/>
       </w:pPr>
       <w:r>
         <w:rPr>
           <w:rFonts w:ascii="Consolas" w:hAnsi="Consolas"/>
-          <w:color w:val="4EC9B0"/>
+          <w:b/>
+          <w:color w:val="000080"/>
           <w:sz w:val="16"/>
         </w:rPr>
-        <w:t>php</w:t>
+        <w:t xml:space="preserve">php</w:t>
       </w:r>
       <w:r>
         <w:rPr>
           <w:rFonts w:ascii="Consolas" w:hAnsi="Consolas"/>
-          <w:color w:val="D4D4D4"/>
+          <w:color w:val="262626"/>
           <w:sz w:val="16"/>
         </w:rPr>
         <w:t xml:space="preserve"> artisan test</w:t>
+      </w:r>
+      <w:r>
         <w:br/>
-        <w:t xml:space="preserve">./vendor/bin/pint --test</w:t>
+      </w:r>
+      <w:r>
+        <w:rPr>
+          <w:rFonts w:ascii="Consolas" w:hAnsi="Consolas"/>
+          <w:color w:val="262626"/>
+          <w:sz w:val="16"/>
+        </w:rPr>
+        <w:t xml:space="preserve">./vendor/bin/pint </w:t>
+      </w:r>
+      <w:r>
+        <w:rPr>
+          <w:rFonts w:ascii="Consolas" w:hAnsi="Consolas"/>
+          <w:color w:val="0073E6"/>
+          <w:sz w:val="16"/>
+        </w:rPr>
+        <w:t xml:space="preserve">--test</w:t>
+      </w:r>
+      <w:r>
         <w:br/>
       </w:r>
       <w:r>
         <w:rPr>
           <w:rFonts w:ascii="Consolas" w:hAnsi="Consolas"/>
-          <w:color w:val="4EC9B0"/>
+          <w:b/>
+          <w:color w:val="000080"/>
           <w:sz w:val="16"/>
         </w:rPr>
-        <w:t>npm</w:t>
+        <w:t xml:space="preserve">npm</w:t>
       </w:r>
       <w:r>
         <w:rPr>
           <w:rFonts w:ascii="Consolas" w:hAnsi="Consolas"/>
-          <w:color w:val="D4D4D4"/>
+          <w:color w:val="262626"/>
           <w:sz w:val="16"/>
         </w:rPr>
         <w:t xml:space="preserve"> run build</w:t>
@@ -5072,569 +4717,291 @@
     <w:p>
       <w:pPr>
         <w:pStyle w:val="CodeBlock"/>
-        <w:shd w:fill="1E1E1E" w:val="clear"/>
         <w:pBdr>
-          <w:left w:val="single" w:sz="4" w:space="8" w:color="1E1E1E"/>
+          <w:left w:val="single" w:sz="12" w:space="8" w:color="B8DDE0"/>
         </w:pBdr>
+        <w:shd w:val="clear" w:color="auto" w:fill="F2F3F7"/>
       </w:pPr>
       <w:r>
         <w:rPr>
           <w:rFonts w:ascii="Consolas" w:hAnsi="Consolas"/>
-          <w:color w:val="569CD6"/>
+          <w:color w:val="262626"/>
           <w:sz w:val="16"/>
         </w:rPr>
-        <w:t>interface</w:t>
+        <w:t xml:space="preserve">interface PaymentGateway</w:t>
+      </w:r>
+      <w:r>
+        <w:br/>
       </w:r>
       <w:r>
         <w:rPr>
           <w:rFonts w:ascii="Consolas" w:hAnsi="Consolas"/>
-          <w:color w:val="D4D4D4"/>
+          <w:color w:val="262626"/>
           <w:sz w:val="16"/>
         </w:rPr>
-        <w:t xml:space="preserve"> </w:t>
+        <w:t xml:space="preserve">{</w:t>
+      </w:r>
+      <w:r>
+        <w:br/>
       </w:r>
       <w:r>
         <w:rPr>
           <w:rFonts w:ascii="Consolas" w:hAnsi="Consolas"/>
-          <w:color w:val="4EC9B0"/>
+          <w:color w:val="262626"/>
           <w:sz w:val="16"/>
         </w:rPr>
-        <w:t>PaymentGateway</w:t>
+        <w:t xml:space="preserve">    public function createQris(</w:t>
+      </w:r>
+      <w:r>
+        <w:br/>
       </w:r>
       <w:r>
         <w:rPr>
           <w:rFonts w:ascii="Consolas" w:hAnsi="Consolas"/>
-          <w:color w:val="D4D4D4"/>
+          <w:color w:val="262626"/>
           <w:sz w:val="16"/>
         </w:rPr>
+        <w:t xml:space="preserve">        CreateQrisRequest </w:t>
+      </w:r>
+      <w:r>
+        <w:rPr>
+          <w:rFonts w:ascii="Consolas" w:hAnsi="Consolas"/>
+          <w:color w:val="660E7A"/>
+          <w:sz w:val="16"/>
+        </w:rPr>
+        <w:t xml:space="preserve">$request</w:t>
+      </w:r>
+      <w:r>
         <w:br/>
-        <w:t>{</w:t>
+      </w:r>
+      <w:r>
+        <w:rPr>
+          <w:rFonts w:ascii="Consolas" w:hAnsi="Consolas"/>
+          <w:color w:val="262626"/>
+          <w:sz w:val="16"/>
+        </w:rPr>
+        <w:t xml:space="preserve">    ): QrisTransaction;</w:t>
+      </w:r>
+      <w:r>
         <w:br/>
-        <w:t xml:space="preserve">    </w:t>
+      </w:r>
+      <w:r>
+        <w:br/>
       </w:r>
       <w:r>
         <w:rPr>
           <w:rFonts w:ascii="Consolas" w:hAnsi="Consolas"/>
-          <w:color w:val="569CD6"/>
+          <w:color w:val="262626"/>
           <w:sz w:val="16"/>
         </w:rPr>
-        <w:t>public</w:t>
+        <w:t xml:space="preserve">    public function verifyWebhook(</w:t>
+      </w:r>
+      <w:r>
+        <w:br/>
       </w:r>
       <w:r>
         <w:rPr>
           <w:rFonts w:ascii="Consolas" w:hAnsi="Consolas"/>
-          <w:color w:val="D4D4D4"/>
+          <w:color w:val="262626"/>
           <w:sz w:val="16"/>
         </w:rPr>
-        <w:t xml:space="preserve"> </w:t>
+        <w:t xml:space="preserve">        Request </w:t>
       </w:r>
       <w:r>
         <w:rPr>
           <w:rFonts w:ascii="Consolas" w:hAnsi="Consolas"/>
-          <w:color w:val="569CD6"/>
+          <w:color w:val="660E7A"/>
           <w:sz w:val="16"/>
         </w:rPr>
-        <w:t>function</w:t>
+        <w:t xml:space="preserve">$request</w:t>
+      </w:r>
+      <w:r>
+        <w:br/>
       </w:r>
       <w:r>
         <w:rPr>
           <w:rFonts w:ascii="Consolas" w:hAnsi="Consolas"/>
-          <w:color w:val="D4D4D4"/>
+          <w:color w:val="262626"/>
           <w:sz w:val="16"/>
         </w:rPr>
-        <w:t xml:space="preserve"> </w:t>
+        <w:t xml:space="preserve">    ): VerifiedWebhook;</w:t>
+      </w:r>
+      <w:r>
+        <w:br/>
       </w:r>
       <w:r>
         <w:rPr>
           <w:rFonts w:ascii="Consolas" w:hAnsi="Consolas"/>
-          <w:color w:val="DCDCAA"/>
+          <w:color w:val="262626"/>
           <w:sz w:val="16"/>
         </w:rPr>
-        <w:t>createQris</w:t>
+        <w:t xml:space="preserve">}</w:t>
+      </w:r>
+      <w:r>
+        <w:br/>
+      </w:r>
+      <w:r>
+        <w:br/>
       </w:r>
       <w:r>
         <w:rPr>
           <w:rFonts w:ascii="Consolas" w:hAnsi="Consolas"/>
-          <w:color w:val="D4D4D4"/>
+          <w:color w:val="262626"/>
           <w:sz w:val="16"/>
         </w:rPr>
-        <w:t>(</w:t>
+        <w:t xml:space="preserve">final readonly class CreateQrisRequest</w:t>
+      </w:r>
+      <w:r>
         <w:br/>
-        <w:t xml:space="preserve">        </w:t>
       </w:r>
       <w:r>
         <w:rPr>
           <w:rFonts w:ascii="Consolas" w:hAnsi="Consolas"/>
-          <w:color w:val="4EC9B0"/>
+          <w:color w:val="262626"/>
           <w:sz w:val="16"/>
         </w:rPr>
-        <w:t>CreateQrisRequest</w:t>
+        <w:t xml:space="preserve">{</w:t>
+      </w:r>
+      <w:r>
+        <w:br/>
       </w:r>
       <w:r>
         <w:rPr>
           <w:rFonts w:ascii="Consolas" w:hAnsi="Consolas"/>
-          <w:color w:val="D4D4D4"/>
+          <w:color w:val="262626"/>
           <w:sz w:val="16"/>
         </w:rPr>
-        <w:t xml:space="preserve"> </w:t>
+        <w:t xml:space="preserve">    public function __construct(</w:t>
+      </w:r>
+      <w:r>
+        <w:br/>
       </w:r>
       <w:r>
         <w:rPr>
           <w:rFonts w:ascii="Consolas" w:hAnsi="Consolas"/>
-          <w:color w:val="9CDCFE"/>
+          <w:color w:val="262626"/>
           <w:sz w:val="16"/>
         </w:rPr>
-        <w:t>$request</w:t>
+        <w:t xml:space="preserve">        public string </w:t>
       </w:r>
       <w:r>
         <w:rPr>
           <w:rFonts w:ascii="Consolas" w:hAnsi="Consolas"/>
-          <w:color w:val="D4D4D4"/>
+          <w:color w:val="660E7A"/>
           <w:sz w:val="16"/>
         </w:rPr>
+        <w:t xml:space="preserve">$paymentReference</w:t>
+      </w:r>
+      <w:r>
+        <w:rPr>
+          <w:rFonts w:ascii="Consolas" w:hAnsi="Consolas"/>
+          <w:color w:val="262626"/>
+          <w:sz w:val="16"/>
+        </w:rPr>
+        <w:t xml:space="preserve">,</w:t>
+      </w:r>
+      <w:r>
         <w:br/>
-        <w:t xml:space="preserve">    ): </w:t>
       </w:r>
       <w:r>
         <w:rPr>
           <w:rFonts w:ascii="Consolas" w:hAnsi="Consolas"/>
-          <w:color w:val="4EC9B0"/>
+          <w:color w:val="262626"/>
           <w:sz w:val="16"/>
         </w:rPr>
-        <w:t>QrisTransaction</w:t>
+        <w:t xml:space="preserve">        public int </w:t>
       </w:r>
       <w:r>
         <w:rPr>
           <w:rFonts w:ascii="Consolas" w:hAnsi="Consolas"/>
-          <w:color w:val="D4D4D4"/>
+          <w:color w:val="660E7A"/>
           <w:sz w:val="16"/>
         </w:rPr>
-        <w:t>;</w:t>
+        <w:t xml:space="preserve">$amount</w:t>
+      </w:r>
+      <w:r>
+        <w:rPr>
+          <w:rFonts w:ascii="Consolas" w:hAnsi="Consolas"/>
+          <w:color w:val="262626"/>
+          <w:sz w:val="16"/>
+        </w:rPr>
+        <w:t xml:space="preserve">,</w:t>
+      </w:r>
+      <w:r>
         <w:br/>
+      </w:r>
+      <w:r>
+        <w:rPr>
+          <w:rFonts w:ascii="Consolas" w:hAnsi="Consolas"/>
+          <w:color w:val="262626"/>
+          <w:sz w:val="16"/>
+        </w:rPr>
+        <w:t xml:space="preserve">        public string </w:t>
+      </w:r>
+      <w:r>
+        <w:rPr>
+          <w:rFonts w:ascii="Consolas" w:hAnsi="Consolas"/>
+          <w:color w:val="660E7A"/>
+          <w:sz w:val="16"/>
+        </w:rPr>
+        <w:t xml:space="preserve">$idempotencyKey</w:t>
+      </w:r>
+      <w:r>
+        <w:rPr>
+          <w:rFonts w:ascii="Consolas" w:hAnsi="Consolas"/>
+          <w:color w:val="262626"/>
+          <w:sz w:val="16"/>
+        </w:rPr>
+        <w:t xml:space="preserve">,</w:t>
+      </w:r>
+      <w:r>
         <w:br/>
-        <w:t xml:space="preserve">    </w:t>
       </w:r>
       <w:r>
         <w:rPr>
           <w:rFonts w:ascii="Consolas" w:hAnsi="Consolas"/>
-          <w:color w:val="569CD6"/>
+          <w:color w:val="262626"/>
           <w:sz w:val="16"/>
         </w:rPr>
-        <w:t>public</w:t>
+        <w:t xml:space="preserve">        public Carbon </w:t>
       </w:r>
       <w:r>
         <w:rPr>
           <w:rFonts w:ascii="Consolas" w:hAnsi="Consolas"/>
-          <w:color w:val="D4D4D4"/>
+          <w:color w:val="660E7A"/>
           <w:sz w:val="16"/>
         </w:rPr>
-        <w:t xml:space="preserve"> </w:t>
+        <w:t xml:space="preserve">$expiresAt</w:t>
       </w:r>
       <w:r>
         <w:rPr>
           <w:rFonts w:ascii="Consolas" w:hAnsi="Consolas"/>
-          <w:color w:val="569CD6"/>
+          <w:color w:val="262626"/>
           <w:sz w:val="16"/>
         </w:rPr>
-        <w:t>function</w:t>
+        <w:t xml:space="preserve">,</w:t>
+      </w:r>
+      <w:r>
+        <w:br/>
       </w:r>
       <w:r>
         <w:rPr>
           <w:rFonts w:ascii="Consolas" w:hAnsi="Consolas"/>
-          <w:color w:val="D4D4D4"/>
+          <w:color w:val="262626"/>
           <w:sz w:val="16"/>
         </w:rPr>
-        <w:t xml:space="preserve"> </w:t>
+        <w:t xml:space="preserve">    ) {}</w:t>
+      </w:r>
+      <w:r>
+        <w:br/>
       </w:r>
       <w:r>
         <w:rPr>
           <w:rFonts w:ascii="Consolas" w:hAnsi="Consolas"/>
-          <w:color w:val="DCDCAA"/>
+          <w:color w:val="262626"/>
           <w:sz w:val="16"/>
         </w:rPr>
-        <w:t>verifyWebhook</w:t>
-      </w:r>
-      <w:r>
-        <w:rPr>
-          <w:rFonts w:ascii="Consolas" w:hAnsi="Consolas"/>
-          <w:color w:val="D4D4D4"/>
-          <w:sz w:val="16"/>
-        </w:rPr>
-        <w:t>(</w:t>
-        <w:br/>
-        <w:t xml:space="preserve">        </w:t>
-      </w:r>
-      <w:r>
-        <w:rPr>
-          <w:rFonts w:ascii="Consolas" w:hAnsi="Consolas"/>
-          <w:color w:val="4EC9B0"/>
-          <w:sz w:val="16"/>
-        </w:rPr>
-        <w:t>Request</w:t>
-      </w:r>
-      <w:r>
-        <w:rPr>
-          <w:rFonts w:ascii="Consolas" w:hAnsi="Consolas"/>
-          <w:color w:val="D4D4D4"/>
-          <w:sz w:val="16"/>
-        </w:rPr>
-        <w:t xml:space="preserve"> </w:t>
-      </w:r>
-      <w:r>
-        <w:rPr>
-          <w:rFonts w:ascii="Consolas" w:hAnsi="Consolas"/>
-          <w:color w:val="9CDCFE"/>
-          <w:sz w:val="16"/>
-        </w:rPr>
-        <w:t>$request</w:t>
-      </w:r>
-      <w:r>
-        <w:rPr>
-          <w:rFonts w:ascii="Consolas" w:hAnsi="Consolas"/>
-          <w:color w:val="D4D4D4"/>
-          <w:sz w:val="16"/>
-        </w:rPr>
-        <w:br/>
-        <w:t xml:space="preserve">    ): </w:t>
-      </w:r>
-      <w:r>
-        <w:rPr>
-          <w:rFonts w:ascii="Consolas" w:hAnsi="Consolas"/>
-          <w:color w:val="4EC9B0"/>
-          <w:sz w:val="16"/>
-        </w:rPr>
-        <w:t>VerifiedWebhook</w:t>
-      </w:r>
-      <w:r>
-        <w:rPr>
-          <w:rFonts w:ascii="Consolas" w:hAnsi="Consolas"/>
-          <w:color w:val="D4D4D4"/>
-          <w:sz w:val="16"/>
-        </w:rPr>
-        <w:t>;</w:t>
-        <w:br/>
-        <w:t>}</w:t>
-        <w:br/>
-        <w:br/>
-      </w:r>
-      <w:r>
-        <w:rPr>
-          <w:rFonts w:ascii="Consolas" w:hAnsi="Consolas"/>
-          <w:color w:val="569CD6"/>
-          <w:sz w:val="16"/>
-        </w:rPr>
-        <w:t>final</w:t>
-      </w:r>
-      <w:r>
-        <w:rPr>
-          <w:rFonts w:ascii="Consolas" w:hAnsi="Consolas"/>
-          <w:color w:val="D4D4D4"/>
-          <w:sz w:val="16"/>
-        </w:rPr>
-        <w:t xml:space="preserve"> </w:t>
-      </w:r>
-      <w:r>
-        <w:rPr>
-          <w:rFonts w:ascii="Consolas" w:hAnsi="Consolas"/>
-          <w:color w:val="569CD6"/>
-          <w:sz w:val="16"/>
-        </w:rPr>
-        <w:t>readonly</w:t>
-      </w:r>
-      <w:r>
-        <w:rPr>
-          <w:rFonts w:ascii="Consolas" w:hAnsi="Consolas"/>
-          <w:color w:val="D4D4D4"/>
-          <w:sz w:val="16"/>
-        </w:rPr>
-        <w:t xml:space="preserve"> </w:t>
-      </w:r>
-      <w:r>
-        <w:rPr>
-          <w:rFonts w:ascii="Consolas" w:hAnsi="Consolas"/>
-          <w:color w:val="569CD6"/>
-          <w:sz w:val="16"/>
-        </w:rPr>
-        <w:t>class</w:t>
-      </w:r>
-      <w:r>
-        <w:rPr>
-          <w:rFonts w:ascii="Consolas" w:hAnsi="Consolas"/>
-          <w:color w:val="D4D4D4"/>
-          <w:sz w:val="16"/>
-        </w:rPr>
-        <w:t xml:space="preserve"> </w:t>
-      </w:r>
-      <w:r>
-        <w:rPr>
-          <w:rFonts w:ascii="Consolas" w:hAnsi="Consolas"/>
-          <w:color w:val="4EC9B0"/>
-          <w:sz w:val="16"/>
-        </w:rPr>
-        <w:t>CreateQrisRequest</w:t>
-      </w:r>
-      <w:r>
-        <w:rPr>
-          <w:rFonts w:ascii="Consolas" w:hAnsi="Consolas"/>
-          <w:color w:val="D4D4D4"/>
-          <w:sz w:val="16"/>
-        </w:rPr>
-        <w:br/>
-        <w:t>{</w:t>
-        <w:br/>
-        <w:t xml:space="preserve">    </w:t>
-      </w:r>
-      <w:r>
-        <w:rPr>
-          <w:rFonts w:ascii="Consolas" w:hAnsi="Consolas"/>
-          <w:color w:val="569CD6"/>
-          <w:sz w:val="16"/>
-        </w:rPr>
-        <w:t>public</w:t>
-      </w:r>
-      <w:r>
-        <w:rPr>
-          <w:rFonts w:ascii="Consolas" w:hAnsi="Consolas"/>
-          <w:color w:val="D4D4D4"/>
-          <w:sz w:val="16"/>
-        </w:rPr>
-        <w:t xml:space="preserve"> </w:t>
-      </w:r>
-      <w:r>
-        <w:rPr>
-          <w:rFonts w:ascii="Consolas" w:hAnsi="Consolas"/>
-          <w:color w:val="569CD6"/>
-          <w:sz w:val="16"/>
-        </w:rPr>
-        <w:t>function</w:t>
-      </w:r>
-      <w:r>
-        <w:rPr>
-          <w:rFonts w:ascii="Consolas" w:hAnsi="Consolas"/>
-          <w:color w:val="D4D4D4"/>
-          <w:sz w:val="16"/>
-        </w:rPr>
-        <w:t xml:space="preserve"> </w:t>
-      </w:r>
-      <w:r>
-        <w:rPr>
-          <w:rFonts w:ascii="Consolas" w:hAnsi="Consolas"/>
-          <w:color w:val="DCDCAA"/>
-          <w:sz w:val="16"/>
-        </w:rPr>
-        <w:t>__construct</w:t>
-      </w:r>
-      <w:r>
-        <w:rPr>
-          <w:rFonts w:ascii="Consolas" w:hAnsi="Consolas"/>
-          <w:color w:val="D4D4D4"/>
-          <w:sz w:val="16"/>
-        </w:rPr>
-        <w:t>(</w:t>
-        <w:br/>
-        <w:t xml:space="preserve">        </w:t>
-      </w:r>
-      <w:r>
-        <w:rPr>
-          <w:rFonts w:ascii="Consolas" w:hAnsi="Consolas"/>
-          <w:color w:val="569CD6"/>
-          <w:sz w:val="16"/>
-        </w:rPr>
-        <w:t>public</w:t>
-      </w:r>
-      <w:r>
-        <w:rPr>
-          <w:rFonts w:ascii="Consolas" w:hAnsi="Consolas"/>
-          <w:color w:val="D4D4D4"/>
-          <w:sz w:val="16"/>
-        </w:rPr>
-        <w:t xml:space="preserve"> </w:t>
-      </w:r>
-      <w:r>
-        <w:rPr>
-          <w:rFonts w:ascii="Consolas" w:hAnsi="Consolas"/>
-          <w:color w:val="569CD6"/>
-          <w:sz w:val="16"/>
-        </w:rPr>
-        <w:t>string</w:t>
-      </w:r>
-      <w:r>
-        <w:rPr>
-          <w:rFonts w:ascii="Consolas" w:hAnsi="Consolas"/>
-          <w:color w:val="D4D4D4"/>
-          <w:sz w:val="16"/>
-        </w:rPr>
-        <w:t xml:space="preserve"> </w:t>
-      </w:r>
-      <w:r>
-        <w:rPr>
-          <w:rFonts w:ascii="Consolas" w:hAnsi="Consolas"/>
-          <w:color w:val="9CDCFE"/>
-          <w:sz w:val="16"/>
-        </w:rPr>
-        <w:t>$paymentReference</w:t>
-      </w:r>
-      <w:r>
-        <w:rPr>
-          <w:rFonts w:ascii="Consolas" w:hAnsi="Consolas"/>
-          <w:color w:val="D4D4D4"/>
-          <w:sz w:val="16"/>
-        </w:rPr>
-        <w:t>,</w:t>
-        <w:br/>
-        <w:t xml:space="preserve">        </w:t>
-      </w:r>
-      <w:r>
-        <w:rPr>
-          <w:rFonts w:ascii="Consolas" w:hAnsi="Consolas"/>
-          <w:color w:val="569CD6"/>
-          <w:sz w:val="16"/>
-        </w:rPr>
-        <w:t>public</w:t>
-      </w:r>
-      <w:r>
-        <w:rPr>
-          <w:rFonts w:ascii="Consolas" w:hAnsi="Consolas"/>
-          <w:color w:val="D4D4D4"/>
-          <w:sz w:val="16"/>
-        </w:rPr>
-        <w:t xml:space="preserve"> </w:t>
-      </w:r>
-      <w:r>
-        <w:rPr>
-          <w:rFonts w:ascii="Consolas" w:hAnsi="Consolas"/>
-          <w:color w:val="569CD6"/>
-          <w:sz w:val="16"/>
-        </w:rPr>
-        <w:t>int</w:t>
-      </w:r>
-      <w:r>
-        <w:rPr>
-          <w:rFonts w:ascii="Consolas" w:hAnsi="Consolas"/>
-          <w:color w:val="D4D4D4"/>
-          <w:sz w:val="16"/>
-        </w:rPr>
-        <w:t xml:space="preserve"> </w:t>
-      </w:r>
-      <w:r>
-        <w:rPr>
-          <w:rFonts w:ascii="Consolas" w:hAnsi="Consolas"/>
-          <w:color w:val="9CDCFE"/>
-          <w:sz w:val="16"/>
-        </w:rPr>
-        <w:t>$amount</w:t>
-      </w:r>
-      <w:r>
-        <w:rPr>
-          <w:rFonts w:ascii="Consolas" w:hAnsi="Consolas"/>
-          <w:color w:val="D4D4D4"/>
-          <w:sz w:val="16"/>
-        </w:rPr>
-        <w:t>,</w:t>
-        <w:br/>
-        <w:t xml:space="preserve">        </w:t>
-      </w:r>
-      <w:r>
-        <w:rPr>
-          <w:rFonts w:ascii="Consolas" w:hAnsi="Consolas"/>
-          <w:color w:val="569CD6"/>
-          <w:sz w:val="16"/>
-        </w:rPr>
-        <w:t>public</w:t>
-      </w:r>
-      <w:r>
-        <w:rPr>
-          <w:rFonts w:ascii="Consolas" w:hAnsi="Consolas"/>
-          <w:color w:val="D4D4D4"/>
-          <w:sz w:val="16"/>
-        </w:rPr>
-        <w:t xml:space="preserve"> </w:t>
-      </w:r>
-      <w:r>
-        <w:rPr>
-          <w:rFonts w:ascii="Consolas" w:hAnsi="Consolas"/>
-          <w:color w:val="569CD6"/>
-          <w:sz w:val="16"/>
-        </w:rPr>
-        <w:t>string</w:t>
-      </w:r>
-      <w:r>
-        <w:rPr>
-          <w:rFonts w:ascii="Consolas" w:hAnsi="Consolas"/>
-          <w:color w:val="D4D4D4"/>
-          <w:sz w:val="16"/>
-        </w:rPr>
-        <w:t xml:space="preserve"> </w:t>
-      </w:r>
-      <w:r>
-        <w:rPr>
-          <w:rFonts w:ascii="Consolas" w:hAnsi="Consolas"/>
-          <w:color w:val="9CDCFE"/>
-          <w:sz w:val="16"/>
-        </w:rPr>
-        <w:t>$idempotencyKey</w:t>
-      </w:r>
-      <w:r>
-        <w:rPr>
-          <w:rFonts w:ascii="Consolas" w:hAnsi="Consolas"/>
-          <w:color w:val="D4D4D4"/>
-          <w:sz w:val="16"/>
-        </w:rPr>
-        <w:t>,</w:t>
-        <w:br/>
-        <w:t xml:space="preserve">        </w:t>
-      </w:r>
-      <w:r>
-        <w:rPr>
-          <w:rFonts w:ascii="Consolas" w:hAnsi="Consolas"/>
-          <w:color w:val="569CD6"/>
-          <w:sz w:val="16"/>
-        </w:rPr>
-        <w:t>public</w:t>
-      </w:r>
-      <w:r>
-        <w:rPr>
-          <w:rFonts w:ascii="Consolas" w:hAnsi="Consolas"/>
-          <w:color w:val="D4D4D4"/>
-          <w:sz w:val="16"/>
-        </w:rPr>
-        <w:t xml:space="preserve"> </w:t>
-      </w:r>
-      <w:r>
-        <w:rPr>
-          <w:rFonts w:ascii="Consolas" w:hAnsi="Consolas"/>
-          <w:color w:val="4EC9B0"/>
-          <w:sz w:val="16"/>
-        </w:rPr>
-        <w:t>Carbon</w:t>
-      </w:r>
-      <w:r>
-        <w:rPr>
-          <w:rFonts w:ascii="Consolas" w:hAnsi="Consolas"/>
-          <w:color w:val="D4D4D4"/>
-          <w:sz w:val="16"/>
-        </w:rPr>
-        <w:t xml:space="preserve"> </w:t>
-      </w:r>
-      <w:r>
-        <w:rPr>
-          <w:rFonts w:ascii="Consolas" w:hAnsi="Consolas"/>
-          <w:color w:val="9CDCFE"/>
-          <w:sz w:val="16"/>
-        </w:rPr>
-        <w:t>$expiresAt</w:t>
-      </w:r>
-      <w:r>
-        <w:rPr>
-          <w:rFonts w:ascii="Consolas" w:hAnsi="Consolas"/>
-          <w:color w:val="D4D4D4"/>
-          <w:sz w:val="16"/>
-        </w:rPr>
-        <w:t>,</w:t>
-        <w:br/>
-        <w:t xml:space="preserve">    ) {}</w:t>
-        <w:br/>
-        <w:t>}</w:t>
+        <w:t xml:space="preserve">}</w:t>
       </w:r>
     </w:p>
     <w:p>
@@ -18664,7 +18031,7 @@
     </w:pPr>
     <w:rPr>
       <w:rFonts w:ascii="Consolas" w:hAnsi="Consolas"/>
-      <w:color w:val="D4D4D4"/>
+      <w:color w:val="262626"/>
       <w:sz w:val="16"/>
     </w:rPr>
   </w:style>
@@ -18776,7 +18143,7 @@
     <w:rPr>
       <w:rFonts w:ascii="Consolas" w:hAnsi="Consolas"/>
       <w:b/>
-      <w:color w:val="FFFFFF"/>
+      <w:color w:val="262626"/>
       <w:sz w:val="16"/>
     </w:rPr>
   </w:style>

--- a/modul_praktikum/Pertemuan_10_Payment_Gateway_Contract_dan_QRIS_Dinamis_Sandbox.docx
+++ b/modul_praktikum/Pertemuan_10_Payment_Gateway_Contract_dan_QRIS_Dinamis_Sandbox.docx
@@ -4725,13 +4725,11 @@
       <w:r>
         <w:rPr>
           <w:rFonts w:ascii="Consolas" w:hAnsi="Consolas"/>
-          <w:color w:val="262626"/>
+          <w:b/>
+          <w:color w:val="000080"/>
           <w:sz w:val="16"/>
         </w:rPr>
-        <w:t xml:space="preserve">interface PaymentGateway</w:t>
-      </w:r>
-      <w:r>
-        <w:br/>
+        <w:t xml:space="preserve">interface</w:t>
       </w:r>
       <w:r>
         <w:rPr>
@@ -4739,7 +4737,15 @@
           <w:color w:val="262626"/>
           <w:sz w:val="16"/>
         </w:rPr>
-        <w:t xml:space="preserve">{</w:t>
+        <w:t xml:space="preserve"> </w:t>
+      </w:r>
+      <w:r>
+        <w:rPr>
+          <w:rFonts w:ascii="Consolas" w:hAnsi="Consolas"/>
+          <w:color w:val="267F99"/>
+          <w:sz w:val="16"/>
+        </w:rPr>
+        <w:t xml:space="preserve">PaymentGateway</w:t>
       </w:r>
       <w:r>
         <w:br/>
@@ -4750,7 +4756,7 @@
           <w:color w:val="262626"/>
           <w:sz w:val="16"/>
         </w:rPr>
-        <w:t xml:space="preserve">    public function createQris(</w:t>
+        <w:t xml:space="preserve">{</w:t>
       </w:r>
       <w:r>
         <w:br/>
@@ -4761,7 +4767,84 @@
           <w:color w:val="262626"/>
           <w:sz w:val="16"/>
         </w:rPr>
-        <w:t xml:space="preserve">        CreateQrisRequest </w:t>
+        <w:t xml:space="preserve">    </w:t>
+      </w:r>
+      <w:r>
+        <w:rPr>
+          <w:rFonts w:ascii="Consolas" w:hAnsi="Consolas"/>
+          <w:b/>
+          <w:color w:val="000080"/>
+          <w:sz w:val="16"/>
+        </w:rPr>
+        <w:t xml:space="preserve">public</w:t>
+      </w:r>
+      <w:r>
+        <w:rPr>
+          <w:rFonts w:ascii="Consolas" w:hAnsi="Consolas"/>
+          <w:color w:val="262626"/>
+          <w:sz w:val="16"/>
+        </w:rPr>
+        <w:t xml:space="preserve"> </w:t>
+      </w:r>
+      <w:r>
+        <w:rPr>
+          <w:rFonts w:ascii="Consolas" w:hAnsi="Consolas"/>
+          <w:b/>
+          <w:color w:val="000080"/>
+          <w:sz w:val="16"/>
+        </w:rPr>
+        <w:t xml:space="preserve">function</w:t>
+      </w:r>
+      <w:r>
+        <w:rPr>
+          <w:rFonts w:ascii="Consolas" w:hAnsi="Consolas"/>
+          <w:color w:val="262626"/>
+          <w:sz w:val="16"/>
+        </w:rPr>
+        <w:t xml:space="preserve"> </w:t>
+      </w:r>
+      <w:r>
+        <w:rPr>
+          <w:rFonts w:ascii="Consolas" w:hAnsi="Consolas"/>
+          <w:color w:val="795E26"/>
+          <w:sz w:val="16"/>
+        </w:rPr>
+        <w:t xml:space="preserve">createQris</w:t>
+      </w:r>
+      <w:r>
+        <w:rPr>
+          <w:rFonts w:ascii="Consolas" w:hAnsi="Consolas"/>
+          <w:color w:val="262626"/>
+          <w:sz w:val="16"/>
+        </w:rPr>
+        <w:t xml:space="preserve">(</w:t>
+      </w:r>
+      <w:r>
+        <w:br/>
+      </w:r>
+      <w:r>
+        <w:rPr>
+          <w:rFonts w:ascii="Consolas" w:hAnsi="Consolas"/>
+          <w:color w:val="262626"/>
+          <w:sz w:val="16"/>
+        </w:rPr>
+        <w:t xml:space="preserve">        </w:t>
+      </w:r>
+      <w:r>
+        <w:rPr>
+          <w:rFonts w:ascii="Consolas" w:hAnsi="Consolas"/>
+          <w:color w:val="267F99"/>
+          <w:sz w:val="16"/>
+        </w:rPr>
+        <w:t xml:space="preserve">CreateQrisRequest</w:t>
+      </w:r>
+      <w:r>
+        <w:rPr>
+          <w:rFonts w:ascii="Consolas" w:hAnsi="Consolas"/>
+          <w:color w:val="262626"/>
+          <w:sz w:val="16"/>
+        </w:rPr>
+        <w:t xml:space="preserve"> </w:t>
       </w:r>
       <w:r>
         <w:rPr>
@@ -4780,13 +4863,15 @@
           <w:color w:val="262626"/>
           <w:sz w:val="16"/>
         </w:rPr>
-        <w:t xml:space="preserve">    ): QrisTransaction;</w:t>
-      </w:r>
-      <w:r>
-        <w:br/>
-      </w:r>
-      <w:r>
-        <w:br/>
+        <w:t xml:space="preserve">    ): </w:t>
+      </w:r>
+      <w:r>
+        <w:rPr>
+          <w:rFonts w:ascii="Consolas" w:hAnsi="Consolas"/>
+          <w:color w:val="267F99"/>
+          <w:sz w:val="16"/>
+        </w:rPr>
+        <w:t xml:space="preserve">QrisTransaction</w:t>
       </w:r>
       <w:r>
         <w:rPr>
@@ -4794,7 +4879,10 @@
           <w:color w:val="262626"/>
           <w:sz w:val="16"/>
         </w:rPr>
-        <w:t xml:space="preserve">    public function verifyWebhook(</w:t>
+        <w:t xml:space="preserve">;</w:t>
+      </w:r>
+      <w:r>
+        <w:br/>
       </w:r>
       <w:r>
         <w:br/>
@@ -4805,7 +4893,84 @@
           <w:color w:val="262626"/>
           <w:sz w:val="16"/>
         </w:rPr>
-        <w:t xml:space="preserve">        Request </w:t>
+        <w:t xml:space="preserve">    </w:t>
+      </w:r>
+      <w:r>
+        <w:rPr>
+          <w:rFonts w:ascii="Consolas" w:hAnsi="Consolas"/>
+          <w:b/>
+          <w:color w:val="000080"/>
+          <w:sz w:val="16"/>
+        </w:rPr>
+        <w:t xml:space="preserve">public</w:t>
+      </w:r>
+      <w:r>
+        <w:rPr>
+          <w:rFonts w:ascii="Consolas" w:hAnsi="Consolas"/>
+          <w:color w:val="262626"/>
+          <w:sz w:val="16"/>
+        </w:rPr>
+        <w:t xml:space="preserve"> </w:t>
+      </w:r>
+      <w:r>
+        <w:rPr>
+          <w:rFonts w:ascii="Consolas" w:hAnsi="Consolas"/>
+          <w:b/>
+          <w:color w:val="000080"/>
+          <w:sz w:val="16"/>
+        </w:rPr>
+        <w:t xml:space="preserve">function</w:t>
+      </w:r>
+      <w:r>
+        <w:rPr>
+          <w:rFonts w:ascii="Consolas" w:hAnsi="Consolas"/>
+          <w:color w:val="262626"/>
+          <w:sz w:val="16"/>
+        </w:rPr>
+        <w:t xml:space="preserve"> </w:t>
+      </w:r>
+      <w:r>
+        <w:rPr>
+          <w:rFonts w:ascii="Consolas" w:hAnsi="Consolas"/>
+          <w:color w:val="795E26"/>
+          <w:sz w:val="16"/>
+        </w:rPr>
+        <w:t xml:space="preserve">verifyWebhook</w:t>
+      </w:r>
+      <w:r>
+        <w:rPr>
+          <w:rFonts w:ascii="Consolas" w:hAnsi="Consolas"/>
+          <w:color w:val="262626"/>
+          <w:sz w:val="16"/>
+        </w:rPr>
+        <w:t xml:space="preserve">(</w:t>
+      </w:r>
+      <w:r>
+        <w:br/>
+      </w:r>
+      <w:r>
+        <w:rPr>
+          <w:rFonts w:ascii="Consolas" w:hAnsi="Consolas"/>
+          <w:color w:val="262626"/>
+          <w:sz w:val="16"/>
+        </w:rPr>
+        <w:t xml:space="preserve">        </w:t>
+      </w:r>
+      <w:r>
+        <w:rPr>
+          <w:rFonts w:ascii="Consolas" w:hAnsi="Consolas"/>
+          <w:color w:val="267F99"/>
+          <w:sz w:val="16"/>
+        </w:rPr>
+        <w:t xml:space="preserve">Request</w:t>
+      </w:r>
+      <w:r>
+        <w:rPr>
+          <w:rFonts w:ascii="Consolas" w:hAnsi="Consolas"/>
+          <w:color w:val="262626"/>
+          <w:sz w:val="16"/>
+        </w:rPr>
+        <w:t xml:space="preserve"> </w:t>
       </w:r>
       <w:r>
         <w:rPr>
@@ -4824,10 +4989,15 @@
           <w:color w:val="262626"/>
           <w:sz w:val="16"/>
         </w:rPr>
-        <w:t xml:space="preserve">    ): VerifiedWebhook;</w:t>
-      </w:r>
-      <w:r>
-        <w:br/>
+        <w:t xml:space="preserve">    ): </w:t>
+      </w:r>
+      <w:r>
+        <w:rPr>
+          <w:rFonts w:ascii="Consolas" w:hAnsi="Consolas"/>
+          <w:color w:val="267F99"/>
+          <w:sz w:val="16"/>
+        </w:rPr>
+        <w:t xml:space="preserve">VerifiedWebhook</w:t>
       </w:r>
       <w:r>
         <w:rPr>
@@ -4835,10 +5005,7 @@
           <w:color w:val="262626"/>
           <w:sz w:val="16"/>
         </w:rPr>
-        <w:t xml:space="preserve">}</w:t>
-      </w:r>
-      <w:r>
-        <w:br/>
+        <w:t xml:space="preserve">;</w:t>
       </w:r>
       <w:r>
         <w:br/>
@@ -4849,10 +5016,22 @@
           <w:color w:val="262626"/>
           <w:sz w:val="16"/>
         </w:rPr>
-        <w:t xml:space="preserve">final readonly class CreateQrisRequest</w:t>
+        <w:t xml:space="preserve">}</w:t>
       </w:r>
       <w:r>
         <w:br/>
+      </w:r>
+      <w:r>
+        <w:br/>
+      </w:r>
+      <w:r>
+        <w:rPr>
+          <w:rFonts w:ascii="Consolas" w:hAnsi="Consolas"/>
+          <w:b/>
+          <w:color w:val="000080"/>
+          <w:sz w:val="16"/>
+        </w:rPr>
+        <w:t xml:space="preserve">final</w:t>
       </w:r>
       <w:r>
         <w:rPr>
@@ -4860,10 +5039,16 @@
           <w:color w:val="262626"/>
           <w:sz w:val="16"/>
         </w:rPr>
-        <w:t xml:space="preserve">{</w:t>
-      </w:r>
-      <w:r>
-        <w:br/>
+        <w:t xml:space="preserve"> </w:t>
+      </w:r>
+      <w:r>
+        <w:rPr>
+          <w:rFonts w:ascii="Consolas" w:hAnsi="Consolas"/>
+          <w:b/>
+          <w:color w:val="000080"/>
+          <w:sz w:val="16"/>
+        </w:rPr>
+        <w:t xml:space="preserve">readonly</w:t>
       </w:r>
       <w:r>
         <w:rPr>
@@ -4871,10 +5056,16 @@
           <w:color w:val="262626"/>
           <w:sz w:val="16"/>
         </w:rPr>
-        <w:t xml:space="preserve">    public function __construct(</w:t>
-      </w:r>
-      <w:r>
-        <w:br/>
+        <w:t xml:space="preserve"> </w:t>
+      </w:r>
+      <w:r>
+        <w:rPr>
+          <w:rFonts w:ascii="Consolas" w:hAnsi="Consolas"/>
+          <w:b/>
+          <w:color w:val="000080"/>
+          <w:sz w:val="16"/>
+        </w:rPr>
+        <w:t xml:space="preserve">class</w:t>
       </w:r>
       <w:r>
         <w:rPr>
@@ -4882,7 +5073,132 @@
           <w:color w:val="262626"/>
           <w:sz w:val="16"/>
         </w:rPr>
-        <w:t xml:space="preserve">        public string </w:t>
+        <w:t xml:space="preserve"> </w:t>
+      </w:r>
+      <w:r>
+        <w:rPr>
+          <w:rFonts w:ascii="Consolas" w:hAnsi="Consolas"/>
+          <w:color w:val="267F99"/>
+          <w:sz w:val="16"/>
+        </w:rPr>
+        <w:t xml:space="preserve">CreateQrisRequest</w:t>
+      </w:r>
+      <w:r>
+        <w:br/>
+      </w:r>
+      <w:r>
+        <w:rPr>
+          <w:rFonts w:ascii="Consolas" w:hAnsi="Consolas"/>
+          <w:color w:val="262626"/>
+          <w:sz w:val="16"/>
+        </w:rPr>
+        <w:t xml:space="preserve">{</w:t>
+      </w:r>
+      <w:r>
+        <w:br/>
+      </w:r>
+      <w:r>
+        <w:rPr>
+          <w:rFonts w:ascii="Consolas" w:hAnsi="Consolas"/>
+          <w:color w:val="262626"/>
+          <w:sz w:val="16"/>
+        </w:rPr>
+        <w:t xml:space="preserve">    </w:t>
+      </w:r>
+      <w:r>
+        <w:rPr>
+          <w:rFonts w:ascii="Consolas" w:hAnsi="Consolas"/>
+          <w:b/>
+          <w:color w:val="000080"/>
+          <w:sz w:val="16"/>
+        </w:rPr>
+        <w:t xml:space="preserve">public</w:t>
+      </w:r>
+      <w:r>
+        <w:rPr>
+          <w:rFonts w:ascii="Consolas" w:hAnsi="Consolas"/>
+          <w:color w:val="262626"/>
+          <w:sz w:val="16"/>
+        </w:rPr>
+        <w:t xml:space="preserve"> </w:t>
+      </w:r>
+      <w:r>
+        <w:rPr>
+          <w:rFonts w:ascii="Consolas" w:hAnsi="Consolas"/>
+          <w:b/>
+          <w:color w:val="000080"/>
+          <w:sz w:val="16"/>
+        </w:rPr>
+        <w:t xml:space="preserve">function</w:t>
+      </w:r>
+      <w:r>
+        <w:rPr>
+          <w:rFonts w:ascii="Consolas" w:hAnsi="Consolas"/>
+          <w:color w:val="262626"/>
+          <w:sz w:val="16"/>
+        </w:rPr>
+        <w:t xml:space="preserve"> </w:t>
+      </w:r>
+      <w:r>
+        <w:rPr>
+          <w:rFonts w:ascii="Consolas" w:hAnsi="Consolas"/>
+          <w:color w:val="795E26"/>
+          <w:sz w:val="16"/>
+        </w:rPr>
+        <w:t xml:space="preserve">__construct</w:t>
+      </w:r>
+      <w:r>
+        <w:rPr>
+          <w:rFonts w:ascii="Consolas" w:hAnsi="Consolas"/>
+          <w:color w:val="262626"/>
+          <w:sz w:val="16"/>
+        </w:rPr>
+        <w:t xml:space="preserve">(</w:t>
+      </w:r>
+      <w:r>
+        <w:br/>
+      </w:r>
+      <w:r>
+        <w:rPr>
+          <w:rFonts w:ascii="Consolas" w:hAnsi="Consolas"/>
+          <w:color w:val="262626"/>
+          <w:sz w:val="16"/>
+        </w:rPr>
+        <w:t xml:space="preserve">        </w:t>
+      </w:r>
+      <w:r>
+        <w:rPr>
+          <w:rFonts w:ascii="Consolas" w:hAnsi="Consolas"/>
+          <w:b/>
+          <w:color w:val="000080"/>
+          <w:sz w:val="16"/>
+        </w:rPr>
+        <w:t xml:space="preserve">public</w:t>
+      </w:r>
+      <w:r>
+        <w:rPr>
+          <w:rFonts w:ascii="Consolas" w:hAnsi="Consolas"/>
+          <w:color w:val="262626"/>
+          <w:sz w:val="16"/>
+        </w:rPr>
+        <w:t xml:space="preserve"> </w:t>
+      </w:r>
+      <w:r>
+        <w:rPr>
+          <w:rFonts w:ascii="Consolas" w:hAnsi="Consolas"/>
+          <w:b/>
+          <w:color w:val="000080"/>
+          <w:sz w:val="16"/>
+        </w:rPr>
+        <w:t xml:space="preserve">string</w:t>
+      </w:r>
+      <w:r>
+        <w:rPr>
+          <w:rFonts w:ascii="Consolas" w:hAnsi="Consolas"/>
+          <w:color w:val="262626"/>
+          <w:sz w:val="16"/>
+        </w:rPr>
+        <w:t xml:space="preserve"> </w:t>
       </w:r>
       <w:r>
         <w:rPr>
@@ -4909,7 +5225,41 @@
           <w:color w:val="262626"/>
           <w:sz w:val="16"/>
         </w:rPr>
-        <w:t xml:space="preserve">        public int </w:t>
+        <w:t xml:space="preserve">        </w:t>
+      </w:r>
+      <w:r>
+        <w:rPr>
+          <w:rFonts w:ascii="Consolas" w:hAnsi="Consolas"/>
+          <w:b/>
+          <w:color w:val="000080"/>
+          <w:sz w:val="16"/>
+        </w:rPr>
+        <w:t xml:space="preserve">public</w:t>
+      </w:r>
+      <w:r>
+        <w:rPr>
+          <w:rFonts w:ascii="Consolas" w:hAnsi="Consolas"/>
+          <w:color w:val="262626"/>
+          <w:sz w:val="16"/>
+        </w:rPr>
+        <w:t xml:space="preserve"> </w:t>
+      </w:r>
+      <w:r>
+        <w:rPr>
+          <w:rFonts w:ascii="Consolas" w:hAnsi="Consolas"/>
+          <w:b/>
+          <w:color w:val="000080"/>
+          <w:sz w:val="16"/>
+        </w:rPr>
+        <w:t xml:space="preserve">int</w:t>
+      </w:r>
+      <w:r>
+        <w:rPr>
+          <w:rFonts w:ascii="Consolas" w:hAnsi="Consolas"/>
+          <w:color w:val="262626"/>
+          <w:sz w:val="16"/>
+        </w:rPr>
+        <w:t xml:space="preserve"> </w:t>
       </w:r>
       <w:r>
         <w:rPr>
@@ -4936,7 +5286,41 @@
           <w:color w:val="262626"/>
           <w:sz w:val="16"/>
         </w:rPr>
-        <w:t xml:space="preserve">        public string </w:t>
+        <w:t xml:space="preserve">        </w:t>
+      </w:r>
+      <w:r>
+        <w:rPr>
+          <w:rFonts w:ascii="Consolas" w:hAnsi="Consolas"/>
+          <w:b/>
+          <w:color w:val="000080"/>
+          <w:sz w:val="16"/>
+        </w:rPr>
+        <w:t xml:space="preserve">public</w:t>
+      </w:r>
+      <w:r>
+        <w:rPr>
+          <w:rFonts w:ascii="Consolas" w:hAnsi="Consolas"/>
+          <w:color w:val="262626"/>
+          <w:sz w:val="16"/>
+        </w:rPr>
+        <w:t xml:space="preserve"> </w:t>
+      </w:r>
+      <w:r>
+        <w:rPr>
+          <w:rFonts w:ascii="Consolas" w:hAnsi="Consolas"/>
+          <w:b/>
+          <w:color w:val="000080"/>
+          <w:sz w:val="16"/>
+        </w:rPr>
+        <w:t xml:space="preserve">string</w:t>
+      </w:r>
+      <w:r>
+        <w:rPr>
+          <w:rFonts w:ascii="Consolas" w:hAnsi="Consolas"/>
+          <w:color w:val="262626"/>
+          <w:sz w:val="16"/>
+        </w:rPr>
+        <w:t xml:space="preserve"> </w:t>
       </w:r>
       <w:r>
         <w:rPr>
@@ -4963,7 +5347,40 @@
           <w:color w:val="262626"/>
           <w:sz w:val="16"/>
         </w:rPr>
-        <w:t xml:space="preserve">        public Carbon </w:t>
+        <w:t xml:space="preserve">        </w:t>
+      </w:r>
+      <w:r>
+        <w:rPr>
+          <w:rFonts w:ascii="Consolas" w:hAnsi="Consolas"/>
+          <w:b/>
+          <w:color w:val="000080"/>
+          <w:sz w:val="16"/>
+        </w:rPr>
+        <w:t xml:space="preserve">public</w:t>
+      </w:r>
+      <w:r>
+        <w:rPr>
+          <w:rFonts w:ascii="Consolas" w:hAnsi="Consolas"/>
+          <w:color w:val="262626"/>
+          <w:sz w:val="16"/>
+        </w:rPr>
+        <w:t xml:space="preserve"> </w:t>
+      </w:r>
+      <w:r>
+        <w:rPr>
+          <w:rFonts w:ascii="Consolas" w:hAnsi="Consolas"/>
+          <w:color w:val="267F99"/>
+          <w:sz w:val="16"/>
+        </w:rPr>
+        <w:t xml:space="preserve">Carbon</w:t>
+      </w:r>
+      <w:r>
+        <w:rPr>
+          <w:rFonts w:ascii="Consolas" w:hAnsi="Consolas"/>
+          <w:color w:val="262626"/>
+          <w:sz w:val="16"/>
+        </w:rPr>
+        <w:t xml:space="preserve"> </w:t>
       </w:r>
       <w:r>
         <w:rPr>
